--- a/server/docs/templates/ofertaIP.docx
+++ b/server/docs/templates/ofertaIP.docx
@@ -14366,14 +14366,14 @@
         <w:tblLook w:val="0600"/>
       </w:tblPr>
       <w:tblGrid>
-        <w:gridCol w:w="2320"/>
-        <w:gridCol w:w="6709"/>
+        <w:gridCol w:w="2319"/>
+        <w:gridCol w:w="6710"/>
       </w:tblGrid>
       <w:tr>
         <w:trPr/>
         <w:tc>
           <w:tcPr>
-            <w:tcW w:w="2320" w:type="dxa"/>
+            <w:tcW w:w="2319" w:type="dxa"/>
             <w:tcBorders>
               <w:top w:val="single" w:sz="8" w:space="0" w:color="000000"/>
               <w:left w:val="single" w:sz="8" w:space="0" w:color="000000"/>
@@ -14407,7 +14407,7 @@
         </w:tc>
         <w:tc>
           <w:tcPr>
-            <w:tcW w:w="6709" w:type="dxa"/>
+            <w:tcW w:w="6710" w:type="dxa"/>
             <w:tcBorders>
               <w:top w:val="single" w:sz="8" w:space="0" w:color="000000"/>
               <w:left w:val="single" w:sz="8" w:space="0" w:color="000000"/>
@@ -14440,7 +14440,7 @@
         </w:trPr>
         <w:tc>
           <w:tcPr>
-            <w:tcW w:w="2320" w:type="dxa"/>
+            <w:tcW w:w="2319" w:type="dxa"/>
             <w:tcBorders>
               <w:top w:val="single" w:sz="8" w:space="0" w:color="000000"/>
               <w:left w:val="single" w:sz="8" w:space="0" w:color="000000"/>
@@ -14463,7 +14463,7 @@
         </w:tc>
         <w:tc>
           <w:tcPr>
-            <w:tcW w:w="6709" w:type="dxa"/>
+            <w:tcW w:w="6710" w:type="dxa"/>
             <w:tcBorders>
               <w:top w:val="single" w:sz="8" w:space="0" w:color="000000"/>
               <w:left w:val="single" w:sz="8" w:space="0" w:color="000000"/>
@@ -14494,7 +14494,7 @@
         <w:trPr/>
         <w:tc>
           <w:tcPr>
-            <w:tcW w:w="2320" w:type="dxa"/>
+            <w:tcW w:w="2319" w:type="dxa"/>
             <w:tcBorders>
               <w:top w:val="single" w:sz="8" w:space="0" w:color="000000"/>
               <w:left w:val="single" w:sz="8" w:space="0" w:color="000000"/>
@@ -14517,7 +14517,7 @@
         </w:tc>
         <w:tc>
           <w:tcPr>
-            <w:tcW w:w="6709" w:type="dxa"/>
+            <w:tcW w:w="6710" w:type="dxa"/>
             <w:tcBorders>
               <w:top w:val="single" w:sz="8" w:space="0" w:color="000000"/>
               <w:left w:val="single" w:sz="8" w:space="0" w:color="000000"/>
@@ -14548,7 +14548,7 @@
         <w:trPr/>
         <w:tc>
           <w:tcPr>
-            <w:tcW w:w="2320" w:type="dxa"/>
+            <w:tcW w:w="2319" w:type="dxa"/>
             <w:tcBorders>
               <w:top w:val="single" w:sz="8" w:space="0" w:color="000000"/>
               <w:left w:val="single" w:sz="8" w:space="0" w:color="000000"/>
@@ -14571,7 +14571,7 @@
         </w:tc>
         <w:tc>
           <w:tcPr>
-            <w:tcW w:w="6709" w:type="dxa"/>
+            <w:tcW w:w="6710" w:type="dxa"/>
             <w:tcBorders>
               <w:top w:val="single" w:sz="8" w:space="0" w:color="000000"/>
               <w:left w:val="single" w:sz="8" w:space="0" w:color="000000"/>
@@ -14602,7 +14602,7 @@
         <w:trPr/>
         <w:tc>
           <w:tcPr>
-            <w:tcW w:w="2320" w:type="dxa"/>
+            <w:tcW w:w="2319" w:type="dxa"/>
             <w:tcBorders>
               <w:top w:val="single" w:sz="8" w:space="0" w:color="000000"/>
               <w:left w:val="single" w:sz="8" w:space="0" w:color="000000"/>
@@ -14627,7 +14627,7 @@
         </w:tc>
         <w:tc>
           <w:tcPr>
-            <w:tcW w:w="6709" w:type="dxa"/>
+            <w:tcW w:w="6710" w:type="dxa"/>
             <w:tcBorders>
               <w:top w:val="single" w:sz="8" w:space="0" w:color="000000"/>
               <w:left w:val="single" w:sz="8" w:space="0" w:color="000000"/>
@@ -14657,7 +14657,7 @@
         <w:trPr/>
         <w:tc>
           <w:tcPr>
-            <w:tcW w:w="2320" w:type="dxa"/>
+            <w:tcW w:w="2319" w:type="dxa"/>
             <w:tcBorders>
               <w:top w:val="single" w:sz="8" w:space="0" w:color="000000"/>
               <w:left w:val="single" w:sz="8" w:space="0" w:color="000000"/>
@@ -14682,7 +14682,7 @@
         </w:tc>
         <w:tc>
           <w:tcPr>
-            <w:tcW w:w="6709" w:type="dxa"/>
+            <w:tcW w:w="6710" w:type="dxa"/>
             <w:tcBorders>
               <w:top w:val="single" w:sz="8" w:space="0" w:color="000000"/>
               <w:left w:val="single" w:sz="8" w:space="0" w:color="000000"/>
@@ -14712,7 +14712,7 @@
         <w:trPr/>
         <w:tc>
           <w:tcPr>
-            <w:tcW w:w="2320" w:type="dxa"/>
+            <w:tcW w:w="2319" w:type="dxa"/>
             <w:tcBorders>
               <w:top w:val="single" w:sz="8" w:space="0" w:color="000000"/>
               <w:left w:val="single" w:sz="8" w:space="0" w:color="000000"/>
@@ -14737,7 +14737,7 @@
         </w:tc>
         <w:tc>
           <w:tcPr>
-            <w:tcW w:w="6709" w:type="dxa"/>
+            <w:tcW w:w="6710" w:type="dxa"/>
             <w:tcBorders>
               <w:top w:val="single" w:sz="8" w:space="0" w:color="000000"/>
               <w:left w:val="single" w:sz="8" w:space="0" w:color="000000"/>
@@ -14767,7 +14767,7 @@
         <w:trPr/>
         <w:tc>
           <w:tcPr>
-            <w:tcW w:w="2320" w:type="dxa"/>
+            <w:tcW w:w="2319" w:type="dxa"/>
             <w:tcBorders>
               <w:top w:val="single" w:sz="8" w:space="0" w:color="000000"/>
               <w:left w:val="single" w:sz="8" w:space="0" w:color="000000"/>
@@ -14792,7 +14792,7 @@
         </w:tc>
         <w:tc>
           <w:tcPr>
-            <w:tcW w:w="6709" w:type="dxa"/>
+            <w:tcW w:w="6710" w:type="dxa"/>
             <w:tcBorders>
               <w:top w:val="single" w:sz="8" w:space="0" w:color="000000"/>
               <w:left w:val="single" w:sz="8" w:space="0" w:color="000000"/>
@@ -14822,7 +14822,7 @@
         <w:trPr/>
         <w:tc>
           <w:tcPr>
-            <w:tcW w:w="2320" w:type="dxa"/>
+            <w:tcW w:w="2319" w:type="dxa"/>
             <w:tcBorders>
               <w:top w:val="single" w:sz="8" w:space="0" w:color="000000"/>
               <w:left w:val="single" w:sz="8" w:space="0" w:color="000000"/>
@@ -14845,7 +14845,7 @@
         </w:tc>
         <w:tc>
           <w:tcPr>
-            <w:tcW w:w="6709" w:type="dxa"/>
+            <w:tcW w:w="6710" w:type="dxa"/>
             <w:tcBorders>
               <w:top w:val="single" w:sz="8" w:space="0" w:color="000000"/>
               <w:left w:val="single" w:sz="8" w:space="0" w:color="000000"/>
@@ -15645,7 +15645,8 @@
                 <w:highlight w:val="white"/>
               </w:rPr>
             </w:pPr>
-            <w:bookmarkStart w:id="8" w:name="__DdeLink__492_4279506298"/>
+            <w:bookmarkStart w:id="8" w:name="__DdeLink__496_980761781"/>
+            <w:bookmarkStart w:id="9" w:name="__DdeLink__492_4279506298"/>
             <w:r>
               <w:rPr>
                 <w:sz w:val="20"/>
@@ -15655,6 +15656,7 @@
               <w:t>Индивидуальный предприниматель</w:t>
             </w:r>
             <w:bookmarkEnd w:id="8"/>
+            <w:bookmarkEnd w:id="9"/>
           </w:p>
           <w:p>
             <w:pPr>
@@ -15695,11 +15697,9 @@
               <w:bidi w:val="0"/>
               <w:spacing w:lineRule="auto" w:line="276" w:before="0" w:after="0"/>
               <w:jc w:val="center"/>
-              <w:rPr>
-                <w:lang w:val="ru-RU"/>
-              </w:rPr>
+              <w:rPr/>
             </w:pPr>
-            <w:bookmarkStart w:id="9" w:name="__DdeLink__3355_674704019"/>
+            <w:bookmarkStart w:id="10" w:name="__DdeLink__3355_674704019"/>
             <w:r>
               <w:rPr>
                 <w:sz w:val="20"/>
@@ -15707,9 +15707,9 @@
                 <w:highlight w:val="white"/>
                 <w:lang w:val="ru-RU"/>
               </w:rPr>
-              <w:t>Генеральный директор</w:t>
+              <w:t>Индивидуальный предприниматель</w:t>
             </w:r>
-            <w:bookmarkEnd w:id="9"/>
+            <w:bookmarkEnd w:id="10"/>
           </w:p>
           <w:p>
             <w:pPr>
@@ -15857,15 +15857,15 @@
       <w:tblLook w:val="0400"/>
     </w:tblPr>
     <w:tblGrid>
-      <w:gridCol w:w="3036"/>
+      <w:gridCol w:w="3035"/>
       <w:gridCol w:w="3017"/>
-      <w:gridCol w:w="3018"/>
+      <w:gridCol w:w="3019"/>
     </w:tblGrid>
     <w:tr>
       <w:trPr/>
       <w:tc>
         <w:tcPr>
-          <w:tcW w:w="3036" w:type="dxa"/>
+          <w:tcW w:w="3035" w:type="dxa"/>
           <w:tcBorders/>
           <w:shd w:fill="auto" w:val="clear"/>
           <w:vAlign w:val="center"/>
@@ -15933,7 +15933,7 @@
       </w:tc>
       <w:tc>
         <w:tcPr>
-          <w:tcW w:w="3018" w:type="dxa"/>
+          <w:tcW w:w="3019" w:type="dxa"/>
           <w:tcBorders/>
           <w:shd w:fill="auto" w:val="clear"/>
           <w:vAlign w:val="center"/>
@@ -18167,6 +18167,192 @@
   </w:style>
   <w:style w:type="character" w:styleId="ListLabel110">
     <w:name w:val="ListLabel 110"/>
+    <w:qFormat/>
+    <w:rPr>
+      <w:rFonts w:eastAsia="Times New Roman" w:cs="Times New Roman"/>
+      <w:i w:val="false"/>
+      <w:caps w:val="false"/>
+      <w:smallCaps w:val="false"/>
+      <w:color w:val="1155CC"/>
+      <w:position w:val="0"/>
+      <w:sz w:val="22"/>
+      <w:sz w:val="22"/>
+      <w:szCs w:val="22"/>
+      <w:shd w:fill="auto" w:val="clear"/>
+      <w:vertAlign w:val="baseline"/>
+    </w:rPr>
+  </w:style>
+  <w:style w:type="character" w:styleId="ListLabel111">
+    <w:name w:val="ListLabel 111"/>
+    <w:qFormat/>
+    <w:rPr>
+      <w:rFonts w:ascii="Times New Roman" w:hAnsi="Times New Roman" w:cs="Noto Sans Symbols"/>
+      <w:b w:val="false"/>
+      <w:sz w:val="22"/>
+    </w:rPr>
+  </w:style>
+  <w:style w:type="character" w:styleId="ListLabel112">
+    <w:name w:val="ListLabel 112"/>
+    <w:qFormat/>
+    <w:rPr>
+      <w:rFonts w:cs="Courier New"/>
+    </w:rPr>
+  </w:style>
+  <w:style w:type="character" w:styleId="ListLabel113">
+    <w:name w:val="ListLabel 113"/>
+    <w:qFormat/>
+    <w:rPr>
+      <w:rFonts w:cs="Noto Sans Symbols"/>
+    </w:rPr>
+  </w:style>
+  <w:style w:type="character" w:styleId="ListLabel114">
+    <w:name w:val="ListLabel 114"/>
+    <w:qFormat/>
+    <w:rPr>
+      <w:rFonts w:cs="Noto Sans Symbols"/>
+    </w:rPr>
+  </w:style>
+  <w:style w:type="character" w:styleId="ListLabel115">
+    <w:name w:val="ListLabel 115"/>
+    <w:qFormat/>
+    <w:rPr>
+      <w:rFonts w:cs="Courier New"/>
+    </w:rPr>
+  </w:style>
+  <w:style w:type="character" w:styleId="ListLabel116">
+    <w:name w:val="ListLabel 116"/>
+    <w:qFormat/>
+    <w:rPr>
+      <w:rFonts w:cs="Noto Sans Symbols"/>
+    </w:rPr>
+  </w:style>
+  <w:style w:type="character" w:styleId="ListLabel117">
+    <w:name w:val="ListLabel 117"/>
+    <w:qFormat/>
+    <w:rPr>
+      <w:rFonts w:cs="Noto Sans Symbols"/>
+    </w:rPr>
+  </w:style>
+  <w:style w:type="character" w:styleId="ListLabel118">
+    <w:name w:val="ListLabel 118"/>
+    <w:qFormat/>
+    <w:rPr>
+      <w:rFonts w:cs="Courier New"/>
+    </w:rPr>
+  </w:style>
+  <w:style w:type="character" w:styleId="ListLabel119">
+    <w:name w:val="ListLabel 119"/>
+    <w:qFormat/>
+    <w:rPr>
+      <w:rFonts w:cs="Noto Sans Symbols"/>
+    </w:rPr>
+  </w:style>
+  <w:style w:type="character" w:styleId="ListLabel120">
+    <w:name w:val="ListLabel 120"/>
+    <w:qFormat/>
+    <w:rPr>
+      <w:rFonts w:ascii="Times New Roman" w:hAnsi="Times New Roman"/>
+      <w:b w:val="false"/>
+      <w:sz w:val="22"/>
+    </w:rPr>
+  </w:style>
+  <w:style w:type="character" w:styleId="ListLabel121">
+    <w:name w:val="ListLabel 121"/>
+    <w:qFormat/>
+    <w:rPr>
+      <w:rFonts w:ascii="Times New Roman" w:hAnsi="Times New Roman"/>
+      <w:b w:val="false"/>
+      <w:sz w:val="22"/>
+    </w:rPr>
+  </w:style>
+  <w:style w:type="character" w:styleId="ListLabel122">
+    <w:name w:val="ListLabel 122"/>
+    <w:qFormat/>
+    <w:rPr>
+      <w:rFonts w:ascii="Times New Roman" w:hAnsi="Times New Roman" w:cs="Noto Sans Symbols"/>
+      <w:b w:val="false"/>
+      <w:sz w:val="22"/>
+    </w:rPr>
+  </w:style>
+  <w:style w:type="character" w:styleId="ListLabel123">
+    <w:name w:val="ListLabel 123"/>
+    <w:qFormat/>
+    <w:rPr>
+      <w:rFonts w:cs="Courier New"/>
+    </w:rPr>
+  </w:style>
+  <w:style w:type="character" w:styleId="ListLabel124">
+    <w:name w:val="ListLabel 124"/>
+    <w:qFormat/>
+    <w:rPr>
+      <w:rFonts w:cs="Noto Sans Symbols"/>
+    </w:rPr>
+  </w:style>
+  <w:style w:type="character" w:styleId="ListLabel125">
+    <w:name w:val="ListLabel 125"/>
+    <w:qFormat/>
+    <w:rPr>
+      <w:rFonts w:cs="Noto Sans Symbols"/>
+    </w:rPr>
+  </w:style>
+  <w:style w:type="character" w:styleId="ListLabel126">
+    <w:name w:val="ListLabel 126"/>
+    <w:qFormat/>
+    <w:rPr>
+      <w:rFonts w:cs="Courier New"/>
+    </w:rPr>
+  </w:style>
+  <w:style w:type="character" w:styleId="ListLabel127">
+    <w:name w:val="ListLabel 127"/>
+    <w:qFormat/>
+    <w:rPr>
+      <w:rFonts w:cs="Noto Sans Symbols"/>
+    </w:rPr>
+  </w:style>
+  <w:style w:type="character" w:styleId="ListLabel128">
+    <w:name w:val="ListLabel 128"/>
+    <w:qFormat/>
+    <w:rPr>
+      <w:rFonts w:cs="Noto Sans Symbols"/>
+    </w:rPr>
+  </w:style>
+  <w:style w:type="character" w:styleId="ListLabel129">
+    <w:name w:val="ListLabel 129"/>
+    <w:qFormat/>
+    <w:rPr>
+      <w:rFonts w:cs="Courier New"/>
+    </w:rPr>
+  </w:style>
+  <w:style w:type="character" w:styleId="ListLabel130">
+    <w:name w:val="ListLabel 130"/>
+    <w:qFormat/>
+    <w:rPr>
+      <w:rFonts w:cs="Noto Sans Symbols"/>
+    </w:rPr>
+  </w:style>
+  <w:style w:type="character" w:styleId="ListLabel131">
+    <w:name w:val="ListLabel 131"/>
+    <w:qFormat/>
+    <w:rPr>
+      <w:rFonts w:eastAsia="Times New Roman" w:cs="Times New Roman"/>
+      <w:b w:val="false"/>
+      <w:i w:val="false"/>
+      <w:caps w:val="false"/>
+      <w:smallCaps w:val="false"/>
+      <w:strike w:val="false"/>
+      <w:dstrike w:val="false"/>
+      <w:color w:val="0563C1"/>
+      <w:position w:val="0"/>
+      <w:sz w:val="22"/>
+      <w:sz w:val="22"/>
+      <w:szCs w:val="22"/>
+      <w:highlight w:val="white"/>
+      <w:u w:val="single"/>
+      <w:vertAlign w:val="baseline"/>
+    </w:rPr>
+  </w:style>
+  <w:style w:type="character" w:styleId="ListLabel132">
+    <w:name w:val="ListLabel 132"/>
     <w:qFormat/>
     <w:rPr>
       <w:rFonts w:eastAsia="Times New Roman" w:cs="Times New Roman"/>

--- a/server/docs/templates/ofertaIP.docx
+++ b/server/docs/templates/ofertaIP.docx
@@ -32,7 +32,6 @@
         <w:keepLines w:val="false"/>
         <w:pageBreakBefore w:val="false"/>
         <w:widowControl/>
-        <w:pBdr/>
         <w:shd w:val="clear" w:fill="auto"/>
         <w:spacing w:lineRule="auto" w:line="276" w:before="0" w:after="120"/>
         <w:ind w:left="-566" w:right="0" w:hanging="0"/>
@@ -193,7 +192,45 @@
           <w:shd w:fill="auto" w:val="clear"/>
           <w:vertAlign w:val="baseline"/>
         </w:rPr>
-        <w:t xml:space="preserve">») между владельцем Платформы </w:t>
+        <w:t xml:space="preserve">») между </w:t>
+      </w:r>
+      <w:r>
+        <w:rPr>
+          <w:rFonts w:eastAsia="Arial" w:cs="Arial" w:ascii="Arial" w:hAnsi="Arial"/>
+          <w:i w:val="false"/>
+          <w:caps w:val="false"/>
+          <w:smallCaps w:val="false"/>
+          <w:strike w:val="false"/>
+          <w:dstrike w:val="false"/>
+          <w:color w:val="000000"/>
+          <w:position w:val="0"/>
+          <w:sz w:val="22"/>
+          <w:sz w:val="22"/>
+          <w:szCs w:val="22"/>
+          <w:u w:val="none"/>
+          <w:shd w:fill="auto" w:val="clear"/>
+          <w:vertAlign w:val="baseline"/>
+        </w:rPr>
+        <w:t>и</w:t>
+      </w:r>
+      <w:r>
+        <w:rPr>
+          <w:rFonts w:eastAsia="Arial" w:cs="Arial" w:ascii="Arial" w:hAnsi="Arial"/>
+          <w:i w:val="false"/>
+          <w:caps w:val="false"/>
+          <w:smallCaps w:val="false"/>
+          <w:strike w:val="false"/>
+          <w:dstrike w:val="false"/>
+          <w:color w:val="000000"/>
+          <w:position w:val="0"/>
+          <w:sz w:val="22"/>
+          <w:sz w:val="22"/>
+          <w:szCs w:val="22"/>
+          <w:u w:val="none"/>
+          <w:shd w:fill="auto" w:val="clear"/>
+          <w:vertAlign w:val="baseline"/>
+        </w:rPr>
+        <w:t xml:space="preserve">сполнителем Платформы </w:t>
       </w:r>
       <w:r>
         <w:rPr>
@@ -269,7 +306,6 @@
         <w:keepLines w:val="false"/>
         <w:pageBreakBefore w:val="false"/>
         <w:widowControl/>
-        <w:pBdr/>
         <w:shd w:val="clear" w:fill="auto"/>
         <w:spacing w:lineRule="auto" w:line="276" w:before="0" w:after="120"/>
         <w:ind w:left="-566" w:right="0" w:hanging="0"/>
@@ -343,7 +379,6 @@
         <w:keepLines w:val="false"/>
         <w:pageBreakBefore w:val="false"/>
         <w:widowControl/>
-        <w:pBdr/>
         <w:shd w:val="clear" w:fill="auto"/>
         <w:spacing w:lineRule="auto" w:line="276" w:before="0" w:after="120"/>
         <w:ind w:left="-566" w:right="0" w:hanging="0"/>
@@ -532,7 +567,6 @@
           <w:ilvl w:val="0"/>
           <w:numId w:val="1"/>
         </w:numPr>
-        <w:pBdr/>
         <w:shd w:val="clear" w:fill="auto"/>
         <w:spacing w:lineRule="auto" w:line="276" w:before="0" w:after="0"/>
         <w:ind w:left="-566" w:right="0" w:hanging="0"/>
@@ -587,7 +621,6 @@
           <w:ilvl w:val="1"/>
           <w:numId w:val="1"/>
         </w:numPr>
-        <w:pBdr/>
         <w:shd w:val="clear" w:fill="auto"/>
         <w:spacing w:lineRule="auto" w:line="276" w:before="0" w:after="0"/>
         <w:ind w:left="-566" w:right="0" w:hanging="0"/>
@@ -801,7 +834,6 @@
           <w:ilvl w:val="1"/>
           <w:numId w:val="1"/>
         </w:numPr>
-        <w:pBdr/>
         <w:shd w:val="clear" w:fill="auto"/>
         <w:spacing w:lineRule="auto" w:line="276" w:before="0" w:after="0"/>
         <w:ind w:left="-566" w:right="0" w:hanging="0"/>
@@ -861,7 +893,6 @@
           <w:ilvl w:val="1"/>
           <w:numId w:val="1"/>
         </w:numPr>
-        <w:pBdr/>
         <w:shd w:val="clear" w:fill="auto"/>
         <w:spacing w:lineRule="auto" w:line="276" w:before="0" w:after="0"/>
         <w:ind w:left="-566" w:right="0" w:hanging="0"/>
@@ -909,7 +940,6 @@
         <w:keepLines w:val="false"/>
         <w:pageBreakBefore w:val="false"/>
         <w:widowControl/>
-        <w:pBdr/>
         <w:shd w:val="clear" w:fill="auto"/>
         <w:spacing w:lineRule="auto" w:line="276" w:before="0" w:after="0"/>
         <w:ind w:left="-566" w:right="0" w:hanging="0"/>
@@ -945,7 +975,6 @@
           <w:sz w:val="22"/>
           <w:szCs w:val="22"/>
           <w:u w:val="none"/>
-          <w:shd w:fill="auto" w:val="clear"/>
           <w:vertAlign w:val="baseline"/>
         </w:rPr>
       </w:r>
@@ -961,7 +990,6 @@
           <w:ilvl w:val="0"/>
           <w:numId w:val="1"/>
         </w:numPr>
-        <w:pBdr/>
         <w:shd w:val="clear" w:fill="auto"/>
         <w:spacing w:lineRule="auto" w:line="276" w:before="0" w:after="0"/>
         <w:ind w:left="-566" w:right="0" w:hanging="0"/>
@@ -1016,7 +1044,6 @@
           <w:ilvl w:val="1"/>
           <w:numId w:val="1"/>
         </w:numPr>
-        <w:pBdr/>
         <w:shd w:val="clear" w:fill="auto"/>
         <w:spacing w:lineRule="auto" w:line="276" w:before="0" w:after="0"/>
         <w:ind w:left="-566" w:right="0" w:hanging="0"/>
@@ -1203,7 +1230,6 @@
           <w:ilvl w:val="1"/>
           <w:numId w:val="1"/>
         </w:numPr>
-        <w:pBdr/>
         <w:shd w:val="clear" w:fill="auto"/>
         <w:spacing w:lineRule="auto" w:line="276" w:before="0" w:after="0"/>
         <w:ind w:left="-566" w:right="0" w:hanging="0"/>
@@ -1263,7 +1289,6 @@
           <w:ilvl w:val="1"/>
           <w:numId w:val="1"/>
         </w:numPr>
-        <w:pBdr/>
         <w:shd w:val="clear" w:fill="auto"/>
         <w:spacing w:lineRule="auto" w:line="276" w:before="0" w:after="0"/>
         <w:ind w:left="-566" w:right="0" w:hanging="0"/>
@@ -1342,7 +1367,6 @@
           <w:ilvl w:val="1"/>
           <w:numId w:val="1"/>
         </w:numPr>
-        <w:pBdr/>
         <w:shd w:val="clear" w:fill="auto"/>
         <w:spacing w:lineRule="auto" w:line="276" w:before="0" w:after="0"/>
         <w:ind w:left="-566" w:right="0" w:hanging="0"/>
@@ -1390,7 +1414,6 @@
         <w:keepLines w:val="false"/>
         <w:pageBreakBefore w:val="false"/>
         <w:widowControl/>
-        <w:pBdr/>
         <w:shd w:val="clear" w:fill="auto"/>
         <w:spacing w:lineRule="auto" w:line="276" w:before="0" w:after="0"/>
         <w:ind w:left="-566" w:right="0" w:hanging="0"/>
@@ -1428,7 +1451,6 @@
         <w:keepLines w:val="false"/>
         <w:pageBreakBefore w:val="false"/>
         <w:widowControl/>
-        <w:pBdr/>
         <w:shd w:val="clear" w:fill="auto"/>
         <w:spacing w:lineRule="auto" w:line="276" w:before="0" w:after="0"/>
         <w:ind w:left="-566" w:right="0" w:hanging="0"/>
@@ -1464,7 +1486,6 @@
           <w:sz w:val="22"/>
           <w:szCs w:val="22"/>
           <w:u w:val="none"/>
-          <w:shd w:fill="auto" w:val="clear"/>
           <w:vertAlign w:val="baseline"/>
         </w:rPr>
       </w:r>
@@ -1480,7 +1501,6 @@
           <w:ilvl w:val="0"/>
           <w:numId w:val="1"/>
         </w:numPr>
-        <w:pBdr/>
         <w:shd w:val="clear" w:fill="auto"/>
         <w:spacing w:lineRule="auto" w:line="276" w:before="0" w:after="0"/>
         <w:ind w:left="-566" w:right="0" w:hanging="0"/>
@@ -1535,7 +1555,6 @@
           <w:ilvl w:val="1"/>
           <w:numId w:val="1"/>
         </w:numPr>
-        <w:pBdr/>
         <w:shd w:val="clear" w:fill="auto"/>
         <w:spacing w:lineRule="auto" w:line="276" w:before="0" w:after="0"/>
         <w:ind w:left="-566" w:right="0" w:hanging="0"/>
@@ -1587,7 +1606,6 @@
           <w:ilvl w:val="1"/>
           <w:numId w:val="1"/>
         </w:numPr>
-        <w:pBdr/>
         <w:shd w:val="clear" w:fill="auto"/>
         <w:spacing w:lineRule="auto" w:line="276" w:before="0" w:after="0"/>
         <w:ind w:left="-566" w:right="0" w:hanging="0"/>
@@ -1716,7 +1734,6 @@
         <w:keepLines w:val="false"/>
         <w:pageBreakBefore w:val="false"/>
         <w:widowControl/>
-        <w:pBdr/>
         <w:shd w:val="clear" w:fill="auto"/>
         <w:spacing w:lineRule="auto" w:line="276" w:before="0" w:after="0"/>
         <w:ind w:left="-566" w:right="0" w:hanging="0"/>
@@ -1752,7 +1769,6 @@
           <w:sz w:val="22"/>
           <w:szCs w:val="22"/>
           <w:u w:val="none"/>
-          <w:shd w:fill="auto" w:val="clear"/>
           <w:vertAlign w:val="baseline"/>
         </w:rPr>
       </w:r>
@@ -1768,7 +1784,6 @@
           <w:ilvl w:val="0"/>
           <w:numId w:val="1"/>
         </w:numPr>
-        <w:pBdr/>
         <w:shd w:val="clear" w:fill="auto"/>
         <w:spacing w:lineRule="auto" w:line="276" w:before="0" w:after="0"/>
         <w:ind w:left="-566" w:right="0" w:hanging="0"/>
@@ -1823,7 +1838,6 @@
           <w:ilvl w:val="1"/>
           <w:numId w:val="1"/>
         </w:numPr>
-        <w:pBdr/>
         <w:shd w:val="clear" w:fill="auto"/>
         <w:spacing w:lineRule="auto" w:line="276" w:before="0" w:after="0"/>
         <w:ind w:left="-566" w:right="0" w:hanging="0"/>
@@ -1875,7 +1889,6 @@
           <w:ilvl w:val="1"/>
           <w:numId w:val="1"/>
         </w:numPr>
-        <w:pBdr/>
         <w:shd w:val="clear" w:fill="auto"/>
         <w:spacing w:lineRule="auto" w:line="276" w:before="0" w:after="0"/>
         <w:ind w:left="-566" w:right="0" w:hanging="0"/>
@@ -1923,7 +1936,6 @@
         <w:keepLines w:val="false"/>
         <w:pageBreakBefore w:val="false"/>
         <w:widowControl/>
-        <w:pBdr/>
         <w:shd w:val="clear" w:fill="auto"/>
         <w:spacing w:lineRule="auto" w:line="276" w:before="0" w:after="0"/>
         <w:ind w:left="-566" w:right="0" w:hanging="0"/>
@@ -1959,7 +1971,6 @@
           <w:sz w:val="22"/>
           <w:szCs w:val="22"/>
           <w:u w:val="none"/>
-          <w:shd w:fill="auto" w:val="clear"/>
           <w:vertAlign w:val="baseline"/>
         </w:rPr>
       </w:r>
@@ -1975,7 +1986,6 @@
           <w:ilvl w:val="0"/>
           <w:numId w:val="1"/>
         </w:numPr>
-        <w:pBdr/>
         <w:shd w:val="clear" w:fill="auto"/>
         <w:spacing w:lineRule="auto" w:line="276" w:before="0" w:after="0"/>
         <w:ind w:left="-566" w:right="0" w:hanging="0"/>
@@ -2030,7 +2040,6 @@
           <w:ilvl w:val="1"/>
           <w:numId w:val="1"/>
         </w:numPr>
-        <w:pBdr/>
         <w:shd w:val="clear" w:fill="auto"/>
         <w:spacing w:lineRule="auto" w:line="276" w:before="0" w:after="0"/>
         <w:ind w:left="-566" w:right="0" w:hanging="0"/>
@@ -2082,7 +2091,6 @@
           <w:ilvl w:val="1"/>
           <w:numId w:val="1"/>
         </w:numPr>
-        <w:pBdr/>
         <w:shd w:val="clear" w:fill="auto"/>
         <w:spacing w:lineRule="auto" w:line="276" w:before="0" w:after="0"/>
         <w:ind w:left="-566" w:right="0" w:hanging="0"/>
@@ -2134,7 +2142,6 @@
           <w:ilvl w:val="1"/>
           <w:numId w:val="1"/>
         </w:numPr>
-        <w:pBdr/>
         <w:shd w:val="clear" w:fill="auto"/>
         <w:spacing w:lineRule="auto" w:line="276" w:before="0" w:after="0"/>
         <w:ind w:left="-566" w:right="0" w:hanging="0"/>
@@ -2209,7 +2216,6 @@
         <w:keepLines w:val="false"/>
         <w:pageBreakBefore w:val="false"/>
         <w:widowControl/>
-        <w:pBdr/>
         <w:shd w:val="clear" w:fill="auto"/>
         <w:spacing w:lineRule="auto" w:line="276" w:before="0" w:after="0"/>
         <w:ind w:left="-566" w:right="0" w:hanging="0"/>
@@ -2245,7 +2251,6 @@
           <w:sz w:val="22"/>
           <w:szCs w:val="22"/>
           <w:u w:val="none"/>
-          <w:shd w:fill="auto" w:val="clear"/>
           <w:vertAlign w:val="baseline"/>
         </w:rPr>
       </w:r>
@@ -2261,7 +2266,6 @@
           <w:ilvl w:val="0"/>
           <w:numId w:val="1"/>
         </w:numPr>
-        <w:pBdr/>
         <w:shd w:val="clear" w:fill="auto"/>
         <w:spacing w:lineRule="auto" w:line="276" w:before="0" w:after="0"/>
         <w:ind w:left="-566" w:right="0" w:hanging="0"/>
@@ -2316,7 +2320,6 @@
           <w:ilvl w:val="1"/>
           <w:numId w:val="1"/>
         </w:numPr>
-        <w:pBdr/>
         <w:shd w:val="clear" w:fill="auto"/>
         <w:spacing w:lineRule="auto" w:line="276" w:before="0" w:after="0"/>
         <w:ind w:left="-566" w:right="0" w:hanging="0"/>
@@ -2387,7 +2390,6 @@
           <w:ilvl w:val="1"/>
           <w:numId w:val="1"/>
         </w:numPr>
-        <w:pBdr/>
         <w:shd w:val="clear" w:fill="auto"/>
         <w:spacing w:lineRule="auto" w:line="276" w:before="0" w:after="0"/>
         <w:ind w:left="-566" w:right="0" w:hanging="0"/>
@@ -2439,7 +2441,6 @@
           <w:ilvl w:val="1"/>
           <w:numId w:val="1"/>
         </w:numPr>
-        <w:pBdr/>
         <w:shd w:val="clear" w:fill="auto"/>
         <w:spacing w:lineRule="auto" w:line="276" w:before="0" w:after="0"/>
         <w:ind w:left="-566" w:right="0" w:hanging="0"/>
@@ -2491,7 +2492,6 @@
           <w:ilvl w:val="2"/>
           <w:numId w:val="1"/>
         </w:numPr>
-        <w:pBdr/>
         <w:shd w:val="clear" w:fill="auto"/>
         <w:spacing w:lineRule="auto" w:line="276" w:before="0" w:after="0"/>
         <w:ind w:left="-566" w:right="0" w:hanging="0"/>
@@ -2543,7 +2543,6 @@
           <w:ilvl w:val="2"/>
           <w:numId w:val="1"/>
         </w:numPr>
-        <w:pBdr/>
         <w:shd w:val="clear" w:fill="auto"/>
         <w:spacing w:lineRule="auto" w:line="276" w:before="0" w:after="0"/>
         <w:ind w:left="-566" w:right="0" w:hanging="0"/>
@@ -2595,7 +2594,6 @@
           <w:ilvl w:val="2"/>
           <w:numId w:val="1"/>
         </w:numPr>
-        <w:pBdr/>
         <w:shd w:val="clear" w:fill="auto"/>
         <w:spacing w:lineRule="auto" w:line="276" w:before="0" w:after="0"/>
         <w:ind w:left="-566" w:right="0" w:hanging="0"/>
@@ -2647,7 +2645,6 @@
           <w:ilvl w:val="2"/>
           <w:numId w:val="1"/>
         </w:numPr>
-        <w:pBdr/>
         <w:shd w:val="clear" w:fill="auto"/>
         <w:spacing w:lineRule="auto" w:line="276" w:before="0" w:after="0"/>
         <w:ind w:left="-566" w:right="0" w:hanging="0"/>
@@ -2695,7 +2692,6 @@
         <w:keepLines w:val="false"/>
         <w:pageBreakBefore w:val="false"/>
         <w:widowControl/>
-        <w:pBdr/>
         <w:shd w:val="clear" w:fill="auto"/>
         <w:spacing w:lineRule="auto" w:line="276" w:before="0" w:after="0"/>
         <w:ind w:left="-566" w:right="0" w:hanging="0"/>
@@ -2731,7 +2727,6 @@
           <w:sz w:val="22"/>
           <w:szCs w:val="22"/>
           <w:u w:val="none"/>
-          <w:shd w:fill="auto" w:val="clear"/>
           <w:vertAlign w:val="baseline"/>
         </w:rPr>
       </w:r>
@@ -2747,7 +2742,6 @@
           <w:ilvl w:val="0"/>
           <w:numId w:val="1"/>
         </w:numPr>
-        <w:pBdr/>
         <w:shd w:val="clear" w:fill="auto"/>
         <w:spacing w:lineRule="auto" w:line="276" w:before="0" w:after="0"/>
         <w:ind w:left="-566" w:right="0" w:hanging="0"/>
@@ -2802,7 +2796,6 @@
           <w:ilvl w:val="1"/>
           <w:numId w:val="1"/>
         </w:numPr>
-        <w:pBdr/>
         <w:shd w:val="clear" w:fill="auto"/>
         <w:spacing w:lineRule="auto" w:line="276" w:before="0" w:after="0"/>
         <w:ind w:left="-566" w:right="0" w:hanging="0"/>
@@ -2854,7 +2847,6 @@
           <w:ilvl w:val="2"/>
           <w:numId w:val="1"/>
         </w:numPr>
-        <w:pBdr/>
         <w:shd w:val="clear" w:fill="auto"/>
         <w:spacing w:lineRule="auto" w:line="276" w:before="0" w:after="0"/>
         <w:ind w:left="-566" w:right="0" w:hanging="0"/>
@@ -2906,7 +2898,6 @@
           <w:ilvl w:val="2"/>
           <w:numId w:val="1"/>
         </w:numPr>
-        <w:pBdr/>
         <w:shd w:val="clear" w:fill="auto"/>
         <w:spacing w:lineRule="auto" w:line="276" w:before="0" w:after="0"/>
         <w:ind w:left="-566" w:right="0" w:hanging="0"/>
@@ -2958,7 +2949,6 @@
           <w:ilvl w:val="2"/>
           <w:numId w:val="1"/>
         </w:numPr>
-        <w:pBdr/>
         <w:shd w:val="clear" w:fill="auto"/>
         <w:spacing w:lineRule="auto" w:line="276" w:before="0" w:after="0"/>
         <w:ind w:left="-566" w:right="0" w:hanging="0"/>
@@ -3010,7 +3000,6 @@
           <w:ilvl w:val="3"/>
           <w:numId w:val="1"/>
         </w:numPr>
-        <w:pBdr/>
         <w:shd w:val="clear" w:fill="auto"/>
         <w:spacing w:lineRule="auto" w:line="276" w:before="0" w:after="0"/>
         <w:ind w:left="-566" w:right="0" w:hanging="0"/>
@@ -3062,7 +3051,6 @@
           <w:ilvl w:val="3"/>
           <w:numId w:val="1"/>
         </w:numPr>
-        <w:pBdr/>
         <w:shd w:val="clear" w:fill="auto"/>
         <w:spacing w:lineRule="auto" w:line="276" w:before="0" w:after="0"/>
         <w:ind w:left="-566" w:right="0" w:hanging="0"/>
@@ -3110,7 +3098,6 @@
         <w:keepLines w:val="false"/>
         <w:pageBreakBefore w:val="false"/>
         <w:widowControl/>
-        <w:pBdr/>
         <w:shd w:val="clear" w:fill="auto"/>
         <w:spacing w:lineRule="auto" w:line="276" w:before="0" w:after="0"/>
         <w:ind w:left="-566" w:right="0" w:hanging="0"/>
@@ -3146,7 +3133,6 @@
           <w:sz w:val="22"/>
           <w:szCs w:val="22"/>
           <w:u w:val="none"/>
-          <w:shd w:fill="auto" w:val="clear"/>
           <w:vertAlign w:val="baseline"/>
         </w:rPr>
       </w:r>
@@ -3162,7 +3148,6 @@
           <w:ilvl w:val="0"/>
           <w:numId w:val="1"/>
         </w:numPr>
-        <w:pBdr/>
         <w:shd w:val="clear" w:fill="auto"/>
         <w:spacing w:lineRule="auto" w:line="276" w:before="0" w:after="0"/>
         <w:ind w:left="-566" w:right="0" w:hanging="0"/>
@@ -3217,7 +3202,6 @@
           <w:ilvl w:val="1"/>
           <w:numId w:val="1"/>
         </w:numPr>
-        <w:pBdr/>
         <w:shd w:val="clear" w:fill="auto"/>
         <w:spacing w:lineRule="auto" w:line="276" w:before="0" w:after="0"/>
         <w:ind w:left="-566" w:right="0" w:hanging="0"/>
@@ -3269,7 +3253,6 @@
           <w:ilvl w:val="1"/>
           <w:numId w:val="1"/>
         </w:numPr>
-        <w:pBdr/>
         <w:shd w:val="clear" w:fill="auto"/>
         <w:spacing w:lineRule="auto" w:line="276" w:before="0" w:after="0"/>
         <w:ind w:left="-566" w:right="0" w:hanging="0"/>
@@ -3348,7 +3331,6 @@
           <w:ilvl w:val="1"/>
           <w:numId w:val="1"/>
         </w:numPr>
-        <w:pBdr/>
         <w:shd w:val="clear" w:fill="auto"/>
         <w:spacing w:lineRule="auto" w:line="276" w:before="0" w:after="0"/>
         <w:ind w:left="-566" w:right="0" w:hanging="0"/>
@@ -3450,7 +3432,6 @@
         <w:keepLines w:val="false"/>
         <w:pageBreakBefore w:val="false"/>
         <w:widowControl/>
-        <w:pBdr/>
         <w:shd w:val="clear" w:fill="auto"/>
         <w:spacing w:lineRule="auto" w:line="276" w:before="0" w:after="0"/>
         <w:ind w:left="-566" w:right="0" w:hanging="0"/>
@@ -3486,7 +3467,6 @@
           <w:sz w:val="22"/>
           <w:szCs w:val="22"/>
           <w:u w:val="none"/>
-          <w:shd w:fill="auto" w:val="clear"/>
           <w:vertAlign w:val="baseline"/>
         </w:rPr>
       </w:r>
@@ -3502,7 +3482,6 @@
           <w:ilvl w:val="0"/>
           <w:numId w:val="1"/>
         </w:numPr>
-        <w:pBdr/>
         <w:shd w:val="clear" w:fill="auto"/>
         <w:spacing w:lineRule="auto" w:line="276" w:before="0" w:after="0"/>
         <w:ind w:left="-566" w:right="0" w:hanging="0"/>
@@ -3557,7 +3536,6 @@
           <w:ilvl w:val="1"/>
           <w:numId w:val="1"/>
         </w:numPr>
-        <w:pBdr/>
         <w:shd w:val="clear" w:fill="auto"/>
         <w:spacing w:lineRule="auto" w:line="276" w:before="0" w:after="0"/>
         <w:ind w:left="-566" w:right="0" w:hanging="0"/>
@@ -3609,7 +3587,6 @@
           <w:ilvl w:val="1"/>
           <w:numId w:val="1"/>
         </w:numPr>
-        <w:pBdr/>
         <w:shd w:val="clear" w:fill="auto"/>
         <w:spacing w:lineRule="auto" w:line="276" w:before="0" w:after="0"/>
         <w:ind w:left="-566" w:right="0" w:hanging="0"/>
@@ -3661,7 +3638,6 @@
           <w:ilvl w:val="1"/>
           <w:numId w:val="1"/>
         </w:numPr>
-        <w:pBdr/>
         <w:shd w:val="clear" w:fill="auto"/>
         <w:spacing w:lineRule="auto" w:line="276" w:before="0" w:after="0"/>
         <w:ind w:left="-566" w:right="0" w:hanging="0"/>
@@ -3713,7 +3689,6 @@
           <w:ilvl w:val="1"/>
           <w:numId w:val="1"/>
         </w:numPr>
-        <w:pBdr/>
         <w:shd w:val="clear" w:fill="auto"/>
         <w:spacing w:lineRule="auto" w:line="276" w:before="0" w:after="0"/>
         <w:ind w:left="-566" w:right="0" w:hanging="0"/>
@@ -3761,7 +3736,6 @@
         <w:keepLines w:val="false"/>
         <w:pageBreakBefore w:val="false"/>
         <w:widowControl/>
-        <w:pBdr/>
         <w:shd w:val="clear" w:fill="auto"/>
         <w:spacing w:lineRule="auto" w:line="276" w:before="0" w:after="0"/>
         <w:ind w:left="-566" w:right="0" w:hanging="0"/>
@@ -3797,7 +3771,6 @@
           <w:sz w:val="22"/>
           <w:szCs w:val="22"/>
           <w:u w:val="none"/>
-          <w:shd w:fill="auto" w:val="clear"/>
           <w:vertAlign w:val="baseline"/>
         </w:rPr>
       </w:r>
@@ -3809,7 +3782,6 @@
         <w:keepLines w:val="false"/>
         <w:pageBreakBefore w:val="false"/>
         <w:widowControl/>
-        <w:pBdr/>
         <w:shd w:val="clear" w:fill="auto"/>
         <w:spacing w:lineRule="auto" w:line="276" w:before="0" w:after="0"/>
         <w:ind w:left="-566" w:right="0" w:hanging="0"/>
@@ -3845,7 +3817,6 @@
           <w:sz w:val="22"/>
           <w:szCs w:val="22"/>
           <w:u w:val="none"/>
-          <w:shd w:fill="auto" w:val="clear"/>
           <w:vertAlign w:val="baseline"/>
         </w:rPr>
       </w:r>
@@ -3861,7 +3832,6 @@
           <w:ilvl w:val="0"/>
           <w:numId w:val="1"/>
         </w:numPr>
-        <w:pBdr/>
         <w:shd w:val="clear" w:fill="auto"/>
         <w:spacing w:lineRule="auto" w:line="276" w:before="0" w:after="0"/>
         <w:ind w:left="-566" w:right="0" w:hanging="0"/>
@@ -3916,7 +3886,6 @@
           <w:ilvl w:val="1"/>
           <w:numId w:val="1"/>
         </w:numPr>
-        <w:pBdr/>
         <w:shd w:val="clear" w:fill="auto"/>
         <w:spacing w:lineRule="auto" w:line="276" w:before="0" w:after="0"/>
         <w:ind w:left="-566" w:right="0" w:hanging="0"/>
@@ -3968,7 +3937,6 @@
           <w:ilvl w:val="1"/>
           <w:numId w:val="1"/>
         </w:numPr>
-        <w:pBdr/>
         <w:shd w:val="clear" w:fill="auto"/>
         <w:spacing w:lineRule="auto" w:line="276" w:before="0" w:after="0"/>
         <w:ind w:left="-566" w:right="0" w:hanging="0"/>
@@ -4016,7 +3984,6 @@
         <w:keepLines w:val="false"/>
         <w:pageBreakBefore w:val="false"/>
         <w:widowControl/>
-        <w:pBdr/>
         <w:shd w:val="clear" w:fill="auto"/>
         <w:spacing w:lineRule="auto" w:line="276" w:before="0" w:after="0"/>
         <w:ind w:left="-566" w:right="0" w:hanging="0"/>
@@ -4052,7 +4019,6 @@
           <w:sz w:val="22"/>
           <w:szCs w:val="22"/>
           <w:u w:val="none"/>
-          <w:shd w:fill="auto" w:val="clear"/>
           <w:vertAlign w:val="baseline"/>
         </w:rPr>
       </w:r>
@@ -4068,7 +4034,6 @@
           <w:ilvl w:val="0"/>
           <w:numId w:val="1"/>
         </w:numPr>
-        <w:pBdr/>
         <w:shd w:val="clear" w:fill="auto"/>
         <w:spacing w:lineRule="auto" w:line="276" w:before="0" w:after="0"/>
         <w:ind w:left="-566" w:right="0" w:hanging="0"/>
@@ -4123,7 +4088,6 @@
           <w:ilvl w:val="1"/>
           <w:numId w:val="1"/>
         </w:numPr>
-        <w:pBdr/>
         <w:shd w:val="clear" w:fill="auto"/>
         <w:spacing w:lineRule="auto" w:line="276" w:before="0" w:after="0"/>
         <w:ind w:left="-566" w:right="0" w:hanging="0"/>
@@ -4175,7 +4139,6 @@
           <w:ilvl w:val="1"/>
           <w:numId w:val="1"/>
         </w:numPr>
-        <w:pBdr/>
         <w:shd w:val="clear" w:fill="auto"/>
         <w:spacing w:lineRule="auto" w:line="276" w:before="0" w:after="0"/>
         <w:ind w:left="-566" w:right="0" w:hanging="0"/>
@@ -4227,7 +4190,6 @@
           <w:ilvl w:val="1"/>
           <w:numId w:val="1"/>
         </w:numPr>
-        <w:pBdr/>
         <w:shd w:val="clear" w:fill="auto"/>
         <w:spacing w:lineRule="auto" w:line="276" w:before="0" w:after="0"/>
         <w:ind w:left="-566" w:right="0" w:hanging="0"/>
@@ -4279,7 +4241,6 @@
           <w:ilvl w:val="1"/>
           <w:numId w:val="1"/>
         </w:numPr>
-        <w:pBdr/>
         <w:shd w:val="clear" w:fill="auto"/>
         <w:spacing w:lineRule="auto" w:line="276" w:before="0" w:after="0"/>
         <w:ind w:left="-566" w:right="0" w:hanging="0"/>
@@ -4327,7 +4288,6 @@
         <w:keepLines w:val="false"/>
         <w:pageBreakBefore w:val="false"/>
         <w:widowControl/>
-        <w:pBdr/>
         <w:shd w:val="clear" w:fill="auto"/>
         <w:spacing w:lineRule="auto" w:line="276" w:before="0" w:after="0"/>
         <w:ind w:left="-566" w:right="0" w:hanging="0"/>
@@ -4363,7 +4323,6 @@
           <w:sz w:val="22"/>
           <w:szCs w:val="22"/>
           <w:u w:val="none"/>
-          <w:shd w:fill="auto" w:val="clear"/>
           <w:vertAlign w:val="baseline"/>
         </w:rPr>
       </w:r>
@@ -4379,7 +4338,6 @@
           <w:ilvl w:val="0"/>
           <w:numId w:val="1"/>
         </w:numPr>
-        <w:pBdr/>
         <w:shd w:val="clear" w:fill="auto"/>
         <w:spacing w:lineRule="auto" w:line="276" w:before="0" w:after="0"/>
         <w:ind w:left="-566" w:right="0" w:hanging="0"/>
@@ -4434,7 +4392,6 @@
           <w:ilvl w:val="1"/>
           <w:numId w:val="1"/>
         </w:numPr>
-        <w:pBdr/>
         <w:shd w:val="clear" w:fill="auto"/>
         <w:spacing w:lineRule="auto" w:line="276" w:before="0" w:after="0"/>
         <w:ind w:left="-566" w:right="0" w:hanging="0"/>
@@ -4486,7 +4443,6 @@
           <w:ilvl w:val="1"/>
           <w:numId w:val="1"/>
         </w:numPr>
-        <w:pBdr/>
         <w:shd w:val="clear" w:fill="auto"/>
         <w:spacing w:lineRule="auto" w:line="276" w:before="0" w:after="0"/>
         <w:ind w:left="-566" w:right="0" w:hanging="0"/>
@@ -4538,7 +4494,6 @@
           <w:ilvl w:val="1"/>
           <w:numId w:val="1"/>
         </w:numPr>
-        <w:pBdr/>
         <w:shd w:val="clear" w:fill="auto"/>
         <w:spacing w:lineRule="auto" w:line="276" w:before="0" w:after="0"/>
         <w:ind w:left="-566" w:right="0" w:hanging="0"/>
@@ -4586,7 +4541,6 @@
         <w:keepLines w:val="false"/>
         <w:pageBreakBefore w:val="false"/>
         <w:widowControl/>
-        <w:pBdr/>
         <w:shd w:val="clear" w:fill="auto"/>
         <w:spacing w:lineRule="auto" w:line="276" w:before="0" w:after="160"/>
         <w:ind w:left="-566" w:right="0" w:hanging="0"/>
@@ -4654,8 +4608,8 @@
         <w:tblLook w:val="0600"/>
       </w:tblPr>
       <w:tblGrid>
-        <w:gridCol w:w="2550"/>
-        <w:gridCol w:w="6805"/>
+        <w:gridCol w:w="2548"/>
+        <w:gridCol w:w="6807"/>
       </w:tblGrid>
       <w:tr>
         <w:trPr>
@@ -4663,7 +4617,7 @@
         </w:trPr>
         <w:tc>
           <w:tcPr>
-            <w:tcW w:w="2550" w:type="dxa"/>
+            <w:tcW w:w="2548" w:type="dxa"/>
             <w:tcBorders>
               <w:top w:val="single" w:sz="8" w:space="0" w:color="000000"/>
               <w:left w:val="single" w:sz="8" w:space="0" w:color="000000"/>
@@ -4700,7 +4654,7 @@
         </w:tc>
         <w:tc>
           <w:tcPr>
-            <w:tcW w:w="6805" w:type="dxa"/>
+            <w:tcW w:w="6807" w:type="dxa"/>
             <w:tcBorders>
               <w:top w:val="single" w:sz="8" w:space="0" w:color="000000"/>
               <w:left w:val="single" w:sz="8" w:space="0" w:color="000000"/>
@@ -4739,7 +4693,7 @@
         </w:trPr>
         <w:tc>
           <w:tcPr>
-            <w:tcW w:w="2550" w:type="dxa"/>
+            <w:tcW w:w="2548" w:type="dxa"/>
             <w:tcBorders>
               <w:top w:val="single" w:sz="8" w:space="0" w:color="000000"/>
               <w:left w:val="single" w:sz="8" w:space="0" w:color="000000"/>
@@ -4777,7 +4731,7 @@
         </w:tc>
         <w:tc>
           <w:tcPr>
-            <w:tcW w:w="6805" w:type="dxa"/>
+            <w:tcW w:w="6807" w:type="dxa"/>
             <w:tcBorders>
               <w:top w:val="single" w:sz="8" w:space="0" w:color="000000"/>
               <w:left w:val="single" w:sz="8" w:space="0" w:color="000000"/>
@@ -4816,7 +4770,7 @@
         </w:trPr>
         <w:tc>
           <w:tcPr>
-            <w:tcW w:w="2550" w:type="dxa"/>
+            <w:tcW w:w="2548" w:type="dxa"/>
             <w:tcBorders>
               <w:top w:val="single" w:sz="8" w:space="0" w:color="000000"/>
               <w:left w:val="single" w:sz="8" w:space="0" w:color="000000"/>
@@ -4854,7 +4808,7 @@
         </w:tc>
         <w:tc>
           <w:tcPr>
-            <w:tcW w:w="6805" w:type="dxa"/>
+            <w:tcW w:w="6807" w:type="dxa"/>
             <w:tcBorders>
               <w:top w:val="single" w:sz="8" w:space="0" w:color="000000"/>
               <w:left w:val="single" w:sz="8" w:space="0" w:color="000000"/>
@@ -4893,7 +4847,7 @@
         </w:trPr>
         <w:tc>
           <w:tcPr>
-            <w:tcW w:w="2550" w:type="dxa"/>
+            <w:tcW w:w="2548" w:type="dxa"/>
             <w:tcBorders>
               <w:top w:val="single" w:sz="8" w:space="0" w:color="000000"/>
               <w:left w:val="single" w:sz="8" w:space="0" w:color="000000"/>
@@ -4930,7 +4884,7 @@
         </w:tc>
         <w:tc>
           <w:tcPr>
-            <w:tcW w:w="6805" w:type="dxa"/>
+            <w:tcW w:w="6807" w:type="dxa"/>
             <w:tcBorders>
               <w:top w:val="single" w:sz="8" w:space="0" w:color="000000"/>
               <w:left w:val="single" w:sz="8" w:space="0" w:color="000000"/>
@@ -4968,7 +4922,7 @@
         </w:trPr>
         <w:tc>
           <w:tcPr>
-            <w:tcW w:w="2550" w:type="dxa"/>
+            <w:tcW w:w="2548" w:type="dxa"/>
             <w:tcBorders>
               <w:top w:val="single" w:sz="8" w:space="0" w:color="000000"/>
               <w:left w:val="single" w:sz="8" w:space="0" w:color="000000"/>
@@ -5005,7 +4959,7 @@
         </w:tc>
         <w:tc>
           <w:tcPr>
-            <w:tcW w:w="6805" w:type="dxa"/>
+            <w:tcW w:w="6807" w:type="dxa"/>
             <w:tcBorders>
               <w:top w:val="single" w:sz="8" w:space="0" w:color="000000"/>
               <w:left w:val="single" w:sz="8" w:space="0" w:color="000000"/>
@@ -5043,7 +4997,7 @@
         </w:trPr>
         <w:tc>
           <w:tcPr>
-            <w:tcW w:w="2550" w:type="dxa"/>
+            <w:tcW w:w="2548" w:type="dxa"/>
             <w:tcBorders>
               <w:top w:val="single" w:sz="8" w:space="0" w:color="000000"/>
               <w:left w:val="single" w:sz="8" w:space="0" w:color="000000"/>
@@ -5080,7 +5034,7 @@
         </w:tc>
         <w:tc>
           <w:tcPr>
-            <w:tcW w:w="6805" w:type="dxa"/>
+            <w:tcW w:w="6807" w:type="dxa"/>
             <w:tcBorders>
               <w:top w:val="single" w:sz="8" w:space="0" w:color="000000"/>
               <w:left w:val="single" w:sz="8" w:space="0" w:color="000000"/>
@@ -5118,7 +5072,7 @@
         </w:trPr>
         <w:tc>
           <w:tcPr>
-            <w:tcW w:w="2550" w:type="dxa"/>
+            <w:tcW w:w="2548" w:type="dxa"/>
             <w:tcBorders>
               <w:top w:val="single" w:sz="8" w:space="0" w:color="000000"/>
               <w:left w:val="single" w:sz="8" w:space="0" w:color="000000"/>
@@ -5155,7 +5109,7 @@
         </w:tc>
         <w:tc>
           <w:tcPr>
-            <w:tcW w:w="6805" w:type="dxa"/>
+            <w:tcW w:w="6807" w:type="dxa"/>
             <w:tcBorders>
               <w:top w:val="single" w:sz="8" w:space="0" w:color="000000"/>
               <w:left w:val="single" w:sz="8" w:space="0" w:color="000000"/>
@@ -5193,7 +5147,7 @@
         </w:trPr>
         <w:tc>
           <w:tcPr>
-            <w:tcW w:w="2550" w:type="dxa"/>
+            <w:tcW w:w="2548" w:type="dxa"/>
             <w:tcBorders>
               <w:top w:val="single" w:sz="8" w:space="0" w:color="000000"/>
               <w:left w:val="single" w:sz="8" w:space="0" w:color="000000"/>
@@ -5230,7 +5184,7 @@
         </w:tc>
         <w:tc>
           <w:tcPr>
-            <w:tcW w:w="6805" w:type="dxa"/>
+            <w:tcW w:w="6807" w:type="dxa"/>
             <w:tcBorders>
               <w:top w:val="single" w:sz="8" w:space="0" w:color="000000"/>
               <w:left w:val="single" w:sz="8" w:space="0" w:color="000000"/>
@@ -5268,7 +5222,7 @@
         </w:trPr>
         <w:tc>
           <w:tcPr>
-            <w:tcW w:w="2550" w:type="dxa"/>
+            <w:tcW w:w="2548" w:type="dxa"/>
             <w:tcBorders>
               <w:top w:val="single" w:sz="8" w:space="0" w:color="000000"/>
               <w:left w:val="single" w:sz="8" w:space="0" w:color="000000"/>
@@ -5306,7 +5260,7 @@
         </w:tc>
         <w:tc>
           <w:tcPr>
-            <w:tcW w:w="6805" w:type="dxa"/>
+            <w:tcW w:w="6807" w:type="dxa"/>
             <w:tcBorders>
               <w:top w:val="single" w:sz="8" w:space="0" w:color="000000"/>
               <w:left w:val="single" w:sz="8" w:space="0" w:color="000000"/>
@@ -5409,7 +5363,7 @@
       </w:tblPr>
       <w:tblGrid>
         <w:gridCol w:w="4535"/>
-        <w:gridCol w:w="4536"/>
+        <w:gridCol w:w="4535"/>
       </w:tblGrid>
       <w:tr>
         <w:trPr/>
@@ -5441,7 +5395,7 @@
         </w:tc>
         <w:tc>
           <w:tcPr>
-            <w:tcW w:w="4536" w:type="dxa"/>
+            <w:tcW w:w="4535" w:type="dxa"/>
             <w:tcBorders>
               <w:top w:val="single" w:sz="8" w:space="0" w:color="000000"/>
               <w:left w:val="single" w:sz="8" w:space="0" w:color="000000"/>
@@ -5499,7 +5453,7 @@
         </w:tc>
         <w:tc>
           <w:tcPr>
-            <w:tcW w:w="4536" w:type="dxa"/>
+            <w:tcW w:w="4535" w:type="dxa"/>
             <w:tcBorders>
               <w:top w:val="single" w:sz="8" w:space="0" w:color="000000"/>
               <w:left w:val="single" w:sz="8" w:space="0" w:color="000000"/>
@@ -5555,7 +5509,7 @@
         </w:tc>
         <w:tc>
           <w:tcPr>
-            <w:tcW w:w="4536" w:type="dxa"/>
+            <w:tcW w:w="4535" w:type="dxa"/>
             <w:tcBorders>
               <w:top w:val="single" w:sz="8" w:space="0" w:color="000000"/>
               <w:left w:val="single" w:sz="8" w:space="0" w:color="000000"/>
@@ -5611,7 +5565,7 @@
         </w:tc>
         <w:tc>
           <w:tcPr>
-            <w:tcW w:w="4536" w:type="dxa"/>
+            <w:tcW w:w="4535" w:type="dxa"/>
             <w:tcBorders>
               <w:top w:val="single" w:sz="8" w:space="0" w:color="000000"/>
               <w:left w:val="single" w:sz="8" w:space="0" w:color="000000"/>
@@ -5664,7 +5618,7 @@
         </w:tc>
         <w:tc>
           <w:tcPr>
-            <w:tcW w:w="4536" w:type="dxa"/>
+            <w:tcW w:w="4535" w:type="dxa"/>
             <w:tcBorders>
               <w:top w:val="single" w:sz="8" w:space="0" w:color="000000"/>
               <w:left w:val="single" w:sz="8" w:space="0" w:color="000000"/>
@@ -5717,7 +5671,7 @@
         </w:tc>
         <w:tc>
           <w:tcPr>
-            <w:tcW w:w="4536" w:type="dxa"/>
+            <w:tcW w:w="4535" w:type="dxa"/>
             <w:tcBorders>
               <w:top w:val="single" w:sz="8" w:space="0" w:color="000000"/>
               <w:left w:val="single" w:sz="8" w:space="0" w:color="000000"/>
@@ -5770,7 +5724,7 @@
         </w:tc>
         <w:tc>
           <w:tcPr>
-            <w:tcW w:w="4536" w:type="dxa"/>
+            <w:tcW w:w="4535" w:type="dxa"/>
             <w:tcBorders>
               <w:top w:val="single" w:sz="8" w:space="0" w:color="000000"/>
               <w:left w:val="single" w:sz="8" w:space="0" w:color="000000"/>
@@ -5823,7 +5777,7 @@
         </w:tc>
         <w:tc>
           <w:tcPr>
-            <w:tcW w:w="4536" w:type="dxa"/>
+            <w:tcW w:w="4535" w:type="dxa"/>
             <w:tcBorders>
               <w:top w:val="single" w:sz="8" w:space="0" w:color="000000"/>
               <w:left w:val="single" w:sz="8" w:space="0" w:color="000000"/>
@@ -5879,7 +5833,7 @@
         </w:tc>
         <w:tc>
           <w:tcPr>
-            <w:tcW w:w="4536" w:type="dxa"/>
+            <w:tcW w:w="4535" w:type="dxa"/>
             <w:tcBorders>
               <w:top w:val="single" w:sz="8" w:space="0" w:color="000000"/>
               <w:left w:val="single" w:sz="8" w:space="0" w:color="000000"/>
@@ -5942,25 +5896,7 @@
           <w:sz w:val="22"/>
           <w:szCs w:val="22"/>
         </w:rPr>
-        <w:t xml:space="preserve">. </w:t>
-      </w:r>
-      <w:r>
-        <w:rPr>
-          <w:rFonts w:eastAsia="Arial" w:cs="Arial" w:ascii="Arial" w:hAnsi="Arial"/>
-          <w:b/>
-          <w:sz w:val="22"/>
-          <w:szCs w:val="22"/>
-        </w:rPr>
-        <w:t>ПОДПИСИ СТОРОН</w:t>
-      </w:r>
-      <w:r>
-        <w:rPr>
-          <w:rFonts w:eastAsia="Arial" w:cs="Arial" w:ascii="Arial" w:hAnsi="Arial"/>
-          <w:b/>
-          <w:sz w:val="22"/>
-          <w:szCs w:val="22"/>
-        </w:rPr>
-        <w:t xml:space="preserve"> </w:t>
+        <w:t xml:space="preserve">. ПОДПИСИ СТОРОН </w:t>
       </w:r>
       <w:r>
         <w:rPr>
@@ -5987,14 +5923,14 @@
         <w:tblLook w:val="0000"/>
       </w:tblPr>
       <w:tblGrid>
-        <w:gridCol w:w="4677"/>
+        <w:gridCol w:w="4676"/>
         <w:gridCol w:w="4672"/>
       </w:tblGrid>
       <w:tr>
         <w:trPr/>
         <w:tc>
           <w:tcPr>
-            <w:tcW w:w="4677" w:type="dxa"/>
+            <w:tcW w:w="4676" w:type="dxa"/>
             <w:tcBorders>
               <w:top w:val="single" w:sz="4" w:space="0" w:color="000000"/>
               <w:left w:val="single" w:sz="4" w:space="0" w:color="000000"/>
@@ -6113,7 +6049,7 @@
         <w:trPr/>
         <w:tc>
           <w:tcPr>
-            <w:tcW w:w="4677" w:type="dxa"/>
+            <w:tcW w:w="4676" w:type="dxa"/>
             <w:tcBorders>
               <w:top w:val="single" w:sz="4" w:space="0" w:color="000000"/>
               <w:left w:val="single" w:sz="4" w:space="0" w:color="000000"/>
@@ -6216,7 +6152,7 @@
         <w:trPr/>
         <w:tc>
           <w:tcPr>
-            <w:tcW w:w="4677" w:type="dxa"/>
+            <w:tcW w:w="4676" w:type="dxa"/>
             <w:tcBorders>
               <w:top w:val="single" w:sz="4" w:space="0" w:color="000000"/>
               <w:left w:val="single" w:sz="4" w:space="0" w:color="000000"/>
@@ -6520,7 +6456,6 @@
     <w:rPrDefault>
       <w:rPr>
         <w:rFonts w:ascii="Aptos" w:hAnsi="Aptos" w:eastAsia="Aptos" w:cs="Aptos"/>
-        <w:sz w:val="24"/>
         <w:szCs w:val="24"/>
         <w:lang w:val="ru-RU" w:eastAsia="zh-CN" w:bidi="hi-IN"/>
       </w:rPr>
@@ -7034,6 +6969,50 @@
       <w:u w:val="single"/>
     </w:rPr>
   </w:style>
+  <w:style w:type="character" w:styleId="ListLabel3">
+    <w:name w:val="ListLabel 3"/>
+    <w:qFormat/>
+    <w:rPr>
+      <w:rFonts w:ascii="Arial" w:hAnsi="Arial" w:eastAsia="Arial" w:cs="Arial"/>
+      <w:color w:val="0000FF"/>
+      <w:sz w:val="22"/>
+      <w:szCs w:val="22"/>
+      <w:u w:val="single"/>
+    </w:rPr>
+  </w:style>
+  <w:style w:type="character" w:styleId="ListLabel4">
+    <w:name w:val="ListLabel 4"/>
+    <w:qFormat/>
+    <w:rPr>
+      <w:rFonts w:ascii="Arial" w:hAnsi="Arial" w:eastAsia="Arial" w:cs="Arial"/>
+      <w:color w:val="1155CC"/>
+      <w:sz w:val="20"/>
+      <w:szCs w:val="20"/>
+      <w:u w:val="single"/>
+    </w:rPr>
+  </w:style>
+  <w:style w:type="character" w:styleId="ListLabel5">
+    <w:name w:val="ListLabel 5"/>
+    <w:qFormat/>
+    <w:rPr>
+      <w:rFonts w:ascii="Arial" w:hAnsi="Arial" w:eastAsia="Arial" w:cs="Arial"/>
+      <w:color w:val="0000FF"/>
+      <w:sz w:val="22"/>
+      <w:szCs w:val="22"/>
+      <w:u w:val="single"/>
+    </w:rPr>
+  </w:style>
+  <w:style w:type="character" w:styleId="ListLabel6">
+    <w:name w:val="ListLabel 6"/>
+    <w:qFormat/>
+    <w:rPr>
+      <w:rFonts w:ascii="Arial" w:hAnsi="Arial" w:eastAsia="Arial" w:cs="Arial"/>
+      <w:color w:val="1155CC"/>
+      <w:sz w:val="20"/>
+      <w:szCs w:val="20"/>
+      <w:u w:val="single"/>
+    </w:rPr>
+  </w:style>
   <w:style w:type="paragraph" w:styleId="Heading">
     <w:name w:val="Heading"/>
     <w:basedOn w:val="Normal"/>
@@ -7092,7 +7071,7 @@
       <w:rFonts w:cs="Arial"/>
     </w:rPr>
   </w:style>
-  <w:style w:type="paragraph" w:styleId="Normal1" w:default="1">
+  <w:style w:type="paragraph" w:styleId="LOnormal" w:default="1">
     <w:name w:val="LO-normal"/>
     <w:qFormat/>
     <w:pPr>
@@ -7132,8 +7111,8 @@
   </w:style>
   <w:style w:type="paragraph" w:styleId="Subtitle">
     <w:name w:val="Subtitle"/>
-    <w:basedOn w:val="Normal1"/>
-    <w:next w:val="Normal1"/>
+    <w:basedOn w:val="LOnormal"/>
+    <w:next w:val="LOnormal"/>
     <w:link w:val="a6"/>
     <w:uiPriority w:val="11"/>
     <w:qFormat/>

--- a/server/docs/templates/ofertaIP.docx
+++ b/server/docs/templates/ofertaIP.docx
@@ -19,8 +19,18 @@
           <w:b/>
           <w:sz w:val="22"/>
           <w:szCs w:val="22"/>
-        </w:rPr>
-        <w:t>Договор-оферта на оказание услуг</w:t>
+          <w:lang w:val="en-US"/>
+        </w:rPr>
+        <w:t>Д</w:t>
+      </w:r>
+      <w:r>
+        <w:rPr>
+          <w:rFonts w:ascii="Arial" w:eastAsia="Arial" w:hAnsi="Arial" w:cs="Arial"/>
+          <w:b/>
+          <w:sz w:val="22"/>
+          <w:szCs w:val="22"/>
+        </w:rPr>
+        <w:t>оговор-оферта на оказание услуг</w:t>
       </w:r>
     </w:p>
     <w:p>
@@ -72,6 +82,111 @@
           <w:szCs w:val="22"/>
         </w:rPr>
         <w:t xml:space="preserve">»), расположенной по адресу: </w:t>
+      </w:r>
+      <w:r>
+        <w:fldChar w:fldCharType="begin"/>
+      </w:r>
+      <w:r>
+        <w:instrText>HYPERLINK "http://www.harmex.ru/" \h</w:instrText>
+      </w:r>
+      <w:r>
+        <w:fldChar w:fldCharType="separate"/>
+      </w:r>
+      <w:r>
+        <w:rPr>
+          <w:rStyle w:val="ListLabel1"/>
+        </w:rPr>
+        <w:t>www.harmex.ru</w:t>
+      </w:r>
+      <w:r>
+        <w:fldChar w:fldCharType="end"/>
+      </w:r>
+      <w:r>
+        <w:rPr>
+          <w:rFonts w:ascii="Arial" w:eastAsia="Arial" w:hAnsi="Arial" w:cs="Arial"/>
+          <w:color w:val="000000"/>
+          <w:sz w:val="22"/>
+          <w:szCs w:val="22"/>
+        </w:rPr>
+        <w:t xml:space="preserve"> заключить договор (далее - «</w:t>
+      </w:r>
+      <w:r>
+        <w:rPr>
+          <w:rFonts w:ascii="Arial" w:eastAsia="Arial" w:hAnsi="Arial" w:cs="Arial"/>
+          <w:b/>
+          <w:color w:val="000000"/>
+          <w:sz w:val="22"/>
+          <w:szCs w:val="22"/>
+        </w:rPr>
+        <w:t>Договор</w:t>
+      </w:r>
+      <w:r>
+        <w:rPr>
+          <w:rFonts w:ascii="Arial" w:eastAsia="Arial" w:hAnsi="Arial" w:cs="Arial"/>
+          <w:color w:val="000000"/>
+          <w:sz w:val="22"/>
+          <w:szCs w:val="22"/>
+        </w:rPr>
+        <w:t xml:space="preserve">») между исполнителем Платформы </w:t>
+      </w:r>
+      <w:r>
+        <w:rPr>
+          <w:rFonts w:ascii="Arial" w:eastAsia="Arial" w:hAnsi="Arial" w:cs="Arial"/>
+          <w:sz w:val="22"/>
+          <w:szCs w:val="22"/>
+        </w:rPr>
+        <w:t>Индивидуальный предприниматель Балашов Андрей Эдуардович (ИНН: 644651000810, ОГРНИП: 323645700117862)</w:t>
+      </w:r>
+      <w:r>
+        <w:rPr>
+          <w:rFonts w:ascii="Arial" w:eastAsia="Arial" w:hAnsi="Arial" w:cs="Arial"/>
+          <w:color w:val="000000"/>
+          <w:sz w:val="22"/>
+          <w:szCs w:val="22"/>
+        </w:rPr>
+        <w:t xml:space="preserve"> (далее – «</w:t>
+      </w:r>
+      <w:r>
+        <w:rPr>
+          <w:rFonts w:ascii="Arial" w:eastAsia="Arial" w:hAnsi="Arial" w:cs="Arial"/>
+          <w:b/>
+          <w:color w:val="000000"/>
+          <w:sz w:val="22"/>
+          <w:szCs w:val="22"/>
+        </w:rPr>
+        <w:t>Исполнитель</w:t>
+      </w:r>
+      <w:r>
+        <w:rPr>
+          <w:rFonts w:ascii="Arial" w:eastAsia="Arial" w:hAnsi="Arial" w:cs="Arial"/>
+          <w:color w:val="000000"/>
+          <w:sz w:val="22"/>
+          <w:szCs w:val="22"/>
+        </w:rPr>
+        <w:t>»), на указанных ниже условиях.</w:t>
+      </w:r>
+    </w:p>
+    <w:p>
+      <w:pPr>
+        <w:spacing w:after="120"/>
+        <w:ind w:left="-566"/>
+      </w:pPr>
+      <w:r>
+        <w:rPr>
+          <w:rFonts w:ascii="Arial" w:eastAsia="Arial" w:hAnsi="Arial" w:cs="Arial"/>
+          <w:color w:val="000000"/>
+          <w:sz w:val="22"/>
+          <w:szCs w:val="22"/>
+        </w:rPr>
+        <w:t>Безусловным принятием (акцептом) условий настоящего Договора считается регистрация на веб-сайт</w:t>
+      </w:r>
+      <w:r>
+        <w:rPr>
+          <w:rFonts w:ascii="Arial" w:eastAsia="Arial" w:hAnsi="Arial" w:cs="Arial"/>
+          <w:sz w:val="22"/>
+          <w:szCs w:val="22"/>
+        </w:rPr>
+        <w:t xml:space="preserve">е </w:t>
       </w:r>
       <w:hyperlink r:id="rId8">
         <w:r>
@@ -88,108 +203,13 @@
           <w:sz w:val="22"/>
           <w:szCs w:val="22"/>
         </w:rPr>
-        <w:t xml:space="preserve"> заключить договор (далее - «</w:t>
-      </w:r>
-      <w:r>
-        <w:rPr>
-          <w:rFonts w:ascii="Arial" w:eastAsia="Arial" w:hAnsi="Arial" w:cs="Arial"/>
-          <w:b/>
-          <w:color w:val="000000"/>
-          <w:sz w:val="22"/>
-          <w:szCs w:val="22"/>
-        </w:rPr>
-        <w:t>Договор</w:t>
-      </w:r>
-      <w:r>
-        <w:rPr>
-          <w:rFonts w:ascii="Arial" w:eastAsia="Arial" w:hAnsi="Arial" w:cs="Arial"/>
-          <w:color w:val="000000"/>
-          <w:sz w:val="22"/>
-          <w:szCs w:val="22"/>
-        </w:rPr>
-        <w:t xml:space="preserve">») между исполнителем Платформы </w:t>
-      </w:r>
-      <w:r>
-        <w:rPr>
-          <w:rFonts w:ascii="Arial" w:eastAsia="Arial" w:hAnsi="Arial" w:cs="Arial"/>
-          <w:sz w:val="22"/>
-          <w:szCs w:val="22"/>
-        </w:rPr>
-        <w:t>Индивидуальный предприниматель Балашов Андрей Эдуардович (ИНН: 644651000810, ОГРНИП: 323645700117862)</w:t>
-      </w:r>
-      <w:r>
-        <w:rPr>
-          <w:rFonts w:ascii="Arial" w:eastAsia="Arial" w:hAnsi="Arial" w:cs="Arial"/>
-          <w:color w:val="000000"/>
-          <w:sz w:val="22"/>
-          <w:szCs w:val="22"/>
-        </w:rPr>
-        <w:t xml:space="preserve"> (далее – «</w:t>
-      </w:r>
-      <w:r>
-        <w:rPr>
-          <w:rFonts w:ascii="Arial" w:eastAsia="Arial" w:hAnsi="Arial" w:cs="Arial"/>
-          <w:b/>
-          <w:color w:val="000000"/>
-          <w:sz w:val="22"/>
-          <w:szCs w:val="22"/>
-        </w:rPr>
-        <w:t>Исполнитель</w:t>
-      </w:r>
-      <w:r>
-        <w:rPr>
-          <w:rFonts w:ascii="Arial" w:eastAsia="Arial" w:hAnsi="Arial" w:cs="Arial"/>
-          <w:color w:val="000000"/>
-          <w:sz w:val="22"/>
-          <w:szCs w:val="22"/>
-        </w:rPr>
-        <w:t>»), на указанных ниже условиях.</w:t>
+        <w:t xml:space="preserve"> и любые последующие действия по использованию Платформы. Акцепт настоящего Договора на иных условиях, отличных от тех, что указаны в настоящем Договоре, либо акцепт под условием, не допускается.</w:t>
       </w:r>
     </w:p>
     <w:p>
       <w:pPr>
         <w:spacing w:after="120"/>
         <w:ind w:left="-566"/>
-      </w:pPr>
-      <w:r>
-        <w:rPr>
-          <w:rFonts w:ascii="Arial" w:eastAsia="Arial" w:hAnsi="Arial" w:cs="Arial"/>
-          <w:color w:val="000000"/>
-          <w:sz w:val="22"/>
-          <w:szCs w:val="22"/>
-        </w:rPr>
-        <w:t>Безусловным принятием (акцептом) условий настоящего Договора считается регистрация на веб-сайт</w:t>
-      </w:r>
-      <w:r>
-        <w:rPr>
-          <w:rFonts w:ascii="Arial" w:eastAsia="Arial" w:hAnsi="Arial" w:cs="Arial"/>
-          <w:sz w:val="22"/>
-          <w:szCs w:val="22"/>
-        </w:rPr>
-        <w:t xml:space="preserve">е </w:t>
-      </w:r>
-      <w:hyperlink r:id="rId9">
-        <w:r>
-          <w:rPr>
-            <w:rStyle w:val="ListLabel1"/>
-          </w:rPr>
-          <w:t>www.harmex.ru</w:t>
-        </w:r>
-      </w:hyperlink>
-      <w:r>
-        <w:rPr>
-          <w:rFonts w:ascii="Arial" w:eastAsia="Arial" w:hAnsi="Arial" w:cs="Arial"/>
-          <w:color w:val="000000"/>
-          <w:sz w:val="22"/>
-          <w:szCs w:val="22"/>
-        </w:rPr>
-        <w:t xml:space="preserve"> и любые последующие действия по использованию Платформы. Акцепт настоящего Договора на иных условиях, отличных от тех, что указаны в настоящем Договоре, либо акцепт под условием, не допускается.</w:t>
-      </w:r>
-    </w:p>
-    <w:p>
-      <w:pPr>
-        <w:spacing w:after="120"/>
-        <w:ind w:left="-566"/>
         <w:rPr>
           <w:rFonts w:ascii="Arial" w:eastAsia="Arial" w:hAnsi="Arial" w:cs="Arial"/>
           <w:color w:val="000000"/>
@@ -223,16 +243,7 @@
           <w:sz w:val="22"/>
           <w:szCs w:val="22"/>
         </w:rPr>
-        <w:t xml:space="preserve">», Исполнитель и </w:t>
-      </w:r>
-      <w:r>
-        <w:rPr>
-          <w:rFonts w:ascii="Arial" w:eastAsia="Arial" w:hAnsi="Arial" w:cs="Arial"/>
-          <w:color w:val="000000"/>
-          <w:sz w:val="22"/>
-          <w:szCs w:val="22"/>
-        </w:rPr>
-        <w:t>Пользователь совместно именуются «</w:t>
+        <w:t>», Исполнитель и Пользователь совместно именуются «</w:t>
       </w:r>
       <w:r>
         <w:rPr>
@@ -1192,16 +1203,7 @@
           <w:sz w:val="22"/>
           <w:szCs w:val="22"/>
         </w:rPr>
-        <w:t> Используя материалы Исполнителя, а также используя Платформу, Пользователь признает и соглашается с тем, что все содержимое Платформы, алгоритмы, дизайн, логотипы, контент и структура содержимого Платформы защищены авторским правом, правом на товарный знак и другими правами на результаты интеллектуальной деятельности и что указанные права являются действительными и охраняются во всех формах, на всех носителях и в отношении всех технологий, как существующих в настоящее время, так и разработанных или созданн</w:t>
-      </w:r>
-      <w:r>
-        <w:rPr>
-          <w:rFonts w:ascii="Arial" w:eastAsia="Arial" w:hAnsi="Arial" w:cs="Arial"/>
-          <w:color w:val="000000"/>
-          <w:sz w:val="22"/>
-          <w:szCs w:val="22"/>
-        </w:rPr>
-        <w:t>ых впоследствии. Никакие права на любое содержимое материалов и Платформы, принадлежащих Исполнителю, включая, помимо прочего, аудиовизуальные произведения, текстовые и графические материалы, программы для ЭВМ, товарные знаки не переходят к Пользователю в результате пользования материалами и Платформой и заключения Договора.</w:t>
+        <w:t> Используя материалы Исполнителя, а также используя Платформу, Пользователь признает и соглашается с тем, что все содержимое Платформы, алгоритмы, дизайн, логотипы, контент и структура содержимого Платформы защищены авторским правом, правом на товарный знак и другими правами на результаты интеллектуальной деятельности и что указанные права являются действительными и охраняются во всех формах, на всех носителях и в отношении всех технологий, как существующих в настоящее время, так и разработанных или созданных впоследствии. Никакие права на любое содержимое материалов и Платформы, принадлежащих Исполнителю, включая, помимо прочего, аудиовизуальные произведения, текстовые и графические материалы, программы для ЭВМ, товарные знаки не переходят к Пользователю в результате пользования материалами и Платформой и заключения Договора.</w:t>
       </w:r>
     </w:p>
     <w:p>
@@ -1516,16 +1518,7 @@
           <w:sz w:val="22"/>
           <w:szCs w:val="22"/>
         </w:rPr>
-        <w:t xml:space="preserve">соблюдать условия настоящего Договора, с вносимыми время от время изменениями, а в случае несогласия с такими изменениями прекратить </w:t>
-      </w:r>
-      <w:r>
-        <w:rPr>
-          <w:rFonts w:ascii="Arial" w:eastAsia="Arial" w:hAnsi="Arial" w:cs="Arial"/>
-          <w:color w:val="000000"/>
-          <w:sz w:val="22"/>
-          <w:szCs w:val="22"/>
-        </w:rPr>
-        <w:t>использование Платформы.</w:t>
+        <w:t>соблюдать условия настоящего Договора, с вносимыми время от время изменениями, а в случае несогласия с такими изменениями прекратить использование Платформы.</w:t>
       </w:r>
     </w:p>
     <w:p>
@@ -2098,16 +2091,7 @@
           <w:sz w:val="22"/>
           <w:szCs w:val="22"/>
         </w:rPr>
-        <w:t xml:space="preserve">Пользователь может связаться с Исполнителем в форме обратной связи, чат-боте поддержки или с помощью адреса электронной почты Исполнителя, </w:t>
-      </w:r>
-      <w:r>
-        <w:rPr>
-          <w:rFonts w:ascii="Arial" w:eastAsia="Arial" w:hAnsi="Arial" w:cs="Arial"/>
-          <w:color w:val="000000"/>
-          <w:sz w:val="22"/>
-          <w:szCs w:val="22"/>
-        </w:rPr>
-        <w:t>указанного на Платформе.</w:t>
+        <w:t>Пользователь может связаться с Исполнителем в форме обратной связи, чат-боте поддержки или с помощью адреса электронной почты Исполнителя, указанного на Платформе.</w:t>
       </w:r>
     </w:p>
     <w:p>
@@ -2914,7 +2898,7 @@
               <w:shd w:val="clear" w:color="auto" w:fill="FFFFFF"/>
               <w:spacing w:after="0"/>
             </w:pPr>
-            <w:hyperlink r:id="rId10">
+            <w:hyperlink r:id="rId9">
               <w:r>
                 <w:rPr>
                   <w:rStyle w:val="ListLabel2"/>
@@ -3030,7 +3014,21 @@
               <w:rPr>
                 <w:lang w:val="en-US"/>
               </w:rPr>
-              <w:t>{{fioFirst}}</w:t>
+              <w:t>{{</w:t>
+            </w:r>
+            <w:proofErr w:type="spellStart"/>
+            <w:r>
+              <w:rPr>
+                <w:lang w:val="en-US"/>
+              </w:rPr>
+              <w:t>fioFirst</w:t>
+            </w:r>
+            <w:proofErr w:type="spellEnd"/>
+            <w:r>
+              <w:rPr>
+                <w:lang w:val="en-US"/>
+              </w:rPr>
+              <w:t>}}</w:t>
             </w:r>
           </w:p>
         </w:tc>
@@ -3079,7 +3077,23 @@
                 <w:highlight w:val="white"/>
                 <w:lang w:val="en-US"/>
               </w:rPr>
-              <w:t>{{ogrn}}</w:t>
+              <w:t>{{</w:t>
+            </w:r>
+            <w:proofErr w:type="spellStart"/>
+            <w:r>
+              <w:rPr>
+                <w:highlight w:val="white"/>
+                <w:lang w:val="en-US"/>
+              </w:rPr>
+              <w:t>ogrn</w:t>
+            </w:r>
+            <w:proofErr w:type="spellEnd"/>
+            <w:r>
+              <w:rPr>
+                <w:highlight w:val="white"/>
+                <w:lang w:val="en-US"/>
+              </w:rPr>
+              <w:t>}}</w:t>
             </w:r>
           </w:p>
         </w:tc>
@@ -3263,7 +3277,23 @@
                 <w:highlight w:val="white"/>
                 <w:lang w:val="en-US"/>
               </w:rPr>
-              <w:t>{{bik}}</w:t>
+              <w:t>{{</w:t>
+            </w:r>
+            <w:proofErr w:type="spellStart"/>
+            <w:r>
+              <w:rPr>
+                <w:highlight w:val="white"/>
+                <w:lang w:val="en-US"/>
+              </w:rPr>
+              <w:t>bik</w:t>
+            </w:r>
+            <w:proofErr w:type="spellEnd"/>
+            <w:r>
+              <w:rPr>
+                <w:highlight w:val="white"/>
+                <w:lang w:val="en-US"/>
+              </w:rPr>
+              <w:t>}}</w:t>
             </w:r>
           </w:p>
         </w:tc>
@@ -3309,7 +3339,23 @@
                 <w:highlight w:val="white"/>
                 <w:lang w:val="en-US"/>
               </w:rPr>
-              <w:t>{{rs}}</w:t>
+              <w:t>{{</w:t>
+            </w:r>
+            <w:proofErr w:type="spellStart"/>
+            <w:r>
+              <w:rPr>
+                <w:highlight w:val="white"/>
+                <w:lang w:val="en-US"/>
+              </w:rPr>
+              <w:t>rs</w:t>
+            </w:r>
+            <w:proofErr w:type="spellEnd"/>
+            <w:r>
+              <w:rPr>
+                <w:highlight w:val="white"/>
+                <w:lang w:val="en-US"/>
+              </w:rPr>
+              <w:t>}}</w:t>
             </w:r>
           </w:p>
         </w:tc>
@@ -3355,7 +3401,23 @@
                 <w:highlight w:val="white"/>
                 <w:lang w:val="en-US"/>
               </w:rPr>
-              <w:t>{{ks}}</w:t>
+              <w:t>{{</w:t>
+            </w:r>
+            <w:proofErr w:type="spellStart"/>
+            <w:r>
+              <w:rPr>
+                <w:highlight w:val="white"/>
+                <w:lang w:val="en-US"/>
+              </w:rPr>
+              <w:t>ks</w:t>
+            </w:r>
+            <w:proofErr w:type="spellEnd"/>
+            <w:r>
+              <w:rPr>
+                <w:highlight w:val="white"/>
+                <w:lang w:val="en-US"/>
+              </w:rPr>
+              <w:t>}}</w:t>
             </w:r>
           </w:p>
         </w:tc>
@@ -3590,9 +3652,61 @@
                 <w:sz w:val="20"/>
                 <w:szCs w:val="20"/>
                 <w:highlight w:val="white"/>
-              </w:rPr>
-              <w:t>Новиков Андрей Валерьевич</w:t>
-            </w:r>
+                <w:lang w:val="en-US"/>
+              </w:rPr>
+              <w:t xml:space="preserve"> </w:t>
+            </w:r>
+            <w:proofErr w:type="spellStart"/>
+            <w:r>
+              <w:rPr>
+                <w:sz w:val="20"/>
+                <w:szCs w:val="20"/>
+                <w:highlight w:val="white"/>
+                <w:lang w:val="en-US"/>
+              </w:rPr>
+              <w:t>Балашов</w:t>
+            </w:r>
+            <w:proofErr w:type="spellEnd"/>
+            <w:r>
+              <w:rPr>
+                <w:sz w:val="20"/>
+                <w:szCs w:val="20"/>
+                <w:highlight w:val="white"/>
+                <w:lang w:val="en-US"/>
+              </w:rPr>
+              <w:t xml:space="preserve"> </w:t>
+            </w:r>
+            <w:proofErr w:type="spellStart"/>
+            <w:r>
+              <w:rPr>
+                <w:sz w:val="20"/>
+                <w:szCs w:val="20"/>
+                <w:highlight w:val="white"/>
+                <w:lang w:val="en-US"/>
+              </w:rPr>
+              <w:t>Андрей</w:t>
+            </w:r>
+            <w:proofErr w:type="spellEnd"/>
+            <w:r>
+              <w:rPr>
+                <w:sz w:val="20"/>
+                <w:szCs w:val="20"/>
+                <w:highlight w:val="white"/>
+                <w:lang w:val="en-US"/>
+              </w:rPr>
+              <w:t xml:space="preserve"> </w:t>
+            </w:r>
+            <w:proofErr w:type="spellStart"/>
+            <w:r>
+              <w:rPr>
+                <w:sz w:val="20"/>
+                <w:szCs w:val="20"/>
+                <w:highlight w:val="white"/>
+                <w:lang w:val="en-US"/>
+              </w:rPr>
+              <w:t>Эдуардович</w:t>
+            </w:r>
+            <w:proofErr w:type="spellEnd"/>
           </w:p>
         </w:tc>
         <w:tc>
@@ -3634,7 +3748,25 @@
                 <w:szCs w:val="18"/>
                 <w:lang w:val="en-US"/>
               </w:rPr>
-              <w:t>{{fio}}</w:t>
+              <w:t>{{</w:t>
+            </w:r>
+            <w:proofErr w:type="spellStart"/>
+            <w:r>
+              <w:rPr>
+                <w:sz w:val="18"/>
+                <w:szCs w:val="18"/>
+                <w:lang w:val="en-US"/>
+              </w:rPr>
+              <w:t>fio</w:t>
+            </w:r>
+            <w:proofErr w:type="spellEnd"/>
+            <w:r>
+              <w:rPr>
+                <w:sz w:val="18"/>
+                <w:szCs w:val="18"/>
+                <w:lang w:val="en-US"/>
+              </w:rPr>
+              <w:t>}}</w:t>
             </w:r>
           </w:p>
         </w:tc>
@@ -3709,7 +3841,7 @@
     </w:tbl>
     <w:p/>
     <w:sectPr>
-      <w:headerReference w:type="default" r:id="rId11"/>
+      <w:headerReference w:type="default" r:id="rId10"/>
       <w:pgSz w:w="11906" w:h="16838"/>
       <w:pgMar w:top="1134" w:right="850" w:bottom="1134" w:left="1701" w:header="708" w:footer="0" w:gutter="0"/>
       <w:pgNumType w:start="1"/>
@@ -3788,15 +3920,7 @@
         <w:sz w:val="22"/>
         <w:szCs w:val="22"/>
       </w:rPr>
-      <w:t xml:space="preserve">Редакция от </w:t>
-    </w:r>
-    <w:r>
-      <w:rPr>
-        <w:rFonts w:ascii="Arial" w:eastAsia="Arial" w:hAnsi="Arial" w:cs="Arial"/>
-        <w:sz w:val="22"/>
-        <w:szCs w:val="22"/>
-      </w:rPr>
-      <w:t>15.11. 2024 г.</w:t>
+      <w:t>Редакция от 15.11. 2024 г.</w:t>
     </w:r>
   </w:p>
 </w:hdr>
@@ -4862,7 +4986,6 @@
     <w:rPr>
       <w:color w:val="000080"/>
       <w:u w:val="single"/>
-      <w:lang/>
     </w:rPr>
   </w:style>
   <w:style w:type="character" w:customStyle="1" w:styleId="ListLabel2">

--- a/server/docs/templates/ofertaIP.docx
+++ b/server/docs/templates/ofertaIP.docx
@@ -1,13 +1,14 @@
 
 <file path=word/document.xml><?xml version="1.0" encoding="utf-8"?>
-<w:document xmlns:wpc="http://schemas.microsoft.com/office/word/2010/wordprocessingCanvas" xmlns:cx="http://schemas.microsoft.com/office/drawing/2014/chartex" xmlns:cx1="http://schemas.microsoft.com/office/drawing/2015/9/8/chartex" xmlns:cx2="http://schemas.microsoft.com/office/drawing/2015/10/21/chartex" xmlns:cx3="http://schemas.microsoft.com/office/drawing/2016/5/9/chartex" xmlns:cx4="http://schemas.microsoft.com/office/drawing/2016/5/10/chartex" xmlns:cx5="http://schemas.microsoft.com/office/drawing/2016/5/11/chartex" xmlns:cx6="http://schemas.microsoft.com/office/drawing/2016/5/12/chartex" xmlns:cx7="http://schemas.microsoft.com/office/drawing/2016/5/13/chartex" xmlns:cx8="http://schemas.microsoft.com/office/drawing/2016/5/14/chartex" xmlns:mc="http://schemas.openxmlformats.org/markup-compatibility/2006" xmlns:aink="http://schemas.microsoft.com/office/drawing/2016/ink" xmlns:am3d="http://schemas.microsoft.com/office/drawing/2017/model3d" xmlns:o="urn:schemas-microsoft-com:office:office" xmlns:oel="http://schemas.microsoft.com/office/2019/extlst" xmlns:r="http://schemas.openxmlformats.org/officeDocument/2006/relationships" xmlns:m="http://schemas.openxmlformats.org/officeDocument/2006/math" xmlns:v="urn:schemas-microsoft-com:vml" xmlns:wp14="http://schemas.microsoft.com/office/word/2010/wordprocessingDrawing" xmlns:wp="http://schemas.openxmlformats.org/drawingml/2006/wordprocessingDrawing" xmlns:w10="urn:schemas-microsoft-com:office:word" xmlns:w="http://schemas.openxmlformats.org/wordprocessingml/2006/main" xmlns:w14="http://schemas.microsoft.com/office/word/2010/wordml" xmlns:w15="http://schemas.microsoft.com/office/word/2012/wordml" xmlns:w16cex="http://schemas.microsoft.com/office/word/2018/wordml/cex" xmlns:w16cid="http://schemas.microsoft.com/office/word/2016/wordml/cid" xmlns:w16="http://schemas.microsoft.com/office/word/2018/wordml" xmlns:w16du="http://schemas.microsoft.com/office/word/2023/wordml/word16du" xmlns:w16sdtdh="http://schemas.microsoft.com/office/word/2020/wordml/sdtdatahash" xmlns:w16se="http://schemas.microsoft.com/office/word/2015/wordml/symex" xmlns:wpg="http://schemas.microsoft.com/office/word/2010/wordprocessingGroup" xmlns:wpi="http://schemas.microsoft.com/office/word/2010/wordprocessingInk" xmlns:wne="http://schemas.microsoft.com/office/word/2006/wordml" xmlns:wps="http://schemas.microsoft.com/office/word/2010/wordprocessingShape" mc:Ignorable="w14 w15 w16se w16cid w16 w16cex w16sdtdh w16du wp14">
+<w:document xmlns:o="urn:schemas-microsoft-com:office:office" xmlns:r="http://schemas.openxmlformats.org/officeDocument/2006/relationships" xmlns:v="urn:schemas-microsoft-com:vml" xmlns:w="http://schemas.openxmlformats.org/wordprocessingml/2006/main" xmlns:w10="urn:schemas-microsoft-com:office:word" xmlns:wp="http://schemas.openxmlformats.org/drawingml/2006/wordprocessingDrawing" xmlns:pic="http://schemas.openxmlformats.org/drawingml/2006/picture" xmlns:wps="http://schemas.microsoft.com/office/word/2010/wordprocessingShape" xmlns:wpg="http://schemas.microsoft.com/office/word/2010/wordprocessingGroup" xmlns:mc="http://schemas.openxmlformats.org/markup-compatibility/2006" xmlns:wp14="http://schemas.microsoft.com/office/word/2010/wordprocessingDrawing" xmlns:w14="http://schemas.microsoft.com/office/word/2010/wordml" xmlns:w15="http://schemas.microsoft.com/office/word/2012/wordml" mc:Ignorable="w14 wp14 w15">
   <w:body>
     <w:p>
       <w:pPr>
+        <w:pStyle w:val="Normal"/>
         <w:ind w:left="-566"/>
         <w:jc w:val="center"/>
         <w:rPr>
-          <w:rFonts w:ascii="Arial" w:eastAsia="Arial" w:hAnsi="Arial" w:cs="Arial"/>
+          <w:rFonts w:ascii="Arial" w:hAnsi="Arial" w:eastAsia="Arial" w:cs="Arial"/>
           <w:b/>
           <w:sz w:val="22"/>
           <w:szCs w:val="22"/>
@@ -15,7 +16,7 @@
       </w:pPr>
       <w:r>
         <w:rPr>
-          <w:rFonts w:ascii="Arial" w:eastAsia="Arial" w:hAnsi="Arial" w:cs="Arial"/>
+          <w:rFonts w:eastAsia="Arial" w:cs="Arial" w:ascii="Arial" w:hAnsi="Arial"/>
           <w:b/>
           <w:sz w:val="22"/>
           <w:szCs w:val="22"/>
@@ -25,7 +26,7 @@
       </w:r>
       <w:r>
         <w:rPr>
-          <w:rFonts w:ascii="Arial" w:eastAsia="Arial" w:hAnsi="Arial" w:cs="Arial"/>
+          <w:rFonts w:eastAsia="Arial" w:cs="Arial" w:ascii="Arial" w:hAnsi="Arial"/>
           <w:b/>
           <w:sz w:val="22"/>
           <w:szCs w:val="22"/>
@@ -35,12 +36,14 @@
     </w:p>
     <w:p>
       <w:pPr>
-        <w:spacing w:after="120"/>
+        <w:pStyle w:val="Normal"/>
+        <w:spacing w:before="0" w:after="120"/>
         <w:ind w:left="-566"/>
-      </w:pPr>
-      <w:r>
-        <w:rPr>
-          <w:rFonts w:ascii="Arial" w:eastAsia="Arial" w:hAnsi="Arial" w:cs="Arial"/>
+        <w:rPr/>
+      </w:pPr>
+      <w:r>
+        <w:rPr>
+          <w:rFonts w:eastAsia="Arial" w:cs="Arial" w:ascii="Arial" w:hAnsi="Arial"/>
           <w:color w:val="000000"/>
           <w:sz w:val="22"/>
           <w:szCs w:val="22"/>
@@ -49,7 +52,7 @@
       </w:r>
       <w:r>
         <w:rPr>
-          <w:rFonts w:ascii="Arial" w:eastAsia="Arial" w:hAnsi="Arial" w:cs="Arial"/>
+          <w:rFonts w:eastAsia="Arial" w:cs="Arial" w:ascii="Arial" w:hAnsi="Arial"/>
           <w:sz w:val="22"/>
           <w:szCs w:val="22"/>
         </w:rPr>
@@ -57,7 +60,7 @@
       </w:r>
       <w:r>
         <w:rPr>
-          <w:rFonts w:ascii="Arial" w:eastAsia="Arial" w:hAnsi="Arial" w:cs="Arial"/>
+          <w:rFonts w:eastAsia="Arial" w:cs="Arial" w:ascii="Arial" w:hAnsi="Arial"/>
           <w:color w:val="000000"/>
           <w:sz w:val="22"/>
           <w:szCs w:val="22"/>
@@ -66,7 +69,7 @@
       </w:r>
       <w:r>
         <w:rPr>
-          <w:rFonts w:ascii="Arial" w:eastAsia="Arial" w:hAnsi="Arial" w:cs="Arial"/>
+          <w:rFonts w:eastAsia="Arial" w:cs="Arial" w:ascii="Arial" w:hAnsi="Arial"/>
           <w:b/>
           <w:color w:val="000000"/>
           <w:sz w:val="22"/>
@@ -76,129 +79,131 @@
       </w:r>
       <w:r>
         <w:rPr>
-          <w:rFonts w:ascii="Arial" w:eastAsia="Arial" w:hAnsi="Arial" w:cs="Arial"/>
+          <w:rFonts w:eastAsia="Arial" w:cs="Arial" w:ascii="Arial" w:hAnsi="Arial"/>
           <w:color w:val="000000"/>
           <w:sz w:val="22"/>
           <w:szCs w:val="22"/>
         </w:rPr>
         <w:t xml:space="preserve">»), расположенной по адресу: </w:t>
       </w:r>
-      <w:r>
-        <w:fldChar w:fldCharType="begin"/>
-      </w:r>
-      <w:r>
-        <w:instrText>HYPERLINK "http://www.harmex.ru/" \h</w:instrText>
-      </w:r>
-      <w:r>
-        <w:fldChar w:fldCharType="separate"/>
-      </w:r>
-      <w:r>
-        <w:rPr>
-          <w:rStyle w:val="ListLabel1"/>
-        </w:rPr>
-        <w:t>www.harmex.ru</w:t>
-      </w:r>
-      <w:r>
-        <w:fldChar w:fldCharType="end"/>
-      </w:r>
-      <w:r>
-        <w:rPr>
-          <w:rFonts w:ascii="Arial" w:eastAsia="Arial" w:hAnsi="Arial" w:cs="Arial"/>
-          <w:color w:val="000000"/>
-          <w:sz w:val="22"/>
-          <w:szCs w:val="22"/>
-        </w:rPr>
-        <w:t xml:space="preserve"> заключить договор (далее - «</w:t>
-      </w:r>
-      <w:r>
-        <w:rPr>
-          <w:rFonts w:ascii="Arial" w:eastAsia="Arial" w:hAnsi="Arial" w:cs="Arial"/>
-          <w:b/>
-          <w:color w:val="000000"/>
-          <w:sz w:val="22"/>
-          <w:szCs w:val="22"/>
-        </w:rPr>
-        <w:t>Договор</w:t>
-      </w:r>
-      <w:r>
-        <w:rPr>
-          <w:rFonts w:ascii="Arial" w:eastAsia="Arial" w:hAnsi="Arial" w:cs="Arial"/>
-          <w:color w:val="000000"/>
-          <w:sz w:val="22"/>
-          <w:szCs w:val="22"/>
-        </w:rPr>
-        <w:t xml:space="preserve">») между исполнителем Платформы </w:t>
-      </w:r>
-      <w:r>
-        <w:rPr>
-          <w:rFonts w:ascii="Arial" w:eastAsia="Arial" w:hAnsi="Arial" w:cs="Arial"/>
-          <w:sz w:val="22"/>
-          <w:szCs w:val="22"/>
-        </w:rPr>
-        <w:t>Индивидуальный предприниматель Балашов Андрей Эдуардович (ИНН: 644651000810, ОГРНИП: 323645700117862)</w:t>
-      </w:r>
-      <w:r>
-        <w:rPr>
-          <w:rFonts w:ascii="Arial" w:eastAsia="Arial" w:hAnsi="Arial" w:cs="Arial"/>
-          <w:color w:val="000000"/>
-          <w:sz w:val="22"/>
-          <w:szCs w:val="22"/>
-        </w:rPr>
-        <w:t xml:space="preserve"> (далее – «</w:t>
-      </w:r>
-      <w:r>
-        <w:rPr>
-          <w:rFonts w:ascii="Arial" w:eastAsia="Arial" w:hAnsi="Arial" w:cs="Arial"/>
-          <w:b/>
-          <w:color w:val="000000"/>
-          <w:sz w:val="22"/>
-          <w:szCs w:val="22"/>
-        </w:rPr>
-        <w:t>Исполнитель</w:t>
-      </w:r>
-      <w:r>
-        <w:rPr>
-          <w:rFonts w:ascii="Arial" w:eastAsia="Arial" w:hAnsi="Arial" w:cs="Arial"/>
-          <w:color w:val="000000"/>
-          <w:sz w:val="22"/>
-          <w:szCs w:val="22"/>
-        </w:rPr>
-        <w:t>»), на указанных ниже условиях.</w:t>
-      </w:r>
-    </w:p>
-    <w:p>
-      <w:pPr>
-        <w:spacing w:after="120"/>
-        <w:ind w:left="-566"/>
-      </w:pPr>
-      <w:r>
-        <w:rPr>
-          <w:rFonts w:ascii="Arial" w:eastAsia="Arial" w:hAnsi="Arial" w:cs="Arial"/>
-          <w:color w:val="000000"/>
-          <w:sz w:val="22"/>
-          <w:szCs w:val="22"/>
-        </w:rPr>
-        <w:t>Безусловным принятием (акцептом) условий настоящего Договора считается регистрация на веб-сайт</w:t>
-      </w:r>
-      <w:r>
-        <w:rPr>
-          <w:rFonts w:ascii="Arial" w:eastAsia="Arial" w:hAnsi="Arial" w:cs="Arial"/>
-          <w:sz w:val="22"/>
-          <w:szCs w:val="22"/>
-        </w:rPr>
-        <w:t xml:space="preserve">е </w:t>
-      </w:r>
-      <w:hyperlink r:id="rId8">
+      <w:hyperlink r:id="rId2">
         <w:r>
           <w:rPr>
-            <w:rStyle w:val="ListLabel1"/>
+            <w:rStyle w:val="Style"/>
+            <w:rFonts w:eastAsia="Arial" w:cs="Arial" w:ascii="Arial" w:hAnsi="Arial"/>
+            <w:color w:val="0000FF"/>
+            <w:sz w:val="22"/>
+            <w:szCs w:val="22"/>
+            <w:u w:val="single"/>
           </w:rPr>
           <w:t>www.harmex.ru</w:t>
         </w:r>
       </w:hyperlink>
       <w:r>
         <w:rPr>
-          <w:rFonts w:ascii="Arial" w:eastAsia="Arial" w:hAnsi="Arial" w:cs="Arial"/>
+          <w:rFonts w:eastAsia="Arial" w:cs="Arial" w:ascii="Arial" w:hAnsi="Arial"/>
+          <w:color w:val="000000"/>
+          <w:sz w:val="22"/>
+          <w:szCs w:val="22"/>
+        </w:rPr>
+        <w:t xml:space="preserve"> заключить договор (далее - «</w:t>
+      </w:r>
+      <w:r>
+        <w:rPr>
+          <w:rFonts w:eastAsia="Arial" w:cs="Arial" w:ascii="Arial" w:hAnsi="Arial"/>
+          <w:b/>
+          <w:color w:val="000000"/>
+          <w:sz w:val="22"/>
+          <w:szCs w:val="22"/>
+        </w:rPr>
+        <w:t>Договор</w:t>
+      </w:r>
+      <w:r>
+        <w:rPr>
+          <w:rFonts w:eastAsia="Arial" w:cs="Arial" w:ascii="Arial" w:hAnsi="Arial"/>
+          <w:color w:val="000000"/>
+          <w:sz w:val="22"/>
+          <w:szCs w:val="22"/>
+        </w:rPr>
+        <w:t xml:space="preserve">») между исполнителем Платформы </w:t>
+      </w:r>
+      <w:r>
+        <w:rPr>
+          <w:rFonts w:eastAsia="Arial" w:cs="Arial" w:ascii="Arial" w:hAnsi="Arial"/>
+          <w:sz w:val="22"/>
+          <w:szCs w:val="22"/>
+        </w:rPr>
+        <w:t>Индивидуальный предприниматель Балашов Андрей Эдуардович (ИНН: 644651000810, ОГРНИП: 323645700117862)</w:t>
+      </w:r>
+      <w:r>
+        <w:rPr>
+          <w:rFonts w:eastAsia="Arial" w:cs="Arial" w:ascii="Arial" w:hAnsi="Arial"/>
+          <w:color w:val="000000"/>
+          <w:sz w:val="22"/>
+          <w:szCs w:val="22"/>
+        </w:rPr>
+        <w:t xml:space="preserve"> (далее – «</w:t>
+      </w:r>
+      <w:r>
+        <w:rPr>
+          <w:rFonts w:eastAsia="Arial" w:cs="Arial" w:ascii="Arial" w:hAnsi="Arial"/>
+          <w:b/>
+          <w:color w:val="000000"/>
+          <w:sz w:val="22"/>
+          <w:szCs w:val="22"/>
+        </w:rPr>
+        <w:t>Исполнитель</w:t>
+      </w:r>
+      <w:r>
+        <w:rPr>
+          <w:rFonts w:eastAsia="Arial" w:cs="Arial" w:ascii="Arial" w:hAnsi="Arial"/>
+          <w:color w:val="000000"/>
+          <w:sz w:val="22"/>
+          <w:szCs w:val="22"/>
+        </w:rPr>
+        <w:t>»), на указанных ниже условиях.</w:t>
+      </w:r>
+    </w:p>
+    <w:p>
+      <w:pPr>
+        <w:pStyle w:val="Normal"/>
+        <w:spacing w:before="0" w:after="120"/>
+        <w:ind w:left="-566"/>
+        <w:rPr/>
+      </w:pPr>
+      <w:r>
+        <w:rPr>
+          <w:rFonts w:eastAsia="Arial" w:cs="Arial" w:ascii="Arial" w:hAnsi="Arial"/>
+          <w:color w:val="000000"/>
+          <w:sz w:val="22"/>
+          <w:szCs w:val="22"/>
+        </w:rPr>
+        <w:t>Безусловным принятием (акцептом) условий настоящего Договора считается регистрация на веб-сайт</w:t>
+      </w:r>
+      <w:r>
+        <w:rPr>
+          <w:rFonts w:eastAsia="Arial" w:cs="Arial" w:ascii="Arial" w:hAnsi="Arial"/>
+          <w:sz w:val="22"/>
+          <w:szCs w:val="22"/>
+        </w:rPr>
+        <w:t xml:space="preserve">е </w:t>
+      </w:r>
+      <w:hyperlink r:id="rId3">
+        <w:r>
+          <w:rPr>
+            <w:rStyle w:val="Style"/>
+            <w:rFonts w:eastAsia="Arial" w:cs="Arial" w:ascii="Arial" w:hAnsi="Arial"/>
+            <w:color w:val="0000FF"/>
+            <w:sz w:val="22"/>
+            <w:szCs w:val="22"/>
+            <w:u w:val="single"/>
+          </w:rPr>
+          <w:t>www.harmex.ru</w:t>
+        </w:r>
+      </w:hyperlink>
+      <w:r>
+        <w:rPr>
+          <w:rFonts w:eastAsia="Arial" w:cs="Arial" w:ascii="Arial" w:hAnsi="Arial"/>
           <w:color w:val="000000"/>
           <w:sz w:val="22"/>
           <w:szCs w:val="22"/>
@@ -208,18 +213,19 @@
     </w:p>
     <w:p>
       <w:pPr>
-        <w:spacing w:after="120"/>
+        <w:pStyle w:val="Normal"/>
+        <w:spacing w:before="0" w:after="120"/>
         <w:ind w:left="-566"/>
         <w:rPr>
-          <w:rFonts w:ascii="Arial" w:eastAsia="Arial" w:hAnsi="Arial" w:cs="Arial"/>
-          <w:color w:val="000000"/>
-          <w:sz w:val="22"/>
-          <w:szCs w:val="22"/>
-        </w:rPr>
-      </w:pPr>
-      <w:r>
-        <w:rPr>
-          <w:rFonts w:ascii="Arial" w:eastAsia="Arial" w:hAnsi="Arial" w:cs="Arial"/>
+          <w:rFonts w:ascii="Arial" w:hAnsi="Arial" w:eastAsia="Arial" w:cs="Arial"/>
+          <w:color w:val="000000"/>
+          <w:sz w:val="22"/>
+          <w:szCs w:val="22"/>
+        </w:rPr>
+      </w:pPr>
+      <w:r>
+        <w:rPr>
+          <w:rFonts w:eastAsia="Arial" w:cs="Arial" w:ascii="Arial" w:hAnsi="Arial"/>
           <w:color w:val="000000"/>
           <w:sz w:val="22"/>
           <w:szCs w:val="22"/>
@@ -228,7 +234,7 @@
       </w:r>
       <w:r>
         <w:rPr>
-          <w:rFonts w:ascii="Arial" w:eastAsia="Arial" w:hAnsi="Arial" w:cs="Arial"/>
+          <w:rFonts w:eastAsia="Arial" w:cs="Arial" w:ascii="Arial" w:hAnsi="Arial"/>
           <w:b/>
           <w:color w:val="000000"/>
           <w:sz w:val="22"/>
@@ -238,7 +244,7 @@
       </w:r>
       <w:r>
         <w:rPr>
-          <w:rFonts w:ascii="Arial" w:eastAsia="Arial" w:hAnsi="Arial" w:cs="Arial"/>
+          <w:rFonts w:eastAsia="Arial" w:cs="Arial" w:ascii="Arial" w:hAnsi="Arial"/>
           <w:color w:val="000000"/>
           <w:sz w:val="22"/>
           <w:szCs w:val="22"/>
@@ -247,7 +253,7 @@
       </w:r>
       <w:r>
         <w:rPr>
-          <w:rFonts w:ascii="Arial" w:eastAsia="Arial" w:hAnsi="Arial" w:cs="Arial"/>
+          <w:rFonts w:eastAsia="Arial" w:cs="Arial" w:ascii="Arial" w:hAnsi="Arial"/>
           <w:b/>
           <w:color w:val="000000"/>
           <w:sz w:val="22"/>
@@ -257,7 +263,7 @@
       </w:r>
       <w:r>
         <w:rPr>
-          <w:rFonts w:ascii="Arial" w:eastAsia="Arial" w:hAnsi="Arial" w:cs="Arial"/>
+          <w:rFonts w:eastAsia="Arial" w:cs="Arial" w:ascii="Arial" w:hAnsi="Arial"/>
           <w:color w:val="000000"/>
           <w:sz w:val="22"/>
           <w:szCs w:val="22"/>
@@ -266,7 +272,7 @@
       </w:r>
       <w:r>
         <w:rPr>
-          <w:rFonts w:ascii="Arial" w:eastAsia="Arial" w:hAnsi="Arial" w:cs="Arial"/>
+          <w:rFonts w:eastAsia="Arial" w:cs="Arial" w:ascii="Arial" w:hAnsi="Arial"/>
           <w:b/>
           <w:color w:val="000000"/>
           <w:sz w:val="22"/>
@@ -276,7 +282,7 @@
       </w:r>
       <w:r>
         <w:rPr>
-          <w:rFonts w:ascii="Arial" w:eastAsia="Arial" w:hAnsi="Arial" w:cs="Arial"/>
+          <w:rFonts w:eastAsia="Arial" w:cs="Arial" w:ascii="Arial" w:hAnsi="Arial"/>
           <w:color w:val="000000"/>
           <w:sz w:val="22"/>
           <w:szCs w:val="22"/>
@@ -286,26 +292,35 @@
     </w:p>
     <w:p>
       <w:pPr>
+        <w:pStyle w:val="Normal"/>
         <w:ind w:left="-566"/>
         <w:jc w:val="center"/>
         <w:rPr>
-          <w:rFonts w:ascii="Arial" w:eastAsia="Arial" w:hAnsi="Arial" w:cs="Arial"/>
+          <w:rFonts w:ascii="Arial" w:hAnsi="Arial" w:eastAsia="Arial" w:cs="Arial"/>
           <w:sz w:val="20"/>
           <w:szCs w:val="20"/>
         </w:rPr>
       </w:pPr>
-    </w:p>
-    <w:p>
-      <w:pPr>
+      <w:r>
+        <w:rPr>
+          <w:rFonts w:eastAsia="Arial" w:cs="Arial" w:ascii="Arial" w:hAnsi="Arial"/>
+          <w:sz w:val="20"/>
+          <w:szCs w:val="20"/>
+        </w:rPr>
+      </w:r>
+    </w:p>
+    <w:p>
+      <w:pPr>
+        <w:pStyle w:val="Normal"/>
         <w:numPr>
           <w:ilvl w:val="0"/>
           <w:numId w:val="1"/>
         </w:numPr>
-        <w:spacing w:after="0"/>
-        <w:ind w:left="-566" w:firstLine="0"/>
+        <w:spacing w:before="0" w:after="0"/>
+        <w:ind w:hanging="0" w:left="-566"/>
         <w:jc w:val="center"/>
         <w:rPr>
-          <w:rFonts w:ascii="Arial" w:eastAsia="Arial" w:hAnsi="Arial" w:cs="Arial"/>
+          <w:rFonts w:ascii="Arial" w:hAnsi="Arial" w:eastAsia="Arial" w:cs="Arial"/>
           <w:b/>
           <w:color w:val="000000"/>
           <w:sz w:val="22"/>
@@ -314,7 +329,7 @@
       </w:pPr>
       <w:r>
         <w:rPr>
-          <w:rFonts w:ascii="Arial" w:eastAsia="Arial" w:hAnsi="Arial" w:cs="Arial"/>
+          <w:rFonts w:eastAsia="Arial" w:cs="Arial" w:ascii="Arial" w:hAnsi="Arial"/>
           <w:b/>
           <w:color w:val="000000"/>
           <w:sz w:val="22"/>
@@ -325,22 +340,23 @@
     </w:p>
     <w:p>
       <w:pPr>
+        <w:pStyle w:val="Normal"/>
         <w:numPr>
           <w:ilvl w:val="1"/>
           <w:numId w:val="1"/>
         </w:numPr>
-        <w:spacing w:after="0"/>
-        <w:ind w:left="-566" w:firstLine="0"/>
-        <w:rPr>
-          <w:rFonts w:ascii="Arial" w:eastAsia="Arial" w:hAnsi="Arial" w:cs="Arial"/>
-          <w:color w:val="000000"/>
-          <w:sz w:val="22"/>
-          <w:szCs w:val="22"/>
-        </w:rPr>
-      </w:pPr>
-      <w:r>
-        <w:rPr>
-          <w:rFonts w:ascii="Arial" w:eastAsia="Arial" w:hAnsi="Arial" w:cs="Arial"/>
+        <w:spacing w:before="0" w:after="0"/>
+        <w:ind w:hanging="0" w:left="-566"/>
+        <w:rPr>
+          <w:rFonts w:ascii="Arial" w:hAnsi="Arial" w:eastAsia="Arial" w:cs="Arial"/>
+          <w:color w:val="000000"/>
+          <w:sz w:val="22"/>
+          <w:szCs w:val="22"/>
+        </w:rPr>
+      </w:pPr>
+      <w:r>
+        <w:rPr>
+          <w:rFonts w:eastAsia="Arial" w:cs="Arial" w:ascii="Arial" w:hAnsi="Arial"/>
           <w:color w:val="000000"/>
           <w:sz w:val="22"/>
           <w:szCs w:val="22"/>
@@ -349,7 +365,7 @@
       </w:r>
       <w:r>
         <w:rPr>
-          <w:rFonts w:ascii="Arial" w:eastAsia="Arial" w:hAnsi="Arial" w:cs="Arial"/>
+          <w:rFonts w:eastAsia="Arial" w:cs="Arial" w:ascii="Arial" w:hAnsi="Arial"/>
           <w:sz w:val="22"/>
           <w:szCs w:val="22"/>
         </w:rPr>
@@ -357,7 +373,7 @@
       </w:r>
       <w:r>
         <w:rPr>
-          <w:rFonts w:ascii="Arial" w:eastAsia="Arial" w:hAnsi="Arial" w:cs="Arial"/>
+          <w:rFonts w:eastAsia="Arial" w:cs="Arial" w:ascii="Arial" w:hAnsi="Arial"/>
           <w:color w:val="000000"/>
           <w:sz w:val="22"/>
           <w:szCs w:val="22"/>
@@ -366,7 +382,7 @@
       </w:r>
       <w:r>
         <w:rPr>
-          <w:rFonts w:ascii="Arial" w:eastAsia="Arial" w:hAnsi="Arial" w:cs="Arial"/>
+          <w:rFonts w:eastAsia="Arial" w:cs="Arial" w:ascii="Arial" w:hAnsi="Arial"/>
           <w:sz w:val="22"/>
           <w:szCs w:val="22"/>
         </w:rPr>
@@ -374,7 +390,7 @@
       </w:r>
       <w:r>
         <w:rPr>
-          <w:rFonts w:ascii="Arial" w:eastAsia="Arial" w:hAnsi="Arial" w:cs="Arial"/>
+          <w:rFonts w:eastAsia="Arial" w:cs="Arial" w:ascii="Arial" w:hAnsi="Arial"/>
           <w:color w:val="000000"/>
           <w:sz w:val="22"/>
           <w:szCs w:val="22"/>
@@ -383,7 +399,7 @@
       </w:r>
       <w:r>
         <w:rPr>
-          <w:rFonts w:ascii="Arial" w:eastAsia="Arial" w:hAnsi="Arial" w:cs="Arial"/>
+          <w:rFonts w:eastAsia="Arial" w:cs="Arial" w:ascii="Arial" w:hAnsi="Arial"/>
           <w:sz w:val="22"/>
           <w:szCs w:val="22"/>
         </w:rPr>
@@ -391,7 +407,7 @@
       </w:r>
       <w:r>
         <w:rPr>
-          <w:rFonts w:ascii="Arial" w:eastAsia="Arial" w:hAnsi="Arial" w:cs="Arial"/>
+          <w:rFonts w:eastAsia="Arial" w:cs="Arial" w:ascii="Arial" w:hAnsi="Arial"/>
           <w:color w:val="000000"/>
           <w:sz w:val="22"/>
           <w:szCs w:val="22"/>
@@ -400,7 +416,7 @@
       </w:r>
       <w:r>
         <w:rPr>
-          <w:rFonts w:ascii="Arial" w:eastAsia="Arial" w:hAnsi="Arial" w:cs="Arial"/>
+          <w:rFonts w:eastAsia="Arial" w:cs="Arial" w:ascii="Arial" w:hAnsi="Arial"/>
           <w:sz w:val="22"/>
           <w:szCs w:val="22"/>
         </w:rPr>
@@ -408,7 +424,7 @@
       </w:r>
       <w:r>
         <w:rPr>
-          <w:rFonts w:ascii="Arial" w:eastAsia="Arial" w:hAnsi="Arial" w:cs="Arial"/>
+          <w:rFonts w:eastAsia="Arial" w:cs="Arial" w:ascii="Arial" w:hAnsi="Arial"/>
           <w:color w:val="000000"/>
           <w:sz w:val="22"/>
           <w:szCs w:val="22"/>
@@ -417,7 +433,7 @@
       </w:r>
       <w:r>
         <w:rPr>
-          <w:rFonts w:ascii="Arial" w:eastAsia="Arial" w:hAnsi="Arial" w:cs="Arial"/>
+          <w:rFonts w:eastAsia="Arial" w:cs="Arial" w:ascii="Arial" w:hAnsi="Arial"/>
           <w:sz w:val="22"/>
           <w:szCs w:val="22"/>
         </w:rPr>
@@ -425,7 +441,7 @@
       </w:r>
       <w:r>
         <w:rPr>
-          <w:rFonts w:ascii="Arial" w:eastAsia="Arial" w:hAnsi="Arial" w:cs="Arial"/>
+          <w:rFonts w:eastAsia="Arial" w:cs="Arial" w:ascii="Arial" w:hAnsi="Arial"/>
           <w:color w:val="000000"/>
           <w:sz w:val="22"/>
           <w:szCs w:val="22"/>
@@ -434,7 +450,7 @@
       </w:r>
       <w:r>
         <w:rPr>
-          <w:rFonts w:ascii="Arial" w:eastAsia="Arial" w:hAnsi="Arial" w:cs="Arial"/>
+          <w:rFonts w:eastAsia="Arial" w:cs="Arial" w:ascii="Arial" w:hAnsi="Arial"/>
           <w:sz w:val="22"/>
           <w:szCs w:val="22"/>
         </w:rPr>
@@ -442,7 +458,7 @@
       </w:r>
       <w:r>
         <w:rPr>
-          <w:rFonts w:ascii="Arial" w:eastAsia="Arial" w:hAnsi="Arial" w:cs="Arial"/>
+          <w:rFonts w:eastAsia="Arial" w:cs="Arial" w:ascii="Arial" w:hAnsi="Arial"/>
           <w:color w:val="000000"/>
           <w:sz w:val="22"/>
           <w:szCs w:val="22"/>
@@ -452,22 +468,23 @@
     </w:p>
     <w:p>
       <w:pPr>
+        <w:pStyle w:val="Normal"/>
         <w:numPr>
           <w:ilvl w:val="1"/>
           <w:numId w:val="1"/>
         </w:numPr>
-        <w:spacing w:after="0"/>
-        <w:ind w:left="-566" w:firstLine="0"/>
-        <w:rPr>
-          <w:rFonts w:ascii="Arial" w:eastAsia="Arial" w:hAnsi="Arial" w:cs="Arial"/>
-          <w:color w:val="000000"/>
-          <w:sz w:val="22"/>
-          <w:szCs w:val="22"/>
-        </w:rPr>
-      </w:pPr>
-      <w:r>
-        <w:rPr>
-          <w:rFonts w:ascii="Arial" w:eastAsia="Arial" w:hAnsi="Arial" w:cs="Arial"/>
+        <w:spacing w:before="0" w:after="0"/>
+        <w:ind w:hanging="0" w:left="-566"/>
+        <w:rPr>
+          <w:rFonts w:ascii="Arial" w:hAnsi="Arial" w:eastAsia="Arial" w:cs="Arial"/>
+          <w:color w:val="000000"/>
+          <w:sz w:val="22"/>
+          <w:szCs w:val="22"/>
+        </w:rPr>
+      </w:pPr>
+      <w:r>
+        <w:rPr>
+          <w:rFonts w:eastAsia="Arial" w:cs="Arial" w:ascii="Arial" w:hAnsi="Arial"/>
           <w:color w:val="000000"/>
           <w:sz w:val="22"/>
           <w:szCs w:val="22"/>
@@ -476,7 +493,7 @@
       </w:r>
       <w:r>
         <w:rPr>
-          <w:rFonts w:ascii="Arial" w:eastAsia="Arial" w:hAnsi="Arial" w:cs="Arial"/>
+          <w:rFonts w:eastAsia="Arial" w:cs="Arial" w:ascii="Arial" w:hAnsi="Arial"/>
           <w:sz w:val="22"/>
           <w:szCs w:val="22"/>
         </w:rPr>
@@ -485,22 +502,23 @@
     </w:p>
     <w:p>
       <w:pPr>
+        <w:pStyle w:val="Normal"/>
         <w:numPr>
           <w:ilvl w:val="1"/>
           <w:numId w:val="1"/>
         </w:numPr>
-        <w:spacing w:after="0"/>
-        <w:ind w:left="-566" w:firstLine="0"/>
-        <w:rPr>
-          <w:rFonts w:ascii="Arial" w:eastAsia="Arial" w:hAnsi="Arial" w:cs="Arial"/>
-          <w:color w:val="000000"/>
-          <w:sz w:val="22"/>
-          <w:szCs w:val="22"/>
-        </w:rPr>
-      </w:pPr>
-      <w:r>
-        <w:rPr>
-          <w:rFonts w:ascii="Arial" w:eastAsia="Arial" w:hAnsi="Arial" w:cs="Arial"/>
+        <w:spacing w:before="0" w:after="0"/>
+        <w:ind w:hanging="0" w:left="-566"/>
+        <w:rPr>
+          <w:rFonts w:ascii="Arial" w:hAnsi="Arial" w:eastAsia="Arial" w:cs="Arial"/>
+          <w:color w:val="000000"/>
+          <w:sz w:val="22"/>
+          <w:szCs w:val="22"/>
+        </w:rPr>
+      </w:pPr>
+      <w:r>
+        <w:rPr>
+          <w:rFonts w:eastAsia="Arial" w:cs="Arial" w:ascii="Arial" w:hAnsi="Arial"/>
           <w:color w:val="000000"/>
           <w:sz w:val="22"/>
           <w:szCs w:val="22"/>
@@ -510,27 +528,37 @@
     </w:p>
     <w:p>
       <w:pPr>
-        <w:spacing w:after="0"/>
+        <w:pStyle w:val="Normal"/>
+        <w:spacing w:before="0" w:after="0"/>
         <w:ind w:left="-566"/>
         <w:rPr>
-          <w:rFonts w:ascii="Arial" w:eastAsia="Arial" w:hAnsi="Arial" w:cs="Arial"/>
-          <w:color w:val="000000"/>
-          <w:sz w:val="22"/>
-          <w:szCs w:val="22"/>
-        </w:rPr>
-      </w:pPr>
-    </w:p>
-    <w:p>
-      <w:pPr>
+          <w:rFonts w:ascii="Arial" w:hAnsi="Arial" w:eastAsia="Arial" w:cs="Arial"/>
+          <w:color w:val="000000"/>
+          <w:sz w:val="22"/>
+          <w:szCs w:val="22"/>
+        </w:rPr>
+      </w:pPr>
+      <w:r>
+        <w:rPr>
+          <w:rFonts w:eastAsia="Arial" w:cs="Arial" w:ascii="Arial" w:hAnsi="Arial"/>
+          <w:color w:val="000000"/>
+          <w:sz w:val="22"/>
+          <w:szCs w:val="22"/>
+        </w:rPr>
+      </w:r>
+    </w:p>
+    <w:p>
+      <w:pPr>
+        <w:pStyle w:val="Normal"/>
         <w:numPr>
           <w:ilvl w:val="0"/>
           <w:numId w:val="1"/>
         </w:numPr>
-        <w:spacing w:after="0"/>
-        <w:ind w:left="-566" w:firstLine="0"/>
+        <w:spacing w:before="0" w:after="0"/>
+        <w:ind w:hanging="0" w:left="-566"/>
         <w:jc w:val="center"/>
         <w:rPr>
-          <w:rFonts w:ascii="Arial" w:eastAsia="Arial" w:hAnsi="Arial" w:cs="Arial"/>
+          <w:rFonts w:ascii="Arial" w:hAnsi="Arial" w:eastAsia="Arial" w:cs="Arial"/>
           <w:b/>
           <w:color w:val="000000"/>
           <w:sz w:val="22"/>
@@ -539,7 +567,7 @@
       </w:pPr>
       <w:r>
         <w:rPr>
-          <w:rFonts w:ascii="Arial" w:eastAsia="Arial" w:hAnsi="Arial" w:cs="Arial"/>
+          <w:rFonts w:eastAsia="Arial" w:cs="Arial" w:ascii="Arial" w:hAnsi="Arial"/>
           <w:b/>
           <w:color w:val="000000"/>
           <w:sz w:val="22"/>
@@ -550,22 +578,23 @@
     </w:p>
     <w:p>
       <w:pPr>
+        <w:pStyle w:val="Normal"/>
         <w:numPr>
           <w:ilvl w:val="1"/>
           <w:numId w:val="1"/>
         </w:numPr>
-        <w:spacing w:after="0"/>
-        <w:ind w:left="-566" w:firstLine="0"/>
-        <w:rPr>
-          <w:rFonts w:ascii="Arial" w:eastAsia="Arial" w:hAnsi="Arial" w:cs="Arial"/>
-          <w:color w:val="000000"/>
-          <w:sz w:val="22"/>
-          <w:szCs w:val="22"/>
-        </w:rPr>
-      </w:pPr>
-      <w:r>
-        <w:rPr>
-          <w:rFonts w:ascii="Arial" w:eastAsia="Arial" w:hAnsi="Arial" w:cs="Arial"/>
+        <w:spacing w:before="0" w:after="0"/>
+        <w:ind w:hanging="0" w:left="-566"/>
+        <w:rPr>
+          <w:rFonts w:ascii="Arial" w:hAnsi="Arial" w:eastAsia="Arial" w:cs="Arial"/>
+          <w:color w:val="000000"/>
+          <w:sz w:val="22"/>
+          <w:szCs w:val="22"/>
+        </w:rPr>
+      </w:pPr>
+      <w:r>
+        <w:rPr>
+          <w:rFonts w:eastAsia="Arial" w:cs="Arial" w:ascii="Arial" w:hAnsi="Arial"/>
           <w:color w:val="000000"/>
           <w:sz w:val="22"/>
           <w:szCs w:val="22"/>
@@ -574,7 +603,7 @@
       </w:r>
       <w:r>
         <w:rPr>
-          <w:rFonts w:ascii="Arial" w:eastAsia="Arial" w:hAnsi="Arial" w:cs="Arial"/>
+          <w:rFonts w:eastAsia="Arial" w:cs="Arial" w:ascii="Arial" w:hAnsi="Arial"/>
           <w:sz w:val="22"/>
           <w:szCs w:val="22"/>
         </w:rPr>
@@ -582,7 +611,7 @@
       </w:r>
       <w:r>
         <w:rPr>
-          <w:rFonts w:ascii="Arial" w:eastAsia="Arial" w:hAnsi="Arial" w:cs="Arial"/>
+          <w:rFonts w:eastAsia="Arial" w:cs="Arial" w:ascii="Arial" w:hAnsi="Arial"/>
           <w:color w:val="000000"/>
           <w:sz w:val="22"/>
           <w:szCs w:val="22"/>
@@ -591,7 +620,7 @@
       </w:r>
       <w:r>
         <w:rPr>
-          <w:rFonts w:ascii="Arial" w:eastAsia="Arial" w:hAnsi="Arial" w:cs="Arial"/>
+          <w:rFonts w:eastAsia="Arial" w:cs="Arial" w:ascii="Arial" w:hAnsi="Arial"/>
           <w:sz w:val="22"/>
           <w:szCs w:val="22"/>
         </w:rPr>
@@ -599,7 +628,7 @@
       </w:r>
       <w:r>
         <w:rPr>
-          <w:rFonts w:ascii="Arial" w:eastAsia="Arial" w:hAnsi="Arial" w:cs="Arial"/>
+          <w:rFonts w:eastAsia="Arial" w:cs="Arial" w:ascii="Arial" w:hAnsi="Arial"/>
           <w:color w:val="000000"/>
           <w:sz w:val="22"/>
           <w:szCs w:val="22"/>
@@ -608,7 +637,7 @@
       </w:r>
       <w:r>
         <w:rPr>
-          <w:rFonts w:ascii="Arial" w:eastAsia="Arial" w:hAnsi="Arial" w:cs="Arial"/>
+          <w:rFonts w:eastAsia="Arial" w:cs="Arial" w:ascii="Arial" w:hAnsi="Arial"/>
           <w:sz w:val="22"/>
           <w:szCs w:val="22"/>
         </w:rPr>
@@ -616,7 +645,7 @@
       </w:r>
       <w:r>
         <w:rPr>
-          <w:rFonts w:ascii="Arial" w:eastAsia="Arial" w:hAnsi="Arial" w:cs="Arial"/>
+          <w:rFonts w:eastAsia="Arial" w:cs="Arial" w:ascii="Arial" w:hAnsi="Arial"/>
           <w:color w:val="000000"/>
           <w:sz w:val="22"/>
           <w:szCs w:val="22"/>
@@ -625,7 +654,7 @@
       </w:r>
       <w:r>
         <w:rPr>
-          <w:rFonts w:ascii="Arial" w:eastAsia="Arial" w:hAnsi="Arial" w:cs="Arial"/>
+          <w:rFonts w:eastAsia="Arial" w:cs="Arial" w:ascii="Arial" w:hAnsi="Arial"/>
           <w:sz w:val="22"/>
           <w:szCs w:val="22"/>
         </w:rPr>
@@ -633,7 +662,7 @@
       </w:r>
       <w:r>
         <w:rPr>
-          <w:rFonts w:ascii="Arial" w:eastAsia="Arial" w:hAnsi="Arial" w:cs="Arial"/>
+          <w:rFonts w:eastAsia="Arial" w:cs="Arial" w:ascii="Arial" w:hAnsi="Arial"/>
           <w:color w:val="000000"/>
           <w:sz w:val="22"/>
           <w:szCs w:val="22"/>
@@ -642,7 +671,7 @@
       </w:r>
       <w:r>
         <w:rPr>
-          <w:rFonts w:ascii="Arial" w:eastAsia="Arial" w:hAnsi="Arial" w:cs="Arial"/>
+          <w:rFonts w:eastAsia="Arial" w:cs="Arial" w:ascii="Arial" w:hAnsi="Arial"/>
           <w:sz w:val="22"/>
           <w:szCs w:val="22"/>
         </w:rPr>
@@ -650,7 +679,7 @@
       </w:r>
       <w:r>
         <w:rPr>
-          <w:rFonts w:ascii="Arial" w:eastAsia="Arial" w:hAnsi="Arial" w:cs="Arial"/>
+          <w:rFonts w:eastAsia="Arial" w:cs="Arial" w:ascii="Arial" w:hAnsi="Arial"/>
           <w:color w:val="000000"/>
           <w:sz w:val="22"/>
           <w:szCs w:val="22"/>
@@ -660,22 +689,23 @@
     </w:p>
     <w:p>
       <w:pPr>
+        <w:pStyle w:val="Normal"/>
         <w:numPr>
           <w:ilvl w:val="1"/>
           <w:numId w:val="1"/>
         </w:numPr>
-        <w:spacing w:after="0"/>
-        <w:ind w:left="-566" w:firstLine="0"/>
-        <w:rPr>
-          <w:rFonts w:ascii="Arial" w:eastAsia="Arial" w:hAnsi="Arial" w:cs="Arial"/>
-          <w:color w:val="000000"/>
-          <w:sz w:val="22"/>
-          <w:szCs w:val="22"/>
-        </w:rPr>
-      </w:pPr>
-      <w:r>
-        <w:rPr>
-          <w:rFonts w:ascii="Arial" w:eastAsia="Arial" w:hAnsi="Arial" w:cs="Arial"/>
+        <w:spacing w:before="0" w:after="0"/>
+        <w:ind w:hanging="0" w:left="-566"/>
+        <w:rPr>
+          <w:rFonts w:ascii="Arial" w:hAnsi="Arial" w:eastAsia="Arial" w:cs="Arial"/>
+          <w:color w:val="000000"/>
+          <w:sz w:val="22"/>
+          <w:szCs w:val="22"/>
+        </w:rPr>
+      </w:pPr>
+      <w:r>
+        <w:rPr>
+          <w:rFonts w:eastAsia="Arial" w:cs="Arial" w:ascii="Arial" w:hAnsi="Arial"/>
           <w:color w:val="000000"/>
           <w:sz w:val="22"/>
           <w:szCs w:val="22"/>
@@ -684,7 +714,7 @@
       </w:r>
       <w:r>
         <w:rPr>
-          <w:rFonts w:ascii="Arial" w:eastAsia="Arial" w:hAnsi="Arial" w:cs="Arial"/>
+          <w:rFonts w:eastAsia="Arial" w:cs="Arial" w:ascii="Arial" w:hAnsi="Arial"/>
           <w:sz w:val="22"/>
           <w:szCs w:val="22"/>
         </w:rPr>
@@ -693,22 +723,23 @@
     </w:p>
     <w:p>
       <w:pPr>
+        <w:pStyle w:val="Normal"/>
         <w:numPr>
           <w:ilvl w:val="1"/>
           <w:numId w:val="1"/>
         </w:numPr>
-        <w:spacing w:after="0"/>
-        <w:ind w:left="-566" w:firstLine="0"/>
-        <w:rPr>
-          <w:rFonts w:ascii="Arial" w:eastAsia="Arial" w:hAnsi="Arial" w:cs="Arial"/>
-          <w:color w:val="000000"/>
-          <w:sz w:val="22"/>
-          <w:szCs w:val="22"/>
-        </w:rPr>
-      </w:pPr>
-      <w:r>
-        <w:rPr>
-          <w:rFonts w:ascii="Arial" w:eastAsia="Arial" w:hAnsi="Arial" w:cs="Arial"/>
+        <w:spacing w:before="0" w:after="0"/>
+        <w:ind w:hanging="0" w:left="-566"/>
+        <w:rPr>
+          <w:rFonts w:ascii="Arial" w:hAnsi="Arial" w:eastAsia="Arial" w:cs="Arial"/>
+          <w:color w:val="000000"/>
+          <w:sz w:val="22"/>
+          <w:szCs w:val="22"/>
+        </w:rPr>
+      </w:pPr>
+      <w:r>
+        <w:rPr>
+          <w:rFonts w:eastAsia="Arial" w:cs="Arial" w:ascii="Arial" w:hAnsi="Arial"/>
           <w:color w:val="000000"/>
           <w:sz w:val="22"/>
           <w:szCs w:val="22"/>
@@ -717,7 +748,7 @@
       </w:r>
       <w:r>
         <w:rPr>
-          <w:rFonts w:ascii="Arial" w:eastAsia="Arial" w:hAnsi="Arial" w:cs="Arial"/>
+          <w:rFonts w:eastAsia="Arial" w:cs="Arial" w:ascii="Arial" w:hAnsi="Arial"/>
           <w:sz w:val="22"/>
           <w:szCs w:val="22"/>
         </w:rPr>
@@ -725,7 +756,7 @@
       </w:r>
       <w:r>
         <w:rPr>
-          <w:rFonts w:ascii="Arial" w:eastAsia="Arial" w:hAnsi="Arial" w:cs="Arial"/>
+          <w:rFonts w:eastAsia="Arial" w:cs="Arial" w:ascii="Arial" w:hAnsi="Arial"/>
           <w:color w:val="000000"/>
           <w:sz w:val="22"/>
           <w:szCs w:val="22"/>
@@ -735,22 +766,23 @@
     </w:p>
     <w:p>
       <w:pPr>
+        <w:pStyle w:val="Normal"/>
         <w:numPr>
           <w:ilvl w:val="1"/>
           <w:numId w:val="1"/>
         </w:numPr>
-        <w:spacing w:after="0"/>
-        <w:ind w:left="-566" w:firstLine="0"/>
-        <w:rPr>
-          <w:rFonts w:ascii="Arial" w:eastAsia="Arial" w:hAnsi="Arial" w:cs="Arial"/>
-          <w:color w:val="000000"/>
-          <w:sz w:val="22"/>
-          <w:szCs w:val="22"/>
-        </w:rPr>
-      </w:pPr>
-      <w:r>
-        <w:rPr>
-          <w:rFonts w:ascii="Arial" w:eastAsia="Arial" w:hAnsi="Arial" w:cs="Arial"/>
+        <w:spacing w:before="0" w:after="0"/>
+        <w:ind w:hanging="0" w:left="-566"/>
+        <w:rPr>
+          <w:rFonts w:ascii="Arial" w:hAnsi="Arial" w:eastAsia="Arial" w:cs="Arial"/>
+          <w:color w:val="000000"/>
+          <w:sz w:val="22"/>
+          <w:szCs w:val="22"/>
+        </w:rPr>
+      </w:pPr>
+      <w:r>
+        <w:rPr>
+          <w:rFonts w:eastAsia="Arial" w:cs="Arial" w:ascii="Arial" w:hAnsi="Arial"/>
           <w:color w:val="000000"/>
           <w:sz w:val="22"/>
           <w:szCs w:val="22"/>
@@ -760,17 +792,18 @@
     </w:p>
     <w:p>
       <w:pPr>
-        <w:spacing w:after="0"/>
+        <w:pStyle w:val="Normal"/>
+        <w:spacing w:before="0" w:after="0"/>
         <w:ind w:left="-566"/>
         <w:rPr>
-          <w:rFonts w:ascii="Arial" w:eastAsia="Arial" w:hAnsi="Arial" w:cs="Arial"/>
-          <w:sz w:val="22"/>
-          <w:szCs w:val="22"/>
-        </w:rPr>
-      </w:pPr>
-      <w:r>
-        <w:rPr>
-          <w:rFonts w:ascii="Arial" w:eastAsia="Arial" w:hAnsi="Arial" w:cs="Arial"/>
+          <w:rFonts w:ascii="Arial" w:hAnsi="Arial" w:eastAsia="Arial" w:cs="Arial"/>
+          <w:sz w:val="22"/>
+          <w:szCs w:val="22"/>
+        </w:rPr>
+      </w:pPr>
+      <w:r>
+        <w:rPr>
+          <w:rFonts w:eastAsia="Arial" w:cs="Arial" w:ascii="Arial" w:hAnsi="Arial"/>
           <w:color w:val="000000"/>
           <w:sz w:val="22"/>
           <w:szCs w:val="22"/>
@@ -780,27 +813,37 @@
     </w:p>
     <w:p>
       <w:pPr>
-        <w:spacing w:after="0"/>
+        <w:pStyle w:val="Normal"/>
+        <w:spacing w:before="0" w:after="0"/>
         <w:ind w:left="-566"/>
         <w:rPr>
-          <w:rFonts w:ascii="Arial" w:eastAsia="Arial" w:hAnsi="Arial" w:cs="Arial"/>
-          <w:color w:val="000000"/>
-          <w:sz w:val="22"/>
-          <w:szCs w:val="22"/>
-        </w:rPr>
-      </w:pPr>
-    </w:p>
-    <w:p>
-      <w:pPr>
+          <w:rFonts w:ascii="Arial" w:hAnsi="Arial" w:eastAsia="Arial" w:cs="Arial"/>
+          <w:color w:val="000000"/>
+          <w:sz w:val="22"/>
+          <w:szCs w:val="22"/>
+        </w:rPr>
+      </w:pPr>
+      <w:r>
+        <w:rPr>
+          <w:rFonts w:eastAsia="Arial" w:cs="Arial" w:ascii="Arial" w:hAnsi="Arial"/>
+          <w:color w:val="000000"/>
+          <w:sz w:val="22"/>
+          <w:szCs w:val="22"/>
+        </w:rPr>
+      </w:r>
+    </w:p>
+    <w:p>
+      <w:pPr>
+        <w:pStyle w:val="Normal"/>
         <w:numPr>
           <w:ilvl w:val="0"/>
           <w:numId w:val="1"/>
         </w:numPr>
-        <w:spacing w:after="0"/>
-        <w:ind w:left="-566" w:firstLine="0"/>
+        <w:spacing w:before="0" w:after="0"/>
+        <w:ind w:hanging="0" w:left="-566"/>
         <w:jc w:val="center"/>
         <w:rPr>
-          <w:rFonts w:ascii="Arial" w:eastAsia="Arial" w:hAnsi="Arial" w:cs="Arial"/>
+          <w:rFonts w:ascii="Arial" w:hAnsi="Arial" w:eastAsia="Arial" w:cs="Arial"/>
           <w:b/>
           <w:color w:val="000000"/>
           <w:sz w:val="22"/>
@@ -809,7 +852,7 @@
       </w:pPr>
       <w:r>
         <w:rPr>
-          <w:rFonts w:ascii="Arial" w:eastAsia="Arial" w:hAnsi="Arial" w:cs="Arial"/>
+          <w:rFonts w:eastAsia="Arial" w:cs="Arial" w:ascii="Arial" w:hAnsi="Arial"/>
           <w:b/>
           <w:color w:val="000000"/>
           <w:sz w:val="22"/>
@@ -820,22 +863,23 @@
     </w:p>
     <w:p>
       <w:pPr>
+        <w:pStyle w:val="Normal"/>
         <w:numPr>
           <w:ilvl w:val="1"/>
           <w:numId w:val="1"/>
         </w:numPr>
-        <w:spacing w:after="0"/>
-        <w:ind w:left="-566" w:firstLine="0"/>
-        <w:rPr>
-          <w:rFonts w:ascii="Arial" w:eastAsia="Arial" w:hAnsi="Arial" w:cs="Arial"/>
-          <w:color w:val="000000"/>
-          <w:sz w:val="22"/>
-          <w:szCs w:val="22"/>
-        </w:rPr>
-      </w:pPr>
-      <w:r>
-        <w:rPr>
-          <w:rFonts w:ascii="Arial" w:eastAsia="Arial" w:hAnsi="Arial" w:cs="Arial"/>
+        <w:spacing w:before="0" w:after="0"/>
+        <w:ind w:hanging="0" w:left="-566"/>
+        <w:rPr>
+          <w:rFonts w:ascii="Arial" w:hAnsi="Arial" w:eastAsia="Arial" w:cs="Arial"/>
+          <w:color w:val="000000"/>
+          <w:sz w:val="22"/>
+          <w:szCs w:val="22"/>
+        </w:rPr>
+      </w:pPr>
+      <w:r>
+        <w:rPr>
+          <w:rFonts w:eastAsia="Arial" w:cs="Arial" w:ascii="Arial" w:hAnsi="Arial"/>
           <w:color w:val="000000"/>
           <w:sz w:val="22"/>
           <w:szCs w:val="22"/>
@@ -845,22 +889,23 @@
     </w:p>
     <w:p>
       <w:pPr>
+        <w:pStyle w:val="Normal"/>
         <w:numPr>
           <w:ilvl w:val="1"/>
           <w:numId w:val="1"/>
         </w:numPr>
-        <w:spacing w:after="0"/>
-        <w:ind w:left="-566" w:firstLine="0"/>
-        <w:rPr>
-          <w:rFonts w:ascii="Arial" w:eastAsia="Arial" w:hAnsi="Arial" w:cs="Arial"/>
-          <w:color w:val="000000"/>
-          <w:sz w:val="22"/>
-          <w:szCs w:val="22"/>
-        </w:rPr>
-      </w:pPr>
-      <w:r>
-        <w:rPr>
-          <w:rFonts w:ascii="Arial" w:eastAsia="Arial" w:hAnsi="Arial" w:cs="Arial"/>
+        <w:spacing w:before="0" w:after="0"/>
+        <w:ind w:hanging="0" w:left="-566"/>
+        <w:rPr>
+          <w:rFonts w:ascii="Arial" w:hAnsi="Arial" w:eastAsia="Arial" w:cs="Arial"/>
+          <w:color w:val="000000"/>
+          <w:sz w:val="22"/>
+          <w:szCs w:val="22"/>
+        </w:rPr>
+      </w:pPr>
+      <w:r>
+        <w:rPr>
+          <w:rFonts w:eastAsia="Arial" w:cs="Arial" w:ascii="Arial" w:hAnsi="Arial"/>
           <w:color w:val="000000"/>
           <w:sz w:val="22"/>
           <w:szCs w:val="22"/>
@@ -869,7 +914,7 @@
       </w:r>
       <w:r>
         <w:rPr>
-          <w:rFonts w:ascii="Arial" w:eastAsia="Arial" w:hAnsi="Arial" w:cs="Arial"/>
+          <w:rFonts w:eastAsia="Arial" w:cs="Arial" w:ascii="Arial" w:hAnsi="Arial"/>
           <w:sz w:val="22"/>
           <w:szCs w:val="22"/>
         </w:rPr>
@@ -877,7 +922,7 @@
       </w:r>
       <w:r>
         <w:rPr>
-          <w:rFonts w:ascii="Arial" w:eastAsia="Arial" w:hAnsi="Arial" w:cs="Arial"/>
+          <w:rFonts w:eastAsia="Arial" w:cs="Arial" w:ascii="Arial" w:hAnsi="Arial"/>
           <w:color w:val="000000"/>
           <w:sz w:val="22"/>
           <w:szCs w:val="22"/>
@@ -886,7 +931,7 @@
       </w:r>
       <w:r>
         <w:rPr>
-          <w:rFonts w:ascii="Arial" w:eastAsia="Arial" w:hAnsi="Arial" w:cs="Arial"/>
+          <w:rFonts w:eastAsia="Arial" w:cs="Arial" w:ascii="Arial" w:hAnsi="Arial"/>
           <w:sz w:val="22"/>
           <w:szCs w:val="22"/>
         </w:rPr>
@@ -894,7 +939,7 @@
       </w:r>
       <w:r>
         <w:rPr>
-          <w:rFonts w:ascii="Arial" w:eastAsia="Arial" w:hAnsi="Arial" w:cs="Arial"/>
+          <w:rFonts w:eastAsia="Arial" w:cs="Arial" w:ascii="Arial" w:hAnsi="Arial"/>
           <w:color w:val="000000"/>
           <w:sz w:val="22"/>
           <w:szCs w:val="22"/>
@@ -903,7 +948,7 @@
       </w:r>
       <w:r>
         <w:rPr>
-          <w:rFonts w:ascii="Arial" w:eastAsia="Arial" w:hAnsi="Arial" w:cs="Arial"/>
+          <w:rFonts w:eastAsia="Arial" w:cs="Arial" w:ascii="Arial" w:hAnsi="Arial"/>
           <w:sz w:val="22"/>
           <w:szCs w:val="22"/>
         </w:rPr>
@@ -911,7 +956,7 @@
       </w:r>
       <w:r>
         <w:rPr>
-          <w:rFonts w:ascii="Arial" w:eastAsia="Arial" w:hAnsi="Arial" w:cs="Arial"/>
+          <w:rFonts w:eastAsia="Arial" w:cs="Arial" w:ascii="Arial" w:hAnsi="Arial"/>
           <w:color w:val="000000"/>
           <w:sz w:val="22"/>
           <w:szCs w:val="22"/>
@@ -921,27 +966,37 @@
     </w:p>
     <w:p>
       <w:pPr>
-        <w:spacing w:after="0"/>
+        <w:pStyle w:val="Normal"/>
+        <w:spacing w:before="0" w:after="0"/>
         <w:ind w:left="-566"/>
         <w:rPr>
-          <w:rFonts w:ascii="Arial" w:eastAsia="Arial" w:hAnsi="Arial" w:cs="Arial"/>
-          <w:color w:val="000000"/>
-          <w:sz w:val="22"/>
-          <w:szCs w:val="22"/>
-        </w:rPr>
-      </w:pPr>
-    </w:p>
-    <w:p>
-      <w:pPr>
+          <w:rFonts w:ascii="Arial" w:hAnsi="Arial" w:eastAsia="Arial" w:cs="Arial"/>
+          <w:color w:val="000000"/>
+          <w:sz w:val="22"/>
+          <w:szCs w:val="22"/>
+        </w:rPr>
+      </w:pPr>
+      <w:r>
+        <w:rPr>
+          <w:rFonts w:eastAsia="Arial" w:cs="Arial" w:ascii="Arial" w:hAnsi="Arial"/>
+          <w:color w:val="000000"/>
+          <w:sz w:val="22"/>
+          <w:szCs w:val="22"/>
+        </w:rPr>
+      </w:r>
+    </w:p>
+    <w:p>
+      <w:pPr>
+        <w:pStyle w:val="Normal"/>
         <w:numPr>
           <w:ilvl w:val="0"/>
           <w:numId w:val="1"/>
         </w:numPr>
-        <w:spacing w:after="0"/>
-        <w:ind w:left="-566" w:firstLine="0"/>
+        <w:spacing w:before="0" w:after="0"/>
+        <w:ind w:hanging="0" w:left="-566"/>
         <w:jc w:val="center"/>
         <w:rPr>
-          <w:rFonts w:ascii="Arial" w:eastAsia="Arial" w:hAnsi="Arial" w:cs="Arial"/>
+          <w:rFonts w:ascii="Arial" w:hAnsi="Arial" w:eastAsia="Arial" w:cs="Arial"/>
           <w:b/>
           <w:color w:val="000000"/>
           <w:sz w:val="22"/>
@@ -950,7 +1005,7 @@
       </w:pPr>
       <w:r>
         <w:rPr>
-          <w:rFonts w:ascii="Arial" w:eastAsia="Arial" w:hAnsi="Arial" w:cs="Arial"/>
+          <w:rFonts w:eastAsia="Arial" w:cs="Arial" w:ascii="Arial" w:hAnsi="Arial"/>
           <w:b/>
           <w:color w:val="000000"/>
           <w:sz w:val="22"/>
@@ -961,22 +1016,23 @@
     </w:p>
     <w:p>
       <w:pPr>
+        <w:pStyle w:val="Normal"/>
         <w:numPr>
           <w:ilvl w:val="1"/>
           <w:numId w:val="1"/>
         </w:numPr>
-        <w:spacing w:after="0"/>
-        <w:ind w:left="-566" w:firstLine="0"/>
-        <w:rPr>
-          <w:rFonts w:ascii="Arial" w:eastAsia="Arial" w:hAnsi="Arial" w:cs="Arial"/>
-          <w:color w:val="000000"/>
-          <w:sz w:val="22"/>
-          <w:szCs w:val="22"/>
-        </w:rPr>
-      </w:pPr>
-      <w:r>
-        <w:rPr>
-          <w:rFonts w:ascii="Arial" w:eastAsia="Arial" w:hAnsi="Arial" w:cs="Arial"/>
+        <w:spacing w:before="0" w:after="0"/>
+        <w:ind w:hanging="0" w:left="-566"/>
+        <w:rPr>
+          <w:rFonts w:ascii="Arial" w:hAnsi="Arial" w:eastAsia="Arial" w:cs="Arial"/>
+          <w:color w:val="000000"/>
+          <w:sz w:val="22"/>
+          <w:szCs w:val="22"/>
+        </w:rPr>
+      </w:pPr>
+      <w:r>
+        <w:rPr>
+          <w:rFonts w:eastAsia="Arial" w:cs="Arial" w:ascii="Arial" w:hAnsi="Arial"/>
           <w:color w:val="000000"/>
           <w:sz w:val="22"/>
           <w:szCs w:val="22"/>
@@ -986,22 +1042,23 @@
     </w:p>
     <w:p>
       <w:pPr>
+        <w:pStyle w:val="Normal"/>
         <w:numPr>
           <w:ilvl w:val="1"/>
           <w:numId w:val="1"/>
         </w:numPr>
-        <w:spacing w:after="0"/>
-        <w:ind w:left="-566" w:firstLine="0"/>
-        <w:rPr>
-          <w:rFonts w:ascii="Arial" w:eastAsia="Arial" w:hAnsi="Arial" w:cs="Arial"/>
-          <w:color w:val="000000"/>
-          <w:sz w:val="22"/>
-          <w:szCs w:val="22"/>
-        </w:rPr>
-      </w:pPr>
-      <w:r>
-        <w:rPr>
-          <w:rFonts w:ascii="Arial" w:eastAsia="Arial" w:hAnsi="Arial" w:cs="Arial"/>
+        <w:spacing w:before="0" w:after="0"/>
+        <w:ind w:hanging="0" w:left="-566"/>
+        <w:rPr>
+          <w:rFonts w:ascii="Arial" w:hAnsi="Arial" w:eastAsia="Arial" w:cs="Arial"/>
+          <w:color w:val="000000"/>
+          <w:sz w:val="22"/>
+          <w:szCs w:val="22"/>
+        </w:rPr>
+      </w:pPr>
+      <w:r>
+        <w:rPr>
+          <w:rFonts w:eastAsia="Arial" w:cs="Arial" w:ascii="Arial" w:hAnsi="Arial"/>
           <w:color w:val="000000"/>
           <w:sz w:val="22"/>
           <w:szCs w:val="22"/>
@@ -1011,27 +1068,37 @@
     </w:p>
     <w:p>
       <w:pPr>
-        <w:spacing w:after="0"/>
+        <w:pStyle w:val="Normal"/>
+        <w:spacing w:before="0" w:after="0"/>
         <w:ind w:left="-566"/>
         <w:rPr>
-          <w:rFonts w:ascii="Arial" w:eastAsia="Arial" w:hAnsi="Arial" w:cs="Arial"/>
-          <w:color w:val="000000"/>
-          <w:sz w:val="22"/>
-          <w:szCs w:val="22"/>
-        </w:rPr>
-      </w:pPr>
-    </w:p>
-    <w:p>
-      <w:pPr>
+          <w:rFonts w:ascii="Arial" w:hAnsi="Arial" w:eastAsia="Arial" w:cs="Arial"/>
+          <w:color w:val="000000"/>
+          <w:sz w:val="22"/>
+          <w:szCs w:val="22"/>
+        </w:rPr>
+      </w:pPr>
+      <w:r>
+        <w:rPr>
+          <w:rFonts w:eastAsia="Arial" w:cs="Arial" w:ascii="Arial" w:hAnsi="Arial"/>
+          <w:color w:val="000000"/>
+          <w:sz w:val="22"/>
+          <w:szCs w:val="22"/>
+        </w:rPr>
+      </w:r>
+    </w:p>
+    <w:p>
+      <w:pPr>
+        <w:pStyle w:val="Normal"/>
         <w:numPr>
           <w:ilvl w:val="0"/>
           <w:numId w:val="1"/>
         </w:numPr>
-        <w:spacing w:after="0"/>
-        <w:ind w:left="-566" w:firstLine="0"/>
+        <w:spacing w:before="0" w:after="0"/>
+        <w:ind w:hanging="0" w:left="-566"/>
         <w:jc w:val="center"/>
         <w:rPr>
-          <w:rFonts w:ascii="Arial" w:eastAsia="Arial" w:hAnsi="Arial" w:cs="Arial"/>
+          <w:rFonts w:ascii="Arial" w:hAnsi="Arial" w:eastAsia="Arial" w:cs="Arial"/>
           <w:b/>
           <w:color w:val="000000"/>
           <w:sz w:val="22"/>
@@ -1040,7 +1107,7 @@
       </w:pPr>
       <w:r>
         <w:rPr>
-          <w:rFonts w:ascii="Arial" w:eastAsia="Arial" w:hAnsi="Arial" w:cs="Arial"/>
+          <w:rFonts w:eastAsia="Arial" w:cs="Arial" w:ascii="Arial" w:hAnsi="Arial"/>
           <w:b/>
           <w:color w:val="000000"/>
           <w:sz w:val="22"/>
@@ -1051,22 +1118,23 @@
     </w:p>
     <w:p>
       <w:pPr>
+        <w:pStyle w:val="Normal"/>
         <w:numPr>
           <w:ilvl w:val="1"/>
           <w:numId w:val="1"/>
         </w:numPr>
-        <w:spacing w:after="0"/>
-        <w:ind w:left="-566" w:firstLine="0"/>
-        <w:rPr>
-          <w:rFonts w:ascii="Arial" w:eastAsia="Arial" w:hAnsi="Arial" w:cs="Arial"/>
-          <w:color w:val="000000"/>
-          <w:sz w:val="22"/>
-          <w:szCs w:val="22"/>
-        </w:rPr>
-      </w:pPr>
-      <w:r>
-        <w:rPr>
-          <w:rFonts w:ascii="Arial" w:eastAsia="Arial" w:hAnsi="Arial" w:cs="Arial"/>
+        <w:spacing w:before="0" w:after="0"/>
+        <w:ind w:hanging="0" w:left="-566"/>
+        <w:rPr>
+          <w:rFonts w:ascii="Arial" w:hAnsi="Arial" w:eastAsia="Arial" w:cs="Arial"/>
+          <w:color w:val="000000"/>
+          <w:sz w:val="22"/>
+          <w:szCs w:val="22"/>
+        </w:rPr>
+      </w:pPr>
+      <w:r>
+        <w:rPr>
+          <w:rFonts w:eastAsia="Arial" w:cs="Arial" w:ascii="Arial" w:hAnsi="Arial"/>
           <w:color w:val="000000"/>
           <w:sz w:val="22"/>
           <w:szCs w:val="22"/>
@@ -1076,22 +1144,23 @@
     </w:p>
     <w:p>
       <w:pPr>
+        <w:pStyle w:val="Normal"/>
         <w:numPr>
           <w:ilvl w:val="1"/>
           <w:numId w:val="1"/>
         </w:numPr>
-        <w:spacing w:after="0"/>
-        <w:ind w:left="-566" w:firstLine="0"/>
-        <w:rPr>
-          <w:rFonts w:ascii="Arial" w:eastAsia="Arial" w:hAnsi="Arial" w:cs="Arial"/>
-          <w:color w:val="000000"/>
-          <w:sz w:val="22"/>
-          <w:szCs w:val="22"/>
-        </w:rPr>
-      </w:pPr>
-      <w:r>
-        <w:rPr>
-          <w:rFonts w:ascii="Arial" w:eastAsia="Arial" w:hAnsi="Arial" w:cs="Arial"/>
+        <w:spacing w:before="0" w:after="0"/>
+        <w:ind w:hanging="0" w:left="-566"/>
+        <w:rPr>
+          <w:rFonts w:ascii="Arial" w:hAnsi="Arial" w:eastAsia="Arial" w:cs="Arial"/>
+          <w:color w:val="000000"/>
+          <w:sz w:val="22"/>
+          <w:szCs w:val="22"/>
+        </w:rPr>
+      </w:pPr>
+      <w:r>
+        <w:rPr>
+          <w:rFonts w:eastAsia="Arial" w:cs="Arial" w:ascii="Arial" w:hAnsi="Arial"/>
           <w:color w:val="000000"/>
           <w:sz w:val="22"/>
           <w:szCs w:val="22"/>
@@ -1101,22 +1170,23 @@
     </w:p>
     <w:p>
       <w:pPr>
+        <w:pStyle w:val="Normal"/>
         <w:numPr>
           <w:ilvl w:val="1"/>
           <w:numId w:val="1"/>
         </w:numPr>
-        <w:spacing w:after="0"/>
-        <w:ind w:left="-566" w:firstLine="0"/>
-        <w:rPr>
-          <w:rFonts w:ascii="Arial" w:eastAsia="Arial" w:hAnsi="Arial" w:cs="Arial"/>
-          <w:color w:val="000000"/>
-          <w:sz w:val="22"/>
-          <w:szCs w:val="22"/>
-        </w:rPr>
-      </w:pPr>
-      <w:r>
-        <w:rPr>
-          <w:rFonts w:ascii="Arial" w:eastAsia="Arial" w:hAnsi="Arial" w:cs="Arial"/>
+        <w:spacing w:before="0" w:after="0"/>
+        <w:ind w:hanging="0" w:left="-566"/>
+        <w:rPr>
+          <w:rFonts w:ascii="Arial" w:hAnsi="Arial" w:eastAsia="Arial" w:cs="Arial"/>
+          <w:color w:val="000000"/>
+          <w:sz w:val="22"/>
+          <w:szCs w:val="22"/>
+        </w:rPr>
+      </w:pPr>
+      <w:r>
+        <w:rPr>
+          <w:rFonts w:eastAsia="Arial" w:cs="Arial" w:ascii="Arial" w:hAnsi="Arial"/>
           <w:color w:val="000000"/>
           <w:sz w:val="22"/>
           <w:szCs w:val="22"/>
@@ -1125,7 +1195,7 @@
       </w:r>
       <w:r>
         <w:rPr>
-          <w:rFonts w:ascii="Arial" w:eastAsia="Arial" w:hAnsi="Arial" w:cs="Arial"/>
+          <w:rFonts w:eastAsia="Arial" w:cs="Arial" w:ascii="Arial" w:hAnsi="Arial"/>
           <w:sz w:val="22"/>
           <w:szCs w:val="22"/>
         </w:rPr>
@@ -1133,7 +1203,7 @@
       </w:r>
       <w:r>
         <w:rPr>
-          <w:rFonts w:ascii="Arial" w:eastAsia="Arial" w:hAnsi="Arial" w:cs="Arial"/>
+          <w:rFonts w:eastAsia="Arial" w:cs="Arial" w:ascii="Arial" w:hAnsi="Arial"/>
           <w:color w:val="000000"/>
           <w:sz w:val="22"/>
           <w:szCs w:val="22"/>
@@ -1143,27 +1213,37 @@
     </w:p>
     <w:p>
       <w:pPr>
-        <w:spacing w:after="0"/>
+        <w:pStyle w:val="Normal"/>
+        <w:spacing w:before="0" w:after="0"/>
         <w:ind w:left="-566"/>
         <w:rPr>
-          <w:rFonts w:ascii="Arial" w:eastAsia="Arial" w:hAnsi="Arial" w:cs="Arial"/>
-          <w:color w:val="000000"/>
-          <w:sz w:val="22"/>
-          <w:szCs w:val="22"/>
-        </w:rPr>
-      </w:pPr>
-    </w:p>
-    <w:p>
-      <w:pPr>
+          <w:rFonts w:ascii="Arial" w:hAnsi="Arial" w:eastAsia="Arial" w:cs="Arial"/>
+          <w:color w:val="000000"/>
+          <w:sz w:val="22"/>
+          <w:szCs w:val="22"/>
+        </w:rPr>
+      </w:pPr>
+      <w:r>
+        <w:rPr>
+          <w:rFonts w:eastAsia="Arial" w:cs="Arial" w:ascii="Arial" w:hAnsi="Arial"/>
+          <w:color w:val="000000"/>
+          <w:sz w:val="22"/>
+          <w:szCs w:val="22"/>
+        </w:rPr>
+      </w:r>
+    </w:p>
+    <w:p>
+      <w:pPr>
+        <w:pStyle w:val="Normal"/>
         <w:numPr>
           <w:ilvl w:val="0"/>
           <w:numId w:val="1"/>
         </w:numPr>
-        <w:spacing w:after="0"/>
-        <w:ind w:left="-566" w:firstLine="0"/>
+        <w:spacing w:before="0" w:after="0"/>
+        <w:ind w:hanging="0" w:left="-566"/>
         <w:jc w:val="center"/>
         <w:rPr>
-          <w:rFonts w:ascii="Arial" w:eastAsia="Arial" w:hAnsi="Arial" w:cs="Arial"/>
+          <w:rFonts w:ascii="Arial" w:hAnsi="Arial" w:eastAsia="Arial" w:cs="Arial"/>
           <w:b/>
           <w:color w:val="000000"/>
           <w:sz w:val="22"/>
@@ -1172,7 +1252,7 @@
       </w:pPr>
       <w:r>
         <w:rPr>
-          <w:rFonts w:ascii="Arial" w:eastAsia="Arial" w:hAnsi="Arial" w:cs="Arial"/>
+          <w:rFonts w:eastAsia="Arial" w:cs="Arial" w:ascii="Arial" w:hAnsi="Arial"/>
           <w:b/>
           <w:color w:val="000000"/>
           <w:sz w:val="22"/>
@@ -1183,47 +1263,58 @@
     </w:p>
     <w:p>
       <w:pPr>
+        <w:pStyle w:val="Normal"/>
         <w:numPr>
           <w:ilvl w:val="1"/>
           <w:numId w:val="1"/>
         </w:numPr>
-        <w:spacing w:after="0"/>
-        <w:ind w:left="-566" w:firstLine="0"/>
-        <w:rPr>
-          <w:rFonts w:ascii="Arial" w:eastAsia="Arial" w:hAnsi="Arial" w:cs="Arial"/>
-          <w:color w:val="000000"/>
-          <w:sz w:val="22"/>
-          <w:szCs w:val="22"/>
-        </w:rPr>
-      </w:pPr>
-      <w:r>
-        <w:rPr>
-          <w:rFonts w:ascii="Arial" w:eastAsia="Arial" w:hAnsi="Arial" w:cs="Arial"/>
-          <w:color w:val="000000"/>
-          <w:sz w:val="22"/>
-          <w:szCs w:val="22"/>
-        </w:rPr>
-        <w:t> Используя материалы Исполнителя, а также используя Платформу, Пользователь признает и соглашается с тем, что все содержимое Платформы, алгоритмы, дизайн, логотипы, контент и структура содержимого Платформы защищены авторским правом, правом на товарный знак и другими правами на результаты интеллектуальной деятельности и что указанные права являются действительными и охраняются во всех формах, на всех носителях и в отношении всех технологий, как существующих в настоящее время, так и разработанных или созданных впоследствии. Никакие права на любое содержимое материалов и Платформы, принадлежащих Исполнителю, включая, помимо прочего, аудиовизуальные произведения, текстовые и графические материалы, программы для ЭВМ, товарные знаки не переходят к Пользователю в результате пользования материалами и Платформой и заключения Договора.</w:t>
-      </w:r>
-    </w:p>
-    <w:p>
-      <w:pPr>
+        <w:spacing w:before="0" w:after="0"/>
+        <w:ind w:hanging="0" w:left="-566"/>
+        <w:rPr>
+          <w:rFonts w:ascii="Arial" w:hAnsi="Arial" w:eastAsia="Arial" w:cs="Arial"/>
+          <w:color w:val="000000"/>
+          <w:sz w:val="22"/>
+          <w:szCs w:val="22"/>
+        </w:rPr>
+      </w:pPr>
+      <w:r>
+        <w:rPr>
+          <w:rFonts w:eastAsia="Arial" w:cs="Arial" w:ascii="Arial" w:hAnsi="Arial"/>
+          <w:color w:val="000000"/>
+          <w:sz w:val="22"/>
+          <w:szCs w:val="22"/>
+        </w:rPr>
+        <w:t> </w:t>
+      </w:r>
+      <w:r>
+        <w:rPr>
+          <w:rFonts w:eastAsia="Arial" w:cs="Arial" w:ascii="Arial" w:hAnsi="Arial"/>
+          <w:color w:val="000000"/>
+          <w:sz w:val="22"/>
+          <w:szCs w:val="22"/>
+        </w:rPr>
+        <w:t>Используя материалы Исполнителя, а также используя Платформу, Пользователь признает и соглашается с тем, что все содержимое Платформы, алгоритмы, дизайн, логотипы, контент и структура содержимого Платформы защищены авторским правом, правом на товарный знак и другими правами на результаты интеллектуальной деятельности и что указанные права являются действительными и охраняются во всех формах, на всех носителях и в отношении всех технологий, как существующих в настоящее время, так и разработанных или созданных впоследствии. Никакие права на любое содержимое материалов и Платформы, принадлежащих Исполнителю, включая, помимо прочего, аудиовизуальные произведения, текстовые и графические материалы, программы для ЭВМ, товарные знаки не переходят к Пользователю в результате пользования материалами и Платформой и заключения Договора.</w:t>
+      </w:r>
+    </w:p>
+    <w:p>
+      <w:pPr>
+        <w:pStyle w:val="Normal"/>
         <w:numPr>
           <w:ilvl w:val="1"/>
           <w:numId w:val="1"/>
         </w:numPr>
-        <w:spacing w:after="0"/>
-        <w:ind w:left="-566" w:firstLine="0"/>
-        <w:rPr>
-          <w:rFonts w:ascii="Arial" w:eastAsia="Arial" w:hAnsi="Arial" w:cs="Arial"/>
-          <w:color w:val="000000"/>
-          <w:sz w:val="22"/>
-          <w:szCs w:val="22"/>
-        </w:rPr>
-      </w:pPr>
-      <w:r>
-        <w:rPr>
-          <w:rFonts w:ascii="Arial" w:eastAsia="Arial" w:hAnsi="Arial" w:cs="Arial"/>
+        <w:spacing w:before="0" w:after="0"/>
+        <w:ind w:hanging="0" w:left="-566"/>
+        <w:rPr>
+          <w:rFonts w:ascii="Arial" w:hAnsi="Arial" w:eastAsia="Arial" w:cs="Arial"/>
+          <w:color w:val="000000"/>
+          <w:sz w:val="22"/>
+          <w:szCs w:val="22"/>
+        </w:rPr>
+      </w:pPr>
+      <w:r>
+        <w:rPr>
+          <w:rFonts w:eastAsia="Arial" w:cs="Arial" w:ascii="Arial" w:hAnsi="Arial"/>
           <w:color w:val="000000"/>
           <w:sz w:val="22"/>
           <w:szCs w:val="22"/>
@@ -1233,22 +1324,23 @@
     </w:p>
     <w:p>
       <w:pPr>
+        <w:pStyle w:val="Normal"/>
         <w:numPr>
           <w:ilvl w:val="1"/>
           <w:numId w:val="1"/>
         </w:numPr>
-        <w:spacing w:after="0"/>
-        <w:ind w:left="-566" w:firstLine="0"/>
-        <w:rPr>
-          <w:rFonts w:ascii="Arial" w:eastAsia="Arial" w:hAnsi="Arial" w:cs="Arial"/>
-          <w:color w:val="000000"/>
-          <w:sz w:val="22"/>
-          <w:szCs w:val="22"/>
-        </w:rPr>
-      </w:pPr>
-      <w:r>
-        <w:rPr>
-          <w:rFonts w:ascii="Arial" w:eastAsia="Arial" w:hAnsi="Arial" w:cs="Arial"/>
+        <w:spacing w:before="0" w:after="0"/>
+        <w:ind w:hanging="0" w:left="-566"/>
+        <w:rPr>
+          <w:rFonts w:ascii="Arial" w:hAnsi="Arial" w:eastAsia="Arial" w:cs="Arial"/>
+          <w:color w:val="000000"/>
+          <w:sz w:val="22"/>
+          <w:szCs w:val="22"/>
+        </w:rPr>
+      </w:pPr>
+      <w:r>
+        <w:rPr>
+          <w:rFonts w:eastAsia="Arial" w:cs="Arial" w:ascii="Arial" w:hAnsi="Arial"/>
           <w:color w:val="000000"/>
           <w:sz w:val="22"/>
           <w:szCs w:val="22"/>
@@ -1258,22 +1350,23 @@
     </w:p>
     <w:p>
       <w:pPr>
+        <w:pStyle w:val="Normal"/>
         <w:numPr>
           <w:ilvl w:val="2"/>
           <w:numId w:val="1"/>
         </w:numPr>
-        <w:spacing w:after="0"/>
-        <w:ind w:left="-566" w:firstLine="0"/>
-        <w:rPr>
-          <w:rFonts w:ascii="Arial" w:eastAsia="Arial" w:hAnsi="Arial" w:cs="Arial"/>
-          <w:color w:val="000000"/>
-          <w:sz w:val="22"/>
-          <w:szCs w:val="22"/>
-        </w:rPr>
-      </w:pPr>
-      <w:r>
-        <w:rPr>
-          <w:rFonts w:ascii="Arial" w:eastAsia="Arial" w:hAnsi="Arial" w:cs="Arial"/>
+        <w:spacing w:before="0" w:after="0"/>
+        <w:ind w:hanging="0" w:left="-566"/>
+        <w:rPr>
+          <w:rFonts w:ascii="Arial" w:hAnsi="Arial" w:eastAsia="Arial" w:cs="Arial"/>
+          <w:color w:val="000000"/>
+          <w:sz w:val="22"/>
+          <w:szCs w:val="22"/>
+        </w:rPr>
+      </w:pPr>
+      <w:r>
+        <w:rPr>
+          <w:rFonts w:eastAsia="Arial" w:cs="Arial" w:ascii="Arial" w:hAnsi="Arial"/>
           <w:color w:val="000000"/>
           <w:sz w:val="22"/>
           <w:szCs w:val="22"/>
@@ -1283,22 +1376,23 @@
     </w:p>
     <w:p>
       <w:pPr>
+        <w:pStyle w:val="Normal"/>
         <w:numPr>
           <w:ilvl w:val="2"/>
           <w:numId w:val="1"/>
         </w:numPr>
-        <w:spacing w:after="0"/>
-        <w:ind w:left="-566" w:firstLine="0"/>
-        <w:rPr>
-          <w:rFonts w:ascii="Arial" w:eastAsia="Arial" w:hAnsi="Arial" w:cs="Arial"/>
-          <w:color w:val="000000"/>
-          <w:sz w:val="22"/>
-          <w:szCs w:val="22"/>
-        </w:rPr>
-      </w:pPr>
-      <w:r>
-        <w:rPr>
-          <w:rFonts w:ascii="Arial" w:eastAsia="Arial" w:hAnsi="Arial" w:cs="Arial"/>
+        <w:spacing w:before="0" w:after="0"/>
+        <w:ind w:hanging="0" w:left="-566"/>
+        <w:rPr>
+          <w:rFonts w:ascii="Arial" w:hAnsi="Arial" w:eastAsia="Arial" w:cs="Arial"/>
+          <w:color w:val="000000"/>
+          <w:sz w:val="22"/>
+          <w:szCs w:val="22"/>
+        </w:rPr>
+      </w:pPr>
+      <w:r>
+        <w:rPr>
+          <w:rFonts w:eastAsia="Arial" w:cs="Arial" w:ascii="Arial" w:hAnsi="Arial"/>
           <w:color w:val="000000"/>
           <w:sz w:val="22"/>
           <w:szCs w:val="22"/>
@@ -1308,22 +1402,23 @@
     </w:p>
     <w:p>
       <w:pPr>
+        <w:pStyle w:val="Normal"/>
         <w:numPr>
           <w:ilvl w:val="2"/>
           <w:numId w:val="1"/>
         </w:numPr>
-        <w:spacing w:after="0"/>
-        <w:ind w:left="-566" w:firstLine="0"/>
-        <w:rPr>
-          <w:rFonts w:ascii="Arial" w:eastAsia="Arial" w:hAnsi="Arial" w:cs="Arial"/>
-          <w:color w:val="000000"/>
-          <w:sz w:val="22"/>
-          <w:szCs w:val="22"/>
-        </w:rPr>
-      </w:pPr>
-      <w:r>
-        <w:rPr>
-          <w:rFonts w:ascii="Arial" w:eastAsia="Arial" w:hAnsi="Arial" w:cs="Arial"/>
+        <w:spacing w:before="0" w:after="0"/>
+        <w:ind w:hanging="0" w:left="-566"/>
+        <w:rPr>
+          <w:rFonts w:ascii="Arial" w:hAnsi="Arial" w:eastAsia="Arial" w:cs="Arial"/>
+          <w:color w:val="000000"/>
+          <w:sz w:val="22"/>
+          <w:szCs w:val="22"/>
+        </w:rPr>
+      </w:pPr>
+      <w:r>
+        <w:rPr>
+          <w:rFonts w:eastAsia="Arial" w:cs="Arial" w:ascii="Arial" w:hAnsi="Arial"/>
           <w:color w:val="000000"/>
           <w:sz w:val="22"/>
           <w:szCs w:val="22"/>
@@ -1333,22 +1428,23 @@
     </w:p>
     <w:p>
       <w:pPr>
+        <w:pStyle w:val="Normal"/>
         <w:numPr>
           <w:ilvl w:val="2"/>
           <w:numId w:val="1"/>
         </w:numPr>
-        <w:spacing w:after="0"/>
-        <w:ind w:left="-566" w:firstLine="0"/>
-        <w:rPr>
-          <w:rFonts w:ascii="Arial" w:eastAsia="Arial" w:hAnsi="Arial" w:cs="Arial"/>
-          <w:color w:val="000000"/>
-          <w:sz w:val="22"/>
-          <w:szCs w:val="22"/>
-        </w:rPr>
-      </w:pPr>
-      <w:r>
-        <w:rPr>
-          <w:rFonts w:ascii="Arial" w:eastAsia="Arial" w:hAnsi="Arial" w:cs="Arial"/>
+        <w:spacing w:before="0" w:after="0"/>
+        <w:ind w:hanging="0" w:left="-566"/>
+        <w:rPr>
+          <w:rFonts w:ascii="Arial" w:hAnsi="Arial" w:eastAsia="Arial" w:cs="Arial"/>
+          <w:color w:val="000000"/>
+          <w:sz w:val="22"/>
+          <w:szCs w:val="22"/>
+        </w:rPr>
+      </w:pPr>
+      <w:r>
+        <w:rPr>
+          <w:rFonts w:eastAsia="Arial" w:cs="Arial" w:ascii="Arial" w:hAnsi="Arial"/>
           <w:color w:val="000000"/>
           <w:sz w:val="22"/>
           <w:szCs w:val="22"/>
@@ -1358,27 +1454,37 @@
     </w:p>
     <w:p>
       <w:pPr>
-        <w:spacing w:after="0"/>
+        <w:pStyle w:val="Normal"/>
+        <w:spacing w:before="0" w:after="0"/>
         <w:ind w:left="-566"/>
         <w:rPr>
-          <w:rFonts w:ascii="Arial" w:eastAsia="Arial" w:hAnsi="Arial" w:cs="Arial"/>
-          <w:color w:val="000000"/>
-          <w:sz w:val="22"/>
-          <w:szCs w:val="22"/>
-        </w:rPr>
-      </w:pPr>
-    </w:p>
-    <w:p>
-      <w:pPr>
+          <w:rFonts w:ascii="Arial" w:hAnsi="Arial" w:eastAsia="Arial" w:cs="Arial"/>
+          <w:color w:val="000000"/>
+          <w:sz w:val="22"/>
+          <w:szCs w:val="22"/>
+        </w:rPr>
+      </w:pPr>
+      <w:r>
+        <w:rPr>
+          <w:rFonts w:eastAsia="Arial" w:cs="Arial" w:ascii="Arial" w:hAnsi="Arial"/>
+          <w:color w:val="000000"/>
+          <w:sz w:val="22"/>
+          <w:szCs w:val="22"/>
+        </w:rPr>
+      </w:r>
+    </w:p>
+    <w:p>
+      <w:pPr>
+        <w:pStyle w:val="Normal"/>
         <w:numPr>
           <w:ilvl w:val="0"/>
           <w:numId w:val="1"/>
         </w:numPr>
-        <w:spacing w:after="0"/>
-        <w:ind w:left="-566" w:firstLine="0"/>
+        <w:spacing w:before="0" w:after="0"/>
+        <w:ind w:hanging="0" w:left="-566"/>
         <w:jc w:val="center"/>
         <w:rPr>
-          <w:rFonts w:ascii="Arial" w:eastAsia="Arial" w:hAnsi="Arial" w:cs="Arial"/>
+          <w:rFonts w:ascii="Arial" w:hAnsi="Arial" w:eastAsia="Arial" w:cs="Arial"/>
           <w:b/>
           <w:color w:val="000000"/>
           <w:sz w:val="22"/>
@@ -1387,7 +1493,7 @@
       </w:pPr>
       <w:r>
         <w:rPr>
-          <w:rFonts w:ascii="Arial" w:eastAsia="Arial" w:hAnsi="Arial" w:cs="Arial"/>
+          <w:rFonts w:eastAsia="Arial" w:cs="Arial" w:ascii="Arial" w:hAnsi="Arial"/>
           <w:b/>
           <w:color w:val="000000"/>
           <w:sz w:val="22"/>
@@ -1398,22 +1504,23 @@
     </w:p>
     <w:p>
       <w:pPr>
+        <w:pStyle w:val="Normal"/>
         <w:numPr>
           <w:ilvl w:val="1"/>
           <w:numId w:val="1"/>
         </w:numPr>
-        <w:spacing w:after="0"/>
-        <w:ind w:left="-566" w:firstLine="0"/>
-        <w:rPr>
-          <w:rFonts w:ascii="Arial" w:eastAsia="Arial" w:hAnsi="Arial" w:cs="Arial"/>
-          <w:color w:val="000000"/>
-          <w:sz w:val="22"/>
-          <w:szCs w:val="22"/>
-        </w:rPr>
-      </w:pPr>
-      <w:r>
-        <w:rPr>
-          <w:rFonts w:ascii="Arial" w:eastAsia="Arial" w:hAnsi="Arial" w:cs="Arial"/>
+        <w:spacing w:before="0" w:after="0"/>
+        <w:ind w:hanging="0" w:left="-566"/>
+        <w:rPr>
+          <w:rFonts w:ascii="Arial" w:hAnsi="Arial" w:eastAsia="Arial" w:cs="Arial"/>
+          <w:color w:val="000000"/>
+          <w:sz w:val="22"/>
+          <w:szCs w:val="22"/>
+        </w:rPr>
+      </w:pPr>
+      <w:r>
+        <w:rPr>
+          <w:rFonts w:eastAsia="Arial" w:cs="Arial" w:ascii="Arial" w:hAnsi="Arial"/>
           <w:color w:val="000000"/>
           <w:sz w:val="22"/>
           <w:szCs w:val="22"/>
@@ -1423,22 +1530,23 @@
     </w:p>
     <w:p>
       <w:pPr>
+        <w:pStyle w:val="Normal"/>
         <w:numPr>
           <w:ilvl w:val="2"/>
           <w:numId w:val="1"/>
         </w:numPr>
-        <w:spacing w:after="0"/>
-        <w:ind w:left="-566" w:firstLine="0"/>
-        <w:rPr>
-          <w:rFonts w:ascii="Arial" w:eastAsia="Arial" w:hAnsi="Arial" w:cs="Arial"/>
-          <w:color w:val="000000"/>
-          <w:sz w:val="22"/>
-          <w:szCs w:val="22"/>
-        </w:rPr>
-      </w:pPr>
-      <w:r>
-        <w:rPr>
-          <w:rFonts w:ascii="Arial" w:eastAsia="Arial" w:hAnsi="Arial" w:cs="Arial"/>
+        <w:spacing w:before="0" w:after="0"/>
+        <w:ind w:hanging="0" w:left="-566"/>
+        <w:rPr>
+          <w:rFonts w:ascii="Arial" w:hAnsi="Arial" w:eastAsia="Arial" w:cs="Arial"/>
+          <w:color w:val="000000"/>
+          <w:sz w:val="22"/>
+          <w:szCs w:val="22"/>
+        </w:rPr>
+      </w:pPr>
+      <w:r>
+        <w:rPr>
+          <w:rFonts w:eastAsia="Arial" w:cs="Arial" w:ascii="Arial" w:hAnsi="Arial"/>
           <w:color w:val="000000"/>
           <w:sz w:val="22"/>
           <w:szCs w:val="22"/>
@@ -1448,22 +1556,23 @@
     </w:p>
     <w:p>
       <w:pPr>
+        <w:pStyle w:val="Normal"/>
         <w:numPr>
           <w:ilvl w:val="2"/>
           <w:numId w:val="1"/>
         </w:numPr>
-        <w:spacing w:after="0"/>
-        <w:ind w:left="-566" w:firstLine="0"/>
-        <w:rPr>
-          <w:rFonts w:ascii="Arial" w:eastAsia="Arial" w:hAnsi="Arial" w:cs="Arial"/>
-          <w:color w:val="000000"/>
-          <w:sz w:val="22"/>
-          <w:szCs w:val="22"/>
-        </w:rPr>
-      </w:pPr>
-      <w:r>
-        <w:rPr>
-          <w:rFonts w:ascii="Arial" w:eastAsia="Arial" w:hAnsi="Arial" w:cs="Arial"/>
+        <w:spacing w:before="0" w:after="0"/>
+        <w:ind w:hanging="0" w:left="-566"/>
+        <w:rPr>
+          <w:rFonts w:ascii="Arial" w:hAnsi="Arial" w:eastAsia="Arial" w:cs="Arial"/>
+          <w:color w:val="000000"/>
+          <w:sz w:val="22"/>
+          <w:szCs w:val="22"/>
+        </w:rPr>
+      </w:pPr>
+      <w:r>
+        <w:rPr>
+          <w:rFonts w:eastAsia="Arial" w:cs="Arial" w:ascii="Arial" w:hAnsi="Arial"/>
           <w:color w:val="000000"/>
           <w:sz w:val="22"/>
           <w:szCs w:val="22"/>
@@ -1473,22 +1582,23 @@
     </w:p>
     <w:p>
       <w:pPr>
+        <w:pStyle w:val="Normal"/>
         <w:numPr>
           <w:ilvl w:val="2"/>
           <w:numId w:val="1"/>
         </w:numPr>
-        <w:spacing w:after="0"/>
-        <w:ind w:left="-566" w:firstLine="0"/>
-        <w:rPr>
-          <w:rFonts w:ascii="Arial" w:eastAsia="Arial" w:hAnsi="Arial" w:cs="Arial"/>
-          <w:color w:val="000000"/>
-          <w:sz w:val="22"/>
-          <w:szCs w:val="22"/>
-        </w:rPr>
-      </w:pPr>
-      <w:r>
-        <w:rPr>
-          <w:rFonts w:ascii="Arial" w:eastAsia="Arial" w:hAnsi="Arial" w:cs="Arial"/>
+        <w:spacing w:before="0" w:after="0"/>
+        <w:ind w:hanging="0" w:left="-566"/>
+        <w:rPr>
+          <w:rFonts w:ascii="Arial" w:hAnsi="Arial" w:eastAsia="Arial" w:cs="Arial"/>
+          <w:color w:val="000000"/>
+          <w:sz w:val="22"/>
+          <w:szCs w:val="22"/>
+        </w:rPr>
+      </w:pPr>
+      <w:r>
+        <w:rPr>
+          <w:rFonts w:eastAsia="Arial" w:cs="Arial" w:ascii="Arial" w:hAnsi="Arial"/>
           <w:color w:val="000000"/>
           <w:sz w:val="22"/>
           <w:szCs w:val="22"/>
@@ -1498,22 +1608,23 @@
     </w:p>
     <w:p>
       <w:pPr>
+        <w:pStyle w:val="Normal"/>
         <w:numPr>
           <w:ilvl w:val="3"/>
           <w:numId w:val="1"/>
         </w:numPr>
-        <w:spacing w:after="0"/>
-        <w:ind w:left="-566" w:firstLine="0"/>
-        <w:rPr>
-          <w:rFonts w:ascii="Arial" w:eastAsia="Arial" w:hAnsi="Arial" w:cs="Arial"/>
-          <w:color w:val="000000"/>
-          <w:sz w:val="22"/>
-          <w:szCs w:val="22"/>
-        </w:rPr>
-      </w:pPr>
-      <w:r>
-        <w:rPr>
-          <w:rFonts w:ascii="Arial" w:eastAsia="Arial" w:hAnsi="Arial" w:cs="Arial"/>
+        <w:spacing w:before="0" w:after="0"/>
+        <w:ind w:hanging="0" w:left="-566"/>
+        <w:rPr>
+          <w:rFonts w:ascii="Arial" w:hAnsi="Arial" w:eastAsia="Arial" w:cs="Arial"/>
+          <w:color w:val="000000"/>
+          <w:sz w:val="22"/>
+          <w:szCs w:val="22"/>
+        </w:rPr>
+      </w:pPr>
+      <w:r>
+        <w:rPr>
+          <w:rFonts w:eastAsia="Arial" w:cs="Arial" w:ascii="Arial" w:hAnsi="Arial"/>
           <w:color w:val="000000"/>
           <w:sz w:val="22"/>
           <w:szCs w:val="22"/>
@@ -1523,22 +1634,23 @@
     </w:p>
     <w:p>
       <w:pPr>
+        <w:pStyle w:val="Normal"/>
         <w:numPr>
           <w:ilvl w:val="3"/>
           <w:numId w:val="1"/>
         </w:numPr>
-        <w:spacing w:after="0"/>
-        <w:ind w:left="-566" w:firstLine="0"/>
-        <w:rPr>
-          <w:rFonts w:ascii="Arial" w:eastAsia="Arial" w:hAnsi="Arial" w:cs="Arial"/>
-          <w:color w:val="000000"/>
-          <w:sz w:val="22"/>
-          <w:szCs w:val="22"/>
-        </w:rPr>
-      </w:pPr>
-      <w:r>
-        <w:rPr>
-          <w:rFonts w:ascii="Arial" w:eastAsia="Arial" w:hAnsi="Arial" w:cs="Arial"/>
+        <w:spacing w:before="0" w:after="0"/>
+        <w:ind w:hanging="0" w:left="-566"/>
+        <w:rPr>
+          <w:rFonts w:ascii="Arial" w:hAnsi="Arial" w:eastAsia="Arial" w:cs="Arial"/>
+          <w:color w:val="000000"/>
+          <w:sz w:val="22"/>
+          <w:szCs w:val="22"/>
+        </w:rPr>
+      </w:pPr>
+      <w:r>
+        <w:rPr>
+          <w:rFonts w:eastAsia="Arial" w:cs="Arial" w:ascii="Arial" w:hAnsi="Arial"/>
           <w:color w:val="000000"/>
           <w:sz w:val="22"/>
           <w:szCs w:val="22"/>
@@ -1548,27 +1660,37 @@
     </w:p>
     <w:p>
       <w:pPr>
-        <w:spacing w:after="0"/>
+        <w:pStyle w:val="Normal"/>
+        <w:spacing w:before="0" w:after="0"/>
         <w:ind w:left="-566"/>
         <w:rPr>
-          <w:rFonts w:ascii="Arial" w:eastAsia="Arial" w:hAnsi="Arial" w:cs="Arial"/>
-          <w:color w:val="000000"/>
-          <w:sz w:val="22"/>
-          <w:szCs w:val="22"/>
-        </w:rPr>
-      </w:pPr>
-    </w:p>
-    <w:p>
-      <w:pPr>
+          <w:rFonts w:ascii="Arial" w:hAnsi="Arial" w:eastAsia="Arial" w:cs="Arial"/>
+          <w:color w:val="000000"/>
+          <w:sz w:val="22"/>
+          <w:szCs w:val="22"/>
+        </w:rPr>
+      </w:pPr>
+      <w:r>
+        <w:rPr>
+          <w:rFonts w:eastAsia="Arial" w:cs="Arial" w:ascii="Arial" w:hAnsi="Arial"/>
+          <w:color w:val="000000"/>
+          <w:sz w:val="22"/>
+          <w:szCs w:val="22"/>
+        </w:rPr>
+      </w:r>
+    </w:p>
+    <w:p>
+      <w:pPr>
+        <w:pStyle w:val="Normal"/>
         <w:numPr>
           <w:ilvl w:val="0"/>
           <w:numId w:val="1"/>
         </w:numPr>
-        <w:spacing w:after="0"/>
-        <w:ind w:left="-566" w:firstLine="0"/>
+        <w:spacing w:before="0" w:after="0"/>
+        <w:ind w:hanging="0" w:left="-566"/>
         <w:jc w:val="center"/>
         <w:rPr>
-          <w:rFonts w:ascii="Arial" w:eastAsia="Arial" w:hAnsi="Arial" w:cs="Arial"/>
+          <w:rFonts w:ascii="Arial" w:hAnsi="Arial" w:eastAsia="Arial" w:cs="Arial"/>
           <w:b/>
           <w:color w:val="000000"/>
           <w:sz w:val="22"/>
@@ -1577,7 +1699,7 @@
       </w:pPr>
       <w:r>
         <w:rPr>
-          <w:rFonts w:ascii="Arial" w:eastAsia="Arial" w:hAnsi="Arial" w:cs="Arial"/>
+          <w:rFonts w:eastAsia="Arial" w:cs="Arial" w:ascii="Arial" w:hAnsi="Arial"/>
           <w:b/>
           <w:color w:val="000000"/>
           <w:sz w:val="22"/>
@@ -1588,22 +1710,23 @@
     </w:p>
     <w:p>
       <w:pPr>
+        <w:pStyle w:val="Normal"/>
         <w:numPr>
           <w:ilvl w:val="1"/>
           <w:numId w:val="1"/>
         </w:numPr>
-        <w:spacing w:after="0"/>
-        <w:ind w:left="-566" w:firstLine="0"/>
-        <w:rPr>
-          <w:rFonts w:ascii="Arial" w:eastAsia="Arial" w:hAnsi="Arial" w:cs="Arial"/>
-          <w:color w:val="000000"/>
-          <w:sz w:val="22"/>
-          <w:szCs w:val="22"/>
-        </w:rPr>
-      </w:pPr>
-      <w:r>
-        <w:rPr>
-          <w:rFonts w:ascii="Arial" w:eastAsia="Arial" w:hAnsi="Arial" w:cs="Arial"/>
+        <w:spacing w:before="0" w:after="0"/>
+        <w:ind w:hanging="0" w:left="-566"/>
+        <w:rPr>
+          <w:rFonts w:ascii="Arial" w:hAnsi="Arial" w:eastAsia="Arial" w:cs="Arial"/>
+          <w:color w:val="000000"/>
+          <w:sz w:val="22"/>
+          <w:szCs w:val="22"/>
+        </w:rPr>
+      </w:pPr>
+      <w:r>
+        <w:rPr>
+          <w:rFonts w:eastAsia="Arial" w:cs="Arial" w:ascii="Arial" w:hAnsi="Arial"/>
           <w:color w:val="000000"/>
           <w:sz w:val="22"/>
           <w:szCs w:val="22"/>
@@ -1613,22 +1736,23 @@
     </w:p>
     <w:p>
       <w:pPr>
+        <w:pStyle w:val="Normal"/>
         <w:numPr>
           <w:ilvl w:val="1"/>
           <w:numId w:val="1"/>
         </w:numPr>
-        <w:spacing w:after="0"/>
-        <w:ind w:left="-566" w:firstLine="0"/>
-        <w:rPr>
-          <w:rFonts w:ascii="Arial" w:eastAsia="Arial" w:hAnsi="Arial" w:cs="Arial"/>
-          <w:color w:val="000000"/>
-          <w:sz w:val="22"/>
-          <w:szCs w:val="22"/>
-        </w:rPr>
-      </w:pPr>
-      <w:r>
-        <w:rPr>
-          <w:rFonts w:ascii="Arial" w:eastAsia="Arial" w:hAnsi="Arial" w:cs="Arial"/>
+        <w:spacing w:before="0" w:after="0"/>
+        <w:ind w:hanging="0" w:left="-566"/>
+        <w:rPr>
+          <w:rFonts w:ascii="Arial" w:hAnsi="Arial" w:eastAsia="Arial" w:cs="Arial"/>
+          <w:color w:val="000000"/>
+          <w:sz w:val="22"/>
+          <w:szCs w:val="22"/>
+        </w:rPr>
+      </w:pPr>
+      <w:r>
+        <w:rPr>
+          <w:rFonts w:eastAsia="Arial" w:cs="Arial" w:ascii="Arial" w:hAnsi="Arial"/>
           <w:color w:val="000000"/>
           <w:sz w:val="22"/>
           <w:szCs w:val="22"/>
@@ -1637,7 +1761,7 @@
       </w:r>
       <w:r>
         <w:rPr>
-          <w:rFonts w:ascii="Arial" w:eastAsia="Arial" w:hAnsi="Arial" w:cs="Arial"/>
+          <w:rFonts w:eastAsia="Arial" w:cs="Arial" w:ascii="Arial" w:hAnsi="Arial"/>
           <w:sz w:val="22"/>
           <w:szCs w:val="22"/>
         </w:rPr>
@@ -1645,7 +1769,7 @@
       </w:r>
       <w:r>
         <w:rPr>
-          <w:rFonts w:ascii="Arial" w:eastAsia="Arial" w:hAnsi="Arial" w:cs="Arial"/>
+          <w:rFonts w:eastAsia="Arial" w:cs="Arial" w:ascii="Arial" w:hAnsi="Arial"/>
           <w:color w:val="000000"/>
           <w:sz w:val="22"/>
           <w:szCs w:val="22"/>
@@ -1655,22 +1779,23 @@
     </w:p>
     <w:p>
       <w:pPr>
+        <w:pStyle w:val="Normal"/>
         <w:numPr>
           <w:ilvl w:val="1"/>
           <w:numId w:val="1"/>
         </w:numPr>
-        <w:spacing w:after="0"/>
-        <w:ind w:left="-566" w:firstLine="0"/>
-        <w:rPr>
-          <w:rFonts w:ascii="Arial" w:eastAsia="Arial" w:hAnsi="Arial" w:cs="Arial"/>
-          <w:color w:val="000000"/>
-          <w:sz w:val="22"/>
-          <w:szCs w:val="22"/>
-        </w:rPr>
-      </w:pPr>
-      <w:r>
-        <w:rPr>
-          <w:rFonts w:ascii="Arial" w:eastAsia="Arial" w:hAnsi="Arial" w:cs="Arial"/>
+        <w:spacing w:before="0" w:after="0"/>
+        <w:ind w:hanging="0" w:left="-566"/>
+        <w:rPr>
+          <w:rFonts w:ascii="Arial" w:hAnsi="Arial" w:eastAsia="Arial" w:cs="Arial"/>
+          <w:color w:val="000000"/>
+          <w:sz w:val="22"/>
+          <w:szCs w:val="22"/>
+        </w:rPr>
+      </w:pPr>
+      <w:r>
+        <w:rPr>
+          <w:rFonts w:eastAsia="Arial" w:cs="Arial" w:ascii="Arial" w:hAnsi="Arial"/>
           <w:color w:val="000000"/>
           <w:sz w:val="22"/>
           <w:szCs w:val="22"/>
@@ -1679,7 +1804,7 @@
       </w:r>
       <w:r>
         <w:rPr>
-          <w:rFonts w:ascii="Arial" w:eastAsia="Arial" w:hAnsi="Arial" w:cs="Arial"/>
+          <w:rFonts w:eastAsia="Arial" w:cs="Arial" w:ascii="Arial" w:hAnsi="Arial"/>
           <w:sz w:val="22"/>
           <w:szCs w:val="22"/>
         </w:rPr>
@@ -1687,7 +1812,7 @@
       </w:r>
       <w:r>
         <w:rPr>
-          <w:rFonts w:ascii="Arial" w:eastAsia="Arial" w:hAnsi="Arial" w:cs="Arial"/>
+          <w:rFonts w:eastAsia="Arial" w:cs="Arial" w:ascii="Arial" w:hAnsi="Arial"/>
           <w:color w:val="000000"/>
           <w:sz w:val="22"/>
           <w:szCs w:val="22"/>
@@ -1696,7 +1821,7 @@
       </w:r>
       <w:r>
         <w:rPr>
-          <w:rFonts w:ascii="Arial" w:eastAsia="Arial" w:hAnsi="Arial" w:cs="Arial"/>
+          <w:rFonts w:eastAsia="Arial" w:cs="Arial" w:ascii="Arial" w:hAnsi="Arial"/>
           <w:sz w:val="22"/>
           <w:szCs w:val="22"/>
         </w:rPr>
@@ -1704,7 +1829,7 @@
       </w:r>
       <w:r>
         <w:rPr>
-          <w:rFonts w:ascii="Arial" w:eastAsia="Arial" w:hAnsi="Arial" w:cs="Arial"/>
+          <w:rFonts w:eastAsia="Arial" w:cs="Arial" w:ascii="Arial" w:hAnsi="Arial"/>
           <w:color w:val="000000"/>
           <w:sz w:val="22"/>
           <w:szCs w:val="22"/>
@@ -1714,27 +1839,37 @@
     </w:p>
     <w:p>
       <w:pPr>
-        <w:spacing w:after="0"/>
+        <w:pStyle w:val="Normal"/>
+        <w:spacing w:before="0" w:after="0"/>
         <w:ind w:left="-566"/>
         <w:rPr>
-          <w:rFonts w:ascii="Arial" w:eastAsia="Arial" w:hAnsi="Arial" w:cs="Arial"/>
-          <w:color w:val="000000"/>
-          <w:sz w:val="22"/>
-          <w:szCs w:val="22"/>
-        </w:rPr>
-      </w:pPr>
-    </w:p>
-    <w:p>
-      <w:pPr>
+          <w:rFonts w:ascii="Arial" w:hAnsi="Arial" w:eastAsia="Arial" w:cs="Arial"/>
+          <w:color w:val="000000"/>
+          <w:sz w:val="22"/>
+          <w:szCs w:val="22"/>
+        </w:rPr>
+      </w:pPr>
+      <w:r>
+        <w:rPr>
+          <w:rFonts w:eastAsia="Arial" w:cs="Arial" w:ascii="Arial" w:hAnsi="Arial"/>
+          <w:color w:val="000000"/>
+          <w:sz w:val="22"/>
+          <w:szCs w:val="22"/>
+        </w:rPr>
+      </w:r>
+    </w:p>
+    <w:p>
+      <w:pPr>
+        <w:pStyle w:val="Normal"/>
         <w:numPr>
           <w:ilvl w:val="0"/>
           <w:numId w:val="1"/>
         </w:numPr>
-        <w:spacing w:after="0"/>
-        <w:ind w:left="-566" w:firstLine="0"/>
+        <w:spacing w:before="0" w:after="0"/>
+        <w:ind w:hanging="0" w:left="-566"/>
         <w:jc w:val="center"/>
         <w:rPr>
-          <w:rFonts w:ascii="Arial" w:eastAsia="Arial" w:hAnsi="Arial" w:cs="Arial"/>
+          <w:rFonts w:ascii="Arial" w:hAnsi="Arial" w:eastAsia="Arial" w:cs="Arial"/>
           <w:b/>
           <w:color w:val="000000"/>
           <w:sz w:val="22"/>
@@ -1743,7 +1878,7 @@
       </w:pPr>
       <w:r>
         <w:rPr>
-          <w:rFonts w:ascii="Arial" w:eastAsia="Arial" w:hAnsi="Arial" w:cs="Arial"/>
+          <w:rFonts w:eastAsia="Arial" w:cs="Arial" w:ascii="Arial" w:hAnsi="Arial"/>
           <w:b/>
           <w:color w:val="000000"/>
           <w:sz w:val="22"/>
@@ -1754,22 +1889,23 @@
     </w:p>
     <w:p>
       <w:pPr>
+        <w:pStyle w:val="Normal"/>
         <w:numPr>
           <w:ilvl w:val="1"/>
           <w:numId w:val="1"/>
         </w:numPr>
-        <w:spacing w:after="0"/>
-        <w:ind w:left="-566" w:firstLine="0"/>
-        <w:rPr>
-          <w:rFonts w:ascii="Arial" w:eastAsia="Arial" w:hAnsi="Arial" w:cs="Arial"/>
-          <w:color w:val="000000"/>
-          <w:sz w:val="22"/>
-          <w:szCs w:val="22"/>
-        </w:rPr>
-      </w:pPr>
-      <w:r>
-        <w:rPr>
-          <w:rFonts w:ascii="Arial" w:eastAsia="Arial" w:hAnsi="Arial" w:cs="Arial"/>
+        <w:spacing w:before="0" w:after="0"/>
+        <w:ind w:hanging="0" w:left="-566"/>
+        <w:rPr>
+          <w:rFonts w:ascii="Arial" w:hAnsi="Arial" w:eastAsia="Arial" w:cs="Arial"/>
+          <w:color w:val="000000"/>
+          <w:sz w:val="22"/>
+          <w:szCs w:val="22"/>
+        </w:rPr>
+      </w:pPr>
+      <w:r>
+        <w:rPr>
+          <w:rFonts w:eastAsia="Arial" w:cs="Arial" w:ascii="Arial" w:hAnsi="Arial"/>
           <w:color w:val="000000"/>
           <w:sz w:val="22"/>
           <w:szCs w:val="22"/>
@@ -1779,22 +1915,23 @@
     </w:p>
     <w:p>
       <w:pPr>
+        <w:pStyle w:val="Normal"/>
         <w:numPr>
           <w:ilvl w:val="1"/>
           <w:numId w:val="1"/>
         </w:numPr>
-        <w:spacing w:after="0"/>
-        <w:ind w:left="-566" w:firstLine="0"/>
-        <w:rPr>
-          <w:rFonts w:ascii="Arial" w:eastAsia="Arial" w:hAnsi="Arial" w:cs="Arial"/>
-          <w:color w:val="000000"/>
-          <w:sz w:val="22"/>
-          <w:szCs w:val="22"/>
-        </w:rPr>
-      </w:pPr>
-      <w:r>
-        <w:rPr>
-          <w:rFonts w:ascii="Arial" w:eastAsia="Arial" w:hAnsi="Arial" w:cs="Arial"/>
+        <w:spacing w:before="0" w:after="0"/>
+        <w:ind w:hanging="0" w:left="-566"/>
+        <w:rPr>
+          <w:rFonts w:ascii="Arial" w:hAnsi="Arial" w:eastAsia="Arial" w:cs="Arial"/>
+          <w:color w:val="000000"/>
+          <w:sz w:val="22"/>
+          <w:szCs w:val="22"/>
+        </w:rPr>
+      </w:pPr>
+      <w:r>
+        <w:rPr>
+          <w:rFonts w:eastAsia="Arial" w:cs="Arial" w:ascii="Arial" w:hAnsi="Arial"/>
           <w:color w:val="000000"/>
           <w:sz w:val="22"/>
           <w:szCs w:val="22"/>
@@ -1804,22 +1941,23 @@
     </w:p>
     <w:p>
       <w:pPr>
+        <w:pStyle w:val="Normal"/>
         <w:numPr>
           <w:ilvl w:val="1"/>
           <w:numId w:val="1"/>
         </w:numPr>
-        <w:spacing w:after="0"/>
-        <w:ind w:left="-566" w:firstLine="0"/>
-        <w:rPr>
-          <w:rFonts w:ascii="Arial" w:eastAsia="Arial" w:hAnsi="Arial" w:cs="Arial"/>
-          <w:color w:val="000000"/>
-          <w:sz w:val="22"/>
-          <w:szCs w:val="22"/>
-        </w:rPr>
-      </w:pPr>
-      <w:r>
-        <w:rPr>
-          <w:rFonts w:ascii="Arial" w:eastAsia="Arial" w:hAnsi="Arial" w:cs="Arial"/>
+        <w:spacing w:before="0" w:after="0"/>
+        <w:ind w:hanging="0" w:left="-566"/>
+        <w:rPr>
+          <w:rFonts w:ascii="Arial" w:hAnsi="Arial" w:eastAsia="Arial" w:cs="Arial"/>
+          <w:color w:val="000000"/>
+          <w:sz w:val="22"/>
+          <w:szCs w:val="22"/>
+        </w:rPr>
+      </w:pPr>
+      <w:r>
+        <w:rPr>
+          <w:rFonts w:eastAsia="Arial" w:cs="Arial" w:ascii="Arial" w:hAnsi="Arial"/>
           <w:color w:val="000000"/>
           <w:sz w:val="22"/>
           <w:szCs w:val="22"/>
@@ -1829,22 +1967,23 @@
     </w:p>
     <w:p>
       <w:pPr>
+        <w:pStyle w:val="Normal"/>
         <w:numPr>
           <w:ilvl w:val="1"/>
           <w:numId w:val="1"/>
         </w:numPr>
-        <w:spacing w:after="0"/>
-        <w:ind w:left="-566" w:firstLine="0"/>
-        <w:rPr>
-          <w:rFonts w:ascii="Arial" w:eastAsia="Arial" w:hAnsi="Arial" w:cs="Arial"/>
-          <w:color w:val="000000"/>
-          <w:sz w:val="22"/>
-          <w:szCs w:val="22"/>
-        </w:rPr>
-      </w:pPr>
-      <w:r>
-        <w:rPr>
-          <w:rFonts w:ascii="Arial" w:eastAsia="Arial" w:hAnsi="Arial" w:cs="Arial"/>
+        <w:spacing w:before="0" w:after="0"/>
+        <w:ind w:hanging="0" w:left="-566"/>
+        <w:rPr>
+          <w:rFonts w:ascii="Arial" w:hAnsi="Arial" w:eastAsia="Arial" w:cs="Arial"/>
+          <w:color w:val="000000"/>
+          <w:sz w:val="22"/>
+          <w:szCs w:val="22"/>
+        </w:rPr>
+      </w:pPr>
+      <w:r>
+        <w:rPr>
+          <w:rFonts w:eastAsia="Arial" w:cs="Arial" w:ascii="Arial" w:hAnsi="Arial"/>
           <w:color w:val="000000"/>
           <w:sz w:val="22"/>
           <w:szCs w:val="22"/>
@@ -1854,39 +1993,58 @@
     </w:p>
     <w:p>
       <w:pPr>
-        <w:spacing w:after="0"/>
+        <w:pStyle w:val="Normal"/>
+        <w:spacing w:before="0" w:after="0"/>
         <w:ind w:left="-566"/>
         <w:rPr>
-          <w:rFonts w:ascii="Arial" w:eastAsia="Arial" w:hAnsi="Arial" w:cs="Arial"/>
-          <w:color w:val="000000"/>
-          <w:sz w:val="22"/>
-          <w:szCs w:val="22"/>
-        </w:rPr>
-      </w:pPr>
-    </w:p>
-    <w:p>
-      <w:pPr>
-        <w:spacing w:after="0"/>
+          <w:rFonts w:ascii="Arial" w:hAnsi="Arial" w:eastAsia="Arial" w:cs="Arial"/>
+          <w:color w:val="000000"/>
+          <w:sz w:val="22"/>
+          <w:szCs w:val="22"/>
+        </w:rPr>
+      </w:pPr>
+      <w:r>
+        <w:rPr>
+          <w:rFonts w:eastAsia="Arial" w:cs="Arial" w:ascii="Arial" w:hAnsi="Arial"/>
+          <w:color w:val="000000"/>
+          <w:sz w:val="22"/>
+          <w:szCs w:val="22"/>
+        </w:rPr>
+      </w:r>
+    </w:p>
+    <w:p>
+      <w:pPr>
+        <w:pStyle w:val="Normal"/>
+        <w:spacing w:before="0" w:after="0"/>
         <w:ind w:left="-566"/>
         <w:rPr>
-          <w:rFonts w:ascii="Arial" w:eastAsia="Arial" w:hAnsi="Arial" w:cs="Arial"/>
-          <w:color w:val="000000"/>
-          <w:sz w:val="22"/>
-          <w:szCs w:val="22"/>
-        </w:rPr>
-      </w:pPr>
-    </w:p>
-    <w:p>
-      <w:pPr>
+          <w:rFonts w:ascii="Arial" w:hAnsi="Arial" w:eastAsia="Arial" w:cs="Arial"/>
+          <w:color w:val="000000"/>
+          <w:sz w:val="22"/>
+          <w:szCs w:val="22"/>
+        </w:rPr>
+      </w:pPr>
+      <w:r>
+        <w:rPr>
+          <w:rFonts w:eastAsia="Arial" w:cs="Arial" w:ascii="Arial" w:hAnsi="Arial"/>
+          <w:color w:val="000000"/>
+          <w:sz w:val="22"/>
+          <w:szCs w:val="22"/>
+        </w:rPr>
+      </w:r>
+    </w:p>
+    <w:p>
+      <w:pPr>
+        <w:pStyle w:val="Normal"/>
         <w:numPr>
           <w:ilvl w:val="0"/>
           <w:numId w:val="1"/>
         </w:numPr>
-        <w:spacing w:after="0"/>
-        <w:ind w:left="-566" w:firstLine="0"/>
+        <w:spacing w:before="0" w:after="0"/>
+        <w:ind w:hanging="0" w:left="-566"/>
         <w:jc w:val="center"/>
         <w:rPr>
-          <w:rFonts w:ascii="Arial" w:eastAsia="Arial" w:hAnsi="Arial" w:cs="Arial"/>
+          <w:rFonts w:ascii="Arial" w:hAnsi="Arial" w:eastAsia="Arial" w:cs="Arial"/>
           <w:b/>
           <w:color w:val="000000"/>
           <w:sz w:val="22"/>
@@ -1895,7 +2053,7 @@
       </w:pPr>
       <w:r>
         <w:rPr>
-          <w:rFonts w:ascii="Arial" w:eastAsia="Arial" w:hAnsi="Arial" w:cs="Arial"/>
+          <w:rFonts w:eastAsia="Arial" w:cs="Arial" w:ascii="Arial" w:hAnsi="Arial"/>
           <w:b/>
           <w:color w:val="000000"/>
           <w:sz w:val="22"/>
@@ -1906,22 +2064,23 @@
     </w:p>
     <w:p>
       <w:pPr>
+        <w:pStyle w:val="Normal"/>
         <w:numPr>
           <w:ilvl w:val="1"/>
           <w:numId w:val="1"/>
         </w:numPr>
-        <w:spacing w:after="0"/>
-        <w:ind w:left="-566" w:firstLine="0"/>
-        <w:rPr>
-          <w:rFonts w:ascii="Arial" w:eastAsia="Arial" w:hAnsi="Arial" w:cs="Arial"/>
-          <w:color w:val="000000"/>
-          <w:sz w:val="22"/>
-          <w:szCs w:val="22"/>
-        </w:rPr>
-      </w:pPr>
-      <w:r>
-        <w:rPr>
-          <w:rFonts w:ascii="Arial" w:eastAsia="Arial" w:hAnsi="Arial" w:cs="Arial"/>
+        <w:spacing w:before="0" w:after="0"/>
+        <w:ind w:hanging="0" w:left="-566"/>
+        <w:rPr>
+          <w:rFonts w:ascii="Arial" w:hAnsi="Arial" w:eastAsia="Arial" w:cs="Arial"/>
+          <w:color w:val="000000"/>
+          <w:sz w:val="22"/>
+          <w:szCs w:val="22"/>
+        </w:rPr>
+      </w:pPr>
+      <w:r>
+        <w:rPr>
+          <w:rFonts w:eastAsia="Arial" w:cs="Arial" w:ascii="Arial" w:hAnsi="Arial"/>
           <w:color w:val="000000"/>
           <w:sz w:val="22"/>
           <w:szCs w:val="22"/>
@@ -1931,22 +2090,23 @@
     </w:p>
     <w:p>
       <w:pPr>
+        <w:pStyle w:val="Normal"/>
         <w:numPr>
           <w:ilvl w:val="1"/>
           <w:numId w:val="1"/>
         </w:numPr>
-        <w:spacing w:after="0"/>
-        <w:ind w:left="-566" w:firstLine="0"/>
-        <w:rPr>
-          <w:rFonts w:ascii="Arial" w:eastAsia="Arial" w:hAnsi="Arial" w:cs="Arial"/>
-          <w:color w:val="000000"/>
-          <w:sz w:val="22"/>
-          <w:szCs w:val="22"/>
-        </w:rPr>
-      </w:pPr>
-      <w:r>
-        <w:rPr>
-          <w:rFonts w:ascii="Arial" w:eastAsia="Arial" w:hAnsi="Arial" w:cs="Arial"/>
+        <w:spacing w:before="0" w:after="0"/>
+        <w:ind w:hanging="0" w:left="-566"/>
+        <w:rPr>
+          <w:rFonts w:ascii="Arial" w:hAnsi="Arial" w:eastAsia="Arial" w:cs="Arial"/>
+          <w:color w:val="000000"/>
+          <w:sz w:val="22"/>
+          <w:szCs w:val="22"/>
+        </w:rPr>
+      </w:pPr>
+      <w:r>
+        <w:rPr>
+          <w:rFonts w:eastAsia="Arial" w:cs="Arial" w:ascii="Arial" w:hAnsi="Arial"/>
           <w:color w:val="000000"/>
           <w:sz w:val="22"/>
           <w:szCs w:val="22"/>
@@ -1956,27 +2116,37 @@
     </w:p>
     <w:p>
       <w:pPr>
-        <w:spacing w:after="0"/>
+        <w:pStyle w:val="Normal"/>
+        <w:spacing w:before="0" w:after="0"/>
         <w:ind w:left="-566"/>
         <w:rPr>
-          <w:rFonts w:ascii="Arial" w:eastAsia="Arial" w:hAnsi="Arial" w:cs="Arial"/>
-          <w:color w:val="000000"/>
-          <w:sz w:val="22"/>
-          <w:szCs w:val="22"/>
-        </w:rPr>
-      </w:pPr>
-    </w:p>
-    <w:p>
-      <w:pPr>
+          <w:rFonts w:ascii="Arial" w:hAnsi="Arial" w:eastAsia="Arial" w:cs="Arial"/>
+          <w:color w:val="000000"/>
+          <w:sz w:val="22"/>
+          <w:szCs w:val="22"/>
+        </w:rPr>
+      </w:pPr>
+      <w:r>
+        <w:rPr>
+          <w:rFonts w:eastAsia="Arial" w:cs="Arial" w:ascii="Arial" w:hAnsi="Arial"/>
+          <w:color w:val="000000"/>
+          <w:sz w:val="22"/>
+          <w:szCs w:val="22"/>
+        </w:rPr>
+      </w:r>
+    </w:p>
+    <w:p>
+      <w:pPr>
+        <w:pStyle w:val="Normal"/>
         <w:numPr>
           <w:ilvl w:val="0"/>
           <w:numId w:val="1"/>
         </w:numPr>
-        <w:spacing w:after="0"/>
-        <w:ind w:left="-566" w:firstLine="0"/>
+        <w:spacing w:before="0" w:after="0"/>
+        <w:ind w:hanging="0" w:left="-566"/>
         <w:jc w:val="center"/>
         <w:rPr>
-          <w:rFonts w:ascii="Arial" w:eastAsia="Arial" w:hAnsi="Arial" w:cs="Arial"/>
+          <w:rFonts w:ascii="Arial" w:hAnsi="Arial" w:eastAsia="Arial" w:cs="Arial"/>
           <w:b/>
           <w:color w:val="000000"/>
           <w:sz w:val="22"/>
@@ -1985,7 +2155,7 @@
       </w:pPr>
       <w:r>
         <w:rPr>
-          <w:rFonts w:ascii="Arial" w:eastAsia="Arial" w:hAnsi="Arial" w:cs="Arial"/>
+          <w:rFonts w:eastAsia="Arial" w:cs="Arial" w:ascii="Arial" w:hAnsi="Arial"/>
           <w:b/>
           <w:color w:val="000000"/>
           <w:sz w:val="22"/>
@@ -1996,22 +2166,23 @@
     </w:p>
     <w:p>
       <w:pPr>
+        <w:pStyle w:val="Normal"/>
         <w:numPr>
           <w:ilvl w:val="1"/>
           <w:numId w:val="1"/>
         </w:numPr>
-        <w:spacing w:after="0"/>
-        <w:ind w:left="-566" w:firstLine="0"/>
-        <w:rPr>
-          <w:rFonts w:ascii="Arial" w:eastAsia="Arial" w:hAnsi="Arial" w:cs="Arial"/>
-          <w:color w:val="000000"/>
-          <w:sz w:val="22"/>
-          <w:szCs w:val="22"/>
-        </w:rPr>
-      </w:pPr>
-      <w:r>
-        <w:rPr>
-          <w:rFonts w:ascii="Arial" w:eastAsia="Arial" w:hAnsi="Arial" w:cs="Arial"/>
+        <w:spacing w:before="0" w:after="0"/>
+        <w:ind w:hanging="0" w:left="-566"/>
+        <w:rPr>
+          <w:rFonts w:ascii="Arial" w:hAnsi="Arial" w:eastAsia="Arial" w:cs="Arial"/>
+          <w:color w:val="000000"/>
+          <w:sz w:val="22"/>
+          <w:szCs w:val="22"/>
+        </w:rPr>
+      </w:pPr>
+      <w:r>
+        <w:rPr>
+          <w:rFonts w:eastAsia="Arial" w:cs="Arial" w:ascii="Arial" w:hAnsi="Arial"/>
           <w:color w:val="000000"/>
           <w:sz w:val="22"/>
           <w:szCs w:val="22"/>
@@ -2021,22 +2192,23 @@
     </w:p>
     <w:p>
       <w:pPr>
+        <w:pStyle w:val="Normal"/>
         <w:numPr>
           <w:ilvl w:val="1"/>
           <w:numId w:val="1"/>
         </w:numPr>
-        <w:spacing w:after="0"/>
-        <w:ind w:left="-566" w:firstLine="0"/>
-        <w:rPr>
-          <w:rFonts w:ascii="Arial" w:eastAsia="Arial" w:hAnsi="Arial" w:cs="Arial"/>
-          <w:color w:val="000000"/>
-          <w:sz w:val="22"/>
-          <w:szCs w:val="22"/>
-        </w:rPr>
-      </w:pPr>
-      <w:r>
-        <w:rPr>
-          <w:rFonts w:ascii="Arial" w:eastAsia="Arial" w:hAnsi="Arial" w:cs="Arial"/>
+        <w:spacing w:before="0" w:after="0"/>
+        <w:ind w:hanging="0" w:left="-566"/>
+        <w:rPr>
+          <w:rFonts w:ascii="Arial" w:hAnsi="Arial" w:eastAsia="Arial" w:cs="Arial"/>
+          <w:color w:val="000000"/>
+          <w:sz w:val="22"/>
+          <w:szCs w:val="22"/>
+        </w:rPr>
+      </w:pPr>
+      <w:r>
+        <w:rPr>
+          <w:rFonts w:eastAsia="Arial" w:cs="Arial" w:ascii="Arial" w:hAnsi="Arial"/>
           <w:color w:val="000000"/>
           <w:sz w:val="22"/>
           <w:szCs w:val="22"/>
@@ -2046,22 +2218,23 @@
     </w:p>
     <w:p>
       <w:pPr>
+        <w:pStyle w:val="Normal"/>
         <w:numPr>
           <w:ilvl w:val="1"/>
           <w:numId w:val="1"/>
         </w:numPr>
-        <w:spacing w:after="0"/>
-        <w:ind w:left="-566" w:firstLine="0"/>
-        <w:rPr>
-          <w:rFonts w:ascii="Arial" w:eastAsia="Arial" w:hAnsi="Arial" w:cs="Arial"/>
-          <w:color w:val="000000"/>
-          <w:sz w:val="22"/>
-          <w:szCs w:val="22"/>
-        </w:rPr>
-      </w:pPr>
-      <w:r>
-        <w:rPr>
-          <w:rFonts w:ascii="Arial" w:eastAsia="Arial" w:hAnsi="Arial" w:cs="Arial"/>
+        <w:spacing w:before="0" w:after="0"/>
+        <w:ind w:hanging="0" w:left="-566"/>
+        <w:rPr>
+          <w:rFonts w:ascii="Arial" w:hAnsi="Arial" w:eastAsia="Arial" w:cs="Arial"/>
+          <w:color w:val="000000"/>
+          <w:sz w:val="22"/>
+          <w:szCs w:val="22"/>
+        </w:rPr>
+      </w:pPr>
+      <w:r>
+        <w:rPr>
+          <w:rFonts w:eastAsia="Arial" w:cs="Arial" w:ascii="Arial" w:hAnsi="Arial"/>
           <w:color w:val="000000"/>
           <w:sz w:val="22"/>
           <w:szCs w:val="22"/>
@@ -2071,22 +2244,23 @@
     </w:p>
     <w:p>
       <w:pPr>
+        <w:pStyle w:val="Normal"/>
         <w:numPr>
           <w:ilvl w:val="1"/>
           <w:numId w:val="1"/>
         </w:numPr>
-        <w:spacing w:after="0"/>
-        <w:ind w:left="-566" w:firstLine="0"/>
-        <w:rPr>
-          <w:rFonts w:ascii="Arial" w:eastAsia="Arial" w:hAnsi="Arial" w:cs="Arial"/>
-          <w:color w:val="000000"/>
-          <w:sz w:val="22"/>
-          <w:szCs w:val="22"/>
-        </w:rPr>
-      </w:pPr>
-      <w:r>
-        <w:rPr>
-          <w:rFonts w:ascii="Arial" w:eastAsia="Arial" w:hAnsi="Arial" w:cs="Arial"/>
+        <w:spacing w:before="0" w:after="0"/>
+        <w:ind w:hanging="0" w:left="-566"/>
+        <w:rPr>
+          <w:rFonts w:ascii="Arial" w:hAnsi="Arial" w:eastAsia="Arial" w:cs="Arial"/>
+          <w:color w:val="000000"/>
+          <w:sz w:val="22"/>
+          <w:szCs w:val="22"/>
+        </w:rPr>
+      </w:pPr>
+      <w:r>
+        <w:rPr>
+          <w:rFonts w:eastAsia="Arial" w:cs="Arial" w:ascii="Arial" w:hAnsi="Arial"/>
           <w:color w:val="000000"/>
           <w:sz w:val="22"/>
           <w:szCs w:val="22"/>
@@ -2096,27 +2270,37 @@
     </w:p>
     <w:p>
       <w:pPr>
-        <w:spacing w:after="0"/>
+        <w:pStyle w:val="Normal"/>
+        <w:spacing w:before="0" w:after="0"/>
         <w:ind w:left="-566"/>
         <w:rPr>
-          <w:rFonts w:ascii="Arial" w:eastAsia="Arial" w:hAnsi="Arial" w:cs="Arial"/>
-          <w:color w:val="000000"/>
-          <w:sz w:val="22"/>
-          <w:szCs w:val="22"/>
-        </w:rPr>
-      </w:pPr>
-    </w:p>
-    <w:p>
-      <w:pPr>
+          <w:rFonts w:ascii="Arial" w:hAnsi="Arial" w:eastAsia="Arial" w:cs="Arial"/>
+          <w:color w:val="000000"/>
+          <w:sz w:val="22"/>
+          <w:szCs w:val="22"/>
+        </w:rPr>
+      </w:pPr>
+      <w:r>
+        <w:rPr>
+          <w:rFonts w:eastAsia="Arial" w:cs="Arial" w:ascii="Arial" w:hAnsi="Arial"/>
+          <w:color w:val="000000"/>
+          <w:sz w:val="22"/>
+          <w:szCs w:val="22"/>
+        </w:rPr>
+      </w:r>
+    </w:p>
+    <w:p>
+      <w:pPr>
+        <w:pStyle w:val="Normal"/>
         <w:numPr>
           <w:ilvl w:val="0"/>
           <w:numId w:val="1"/>
         </w:numPr>
-        <w:spacing w:after="0"/>
-        <w:ind w:left="-566" w:firstLine="0"/>
+        <w:spacing w:before="0" w:after="0"/>
+        <w:ind w:hanging="0" w:left="-566"/>
         <w:jc w:val="center"/>
         <w:rPr>
-          <w:rFonts w:ascii="Arial" w:eastAsia="Arial" w:hAnsi="Arial" w:cs="Arial"/>
+          <w:rFonts w:ascii="Arial" w:hAnsi="Arial" w:eastAsia="Arial" w:cs="Arial"/>
           <w:b/>
           <w:color w:val="000000"/>
           <w:sz w:val="22"/>
@@ -2125,7 +2309,7 @@
       </w:pPr>
       <w:r>
         <w:rPr>
-          <w:rFonts w:ascii="Arial" w:eastAsia="Arial" w:hAnsi="Arial" w:cs="Arial"/>
+          <w:rFonts w:eastAsia="Arial" w:cs="Arial" w:ascii="Arial" w:hAnsi="Arial"/>
           <w:b/>
           <w:color w:val="000000"/>
           <w:sz w:val="22"/>
@@ -2136,22 +2320,23 @@
     </w:p>
     <w:p>
       <w:pPr>
+        <w:pStyle w:val="Normal"/>
         <w:numPr>
           <w:ilvl w:val="1"/>
           <w:numId w:val="1"/>
         </w:numPr>
-        <w:spacing w:after="0"/>
-        <w:ind w:left="-566" w:firstLine="0"/>
-        <w:rPr>
-          <w:rFonts w:ascii="Arial" w:eastAsia="Arial" w:hAnsi="Arial" w:cs="Arial"/>
-          <w:color w:val="000000"/>
-          <w:sz w:val="22"/>
-          <w:szCs w:val="22"/>
-        </w:rPr>
-      </w:pPr>
-      <w:r>
-        <w:rPr>
-          <w:rFonts w:ascii="Arial" w:eastAsia="Arial" w:hAnsi="Arial" w:cs="Arial"/>
+        <w:spacing w:before="0" w:after="0"/>
+        <w:ind w:hanging="0" w:left="-566"/>
+        <w:rPr>
+          <w:rFonts w:ascii="Arial" w:hAnsi="Arial" w:eastAsia="Arial" w:cs="Arial"/>
+          <w:color w:val="000000"/>
+          <w:sz w:val="22"/>
+          <w:szCs w:val="22"/>
+        </w:rPr>
+      </w:pPr>
+      <w:r>
+        <w:rPr>
+          <w:rFonts w:eastAsia="Arial" w:cs="Arial" w:ascii="Arial" w:hAnsi="Arial"/>
           <w:color w:val="000000"/>
           <w:sz w:val="22"/>
           <w:szCs w:val="22"/>
@@ -2161,22 +2346,23 @@
     </w:p>
     <w:p>
       <w:pPr>
+        <w:pStyle w:val="Normal"/>
         <w:numPr>
           <w:ilvl w:val="1"/>
           <w:numId w:val="1"/>
         </w:numPr>
-        <w:spacing w:after="0"/>
-        <w:ind w:left="-566" w:firstLine="0"/>
-        <w:rPr>
-          <w:rFonts w:ascii="Arial" w:eastAsia="Arial" w:hAnsi="Arial" w:cs="Arial"/>
-          <w:color w:val="000000"/>
-          <w:sz w:val="22"/>
-          <w:szCs w:val="22"/>
-        </w:rPr>
-      </w:pPr>
-      <w:r>
-        <w:rPr>
-          <w:rFonts w:ascii="Arial" w:eastAsia="Arial" w:hAnsi="Arial" w:cs="Arial"/>
+        <w:spacing w:before="0" w:after="0"/>
+        <w:ind w:hanging="0" w:left="-566"/>
+        <w:rPr>
+          <w:rFonts w:ascii="Arial" w:hAnsi="Arial" w:eastAsia="Arial" w:cs="Arial"/>
+          <w:color w:val="000000"/>
+          <w:sz w:val="22"/>
+          <w:szCs w:val="22"/>
+        </w:rPr>
+      </w:pPr>
+      <w:r>
+        <w:rPr>
+          <w:rFonts w:eastAsia="Arial" w:cs="Arial" w:ascii="Arial" w:hAnsi="Arial"/>
           <w:color w:val="000000"/>
           <w:sz w:val="22"/>
           <w:szCs w:val="22"/>
@@ -2186,22 +2372,23 @@
     </w:p>
     <w:p>
       <w:pPr>
+        <w:pStyle w:val="Normal"/>
         <w:numPr>
           <w:ilvl w:val="1"/>
           <w:numId w:val="1"/>
         </w:numPr>
-        <w:spacing w:after="0"/>
-        <w:ind w:left="-566" w:firstLine="0"/>
-        <w:rPr>
-          <w:rFonts w:ascii="Arial" w:eastAsia="Arial" w:hAnsi="Arial" w:cs="Arial"/>
-          <w:color w:val="000000"/>
-          <w:sz w:val="22"/>
-          <w:szCs w:val="22"/>
-        </w:rPr>
-      </w:pPr>
-      <w:r>
-        <w:rPr>
-          <w:rFonts w:ascii="Arial" w:eastAsia="Arial" w:hAnsi="Arial" w:cs="Arial"/>
+        <w:spacing w:before="0" w:after="0"/>
+        <w:ind w:hanging="0" w:left="-566"/>
+        <w:rPr>
+          <w:rFonts w:ascii="Arial" w:hAnsi="Arial" w:eastAsia="Arial" w:cs="Arial"/>
+          <w:color w:val="000000"/>
+          <w:sz w:val="22"/>
+          <w:szCs w:val="22"/>
+        </w:rPr>
+      </w:pPr>
+      <w:r>
+        <w:rPr>
+          <w:rFonts w:eastAsia="Arial" w:cs="Arial" w:ascii="Arial" w:hAnsi="Arial"/>
           <w:color w:val="000000"/>
           <w:sz w:val="22"/>
           <w:szCs w:val="22"/>
@@ -2211,21 +2398,398 @@
     </w:p>
     <w:p>
       <w:pPr>
-        <w:ind w:left="-566"/>
-        <w:rPr>
-          <w:rFonts w:ascii="Arial" w:eastAsia="Arial" w:hAnsi="Arial" w:cs="Arial"/>
-          <w:sz w:val="22"/>
-          <w:szCs w:val="22"/>
-        </w:rPr>
-      </w:pPr>
-    </w:p>
-    <w:p>
-      <w:pPr>
-        <w:widowControl w:val="0"/>
-        <w:spacing w:before="312" w:after="0" w:line="240" w:lineRule="auto"/>
-        <w:ind w:left="1800" w:firstLine="360"/>
-        <w:rPr>
-          <w:rFonts w:ascii="Arial" w:eastAsia="Arial" w:hAnsi="Arial" w:cs="Arial"/>
+        <w:pStyle w:val="normal1"/>
+        <w:keepNext w:val="false"/>
+        <w:keepLines w:val="false"/>
+        <w:pageBreakBefore w:val="false"/>
+        <w:widowControl/>
+        <w:shd w:val="clear" w:fill="auto"/>
+        <w:spacing w:lineRule="auto" w:line="276" w:before="0" w:after="160"/>
+        <w:ind w:hanging="0" w:left="-566" w:right="0"/>
+        <w:jc w:val="left"/>
+        <w:rPr>
+          <w:rFonts w:ascii="Arial" w:hAnsi="Arial" w:eastAsia="Arial" w:cs="Arial"/>
+          <w:sz w:val="22"/>
+          <w:szCs w:val="22"/>
+        </w:rPr>
+      </w:pPr>
+      <w:r>
+        <w:rPr>
+          <w:rFonts w:eastAsia="Arial" w:cs="Arial" w:ascii="Arial" w:hAnsi="Arial"/>
+          <w:sz w:val="22"/>
+          <w:szCs w:val="22"/>
+        </w:rPr>
+      </w:r>
+    </w:p>
+    <w:p>
+      <w:pPr>
+        <w:pStyle w:val="normal1"/>
+        <w:numPr>
+          <w:ilvl w:val="0"/>
+          <w:numId w:val="1"/>
+        </w:numPr>
+        <w:spacing w:lineRule="auto" w:line="240" w:before="0" w:after="0"/>
+        <w:ind w:hanging="0" w:left="-566"/>
+        <w:jc w:val="center"/>
+        <w:rPr>
+          <w:rFonts w:ascii="Arial" w:hAnsi="Arial" w:eastAsia="Arial" w:cs="Arial"/>
+          <w:b/>
+          <w:sz w:val="22"/>
+          <w:szCs w:val="22"/>
+        </w:rPr>
+      </w:pPr>
+      <w:r>
+        <w:rPr>
+          <w:rFonts w:eastAsia="Arial" w:cs="Arial" w:ascii="Arial" w:hAnsi="Arial"/>
+          <w:b/>
+          <w:sz w:val="22"/>
+          <w:szCs w:val="22"/>
+        </w:rPr>
+        <w:t>Политика возврата денежных средств с баланса</w:t>
+      </w:r>
+    </w:p>
+    <w:p>
+      <w:pPr>
+        <w:pStyle w:val="normal1"/>
+        <w:keepNext w:val="false"/>
+        <w:keepLines w:val="false"/>
+        <w:pageBreakBefore w:val="false"/>
+        <w:widowControl/>
+        <w:numPr>
+          <w:ilvl w:val="1"/>
+          <w:numId w:val="1"/>
+        </w:numPr>
+        <w:shd w:val="clear" w:fill="auto"/>
+        <w:spacing w:lineRule="auto" w:line="276" w:before="0" w:after="0"/>
+        <w:ind w:hanging="0" w:left="-566" w:right="0"/>
+        <w:jc w:val="left"/>
+        <w:rPr>
+          <w:rFonts w:ascii="Arial" w:hAnsi="Arial" w:eastAsia="Arial" w:cs="Arial"/>
+          <w:sz w:val="22"/>
+          <w:szCs w:val="22"/>
+        </w:rPr>
+      </w:pPr>
+      <w:r>
+        <w:rPr>
+          <w:rFonts w:eastAsia="Arial" w:cs="Arial" w:ascii="Arial" w:hAnsi="Arial"/>
+          <w:sz w:val="22"/>
+          <w:szCs w:val="22"/>
+        </w:rPr>
+        <w:t>Пользователь вправе подать заявку на возврат (вывод) денежных средств, находящихся на балансе его Персонального кошелька, на те же реквизиты, с которых было осуществлено пополнение баланса.</w:t>
+      </w:r>
+    </w:p>
+    <w:p>
+      <w:pPr>
+        <w:pStyle w:val="normal1"/>
+        <w:keepNext w:val="false"/>
+        <w:keepLines w:val="false"/>
+        <w:pageBreakBefore w:val="false"/>
+        <w:widowControl/>
+        <w:numPr>
+          <w:ilvl w:val="1"/>
+          <w:numId w:val="1"/>
+        </w:numPr>
+        <w:shd w:val="clear" w:fill="auto"/>
+        <w:spacing w:lineRule="auto" w:line="276" w:before="0" w:after="0"/>
+        <w:ind w:hanging="0" w:left="-566" w:right="0"/>
+        <w:jc w:val="left"/>
+        <w:rPr>
+          <w:rFonts w:ascii="Arial" w:hAnsi="Arial" w:eastAsia="Arial" w:cs="Arial"/>
+          <w:sz w:val="22"/>
+          <w:szCs w:val="22"/>
+        </w:rPr>
+      </w:pPr>
+      <w:r>
+        <w:rPr>
+          <w:rFonts w:eastAsia="Arial" w:cs="Arial" w:ascii="Arial" w:hAnsi="Arial"/>
+          <w:sz w:val="22"/>
+          <w:szCs w:val="22"/>
+        </w:rPr>
+        <w:t>Заявка на вывод средств подается Пользователем через личный кабинет или по электронному адресу Исполнителя, указанному на Платформе.</w:t>
+      </w:r>
+    </w:p>
+    <w:p>
+      <w:pPr>
+        <w:pStyle w:val="normal1"/>
+        <w:keepNext w:val="false"/>
+        <w:keepLines w:val="false"/>
+        <w:pageBreakBefore w:val="false"/>
+        <w:widowControl/>
+        <w:numPr>
+          <w:ilvl w:val="1"/>
+          <w:numId w:val="1"/>
+        </w:numPr>
+        <w:shd w:val="clear" w:fill="auto"/>
+        <w:spacing w:lineRule="auto" w:line="276" w:before="0" w:after="0"/>
+        <w:ind w:hanging="0" w:left="-566" w:right="0"/>
+        <w:jc w:val="left"/>
+        <w:rPr>
+          <w:rFonts w:ascii="Arial" w:hAnsi="Arial" w:eastAsia="Arial" w:cs="Arial"/>
+          <w:sz w:val="22"/>
+          <w:szCs w:val="22"/>
+        </w:rPr>
+      </w:pPr>
+      <w:r>
+        <w:rPr>
+          <w:rFonts w:eastAsia="Arial" w:cs="Arial" w:ascii="Arial" w:hAnsi="Arial"/>
+          <w:sz w:val="22"/>
+          <w:szCs w:val="22"/>
+        </w:rPr>
+        <w:t>Исполнитель осуществляет обработку и перечисление денежных средств в течение 30 (тридцати) календарных дней с момента подачи Пользователем корректно оформленной заявки.</w:t>
+      </w:r>
+    </w:p>
+    <w:p>
+      <w:pPr>
+        <w:pStyle w:val="normal1"/>
+        <w:keepNext w:val="false"/>
+        <w:keepLines w:val="false"/>
+        <w:pageBreakBefore w:val="false"/>
+        <w:widowControl/>
+        <w:numPr>
+          <w:ilvl w:val="1"/>
+          <w:numId w:val="1"/>
+        </w:numPr>
+        <w:shd w:val="clear" w:fill="auto"/>
+        <w:spacing w:lineRule="auto" w:line="276" w:before="0" w:after="0"/>
+        <w:ind w:hanging="0" w:left="-566" w:right="0"/>
+        <w:jc w:val="left"/>
+        <w:rPr>
+          <w:rFonts w:ascii="Arial" w:hAnsi="Arial" w:eastAsia="Arial" w:cs="Arial"/>
+          <w:sz w:val="22"/>
+          <w:szCs w:val="22"/>
+        </w:rPr>
+      </w:pPr>
+      <w:r>
+        <w:rPr>
+          <w:rFonts w:eastAsia="Arial" w:cs="Arial" w:ascii="Arial" w:hAnsi="Arial"/>
+          <w:sz w:val="22"/>
+          <w:szCs w:val="22"/>
+        </w:rPr>
+        <w:t>Основанием для отказа в выводе средств может являться:</w:t>
+      </w:r>
+    </w:p>
+    <w:p>
+      <w:pPr>
+        <w:pStyle w:val="normal1"/>
+        <w:keepNext w:val="false"/>
+        <w:keepLines w:val="false"/>
+        <w:pageBreakBefore w:val="false"/>
+        <w:widowControl/>
+        <w:numPr>
+          <w:ilvl w:val="1"/>
+          <w:numId w:val="1"/>
+        </w:numPr>
+        <w:shd w:val="clear" w:fill="auto"/>
+        <w:spacing w:lineRule="auto" w:line="276" w:before="0" w:after="0"/>
+        <w:ind w:hanging="0" w:left="-566" w:right="0"/>
+        <w:jc w:val="left"/>
+        <w:rPr>
+          <w:rFonts w:ascii="Arial" w:hAnsi="Arial" w:eastAsia="Arial" w:cs="Arial"/>
+          <w:sz w:val="22"/>
+          <w:szCs w:val="22"/>
+        </w:rPr>
+      </w:pPr>
+      <w:r>
+        <w:rPr>
+          <w:rFonts w:eastAsia="Arial" w:cs="Arial" w:ascii="Arial" w:hAnsi="Arial"/>
+          <w:sz w:val="22"/>
+          <w:szCs w:val="22"/>
+        </w:rPr>
+        <w:t>некорректно указанные реквизиты;</w:t>
+        <w:br/>
+        <w:t>несоответствие данных Пользователя данным, указанным при регистрации и пополнении баланса;</w:t>
+      </w:r>
+    </w:p>
+    <w:p>
+      <w:pPr>
+        <w:pStyle w:val="normal1"/>
+        <w:keepNext w:val="false"/>
+        <w:keepLines w:val="false"/>
+        <w:pageBreakBefore w:val="false"/>
+        <w:widowControl/>
+        <w:numPr>
+          <w:ilvl w:val="1"/>
+          <w:numId w:val="1"/>
+        </w:numPr>
+        <w:shd w:val="clear" w:fill="auto"/>
+        <w:spacing w:lineRule="auto" w:line="276" w:before="0" w:after="0"/>
+        <w:ind w:hanging="0" w:left="-566" w:right="0"/>
+        <w:jc w:val="left"/>
+        <w:rPr>
+          <w:rFonts w:ascii="Arial" w:hAnsi="Arial" w:eastAsia="Arial" w:cs="Arial"/>
+          <w:sz w:val="22"/>
+          <w:szCs w:val="22"/>
+        </w:rPr>
+      </w:pPr>
+      <w:r>
+        <w:rPr>
+          <w:rFonts w:eastAsia="Arial" w:cs="Arial" w:ascii="Arial" w:hAnsi="Arial"/>
+          <w:sz w:val="22"/>
+          <w:szCs w:val="22"/>
+        </w:rPr>
+        <w:t xml:space="preserve">иные обстоятельства, требующие подтверждения личности Пользователя в целях соблюдения требований законодательства РФ, включая Федеральный закон № 115-ФЗ «О противодействии легализации (отмыванию) доходов, полученных преступным путем, и финансированию терроризма». </w:t>
+      </w:r>
+    </w:p>
+    <w:p>
+      <w:pPr>
+        <w:pStyle w:val="normal1"/>
+        <w:keepNext w:val="false"/>
+        <w:keepLines w:val="false"/>
+        <w:pageBreakBefore w:val="false"/>
+        <w:widowControl/>
+        <w:numPr>
+          <w:ilvl w:val="1"/>
+          <w:numId w:val="1"/>
+        </w:numPr>
+        <w:shd w:val="clear" w:fill="auto"/>
+        <w:spacing w:lineRule="auto" w:line="276" w:before="0" w:after="0"/>
+        <w:ind w:hanging="0" w:left="-566" w:right="0"/>
+        <w:jc w:val="left"/>
+        <w:rPr>
+          <w:rFonts w:ascii="Arial" w:hAnsi="Arial" w:eastAsia="Arial" w:cs="Arial"/>
+          <w:sz w:val="22"/>
+          <w:szCs w:val="22"/>
+        </w:rPr>
+      </w:pPr>
+      <w:r>
+        <w:rPr>
+          <w:rFonts w:eastAsia="Arial" w:cs="Arial" w:ascii="Arial" w:hAnsi="Arial"/>
+          <w:sz w:val="22"/>
+          <w:szCs w:val="22"/>
+        </w:rPr>
+        <w:t xml:space="preserve"> </w:t>
+      </w:r>
+      <w:r>
+        <w:rPr>
+          <w:rFonts w:eastAsia="Arial" w:cs="Arial" w:ascii="Arial" w:hAnsi="Arial"/>
+          <w:sz w:val="22"/>
+          <w:szCs w:val="22"/>
+        </w:rPr>
+        <w:t>В случае отказа Исполнителя в обработке заявки Пользователю направляется уведомление с указанием причины отказа и просьбой подать новую корректную заявку.</w:t>
+      </w:r>
+    </w:p>
+    <w:p>
+      <w:pPr>
+        <w:pStyle w:val="normal1"/>
+        <w:keepNext w:val="false"/>
+        <w:keepLines w:val="false"/>
+        <w:pageBreakBefore w:val="false"/>
+        <w:widowControl/>
+        <w:numPr>
+          <w:ilvl w:val="1"/>
+          <w:numId w:val="1"/>
+        </w:numPr>
+        <w:shd w:val="clear" w:fill="auto"/>
+        <w:spacing w:lineRule="auto" w:line="276" w:before="0" w:after="0"/>
+        <w:ind w:hanging="0" w:left="-566" w:right="0"/>
+        <w:jc w:val="left"/>
+        <w:rPr>
+          <w:rFonts w:ascii="Arial" w:hAnsi="Arial" w:eastAsia="Arial" w:cs="Arial"/>
+          <w:sz w:val="22"/>
+          <w:szCs w:val="22"/>
+        </w:rPr>
+      </w:pPr>
+      <w:r>
+        <w:rPr>
+          <w:rFonts w:eastAsia="Arial" w:cs="Arial" w:ascii="Arial" w:hAnsi="Arial"/>
+          <w:sz w:val="22"/>
+          <w:szCs w:val="22"/>
+        </w:rPr>
+        <w:t>Сумма вывода должна быть равна текущему балансу Пользователя. Частичный вывод средств не допускается в целях соблюдения финансовой безопасности Исполнителя и предотвращения рисков, связанных с нарушением законодательства РФ.</w:t>
+      </w:r>
+    </w:p>
+    <w:p>
+      <w:pPr>
+        <w:pStyle w:val="normal1"/>
+        <w:keepNext w:val="false"/>
+        <w:keepLines w:val="false"/>
+        <w:pageBreakBefore w:val="false"/>
+        <w:widowControl/>
+        <w:numPr>
+          <w:ilvl w:val="1"/>
+          <w:numId w:val="1"/>
+        </w:numPr>
+        <w:shd w:val="clear" w:fill="auto"/>
+        <w:spacing w:lineRule="auto" w:line="276" w:before="0" w:after="0"/>
+        <w:ind w:hanging="0" w:left="-566" w:right="0"/>
+        <w:jc w:val="left"/>
+        <w:rPr>
+          <w:rFonts w:ascii="Arial" w:hAnsi="Arial" w:eastAsia="Arial" w:cs="Arial"/>
+          <w:sz w:val="22"/>
+          <w:szCs w:val="22"/>
+        </w:rPr>
+      </w:pPr>
+      <w:r>
+        <w:rPr>
+          <w:rFonts w:eastAsia="Arial" w:cs="Arial" w:ascii="Arial" w:hAnsi="Arial"/>
+          <w:sz w:val="22"/>
+          <w:szCs w:val="22"/>
+        </w:rPr>
+        <w:t>Исполнитель не удерживает комиссию за вывод средств, кроме случаев, когда банковские или иные платежные системы взимают комиссионное вознаграждение, о чем Пользователь уведомляется заранее.</w:t>
+      </w:r>
+    </w:p>
+    <w:p>
+      <w:pPr>
+        <w:pStyle w:val="normal1"/>
+        <w:keepNext w:val="false"/>
+        <w:keepLines w:val="false"/>
+        <w:pageBreakBefore w:val="false"/>
+        <w:widowControl/>
+        <w:numPr>
+          <w:ilvl w:val="1"/>
+          <w:numId w:val="1"/>
+        </w:numPr>
+        <w:shd w:val="clear" w:fill="auto"/>
+        <w:spacing w:lineRule="auto" w:line="276" w:before="0" w:after="0"/>
+        <w:ind w:hanging="0" w:left="-566" w:right="0"/>
+        <w:jc w:val="left"/>
+        <w:rPr>
+          <w:rFonts w:ascii="Arial" w:hAnsi="Arial" w:eastAsia="Arial" w:cs="Arial"/>
+          <w:sz w:val="22"/>
+          <w:szCs w:val="22"/>
+        </w:rPr>
+      </w:pPr>
+      <w:r>
+        <w:rPr>
+          <w:rFonts w:eastAsia="Arial" w:cs="Arial" w:ascii="Arial" w:hAnsi="Arial"/>
+          <w:sz w:val="22"/>
+          <w:szCs w:val="22"/>
+        </w:rPr>
+        <w:t>После обработки заявки и перечисления средств обязательства Исполнителя по возврату считаются исполненными в полном объеме.</w:t>
+      </w:r>
+    </w:p>
+    <w:p>
+      <w:pPr>
+        <w:pStyle w:val="normal1"/>
+        <w:keepNext w:val="false"/>
+        <w:keepLines w:val="false"/>
+        <w:widowControl/>
+        <w:shd w:val="clear" w:fill="auto"/>
+        <w:spacing w:lineRule="auto" w:line="276" w:before="0" w:after="0"/>
+        <w:ind w:hanging="0" w:left="792" w:right="0"/>
+        <w:jc w:val="left"/>
+        <w:rPr>
+          <w:rFonts w:ascii="Arial" w:hAnsi="Arial" w:eastAsia="Arial" w:cs="Arial"/>
+          <w:sz w:val="22"/>
+          <w:szCs w:val="22"/>
+        </w:rPr>
+      </w:pPr>
+      <w:r>
+        <w:rPr>
+          <w:rFonts w:eastAsia="Arial" w:cs="Arial" w:ascii="Arial" w:hAnsi="Arial"/>
+          <w:sz w:val="22"/>
+          <w:szCs w:val="22"/>
+        </w:rPr>
+      </w:r>
+    </w:p>
+    <w:p>
+      <w:pPr>
+        <w:pStyle w:val="Normal"/>
+        <w:widowControl w:val="false"/>
+        <w:spacing w:lineRule="auto" w:line="240" w:before="312" w:after="0"/>
+        <w:ind w:firstLine="360" w:left="1800"/>
+        <w:rPr>
+          <w:rFonts w:ascii="Arial" w:hAnsi="Arial" w:eastAsia="Arial" w:cs="Arial"/>
           <w:b/>
           <w:sz w:val="20"/>
           <w:szCs w:val="20"/>
@@ -2233,16 +2797,35 @@
       </w:pPr>
       <w:r>
         <w:rPr>
-          <w:rFonts w:ascii="Arial" w:eastAsia="Arial" w:hAnsi="Arial" w:cs="Arial"/>
+          <w:rFonts w:eastAsia="Arial" w:cs="Arial" w:ascii="Arial" w:hAnsi="Arial"/>
           <w:b/>
           <w:sz w:val="22"/>
           <w:szCs w:val="22"/>
         </w:rPr>
-        <w:t xml:space="preserve">13. РЕКВИЗИТЫ ОПЕРАТОРА </w:t>
-      </w:r>
-      <w:r>
-        <w:rPr>
-          <w:rFonts w:ascii="Arial" w:eastAsia="Arial" w:hAnsi="Arial" w:cs="Arial"/>
+        <w:t>1</w:t>
+      </w:r>
+      <w:r>
+        <w:rPr>
+          <w:rFonts w:eastAsia="Arial" w:cs="Arial" w:ascii="Arial" w:hAnsi="Arial"/>
+          <w:b/>
+          <w:sz w:val="22"/>
+          <w:szCs w:val="22"/>
+          <w:lang w:val="en-US"/>
+        </w:rPr>
+        <w:t>4</w:t>
+      </w:r>
+      <w:r>
+        <w:rPr>
+          <w:rFonts w:eastAsia="Arial" w:cs="Arial" w:ascii="Arial" w:hAnsi="Arial"/>
+          <w:b/>
+          <w:sz w:val="22"/>
+          <w:szCs w:val="22"/>
+        </w:rPr>
+        <w:t xml:space="preserve">. РЕКВИЗИТЫ ОПЕРАТОРА </w:t>
+      </w:r>
+      <w:r>
+        <w:rPr>
+          <w:rFonts w:eastAsia="Arial" w:cs="Arial" w:ascii="Arial" w:hAnsi="Arial"/>
           <w:b/>
           <w:sz w:val="20"/>
           <w:szCs w:val="20"/>
@@ -2253,39 +2836,42 @@
     <w:tbl>
       <w:tblPr>
         <w:tblW w:w="9356" w:type="dxa"/>
+        <w:jc w:val="left"/>
         <w:tblInd w:w="6" w:type="dxa"/>
+        <w:tblLayout w:type="fixed"/>
         <w:tblCellMar>
           <w:top w:w="100" w:type="dxa"/>
           <w:left w:w="100" w:type="dxa"/>
           <w:bottom w:w="100" w:type="dxa"/>
           <w:right w:w="100" w:type="dxa"/>
         </w:tblCellMar>
-        <w:tblLook w:val="0600" w:firstRow="0" w:lastRow="0" w:firstColumn="0" w:lastColumn="0" w:noHBand="1" w:noVBand="1"/>
+        <w:tblLook w:firstRow="0" w:noVBand="1" w:lastRow="0" w:firstColumn="0" w:lastColumn="0" w:noHBand="1" w:val="0600"/>
       </w:tblPr>
       <w:tblGrid>
-        <w:gridCol w:w="2548"/>
+        <w:gridCol w:w="2547"/>
         <w:gridCol w:w="6808"/>
       </w:tblGrid>
       <w:tr>
         <w:trPr>
-          <w:trHeight w:val="290"/>
+          <w:trHeight w:val="290" w:hRule="atLeast"/>
         </w:trPr>
         <w:tc>
           <w:tcPr>
-            <w:tcW w:w="2548" w:type="dxa"/>
+            <w:tcW w:w="2547" w:type="dxa"/>
             <w:tcBorders>
               <w:top w:val="single" w:sz="8" w:space="0" w:color="000000"/>
               <w:left w:val="single" w:sz="8" w:space="0" w:color="000000"/>
               <w:bottom w:val="single" w:sz="8" w:space="0" w:color="000000"/>
               <w:right w:val="single" w:sz="8" w:space="0" w:color="000000"/>
             </w:tcBorders>
-            <w:shd w:val="clear" w:color="auto" w:fill="auto"/>
+            <w:shd w:color="auto" w:fill="auto" w:val="clear"/>
           </w:tcPr>
           <w:p>
             <w:pPr>
-              <w:spacing w:after="0"/>
+              <w:pStyle w:val="Normal"/>
+              <w:spacing w:before="0" w:after="0"/>
               <w:rPr>
-                <w:rFonts w:ascii="Arial" w:eastAsia="Arial" w:hAnsi="Arial" w:cs="Arial"/>
+                <w:rFonts w:ascii="Arial" w:hAnsi="Arial" w:eastAsia="Arial" w:cs="Arial"/>
                 <w:b/>
                 <w:sz w:val="20"/>
                 <w:szCs w:val="20"/>
@@ -2296,7 +2882,7 @@
             <w:bookmarkEnd w:id="0"/>
             <w:r>
               <w:rPr>
-                <w:rFonts w:ascii="Arial" w:eastAsia="Arial" w:hAnsi="Arial" w:cs="Arial"/>
+                <w:rFonts w:eastAsia="Arial" w:cs="Arial" w:ascii="Arial" w:hAnsi="Arial"/>
                 <w:b/>
                 <w:sz w:val="20"/>
                 <w:szCs w:val="20"/>
@@ -2307,20 +2893,21 @@
         </w:tc>
         <w:tc>
           <w:tcPr>
-            <w:tcW w:w="6807" w:type="dxa"/>
+            <w:tcW w:w="6808" w:type="dxa"/>
             <w:tcBorders>
               <w:top w:val="single" w:sz="8" w:space="0" w:color="000000"/>
               <w:left w:val="single" w:sz="8" w:space="0" w:color="000000"/>
               <w:bottom w:val="single" w:sz="8" w:space="0" w:color="000000"/>
               <w:right w:val="single" w:sz="8" w:space="0" w:color="000000"/>
             </w:tcBorders>
-            <w:shd w:val="clear" w:color="auto" w:fill="auto"/>
+            <w:shd w:color="auto" w:fill="auto" w:val="clear"/>
           </w:tcPr>
           <w:p>
             <w:pPr>
-              <w:spacing w:after="0"/>
+              <w:pStyle w:val="Normal"/>
+              <w:spacing w:before="0" w:after="0"/>
               <w:rPr>
-                <w:rFonts w:ascii="Arial" w:eastAsia="Arial" w:hAnsi="Arial" w:cs="Arial"/>
+                <w:rFonts w:ascii="Arial" w:hAnsi="Arial" w:eastAsia="Arial" w:cs="Arial"/>
                 <w:sz w:val="20"/>
                 <w:szCs w:val="20"/>
                 <w:highlight w:val="white"/>
@@ -2330,7 +2917,7 @@
             <w:bookmarkEnd w:id="1"/>
             <w:r>
               <w:rPr>
-                <w:rFonts w:ascii="Arial" w:eastAsia="Arial" w:hAnsi="Arial" w:cs="Arial"/>
+                <w:rFonts w:eastAsia="Arial" w:cs="Arial" w:ascii="Arial" w:hAnsi="Arial"/>
                 <w:sz w:val="20"/>
                 <w:szCs w:val="20"/>
               </w:rPr>
@@ -2341,25 +2928,26 @@
       </w:tr>
       <w:tr>
         <w:trPr>
-          <w:trHeight w:val="287"/>
+          <w:trHeight w:val="287" w:hRule="atLeast"/>
         </w:trPr>
         <w:tc>
           <w:tcPr>
-            <w:tcW w:w="2548" w:type="dxa"/>
+            <w:tcW w:w="2547" w:type="dxa"/>
             <w:tcBorders>
               <w:top w:val="single" w:sz="8" w:space="0" w:color="000000"/>
               <w:left w:val="single" w:sz="8" w:space="0" w:color="000000"/>
               <w:bottom w:val="single" w:sz="8" w:space="0" w:color="000000"/>
               <w:right w:val="single" w:sz="8" w:space="0" w:color="000000"/>
             </w:tcBorders>
-            <w:shd w:val="clear" w:color="auto" w:fill="auto"/>
+            <w:shd w:color="auto" w:fill="auto" w:val="clear"/>
           </w:tcPr>
           <w:p>
             <w:pPr>
-              <w:widowControl w:val="0"/>
-              <w:spacing w:after="0" w:line="240" w:lineRule="auto"/>
+              <w:pStyle w:val="Normal"/>
+              <w:widowControl w:val="false"/>
+              <w:spacing w:lineRule="auto" w:line="240" w:before="0" w:after="0"/>
               <w:rPr>
-                <w:rFonts w:ascii="Arial" w:eastAsia="Arial" w:hAnsi="Arial" w:cs="Arial"/>
+                <w:rFonts w:ascii="Arial" w:hAnsi="Arial" w:eastAsia="Arial" w:cs="Arial"/>
                 <w:b/>
                 <w:sz w:val="20"/>
                 <w:szCs w:val="20"/>
@@ -2368,7 +2956,7 @@
             </w:pPr>
             <w:r>
               <w:rPr>
-                <w:rFonts w:ascii="Arial" w:eastAsia="Arial" w:hAnsi="Arial" w:cs="Arial"/>
+                <w:rFonts w:eastAsia="Arial" w:cs="Arial" w:ascii="Arial" w:hAnsi="Arial"/>
                 <w:b/>
                 <w:sz w:val="20"/>
                 <w:szCs w:val="20"/>
@@ -2380,20 +2968,21 @@
         </w:tc>
         <w:tc>
           <w:tcPr>
-            <w:tcW w:w="6807" w:type="dxa"/>
+            <w:tcW w:w="6808" w:type="dxa"/>
             <w:tcBorders>
               <w:top w:val="single" w:sz="8" w:space="0" w:color="000000"/>
               <w:left w:val="single" w:sz="8" w:space="0" w:color="000000"/>
               <w:bottom w:val="single" w:sz="8" w:space="0" w:color="000000"/>
               <w:right w:val="single" w:sz="8" w:space="0" w:color="000000"/>
             </w:tcBorders>
-            <w:shd w:val="clear" w:color="auto" w:fill="auto"/>
+            <w:shd w:color="auto" w:fill="auto" w:val="clear"/>
           </w:tcPr>
           <w:p>
             <w:pPr>
-              <w:spacing w:after="0"/>
+              <w:pStyle w:val="Normal"/>
+              <w:spacing w:before="0" w:after="0"/>
               <w:rPr>
-                <w:rFonts w:ascii="Arial" w:eastAsia="Arial" w:hAnsi="Arial" w:cs="Arial"/>
+                <w:rFonts w:ascii="Arial" w:hAnsi="Arial" w:eastAsia="Arial" w:cs="Arial"/>
                 <w:b/>
                 <w:sz w:val="20"/>
                 <w:szCs w:val="20"/>
@@ -2402,7 +2991,7 @@
             </w:pPr>
             <w:r>
               <w:rPr>
-                <w:rFonts w:ascii="Arial" w:eastAsia="Arial" w:hAnsi="Arial" w:cs="Arial"/>
+                <w:rFonts w:eastAsia="Arial" w:cs="Arial" w:ascii="Arial" w:hAnsi="Arial"/>
                 <w:sz w:val="20"/>
                 <w:szCs w:val="20"/>
               </w:rPr>
@@ -2413,25 +3002,26 @@
       </w:tr>
       <w:tr>
         <w:trPr>
-          <w:trHeight w:val="290"/>
+          <w:trHeight w:val="290" w:hRule="atLeast"/>
         </w:trPr>
         <w:tc>
           <w:tcPr>
-            <w:tcW w:w="2548" w:type="dxa"/>
+            <w:tcW w:w="2547" w:type="dxa"/>
             <w:tcBorders>
               <w:top w:val="single" w:sz="8" w:space="0" w:color="000000"/>
               <w:left w:val="single" w:sz="8" w:space="0" w:color="000000"/>
               <w:bottom w:val="single" w:sz="8" w:space="0" w:color="000000"/>
               <w:right w:val="single" w:sz="8" w:space="0" w:color="000000"/>
             </w:tcBorders>
-            <w:shd w:val="clear" w:color="auto" w:fill="auto"/>
+            <w:shd w:color="auto" w:fill="auto" w:val="clear"/>
           </w:tcPr>
           <w:p>
             <w:pPr>
-              <w:widowControl w:val="0"/>
-              <w:spacing w:after="0" w:line="240" w:lineRule="auto"/>
+              <w:pStyle w:val="Normal"/>
+              <w:widowControl w:val="false"/>
+              <w:spacing w:lineRule="auto" w:line="240" w:before="0" w:after="0"/>
               <w:rPr>
-                <w:rFonts w:ascii="Arial" w:eastAsia="Arial" w:hAnsi="Arial" w:cs="Arial"/>
+                <w:rFonts w:ascii="Arial" w:hAnsi="Arial" w:eastAsia="Arial" w:cs="Arial"/>
                 <w:b/>
                 <w:sz w:val="20"/>
                 <w:szCs w:val="20"/>
@@ -2440,7 +3030,7 @@
             </w:pPr>
             <w:r>
               <w:rPr>
-                <w:rFonts w:ascii="Arial" w:eastAsia="Arial" w:hAnsi="Arial" w:cs="Arial"/>
+                <w:rFonts w:eastAsia="Arial" w:cs="Arial" w:ascii="Arial" w:hAnsi="Arial"/>
                 <w:b/>
                 <w:sz w:val="20"/>
                 <w:szCs w:val="20"/>
@@ -2452,20 +3042,21 @@
         </w:tc>
         <w:tc>
           <w:tcPr>
-            <w:tcW w:w="6807" w:type="dxa"/>
+            <w:tcW w:w="6808" w:type="dxa"/>
             <w:tcBorders>
               <w:top w:val="single" w:sz="8" w:space="0" w:color="000000"/>
               <w:left w:val="single" w:sz="8" w:space="0" w:color="000000"/>
               <w:bottom w:val="single" w:sz="8" w:space="0" w:color="000000"/>
               <w:right w:val="single" w:sz="8" w:space="0" w:color="000000"/>
             </w:tcBorders>
-            <w:shd w:val="clear" w:color="auto" w:fill="auto"/>
+            <w:shd w:color="auto" w:fill="auto" w:val="clear"/>
           </w:tcPr>
           <w:p>
             <w:pPr>
-              <w:spacing w:after="0"/>
+              <w:pStyle w:val="Normal"/>
+              <w:spacing w:before="0" w:after="0"/>
               <w:rPr>
-                <w:rFonts w:ascii="Arial" w:eastAsia="Arial" w:hAnsi="Arial" w:cs="Arial"/>
+                <w:rFonts w:ascii="Arial" w:hAnsi="Arial" w:eastAsia="Arial" w:cs="Arial"/>
                 <w:b/>
                 <w:sz w:val="20"/>
                 <w:szCs w:val="20"/>
@@ -2474,7 +3065,7 @@
             </w:pPr>
             <w:r>
               <w:rPr>
-                <w:rFonts w:ascii="Arial" w:eastAsia="Arial" w:hAnsi="Arial" w:cs="Arial"/>
+                <w:rFonts w:eastAsia="Arial" w:cs="Arial" w:ascii="Arial" w:hAnsi="Arial"/>
                 <w:sz w:val="20"/>
                 <w:szCs w:val="20"/>
               </w:rPr>
@@ -2485,25 +3076,26 @@
       </w:tr>
       <w:tr>
         <w:trPr>
-          <w:trHeight w:val="290"/>
+          <w:trHeight w:val="290" w:hRule="atLeast"/>
         </w:trPr>
         <w:tc>
           <w:tcPr>
-            <w:tcW w:w="2548" w:type="dxa"/>
+            <w:tcW w:w="2547" w:type="dxa"/>
             <w:tcBorders>
               <w:top w:val="single" w:sz="8" w:space="0" w:color="000000"/>
               <w:left w:val="single" w:sz="8" w:space="0" w:color="000000"/>
               <w:bottom w:val="single" w:sz="8" w:space="0" w:color="000000"/>
               <w:right w:val="single" w:sz="8" w:space="0" w:color="000000"/>
             </w:tcBorders>
-            <w:shd w:val="clear" w:color="auto" w:fill="auto"/>
+            <w:shd w:color="auto" w:fill="auto" w:val="clear"/>
           </w:tcPr>
           <w:p>
             <w:pPr>
-              <w:widowControl w:val="0"/>
-              <w:spacing w:after="0"/>
+              <w:pStyle w:val="Normal"/>
+              <w:widowControl w:val="false"/>
+              <w:spacing w:before="0" w:after="0"/>
               <w:rPr>
-                <w:rFonts w:ascii="Arial" w:eastAsia="Arial" w:hAnsi="Arial" w:cs="Arial"/>
+                <w:rFonts w:ascii="Arial" w:hAnsi="Arial" w:eastAsia="Arial" w:cs="Arial"/>
                 <w:b/>
                 <w:sz w:val="20"/>
                 <w:szCs w:val="20"/>
@@ -2512,7 +3104,7 @@
             </w:pPr>
             <w:r>
               <w:rPr>
-                <w:rFonts w:ascii="Arial" w:eastAsia="Arial" w:hAnsi="Arial" w:cs="Arial"/>
+                <w:rFonts w:eastAsia="Arial" w:cs="Arial" w:ascii="Arial" w:hAnsi="Arial"/>
                 <w:b/>
                 <w:sz w:val="20"/>
                 <w:szCs w:val="20"/>
@@ -2524,28 +3116,29 @@
         </w:tc>
         <w:tc>
           <w:tcPr>
-            <w:tcW w:w="6807" w:type="dxa"/>
+            <w:tcW w:w="6808" w:type="dxa"/>
             <w:tcBorders>
               <w:top w:val="single" w:sz="8" w:space="0" w:color="000000"/>
               <w:left w:val="single" w:sz="8" w:space="0" w:color="000000"/>
               <w:bottom w:val="single" w:sz="8" w:space="0" w:color="000000"/>
               <w:right w:val="single" w:sz="8" w:space="0" w:color="000000"/>
             </w:tcBorders>
-            <w:shd w:val="clear" w:color="auto" w:fill="auto"/>
+            <w:shd w:color="auto" w:fill="auto" w:val="clear"/>
           </w:tcPr>
           <w:p>
             <w:pPr>
-              <w:widowControl w:val="0"/>
-              <w:spacing w:after="0"/>
+              <w:pStyle w:val="Normal"/>
+              <w:widowControl w:val="false"/>
+              <w:spacing w:before="0" w:after="0"/>
               <w:rPr>
-                <w:rFonts w:ascii="Arial" w:eastAsia="Arial" w:hAnsi="Arial" w:cs="Arial"/>
+                <w:rFonts w:ascii="Arial" w:hAnsi="Arial" w:eastAsia="Arial" w:cs="Arial"/>
                 <w:sz w:val="20"/>
                 <w:szCs w:val="20"/>
               </w:rPr>
             </w:pPr>
             <w:r>
               <w:rPr>
-                <w:rFonts w:ascii="Arial" w:eastAsia="Arial" w:hAnsi="Arial" w:cs="Arial"/>
+                <w:rFonts w:eastAsia="Arial" w:cs="Arial" w:ascii="Arial" w:hAnsi="Arial"/>
                 <w:sz w:val="20"/>
                 <w:szCs w:val="20"/>
                 <w:highlight w:val="white"/>
@@ -2557,25 +3150,26 @@
       </w:tr>
       <w:tr>
         <w:trPr>
-          <w:trHeight w:val="290"/>
+          <w:trHeight w:val="290" w:hRule="atLeast"/>
         </w:trPr>
         <w:tc>
           <w:tcPr>
-            <w:tcW w:w="2548" w:type="dxa"/>
+            <w:tcW w:w="2547" w:type="dxa"/>
             <w:tcBorders>
               <w:top w:val="single" w:sz="8" w:space="0" w:color="000000"/>
               <w:left w:val="single" w:sz="8" w:space="0" w:color="000000"/>
               <w:bottom w:val="single" w:sz="8" w:space="0" w:color="000000"/>
               <w:right w:val="single" w:sz="8" w:space="0" w:color="000000"/>
             </w:tcBorders>
-            <w:shd w:val="clear" w:color="auto" w:fill="auto"/>
+            <w:shd w:color="auto" w:fill="auto" w:val="clear"/>
           </w:tcPr>
           <w:p>
             <w:pPr>
-              <w:widowControl w:val="0"/>
-              <w:spacing w:after="0"/>
+              <w:pStyle w:val="Normal"/>
+              <w:widowControl w:val="false"/>
+              <w:spacing w:before="0" w:after="0"/>
               <w:rPr>
-                <w:rFonts w:ascii="Arial" w:eastAsia="Arial" w:hAnsi="Arial" w:cs="Arial"/>
+                <w:rFonts w:ascii="Arial" w:hAnsi="Arial" w:eastAsia="Arial" w:cs="Arial"/>
                 <w:b/>
                 <w:sz w:val="20"/>
                 <w:szCs w:val="20"/>
@@ -2584,7 +3178,7 @@
             </w:pPr>
             <w:r>
               <w:rPr>
-                <w:rFonts w:ascii="Arial" w:eastAsia="Arial" w:hAnsi="Arial" w:cs="Arial"/>
+                <w:rFonts w:eastAsia="Arial" w:cs="Arial" w:ascii="Arial" w:hAnsi="Arial"/>
                 <w:b/>
                 <w:sz w:val="20"/>
                 <w:szCs w:val="20"/>
@@ -2596,28 +3190,29 @@
         </w:tc>
         <w:tc>
           <w:tcPr>
-            <w:tcW w:w="6807" w:type="dxa"/>
+            <w:tcW w:w="6808" w:type="dxa"/>
             <w:tcBorders>
               <w:top w:val="single" w:sz="8" w:space="0" w:color="000000"/>
               <w:left w:val="single" w:sz="8" w:space="0" w:color="000000"/>
               <w:bottom w:val="single" w:sz="8" w:space="0" w:color="000000"/>
               <w:right w:val="single" w:sz="8" w:space="0" w:color="000000"/>
             </w:tcBorders>
-            <w:shd w:val="clear" w:color="auto" w:fill="auto"/>
+            <w:shd w:color="auto" w:fill="auto" w:val="clear"/>
           </w:tcPr>
           <w:p>
             <w:pPr>
-              <w:widowControl w:val="0"/>
-              <w:spacing w:after="0"/>
+              <w:pStyle w:val="Normal"/>
+              <w:widowControl w:val="false"/>
+              <w:spacing w:before="0" w:after="0"/>
               <w:rPr>
-                <w:rFonts w:ascii="Arial" w:eastAsia="Arial" w:hAnsi="Arial" w:cs="Arial"/>
+                <w:rFonts w:ascii="Arial" w:hAnsi="Arial" w:eastAsia="Arial" w:cs="Arial"/>
                 <w:sz w:val="20"/>
                 <w:szCs w:val="20"/>
               </w:rPr>
             </w:pPr>
             <w:r>
               <w:rPr>
-                <w:rFonts w:ascii="Arial" w:eastAsia="Arial" w:hAnsi="Arial" w:cs="Arial"/>
+                <w:rFonts w:eastAsia="Arial" w:cs="Arial" w:ascii="Arial" w:hAnsi="Arial"/>
                 <w:sz w:val="20"/>
                 <w:szCs w:val="20"/>
                 <w:highlight w:val="white"/>
@@ -2629,25 +3224,26 @@
       </w:tr>
       <w:tr>
         <w:trPr>
-          <w:trHeight w:val="290"/>
+          <w:trHeight w:val="290" w:hRule="atLeast"/>
         </w:trPr>
         <w:tc>
           <w:tcPr>
-            <w:tcW w:w="2548" w:type="dxa"/>
+            <w:tcW w:w="2547" w:type="dxa"/>
             <w:tcBorders>
               <w:top w:val="single" w:sz="8" w:space="0" w:color="000000"/>
               <w:left w:val="single" w:sz="8" w:space="0" w:color="000000"/>
               <w:bottom w:val="single" w:sz="8" w:space="0" w:color="000000"/>
               <w:right w:val="single" w:sz="8" w:space="0" w:color="000000"/>
             </w:tcBorders>
-            <w:shd w:val="clear" w:color="auto" w:fill="auto"/>
+            <w:shd w:color="auto" w:fill="auto" w:val="clear"/>
           </w:tcPr>
           <w:p>
             <w:pPr>
-              <w:widowControl w:val="0"/>
-              <w:spacing w:after="0"/>
+              <w:pStyle w:val="Normal"/>
+              <w:widowControl w:val="false"/>
+              <w:spacing w:before="0" w:after="0"/>
               <w:rPr>
-                <w:rFonts w:ascii="Arial" w:eastAsia="Arial" w:hAnsi="Arial" w:cs="Arial"/>
+                <w:rFonts w:ascii="Arial" w:hAnsi="Arial" w:eastAsia="Arial" w:cs="Arial"/>
                 <w:b/>
                 <w:sz w:val="20"/>
                 <w:szCs w:val="20"/>
@@ -2656,7 +3252,7 @@
             </w:pPr>
             <w:r>
               <w:rPr>
-                <w:rFonts w:ascii="Arial" w:eastAsia="Arial" w:hAnsi="Arial" w:cs="Arial"/>
+                <w:rFonts w:eastAsia="Arial" w:cs="Arial" w:ascii="Arial" w:hAnsi="Arial"/>
                 <w:b/>
                 <w:sz w:val="20"/>
                 <w:szCs w:val="20"/>
@@ -2668,28 +3264,29 @@
         </w:tc>
         <w:tc>
           <w:tcPr>
-            <w:tcW w:w="6807" w:type="dxa"/>
+            <w:tcW w:w="6808" w:type="dxa"/>
             <w:tcBorders>
               <w:top w:val="single" w:sz="8" w:space="0" w:color="000000"/>
               <w:left w:val="single" w:sz="8" w:space="0" w:color="000000"/>
               <w:bottom w:val="single" w:sz="8" w:space="0" w:color="000000"/>
               <w:right w:val="single" w:sz="8" w:space="0" w:color="000000"/>
             </w:tcBorders>
-            <w:shd w:val="clear" w:color="auto" w:fill="auto"/>
+            <w:shd w:color="auto" w:fill="auto" w:val="clear"/>
           </w:tcPr>
           <w:p>
             <w:pPr>
-              <w:widowControl w:val="0"/>
-              <w:spacing w:after="0"/>
+              <w:pStyle w:val="Normal"/>
+              <w:widowControl w:val="false"/>
+              <w:spacing w:before="0" w:after="0"/>
               <w:rPr>
-                <w:rFonts w:ascii="Arial" w:eastAsia="Arial" w:hAnsi="Arial" w:cs="Arial"/>
+                <w:rFonts w:ascii="Arial" w:hAnsi="Arial" w:eastAsia="Arial" w:cs="Arial"/>
                 <w:sz w:val="20"/>
                 <w:szCs w:val="20"/>
               </w:rPr>
             </w:pPr>
             <w:r>
               <w:rPr>
-                <w:rFonts w:ascii="Arial" w:eastAsia="Arial" w:hAnsi="Arial" w:cs="Arial"/>
+                <w:rFonts w:eastAsia="Arial" w:cs="Arial" w:ascii="Arial" w:hAnsi="Arial"/>
                 <w:sz w:val="20"/>
                 <w:szCs w:val="20"/>
                 <w:highlight w:val="white"/>
@@ -2701,25 +3298,26 @@
       </w:tr>
       <w:tr>
         <w:trPr>
-          <w:trHeight w:val="290"/>
+          <w:trHeight w:val="290" w:hRule="atLeast"/>
         </w:trPr>
         <w:tc>
           <w:tcPr>
-            <w:tcW w:w="2548" w:type="dxa"/>
+            <w:tcW w:w="2547" w:type="dxa"/>
             <w:tcBorders>
               <w:top w:val="single" w:sz="8" w:space="0" w:color="000000"/>
               <w:left w:val="single" w:sz="8" w:space="0" w:color="000000"/>
               <w:bottom w:val="single" w:sz="8" w:space="0" w:color="000000"/>
               <w:right w:val="single" w:sz="8" w:space="0" w:color="000000"/>
             </w:tcBorders>
-            <w:shd w:val="clear" w:color="auto" w:fill="auto"/>
+            <w:shd w:color="auto" w:fill="auto" w:val="clear"/>
           </w:tcPr>
           <w:p>
             <w:pPr>
-              <w:widowControl w:val="0"/>
-              <w:spacing w:after="0"/>
+              <w:pStyle w:val="Normal"/>
+              <w:widowControl w:val="false"/>
+              <w:spacing w:before="0" w:after="0"/>
               <w:rPr>
-                <w:rFonts w:ascii="Arial" w:eastAsia="Arial" w:hAnsi="Arial" w:cs="Arial"/>
+                <w:rFonts w:ascii="Arial" w:hAnsi="Arial" w:eastAsia="Arial" w:cs="Arial"/>
                 <w:b/>
                 <w:sz w:val="20"/>
                 <w:szCs w:val="20"/>
@@ -2728,7 +3326,7 @@
             </w:pPr>
             <w:r>
               <w:rPr>
-                <w:rFonts w:ascii="Arial" w:eastAsia="Arial" w:hAnsi="Arial" w:cs="Arial"/>
+                <w:rFonts w:eastAsia="Arial" w:cs="Arial" w:ascii="Arial" w:hAnsi="Arial"/>
                 <w:b/>
                 <w:sz w:val="20"/>
                 <w:szCs w:val="20"/>
@@ -2740,28 +3338,29 @@
         </w:tc>
         <w:tc>
           <w:tcPr>
-            <w:tcW w:w="6807" w:type="dxa"/>
+            <w:tcW w:w="6808" w:type="dxa"/>
             <w:tcBorders>
               <w:top w:val="single" w:sz="8" w:space="0" w:color="000000"/>
               <w:left w:val="single" w:sz="8" w:space="0" w:color="000000"/>
               <w:bottom w:val="single" w:sz="8" w:space="0" w:color="000000"/>
               <w:right w:val="single" w:sz="8" w:space="0" w:color="000000"/>
             </w:tcBorders>
-            <w:shd w:val="clear" w:color="auto" w:fill="auto"/>
+            <w:shd w:color="auto" w:fill="auto" w:val="clear"/>
           </w:tcPr>
           <w:p>
             <w:pPr>
-              <w:widowControl w:val="0"/>
-              <w:spacing w:after="0"/>
+              <w:pStyle w:val="Normal"/>
+              <w:widowControl w:val="false"/>
+              <w:spacing w:before="0" w:after="0"/>
               <w:rPr>
-                <w:rFonts w:ascii="Arial" w:eastAsia="Arial" w:hAnsi="Arial" w:cs="Arial"/>
+                <w:rFonts w:ascii="Arial" w:hAnsi="Arial" w:eastAsia="Arial" w:cs="Arial"/>
                 <w:sz w:val="20"/>
                 <w:szCs w:val="20"/>
               </w:rPr>
             </w:pPr>
             <w:r>
               <w:rPr>
-                <w:rFonts w:ascii="Arial" w:eastAsia="Arial" w:hAnsi="Arial" w:cs="Arial"/>
+                <w:rFonts w:eastAsia="Arial" w:cs="Arial" w:ascii="Arial" w:hAnsi="Arial"/>
                 <w:sz w:val="20"/>
                 <w:szCs w:val="20"/>
                 <w:highlight w:val="white"/>
@@ -2773,25 +3372,26 @@
       </w:tr>
       <w:tr>
         <w:trPr>
-          <w:trHeight w:val="290"/>
+          <w:trHeight w:val="290" w:hRule="atLeast"/>
         </w:trPr>
         <w:tc>
           <w:tcPr>
-            <w:tcW w:w="2548" w:type="dxa"/>
+            <w:tcW w:w="2547" w:type="dxa"/>
             <w:tcBorders>
               <w:top w:val="single" w:sz="8" w:space="0" w:color="000000"/>
               <w:left w:val="single" w:sz="8" w:space="0" w:color="000000"/>
               <w:bottom w:val="single" w:sz="8" w:space="0" w:color="000000"/>
               <w:right w:val="single" w:sz="8" w:space="0" w:color="000000"/>
             </w:tcBorders>
-            <w:shd w:val="clear" w:color="auto" w:fill="auto"/>
+            <w:shd w:color="auto" w:fill="auto" w:val="clear"/>
           </w:tcPr>
           <w:p>
             <w:pPr>
-              <w:widowControl w:val="0"/>
-              <w:spacing w:after="0"/>
+              <w:pStyle w:val="Normal"/>
+              <w:widowControl w:val="false"/>
+              <w:spacing w:before="0" w:after="0"/>
               <w:rPr>
-                <w:rFonts w:ascii="Arial" w:eastAsia="Arial" w:hAnsi="Arial" w:cs="Arial"/>
+                <w:rFonts w:ascii="Arial" w:hAnsi="Arial" w:eastAsia="Arial" w:cs="Arial"/>
                 <w:b/>
                 <w:sz w:val="20"/>
                 <w:szCs w:val="20"/>
@@ -2800,7 +3400,7 @@
             </w:pPr>
             <w:r>
               <w:rPr>
-                <w:rFonts w:ascii="Arial" w:eastAsia="Arial" w:hAnsi="Arial" w:cs="Arial"/>
+                <w:rFonts w:eastAsia="Arial" w:cs="Arial" w:ascii="Arial" w:hAnsi="Arial"/>
                 <w:b/>
                 <w:sz w:val="20"/>
                 <w:szCs w:val="20"/>
@@ -2812,28 +3412,29 @@
         </w:tc>
         <w:tc>
           <w:tcPr>
-            <w:tcW w:w="6807" w:type="dxa"/>
+            <w:tcW w:w="6808" w:type="dxa"/>
             <w:tcBorders>
               <w:top w:val="single" w:sz="8" w:space="0" w:color="000000"/>
               <w:left w:val="single" w:sz="8" w:space="0" w:color="000000"/>
               <w:bottom w:val="single" w:sz="8" w:space="0" w:color="000000"/>
               <w:right w:val="single" w:sz="8" w:space="0" w:color="000000"/>
             </w:tcBorders>
-            <w:shd w:val="clear" w:color="auto" w:fill="auto"/>
+            <w:shd w:color="auto" w:fill="auto" w:val="clear"/>
           </w:tcPr>
           <w:p>
             <w:pPr>
-              <w:widowControl w:val="0"/>
-              <w:spacing w:after="0"/>
+              <w:pStyle w:val="Normal"/>
+              <w:widowControl w:val="false"/>
+              <w:spacing w:before="0" w:after="0"/>
               <w:rPr>
-                <w:rFonts w:ascii="Arial" w:eastAsia="Arial" w:hAnsi="Arial" w:cs="Arial"/>
+                <w:rFonts w:ascii="Arial" w:hAnsi="Arial" w:eastAsia="Arial" w:cs="Arial"/>
                 <w:sz w:val="20"/>
                 <w:szCs w:val="20"/>
               </w:rPr>
             </w:pPr>
             <w:r>
               <w:rPr>
-                <w:rFonts w:ascii="Arial" w:eastAsia="Arial" w:hAnsi="Arial" w:cs="Arial"/>
+                <w:rFonts w:eastAsia="Arial" w:cs="Arial" w:ascii="Arial" w:hAnsi="Arial"/>
                 <w:sz w:val="20"/>
                 <w:szCs w:val="20"/>
                 <w:highlight w:val="white"/>
@@ -2845,25 +3446,26 @@
       </w:tr>
       <w:tr>
         <w:trPr>
-          <w:trHeight w:val="290"/>
+          <w:trHeight w:val="290" w:hRule="atLeast"/>
         </w:trPr>
         <w:tc>
           <w:tcPr>
-            <w:tcW w:w="2548" w:type="dxa"/>
+            <w:tcW w:w="2547" w:type="dxa"/>
             <w:tcBorders>
               <w:top w:val="single" w:sz="8" w:space="0" w:color="000000"/>
               <w:left w:val="single" w:sz="8" w:space="0" w:color="000000"/>
               <w:bottom w:val="single" w:sz="8" w:space="0" w:color="000000"/>
               <w:right w:val="single" w:sz="8" w:space="0" w:color="000000"/>
             </w:tcBorders>
-            <w:shd w:val="clear" w:color="auto" w:fill="auto"/>
+            <w:shd w:color="auto" w:fill="auto" w:val="clear"/>
           </w:tcPr>
           <w:p>
             <w:pPr>
-              <w:widowControl w:val="0"/>
-              <w:spacing w:after="0" w:line="240" w:lineRule="auto"/>
+              <w:pStyle w:val="Normal"/>
+              <w:widowControl w:val="false"/>
+              <w:spacing w:lineRule="auto" w:line="240" w:before="0" w:after="0"/>
               <w:rPr>
-                <w:rFonts w:ascii="Arial" w:eastAsia="Arial" w:hAnsi="Arial" w:cs="Arial"/>
+                <w:rFonts w:ascii="Arial" w:hAnsi="Arial" w:eastAsia="Arial" w:cs="Arial"/>
                 <w:b/>
                 <w:sz w:val="20"/>
                 <w:szCs w:val="20"/>
@@ -2872,7 +3474,7 @@
             </w:pPr>
             <w:r>
               <w:rPr>
-                <w:rFonts w:ascii="Arial" w:eastAsia="Arial" w:hAnsi="Arial" w:cs="Arial"/>
+                <w:rFonts w:eastAsia="Arial" w:cs="Arial" w:ascii="Arial" w:hAnsi="Arial"/>
                 <w:b/>
                 <w:sz w:val="20"/>
                 <w:szCs w:val="20"/>
@@ -2884,69 +3486,101 @@
         </w:tc>
         <w:tc>
           <w:tcPr>
-            <w:tcW w:w="6807" w:type="dxa"/>
+            <w:tcW w:w="6808" w:type="dxa"/>
             <w:tcBorders>
               <w:top w:val="single" w:sz="8" w:space="0" w:color="000000"/>
               <w:left w:val="single" w:sz="8" w:space="0" w:color="000000"/>
               <w:bottom w:val="single" w:sz="8" w:space="0" w:color="000000"/>
               <w:right w:val="single" w:sz="8" w:space="0" w:color="000000"/>
             </w:tcBorders>
-            <w:shd w:val="clear" w:color="auto" w:fill="auto"/>
+            <w:shd w:color="auto" w:fill="auto" w:val="clear"/>
           </w:tcPr>
           <w:p>
             <w:pPr>
+              <w:pStyle w:val="Normal"/>
               <w:shd w:val="clear" w:color="auto" w:fill="FFFFFF"/>
-              <w:spacing w:after="0"/>
+              <w:spacing w:before="0" w:after="0"/>
+              <w:rPr>
+                <w:rFonts w:ascii="Arial" w:hAnsi="Arial" w:eastAsia="Arial" w:cs="Arial"/>
+                <w:sz w:val="20"/>
+                <w:szCs w:val="20"/>
+              </w:rPr>
             </w:pPr>
-            <w:hyperlink r:id="rId9">
+            <w:hyperlink r:id="rId4">
               <w:r>
                 <w:rPr>
-                  <w:rStyle w:val="ListLabel2"/>
+                  <w:rStyle w:val="Style"/>
+                  <w:rFonts w:eastAsia="Arial" w:cs="Arial" w:ascii="Arial" w:hAnsi="Arial"/>
+                  <w:color w:val="1155CC"/>
+                  <w:sz w:val="20"/>
+                  <w:szCs w:val="20"/>
+                  <w:u w:val="single"/>
                 </w:rPr>
                 <w:t>support@harmex.ru</w:t>
               </w:r>
             </w:hyperlink>
-            <w:r>
-              <w:rPr>
-                <w:rFonts w:ascii="Arial" w:eastAsia="Arial" w:hAnsi="Arial" w:cs="Arial"/>
-                <w:sz w:val="20"/>
-                <w:szCs w:val="20"/>
-              </w:rPr>
-              <w:t xml:space="preserve"> </w:t>
-            </w:r>
           </w:p>
         </w:tc>
       </w:tr>
     </w:tbl>
     <w:p>
       <w:pPr>
-        <w:widowControl w:val="0"/>
-        <w:spacing w:after="0"/>
-        <w:rPr>
-          <w:rFonts w:ascii="Arial" w:eastAsia="Arial" w:hAnsi="Arial" w:cs="Arial"/>
-          <w:sz w:val="22"/>
-          <w:szCs w:val="22"/>
-        </w:rPr>
-      </w:pPr>
-    </w:p>
-    <w:p>
-      <w:pPr>
-        <w:widowControl w:val="0"/>
-        <w:spacing w:before="312" w:after="0" w:line="240" w:lineRule="auto"/>
-        <w:ind w:left="1800" w:firstLine="360"/>
-      </w:pPr>
-      <w:r>
-        <w:rPr>
-          <w:rFonts w:ascii="Arial" w:eastAsia="Arial" w:hAnsi="Arial" w:cs="Arial"/>
+        <w:pStyle w:val="Normal"/>
+        <w:widowControl w:val="false"/>
+        <w:spacing w:before="0" w:after="0"/>
+        <w:rPr>
+          <w:rFonts w:ascii="Arial" w:hAnsi="Arial" w:eastAsia="Arial" w:cs="Arial"/>
+          <w:sz w:val="22"/>
+          <w:szCs w:val="22"/>
+        </w:rPr>
+      </w:pPr>
+      <w:r>
+        <w:rPr>
+          <w:rFonts w:eastAsia="Arial" w:cs="Arial" w:ascii="Arial" w:hAnsi="Arial"/>
+          <w:sz w:val="22"/>
+          <w:szCs w:val="22"/>
+        </w:rPr>
+      </w:r>
+    </w:p>
+    <w:p>
+      <w:pPr>
+        <w:pStyle w:val="Normal"/>
+        <w:widowControl w:val="false"/>
+        <w:spacing w:lineRule="auto" w:line="240" w:before="312" w:after="0"/>
+        <w:ind w:firstLine="360" w:left="1800"/>
+        <w:rPr/>
+      </w:pPr>
+      <w:r>
+        <w:rPr>
+          <w:rFonts w:eastAsia="Arial" w:cs="Arial" w:ascii="Arial" w:hAnsi="Arial"/>
           <w:b/>
           <w:sz w:val="22"/>
           <w:szCs w:val="22"/>
         </w:rPr>
-        <w:t xml:space="preserve">14. РЕКВИЗИТЫ ПОЛЬЗОВАТЕЛЯ </w:t>
-      </w:r>
-      <w:r>
-        <w:rPr>
-          <w:rFonts w:ascii="Arial" w:eastAsia="Arial" w:hAnsi="Arial" w:cs="Arial"/>
+        <w:t>1</w:t>
+      </w:r>
+      <w:r>
+        <w:rPr>
+          <w:rFonts w:eastAsia="Arial" w:cs="Arial" w:ascii="Arial" w:hAnsi="Arial"/>
+          <w:b/>
+          <w:sz w:val="22"/>
+          <w:szCs w:val="22"/>
+          <w:lang w:val="en-US"/>
+        </w:rPr>
+        <w:t>5</w:t>
+      </w:r>
+      <w:r>
+        <w:rPr>
+          <w:rFonts w:eastAsia="Arial" w:cs="Arial" w:ascii="Arial" w:hAnsi="Arial"/>
+          <w:b/>
+          <w:sz w:val="22"/>
+          <w:szCs w:val="22"/>
+        </w:rPr>
+        <w:t xml:space="preserve">. РЕКВИЗИТЫ ПОЛЬЗОВАТЕЛЯ </w:t>
+      </w:r>
+      <w:r>
+        <w:rPr>
+          <w:rFonts w:eastAsia="Arial" w:cs="Arial" w:ascii="Arial" w:hAnsi="Arial"/>
           <w:b/>
           <w:sz w:val="20"/>
           <w:szCs w:val="20"/>
@@ -2957,19 +3591,23 @@
     <w:tbl>
       <w:tblPr>
         <w:tblW w:w="9071" w:type="dxa"/>
+        <w:jc w:val="left"/>
+        <w:tblInd w:w="0" w:type="dxa"/>
+        <w:tblLayout w:type="fixed"/>
         <w:tblCellMar>
           <w:top w:w="100" w:type="dxa"/>
           <w:left w:w="100" w:type="dxa"/>
           <w:bottom w:w="100" w:type="dxa"/>
           <w:right w:w="100" w:type="dxa"/>
         </w:tblCellMar>
-        <w:tblLook w:val="0600" w:firstRow="0" w:lastRow="0" w:firstColumn="0" w:lastColumn="0" w:noHBand="1" w:noVBand="1"/>
+        <w:tblLook w:firstRow="0" w:noVBand="1" w:lastRow="0" w:firstColumn="0" w:lastColumn="0" w:noHBand="1" w:val="0600"/>
       </w:tblPr>
       <w:tblGrid>
         <w:gridCol w:w="4535"/>
-        <w:gridCol w:w="4536"/>
+        <w:gridCol w:w="4535"/>
       </w:tblGrid>
       <w:tr>
+        <w:trPr/>
         <w:tc>
           <w:tcPr>
             <w:tcW w:w="4535" w:type="dxa"/>
@@ -2979,12 +3617,14 @@
               <w:bottom w:val="single" w:sz="8" w:space="0" w:color="000000"/>
               <w:right w:val="single" w:sz="8" w:space="0" w:color="000000"/>
             </w:tcBorders>
-            <w:shd w:val="clear" w:color="auto" w:fill="auto"/>
+            <w:shd w:color="auto" w:fill="auto" w:val="clear"/>
           </w:tcPr>
           <w:p>
             <w:pPr>
-              <w:widowControl w:val="0"/>
-              <w:spacing w:after="0" w:line="240" w:lineRule="auto"/>
+              <w:pStyle w:val="Normal"/>
+              <w:widowControl w:val="false"/>
+              <w:spacing w:lineRule="auto" w:line="240" w:before="0" w:after="0"/>
+              <w:rPr/>
             </w:pPr>
             <w:r>
               <w:rPr>
@@ -3003,39 +3643,27 @@
               <w:bottom w:val="single" w:sz="8" w:space="0" w:color="000000"/>
               <w:right w:val="single" w:sz="8" w:space="0" w:color="000000"/>
             </w:tcBorders>
-            <w:shd w:val="clear" w:color="auto" w:fill="auto"/>
+            <w:shd w:color="auto" w:fill="auto" w:val="clear"/>
           </w:tcPr>
           <w:p>
             <w:pPr>
-              <w:widowControl w:val="0"/>
-              <w:spacing w:after="0"/>
+              <w:pStyle w:val="Normal"/>
+              <w:widowControl w:val="false"/>
+              <w:spacing w:before="0" w:after="0"/>
+              <w:rPr/>
             </w:pPr>
             <w:r>
               <w:rPr>
                 <w:lang w:val="en-US"/>
               </w:rPr>
-              <w:t>{{</w:t>
-            </w:r>
-            <w:proofErr w:type="spellStart"/>
-            <w:r>
-              <w:rPr>
-                <w:lang w:val="en-US"/>
-              </w:rPr>
-              <w:t>fioFirst</w:t>
-            </w:r>
-            <w:proofErr w:type="spellEnd"/>
-            <w:r>
-              <w:rPr>
-                <w:lang w:val="en-US"/>
-              </w:rPr>
-              <w:t>}}</w:t>
+              <w:t>{{fioFirst}}</w:t>
             </w:r>
           </w:p>
         </w:tc>
       </w:tr>
       <w:tr>
         <w:trPr>
-          <w:trHeight w:val="477"/>
+          <w:trHeight w:val="477" w:hRule="atLeast"/>
         </w:trPr>
         <w:tc>
           <w:tcPr>
@@ -3046,13 +3674,16 @@
               <w:bottom w:val="single" w:sz="8" w:space="0" w:color="000000"/>
               <w:right w:val="single" w:sz="8" w:space="0" w:color="000000"/>
             </w:tcBorders>
-            <w:shd w:val="clear" w:color="auto" w:fill="auto"/>
+            <w:shd w:color="auto" w:fill="auto" w:val="clear"/>
           </w:tcPr>
           <w:p>
             <w:pPr>
-              <w:spacing w:line="259" w:lineRule="auto"/>
+              <w:pStyle w:val="Normal"/>
+              <w:spacing w:lineRule="auto" w:line="259" w:before="0" w:after="160"/>
+              <w:rPr/>
             </w:pPr>
             <w:r>
+              <w:rPr/>
               <w:t>ОГРНИП</w:t>
             </w:r>
           </w:p>
@@ -3066,39 +3697,27 @@
               <w:bottom w:val="single" w:sz="8" w:space="0" w:color="000000"/>
               <w:right w:val="single" w:sz="8" w:space="0" w:color="000000"/>
             </w:tcBorders>
-            <w:shd w:val="clear" w:color="auto" w:fill="auto"/>
+            <w:shd w:color="auto" w:fill="auto" w:val="clear"/>
           </w:tcPr>
           <w:p>
             <w:pPr>
-              <w:widowControl w:val="0"/>
+              <w:pStyle w:val="Normal"/>
+              <w:widowControl w:val="false"/>
+              <w:spacing w:before="0" w:after="160"/>
+              <w:rPr/>
             </w:pPr>
             <w:r>
               <w:rPr>
                 <w:highlight w:val="white"/>
                 <w:lang w:val="en-US"/>
               </w:rPr>
-              <w:t>{{</w:t>
-            </w:r>
-            <w:proofErr w:type="spellStart"/>
-            <w:r>
-              <w:rPr>
-                <w:highlight w:val="white"/>
-                <w:lang w:val="en-US"/>
-              </w:rPr>
-              <w:t>ogrn</w:t>
-            </w:r>
-            <w:proofErr w:type="spellEnd"/>
-            <w:r>
-              <w:rPr>
-                <w:highlight w:val="white"/>
-                <w:lang w:val="en-US"/>
-              </w:rPr>
-              <w:t>}}</w:t>
+              <w:t>{{ogrn}}</w:t>
             </w:r>
           </w:p>
         </w:tc>
       </w:tr>
       <w:tr>
+        <w:trPr/>
         <w:tc>
           <w:tcPr>
             <w:tcW w:w="4535" w:type="dxa"/>
@@ -3108,13 +3727,16 @@
               <w:bottom w:val="single" w:sz="8" w:space="0" w:color="000000"/>
               <w:right w:val="single" w:sz="8" w:space="0" w:color="000000"/>
             </w:tcBorders>
-            <w:shd w:val="clear" w:color="auto" w:fill="auto"/>
+            <w:shd w:color="auto" w:fill="auto" w:val="clear"/>
           </w:tcPr>
           <w:p>
             <w:pPr>
-              <w:spacing w:line="259" w:lineRule="auto"/>
+              <w:pStyle w:val="Normal"/>
+              <w:spacing w:lineRule="auto" w:line="259" w:before="0" w:after="160"/>
+              <w:rPr/>
             </w:pPr>
             <w:r>
+              <w:rPr/>
               <w:t>ИНН</w:t>
             </w:r>
           </w:p>
@@ -3128,11 +3750,14 @@
               <w:bottom w:val="single" w:sz="8" w:space="0" w:color="000000"/>
               <w:right w:val="single" w:sz="8" w:space="0" w:color="000000"/>
             </w:tcBorders>
-            <w:shd w:val="clear" w:color="auto" w:fill="auto"/>
+            <w:shd w:color="auto" w:fill="auto" w:val="clear"/>
           </w:tcPr>
           <w:p>
             <w:pPr>
-              <w:widowControl w:val="0"/>
+              <w:pStyle w:val="Normal"/>
+              <w:widowControl w:val="false"/>
+              <w:spacing w:before="0" w:after="160"/>
+              <w:rPr/>
             </w:pPr>
             <w:r>
               <w:rPr>
@@ -3145,6 +3770,7 @@
         </w:tc>
       </w:tr>
       <w:tr>
+        <w:trPr/>
         <w:tc>
           <w:tcPr>
             <w:tcW w:w="4535" w:type="dxa"/>
@@ -3154,13 +3780,16 @@
               <w:bottom w:val="single" w:sz="8" w:space="0" w:color="000000"/>
               <w:right w:val="single" w:sz="8" w:space="0" w:color="000000"/>
             </w:tcBorders>
-            <w:shd w:val="clear" w:color="auto" w:fill="auto"/>
+            <w:shd w:color="auto" w:fill="auto" w:val="clear"/>
           </w:tcPr>
           <w:p>
             <w:pPr>
-              <w:spacing w:line="259" w:lineRule="auto"/>
+              <w:pStyle w:val="Normal"/>
+              <w:spacing w:lineRule="auto" w:line="259" w:before="0" w:after="160"/>
+              <w:rPr/>
             </w:pPr>
             <w:r>
+              <w:rPr/>
               <w:t>Адрес</w:t>
             </w:r>
           </w:p>
@@ -3174,11 +3803,14 @@
               <w:bottom w:val="single" w:sz="8" w:space="0" w:color="000000"/>
               <w:right w:val="single" w:sz="8" w:space="0" w:color="000000"/>
             </w:tcBorders>
-            <w:shd w:val="clear" w:color="auto" w:fill="auto"/>
+            <w:shd w:color="auto" w:fill="auto" w:val="clear"/>
           </w:tcPr>
           <w:p>
             <w:pPr>
-              <w:widowControl w:val="0"/>
+              <w:pStyle w:val="Normal"/>
+              <w:widowControl w:val="false"/>
+              <w:spacing w:before="0" w:after="160"/>
+              <w:rPr/>
             </w:pPr>
             <w:r>
               <w:rPr>
@@ -3191,6 +3823,7 @@
         </w:tc>
       </w:tr>
       <w:tr>
+        <w:trPr/>
         <w:tc>
           <w:tcPr>
             <w:tcW w:w="4535" w:type="dxa"/>
@@ -3200,13 +3833,16 @@
               <w:bottom w:val="single" w:sz="8" w:space="0" w:color="000000"/>
               <w:right w:val="single" w:sz="8" w:space="0" w:color="000000"/>
             </w:tcBorders>
-            <w:shd w:val="clear" w:color="auto" w:fill="auto"/>
+            <w:shd w:color="auto" w:fill="auto" w:val="clear"/>
           </w:tcPr>
           <w:p>
             <w:pPr>
-              <w:spacing w:line="218" w:lineRule="auto"/>
+              <w:pStyle w:val="Normal"/>
+              <w:spacing w:lineRule="auto" w:line="218" w:before="0" w:after="160"/>
+              <w:rPr/>
             </w:pPr>
             <w:r>
+              <w:rPr/>
               <w:t>Банк</w:t>
             </w:r>
           </w:p>
@@ -3220,11 +3856,14 @@
               <w:bottom w:val="single" w:sz="8" w:space="0" w:color="000000"/>
               <w:right w:val="single" w:sz="8" w:space="0" w:color="000000"/>
             </w:tcBorders>
-            <w:shd w:val="clear" w:color="auto" w:fill="auto"/>
+            <w:shd w:color="auto" w:fill="auto" w:val="clear"/>
           </w:tcPr>
           <w:p>
             <w:pPr>
-              <w:widowControl w:val="0"/>
+              <w:pStyle w:val="Normal"/>
+              <w:widowControl w:val="false"/>
+              <w:spacing w:before="0" w:after="160"/>
+              <w:rPr/>
             </w:pPr>
             <w:r>
               <w:rPr>
@@ -3237,6 +3876,7 @@
         </w:tc>
       </w:tr>
       <w:tr>
+        <w:trPr/>
         <w:tc>
           <w:tcPr>
             <w:tcW w:w="4535" w:type="dxa"/>
@@ -3246,13 +3886,16 @@
               <w:bottom w:val="single" w:sz="8" w:space="0" w:color="000000"/>
               <w:right w:val="single" w:sz="8" w:space="0" w:color="000000"/>
             </w:tcBorders>
-            <w:shd w:val="clear" w:color="auto" w:fill="auto"/>
+            <w:shd w:color="auto" w:fill="auto" w:val="clear"/>
           </w:tcPr>
           <w:p>
             <w:pPr>
-              <w:spacing w:line="218" w:lineRule="auto"/>
+              <w:pStyle w:val="Normal"/>
+              <w:spacing w:lineRule="auto" w:line="218" w:before="0" w:after="160"/>
+              <w:rPr/>
             </w:pPr>
             <w:r>
+              <w:rPr/>
               <w:t>БИК</w:t>
             </w:r>
           </w:p>
@@ -3266,39 +3909,27 @@
               <w:bottom w:val="single" w:sz="8" w:space="0" w:color="000000"/>
               <w:right w:val="single" w:sz="8" w:space="0" w:color="000000"/>
             </w:tcBorders>
-            <w:shd w:val="clear" w:color="auto" w:fill="auto"/>
+            <w:shd w:color="auto" w:fill="auto" w:val="clear"/>
           </w:tcPr>
           <w:p>
             <w:pPr>
-              <w:widowControl w:val="0"/>
+              <w:pStyle w:val="Normal"/>
+              <w:widowControl w:val="false"/>
+              <w:spacing w:before="0" w:after="160"/>
+              <w:rPr/>
             </w:pPr>
             <w:r>
               <w:rPr>
                 <w:highlight w:val="white"/>
                 <w:lang w:val="en-US"/>
               </w:rPr>
-              <w:t>{{</w:t>
-            </w:r>
-            <w:proofErr w:type="spellStart"/>
-            <w:r>
-              <w:rPr>
-                <w:highlight w:val="white"/>
-                <w:lang w:val="en-US"/>
-              </w:rPr>
-              <w:t>bik</w:t>
-            </w:r>
-            <w:proofErr w:type="spellEnd"/>
-            <w:r>
-              <w:rPr>
-                <w:highlight w:val="white"/>
-                <w:lang w:val="en-US"/>
-              </w:rPr>
-              <w:t>}}</w:t>
+              <w:t>{{bik}}</w:t>
             </w:r>
           </w:p>
         </w:tc>
       </w:tr>
       <w:tr>
+        <w:trPr/>
         <w:tc>
           <w:tcPr>
             <w:tcW w:w="4535" w:type="dxa"/>
@@ -3308,13 +3939,16 @@
               <w:bottom w:val="single" w:sz="8" w:space="0" w:color="000000"/>
               <w:right w:val="single" w:sz="8" w:space="0" w:color="000000"/>
             </w:tcBorders>
-            <w:shd w:val="clear" w:color="auto" w:fill="auto"/>
+            <w:shd w:color="auto" w:fill="auto" w:val="clear"/>
           </w:tcPr>
           <w:p>
             <w:pPr>
-              <w:spacing w:line="218" w:lineRule="auto"/>
+              <w:pStyle w:val="Normal"/>
+              <w:spacing w:lineRule="auto" w:line="218" w:before="0" w:after="160"/>
+              <w:rPr/>
             </w:pPr>
             <w:r>
+              <w:rPr/>
               <w:t>Расчетный счет</w:t>
             </w:r>
           </w:p>
@@ -3328,39 +3962,27 @@
               <w:bottom w:val="single" w:sz="8" w:space="0" w:color="000000"/>
               <w:right w:val="single" w:sz="8" w:space="0" w:color="000000"/>
             </w:tcBorders>
-            <w:shd w:val="clear" w:color="auto" w:fill="auto"/>
+            <w:shd w:color="auto" w:fill="auto" w:val="clear"/>
           </w:tcPr>
           <w:p>
             <w:pPr>
-              <w:widowControl w:val="0"/>
+              <w:pStyle w:val="Normal"/>
+              <w:widowControl w:val="false"/>
+              <w:spacing w:before="0" w:after="160"/>
+              <w:rPr/>
             </w:pPr>
             <w:r>
               <w:rPr>
                 <w:highlight w:val="white"/>
                 <w:lang w:val="en-US"/>
               </w:rPr>
-              <w:t>{{</w:t>
-            </w:r>
-            <w:proofErr w:type="spellStart"/>
-            <w:r>
-              <w:rPr>
-                <w:highlight w:val="white"/>
-                <w:lang w:val="en-US"/>
-              </w:rPr>
-              <w:t>rs</w:t>
-            </w:r>
-            <w:proofErr w:type="spellEnd"/>
-            <w:r>
-              <w:rPr>
-                <w:highlight w:val="white"/>
-                <w:lang w:val="en-US"/>
-              </w:rPr>
-              <w:t>}}</w:t>
+              <w:t>{{rs}}</w:t>
             </w:r>
           </w:p>
         </w:tc>
       </w:tr>
       <w:tr>
+        <w:trPr/>
         <w:tc>
           <w:tcPr>
             <w:tcW w:w="4535" w:type="dxa"/>
@@ -3370,13 +3992,16 @@
               <w:bottom w:val="single" w:sz="8" w:space="0" w:color="000000"/>
               <w:right w:val="single" w:sz="8" w:space="0" w:color="000000"/>
             </w:tcBorders>
-            <w:shd w:val="clear" w:color="auto" w:fill="auto"/>
+            <w:shd w:color="auto" w:fill="auto" w:val="clear"/>
           </w:tcPr>
           <w:p>
             <w:pPr>
-              <w:spacing w:line="218" w:lineRule="auto"/>
+              <w:pStyle w:val="Normal"/>
+              <w:spacing w:lineRule="auto" w:line="218" w:before="0" w:after="160"/>
+              <w:rPr/>
             </w:pPr>
             <w:r>
+              <w:rPr/>
               <w:t>Кор. Cчёт</w:t>
             </w:r>
           </w:p>
@@ -3390,39 +4015,27 @@
               <w:bottom w:val="single" w:sz="8" w:space="0" w:color="000000"/>
               <w:right w:val="single" w:sz="8" w:space="0" w:color="000000"/>
             </w:tcBorders>
-            <w:shd w:val="clear" w:color="auto" w:fill="auto"/>
+            <w:shd w:color="auto" w:fill="auto" w:val="clear"/>
           </w:tcPr>
           <w:p>
             <w:pPr>
-              <w:widowControl w:val="0"/>
+              <w:pStyle w:val="Normal"/>
+              <w:widowControl w:val="false"/>
+              <w:spacing w:before="0" w:after="160"/>
+              <w:rPr/>
             </w:pPr>
             <w:r>
               <w:rPr>
                 <w:highlight w:val="white"/>
                 <w:lang w:val="en-US"/>
               </w:rPr>
-              <w:t>{{</w:t>
-            </w:r>
-            <w:proofErr w:type="spellStart"/>
-            <w:r>
-              <w:rPr>
-                <w:highlight w:val="white"/>
-                <w:lang w:val="en-US"/>
-              </w:rPr>
-              <w:t>ks</w:t>
-            </w:r>
-            <w:proofErr w:type="spellEnd"/>
-            <w:r>
-              <w:rPr>
-                <w:highlight w:val="white"/>
-                <w:lang w:val="en-US"/>
-              </w:rPr>
-              <w:t>}}</w:t>
+              <w:t>{{ks}}</w:t>
             </w:r>
           </w:p>
         </w:tc>
       </w:tr>
       <w:tr>
+        <w:trPr/>
         <w:tc>
           <w:tcPr>
             <w:tcW w:w="4535" w:type="dxa"/>
@@ -3432,13 +4045,16 @@
               <w:bottom w:val="single" w:sz="8" w:space="0" w:color="000000"/>
               <w:right w:val="single" w:sz="8" w:space="0" w:color="000000"/>
             </w:tcBorders>
-            <w:shd w:val="clear" w:color="auto" w:fill="auto"/>
+            <w:shd w:color="auto" w:fill="auto" w:val="clear"/>
           </w:tcPr>
           <w:p>
             <w:pPr>
-              <w:spacing w:line="259" w:lineRule="auto"/>
+              <w:pStyle w:val="Normal"/>
+              <w:spacing w:lineRule="auto" w:line="259" w:before="0" w:after="160"/>
+              <w:rPr/>
             </w:pPr>
             <w:r>
+              <w:rPr/>
               <w:t>Эл. почта</w:t>
             </w:r>
           </w:p>
@@ -3452,11 +4068,14 @@
               <w:bottom w:val="single" w:sz="8" w:space="0" w:color="000000"/>
               <w:right w:val="single" w:sz="8" w:space="0" w:color="000000"/>
             </w:tcBorders>
-            <w:shd w:val="clear" w:color="auto" w:fill="auto"/>
+            <w:shd w:color="auto" w:fill="auto" w:val="clear"/>
           </w:tcPr>
           <w:p>
             <w:pPr>
-              <w:widowControl w:val="0"/>
+              <w:pStyle w:val="Normal"/>
+              <w:widowControl w:val="false"/>
+              <w:spacing w:before="0" w:after="160"/>
+              <w:rPr/>
             </w:pPr>
             <w:r>
               <w:rPr>
@@ -3471,14 +4090,16 @@
     </w:tbl>
     <w:p>
       <w:pPr>
-        <w:widowControl w:val="0"/>
-        <w:spacing w:before="312" w:after="0" w:line="240" w:lineRule="auto"/>
+        <w:pStyle w:val="Normal"/>
+        <w:widowControl w:val="false"/>
+        <w:spacing w:lineRule="auto" w:line="240" w:before="312" w:after="0"/>
         <w:ind w:firstLine="360"/>
         <w:jc w:val="center"/>
-      </w:pPr>
-      <w:r>
-        <w:rPr>
-          <w:rFonts w:ascii="Arial" w:eastAsia="Arial" w:hAnsi="Arial" w:cs="Arial"/>
+        <w:rPr/>
+      </w:pPr>
+      <w:r>
+        <w:rPr>
+          <w:rFonts w:eastAsia="Arial" w:cs="Arial" w:ascii="Arial" w:hAnsi="Arial"/>
           <w:b/>
           <w:sz w:val="22"/>
           <w:szCs w:val="22"/>
@@ -3487,17 +4108,17 @@
       </w:r>
       <w:r>
         <w:rPr>
-          <w:rFonts w:ascii="Arial" w:eastAsia="Arial" w:hAnsi="Arial" w:cs="Arial"/>
+          <w:rFonts w:eastAsia="Arial" w:cs="Arial" w:ascii="Arial" w:hAnsi="Arial"/>
           <w:b/>
           <w:sz w:val="22"/>
           <w:szCs w:val="22"/>
           <w:lang w:val="en-US"/>
         </w:rPr>
-        <w:t>5</w:t>
-      </w:r>
-      <w:r>
-        <w:rPr>
-          <w:rFonts w:ascii="Arial" w:eastAsia="Arial" w:hAnsi="Arial" w:cs="Arial"/>
+        <w:t>6</w:t>
+      </w:r>
+      <w:r>
+        <w:rPr>
+          <w:rFonts w:eastAsia="Arial" w:cs="Arial" w:ascii="Arial" w:hAnsi="Arial"/>
           <w:b/>
           <w:sz w:val="22"/>
           <w:szCs w:val="22"/>
@@ -3506,7 +4127,7 @@
       </w:r>
       <w:r>
         <w:rPr>
-          <w:rFonts w:ascii="Arial" w:eastAsia="Arial" w:hAnsi="Arial" w:cs="Arial"/>
+          <w:rFonts w:eastAsia="Arial" w:cs="Arial" w:ascii="Arial" w:hAnsi="Arial"/>
           <w:b/>
           <w:sz w:val="20"/>
           <w:szCs w:val="20"/>
@@ -3517,28 +4138,38 @@
     <w:tbl>
       <w:tblPr>
         <w:tblW w:w="9349" w:type="dxa"/>
+        <w:jc w:val="left"/>
         <w:tblInd w:w="-113" w:type="dxa"/>
-        <w:tblLook w:val="0000" w:firstRow="0" w:lastRow="0" w:firstColumn="0" w:lastColumn="0" w:noHBand="0" w:noVBand="0"/>
+        <w:tblLayout w:type="fixed"/>
+        <w:tblCellMar>
+          <w:top w:w="0" w:type="dxa"/>
+          <w:left w:w="108" w:type="dxa"/>
+          <w:bottom w:w="0" w:type="dxa"/>
+          <w:right w:w="108" w:type="dxa"/>
+        </w:tblCellMar>
+        <w:tblLook w:firstRow="0" w:noVBand="0" w:lastRow="0" w:firstColumn="0" w:lastColumn="0" w:noHBand="0" w:val="0000"/>
       </w:tblPr>
       <w:tblGrid>
         <w:gridCol w:w="4677"/>
-        <w:gridCol w:w="4672"/>
+        <w:gridCol w:w="4671"/>
       </w:tblGrid>
       <w:tr>
+        <w:trPr/>
         <w:tc>
           <w:tcPr>
-            <w:tcW w:w="4676" w:type="dxa"/>
+            <w:tcW w:w="4677" w:type="dxa"/>
             <w:tcBorders>
               <w:top w:val="single" w:sz="4" w:space="0" w:color="000000"/>
               <w:left w:val="single" w:sz="4" w:space="0" w:color="000000"/>
               <w:bottom w:val="single" w:sz="4" w:space="0" w:color="000000"/>
               <w:right w:val="single" w:sz="4" w:space="0" w:color="000000"/>
             </w:tcBorders>
-            <w:shd w:val="clear" w:color="auto" w:fill="auto"/>
+            <w:shd w:color="auto" w:fill="auto" w:val="clear"/>
           </w:tcPr>
           <w:p>
             <w:pPr>
-              <w:spacing w:after="0" w:line="240" w:lineRule="auto"/>
+              <w:pStyle w:val="Normal"/>
+              <w:spacing w:lineRule="auto" w:line="240" w:before="0" w:after="0"/>
               <w:jc w:val="center"/>
               <w:rPr>
                 <w:b/>
@@ -3546,11 +4177,20 @@
                 <w:szCs w:val="20"/>
               </w:rPr>
             </w:pPr>
+            <w:r>
+              <w:rPr>
+                <w:b/>
+                <w:sz w:val="20"/>
+                <w:szCs w:val="20"/>
+              </w:rPr>
+            </w:r>
           </w:p>
           <w:p>
             <w:pPr>
-              <w:spacing w:after="0" w:line="240" w:lineRule="auto"/>
+              <w:pStyle w:val="Normal"/>
+              <w:spacing w:lineRule="auto" w:line="240" w:before="0" w:after="0"/>
               <w:jc w:val="center"/>
+              <w:rPr/>
             </w:pPr>
             <w:r>
               <w:rPr>
@@ -3563,7 +4203,8 @@
           </w:p>
           <w:p>
             <w:pPr>
-              <w:spacing w:after="0" w:line="240" w:lineRule="auto"/>
+              <w:pStyle w:val="Normal"/>
+              <w:spacing w:lineRule="auto" w:line="240" w:before="0" w:after="0"/>
               <w:jc w:val="center"/>
               <w:rPr>
                 <w:b/>
@@ -3571,33 +4212,50 @@
                 <w:szCs w:val="20"/>
               </w:rPr>
             </w:pPr>
+            <w:r>
+              <w:rPr>
+                <w:b/>
+                <w:sz w:val="20"/>
+                <w:szCs w:val="20"/>
+              </w:rPr>
+            </w:r>
           </w:p>
         </w:tc>
         <w:tc>
           <w:tcPr>
-            <w:tcW w:w="4672" w:type="dxa"/>
+            <w:tcW w:w="4671" w:type="dxa"/>
             <w:tcBorders>
               <w:top w:val="single" w:sz="4" w:space="0" w:color="000000"/>
               <w:left w:val="single" w:sz="4" w:space="0" w:color="000000"/>
               <w:bottom w:val="single" w:sz="4" w:space="0" w:color="000000"/>
               <w:right w:val="single" w:sz="4" w:space="0" w:color="000000"/>
             </w:tcBorders>
-            <w:shd w:val="clear" w:color="auto" w:fill="auto"/>
+            <w:shd w:color="auto" w:fill="auto" w:val="clear"/>
           </w:tcPr>
           <w:p>
             <w:pPr>
-              <w:spacing w:after="0" w:line="240" w:lineRule="auto"/>
+              <w:pStyle w:val="Normal"/>
+              <w:spacing w:lineRule="auto" w:line="240" w:before="0" w:after="0"/>
               <w:rPr>
                 <w:b/>
                 <w:sz w:val="20"/>
                 <w:szCs w:val="20"/>
               </w:rPr>
             </w:pPr>
+            <w:r>
+              <w:rPr>
+                <w:b/>
+                <w:sz w:val="20"/>
+                <w:szCs w:val="20"/>
+              </w:rPr>
+            </w:r>
           </w:p>
           <w:p>
             <w:pPr>
-              <w:spacing w:after="0" w:line="240" w:lineRule="auto"/>
+              <w:pStyle w:val="Normal"/>
+              <w:spacing w:lineRule="auto" w:line="240" w:before="0" w:after="0"/>
               <w:jc w:val="center"/>
+              <w:rPr/>
             </w:pPr>
             <w:r>
               <w:rPr>
@@ -3611,22 +4269,25 @@
         </w:tc>
       </w:tr>
       <w:tr>
+        <w:trPr/>
         <w:tc>
           <w:tcPr>
-            <w:tcW w:w="4676" w:type="dxa"/>
+            <w:tcW w:w="4677" w:type="dxa"/>
             <w:tcBorders>
               <w:top w:val="single" w:sz="4" w:space="0" w:color="000000"/>
               <w:left w:val="single" w:sz="4" w:space="0" w:color="000000"/>
               <w:bottom w:val="single" w:sz="4" w:space="0" w:color="000000"/>
               <w:right w:val="single" w:sz="4" w:space="0" w:color="000000"/>
             </w:tcBorders>
-            <w:shd w:val="clear" w:color="auto" w:fill="auto"/>
+            <w:shd w:color="auto" w:fill="auto" w:val="clear"/>
           </w:tcPr>
           <w:p>
             <w:pPr>
-              <w:widowControl w:val="0"/>
-              <w:spacing w:after="0"/>
+              <w:pStyle w:val="Normal"/>
+              <w:widowControl w:val="false"/>
+              <w:spacing w:before="0" w:after="0"/>
               <w:jc w:val="center"/>
+              <w:rPr/>
             </w:pPr>
             <w:bookmarkStart w:id="2" w:name="__DdeLink__492_4279506298"/>
             <w:bookmarkStart w:id="3" w:name="__DdeLink__496_980761781"/>
@@ -3643,9 +4304,11 @@
           </w:p>
           <w:p>
             <w:pPr>
-              <w:widowControl w:val="0"/>
-              <w:spacing w:after="0"/>
+              <w:pStyle w:val="Normal"/>
+              <w:widowControl w:val="false"/>
+              <w:spacing w:before="0" w:after="0"/>
               <w:jc w:val="center"/>
+              <w:rPr/>
             </w:pPr>
             <w:r>
               <w:rPr>
@@ -3656,7 +4319,6 @@
               </w:rPr>
               <w:t xml:space="preserve"> </w:t>
             </w:r>
-            <w:proofErr w:type="spellStart"/>
             <w:r>
               <w:rPr>
                 <w:sz w:val="20"/>
@@ -3664,67 +4326,28 @@
                 <w:highlight w:val="white"/>
                 <w:lang w:val="en-US"/>
               </w:rPr>
-              <w:t>Балашов</w:t>
+              <w:t>Балашов Андрей Эдуардович</w:t>
             </w:r>
-            <w:proofErr w:type="spellEnd"/>
-            <w:r>
-              <w:rPr>
-                <w:sz w:val="20"/>
-                <w:szCs w:val="20"/>
-                <w:highlight w:val="white"/>
-                <w:lang w:val="en-US"/>
-              </w:rPr>
-              <w:t xml:space="preserve"> </w:t>
-            </w:r>
-            <w:proofErr w:type="spellStart"/>
-            <w:r>
-              <w:rPr>
-                <w:sz w:val="20"/>
-                <w:szCs w:val="20"/>
-                <w:highlight w:val="white"/>
-                <w:lang w:val="en-US"/>
-              </w:rPr>
-              <w:t>Андрей</w:t>
-            </w:r>
-            <w:proofErr w:type="spellEnd"/>
-            <w:r>
-              <w:rPr>
-                <w:sz w:val="20"/>
-                <w:szCs w:val="20"/>
-                <w:highlight w:val="white"/>
-                <w:lang w:val="en-US"/>
-              </w:rPr>
-              <w:t xml:space="preserve"> </w:t>
-            </w:r>
-            <w:proofErr w:type="spellStart"/>
-            <w:r>
-              <w:rPr>
-                <w:sz w:val="20"/>
-                <w:szCs w:val="20"/>
-                <w:highlight w:val="white"/>
-                <w:lang w:val="en-US"/>
-              </w:rPr>
-              <w:t>Эдуардович</w:t>
-            </w:r>
-            <w:proofErr w:type="spellEnd"/>
           </w:p>
         </w:tc>
         <w:tc>
           <w:tcPr>
-            <w:tcW w:w="4672" w:type="dxa"/>
+            <w:tcW w:w="4671" w:type="dxa"/>
             <w:tcBorders>
               <w:top w:val="single" w:sz="4" w:space="0" w:color="000000"/>
               <w:left w:val="single" w:sz="4" w:space="0" w:color="000000"/>
               <w:bottom w:val="single" w:sz="4" w:space="0" w:color="000000"/>
               <w:right w:val="single" w:sz="4" w:space="0" w:color="000000"/>
             </w:tcBorders>
-            <w:shd w:val="clear" w:color="auto" w:fill="auto"/>
+            <w:shd w:color="auto" w:fill="auto" w:val="clear"/>
           </w:tcPr>
           <w:p>
             <w:pPr>
-              <w:widowControl w:val="0"/>
-              <w:spacing w:after="0"/>
+              <w:pStyle w:val="Normal"/>
+              <w:widowControl w:val="false"/>
+              <w:spacing w:before="0" w:after="0"/>
               <w:jc w:val="center"/>
+              <w:rPr/>
             </w:pPr>
             <w:bookmarkStart w:id="4" w:name="__DdeLink__3355_674704019"/>
             <w:r>
@@ -3739,8 +4362,10 @@
           </w:p>
           <w:p>
             <w:pPr>
-              <w:spacing w:after="0" w:line="240" w:lineRule="auto"/>
+              <w:pStyle w:val="Normal"/>
+              <w:spacing w:lineRule="auto" w:line="240" w:before="0" w:after="0"/>
               <w:jc w:val="center"/>
+              <w:rPr/>
             </w:pPr>
             <w:r>
               <w:rPr>
@@ -3748,77 +4373,57 @@
                 <w:szCs w:val="18"/>
                 <w:lang w:val="en-US"/>
               </w:rPr>
-              <w:t>{{</w:t>
-            </w:r>
-            <w:proofErr w:type="spellStart"/>
-            <w:r>
-              <w:rPr>
-                <w:sz w:val="18"/>
-                <w:szCs w:val="18"/>
-                <w:lang w:val="en-US"/>
-              </w:rPr>
-              <w:t>fio</w:t>
-            </w:r>
-            <w:proofErr w:type="spellEnd"/>
-            <w:r>
-              <w:rPr>
-                <w:sz w:val="18"/>
-                <w:szCs w:val="18"/>
-                <w:lang w:val="en-US"/>
-              </w:rPr>
-              <w:t>}}</w:t>
+              <w:t>{{fio}}</w:t>
             </w:r>
           </w:p>
         </w:tc>
       </w:tr>
       <w:tr>
+        <w:trPr/>
         <w:tc>
           <w:tcPr>
-            <w:tcW w:w="4676" w:type="dxa"/>
+            <w:tcW w:w="4677" w:type="dxa"/>
             <w:tcBorders>
               <w:top w:val="single" w:sz="4" w:space="0" w:color="000000"/>
               <w:left w:val="single" w:sz="4" w:space="0" w:color="000000"/>
               <w:bottom w:val="single" w:sz="4" w:space="0" w:color="000000"/>
               <w:right w:val="single" w:sz="4" w:space="0" w:color="000000"/>
             </w:tcBorders>
-            <w:shd w:val="clear" w:color="auto" w:fill="auto"/>
+            <w:shd w:color="auto" w:fill="auto" w:val="clear"/>
           </w:tcPr>
           <w:p>
             <w:pPr>
-              <w:spacing w:after="0" w:line="240" w:lineRule="auto"/>
+              <w:pStyle w:val="Normal"/>
+              <w:spacing w:lineRule="auto" w:line="240" w:before="0" w:after="0"/>
               <w:jc w:val="center"/>
+              <w:rPr/>
             </w:pPr>
             <w:r>
               <w:rPr>
                 <w:sz w:val="21"/>
                 <w:szCs w:val="21"/>
               </w:rPr>
-              <w:t>________________________ / А.</w:t>
-            </w:r>
-            <w:r>
-              <w:rPr>
-                <w:sz w:val="21"/>
-                <w:szCs w:val="21"/>
-              </w:rPr>
-              <w:t>Э. Балашов</w:t>
+              <w:t>________________________ / А.Э. Балашов</w:t>
             </w:r>
           </w:p>
         </w:tc>
         <w:tc>
           <w:tcPr>
-            <w:tcW w:w="4672" w:type="dxa"/>
+            <w:tcW w:w="4671" w:type="dxa"/>
             <w:tcBorders>
               <w:top w:val="single" w:sz="4" w:space="0" w:color="000000"/>
               <w:left w:val="single" w:sz="4" w:space="0" w:color="000000"/>
               <w:bottom w:val="single" w:sz="4" w:space="0" w:color="000000"/>
               <w:right w:val="single" w:sz="4" w:space="0" w:color="000000"/>
             </w:tcBorders>
-            <w:shd w:val="clear" w:color="auto" w:fill="auto"/>
+            <w:shd w:color="auto" w:fill="auto" w:val="clear"/>
           </w:tcPr>
           <w:p>
             <w:pPr>
-              <w:spacing w:after="0" w:line="240" w:lineRule="auto"/>
+              <w:pStyle w:val="Normal"/>
+              <w:spacing w:lineRule="auto" w:line="240" w:before="0" w:after="0"/>
               <w:jc w:val="center"/>
+              <w:rPr/>
             </w:pPr>
             <w:r>
               <w:rPr>
@@ -3839,84 +4444,93 @@
         </w:tc>
       </w:tr>
     </w:tbl>
-    <w:p/>
+    <w:p>
+      <w:pPr>
+        <w:pStyle w:val="Normal"/>
+        <w:widowControl/>
+        <w:bidi w:val="0"/>
+        <w:spacing w:lineRule="auto" w:line="276" w:before="0" w:after="160"/>
+        <w:jc w:val="left"/>
+        <w:rPr/>
+      </w:pPr>
+      <w:r>
+        <w:rPr/>
+      </w:r>
+    </w:p>
     <w:sectPr>
-      <w:headerReference w:type="default" r:id="rId10"/>
+      <w:headerReference w:type="even" r:id="rId5"/>
+      <w:headerReference w:type="default" r:id="rId6"/>
+      <w:headerReference w:type="first" r:id="rId7"/>
+      <w:type w:val="nextPage"/>
       <w:pgSz w:w="11906" w:h="16838"/>
-      <w:pgMar w:top="1134" w:right="850" w:bottom="1134" w:left="1701" w:header="708" w:footer="0" w:gutter="0"/>
-      <w:pgNumType w:start="1"/>
-      <w:cols w:space="720"/>
-      <w:formProt w:val="0"/>
-      <w:docGrid w:linePitch="100"/>
+      <w:pgMar w:left="1701" w:right="850" w:gutter="0" w:header="708" w:top="1134" w:footer="0" w:bottom="1134"/>
+      <w:pgNumType w:start="1" w:fmt="decimal"/>
+      <w:formProt w:val="false"/>
+      <w:textDirection w:val="lrTb"/>
+      <w:docGrid w:type="default" w:linePitch="100" w:charSpace="0"/>
     </w:sectPr>
   </w:body>
 </w:document>
 </file>
 
-<file path=word/endnotes.xml><?xml version="1.0" encoding="utf-8"?>
-<w:endnotes xmlns:wpc="http://schemas.microsoft.com/office/word/2010/wordprocessingCanvas" xmlns:cx="http://schemas.microsoft.com/office/drawing/2014/chartex" xmlns:cx1="http://schemas.microsoft.com/office/drawing/2015/9/8/chartex" xmlns:cx2="http://schemas.microsoft.com/office/drawing/2015/10/21/chartex" xmlns:cx3="http://schemas.microsoft.com/office/drawing/2016/5/9/chartex" xmlns:cx4="http://schemas.microsoft.com/office/drawing/2016/5/10/chartex" xmlns:cx5="http://schemas.microsoft.com/office/drawing/2016/5/11/chartex" xmlns:cx6="http://schemas.microsoft.com/office/drawing/2016/5/12/chartex" xmlns:cx7="http://schemas.microsoft.com/office/drawing/2016/5/13/chartex" xmlns:cx8="http://schemas.microsoft.com/office/drawing/2016/5/14/chartex" xmlns:mc="http://schemas.openxmlformats.org/markup-compatibility/2006" xmlns:aink="http://schemas.microsoft.com/office/drawing/2016/ink" xmlns:am3d="http://schemas.microsoft.com/office/drawing/2017/model3d" xmlns:o="urn:schemas-microsoft-com:office:office" xmlns:oel="http://schemas.microsoft.com/office/2019/extlst" xmlns:r="http://schemas.openxmlformats.org/officeDocument/2006/relationships" xmlns:m="http://schemas.openxmlformats.org/officeDocument/2006/math" xmlns:v="urn:schemas-microsoft-com:vml" xmlns:wp14="http://schemas.microsoft.com/office/word/2010/wordprocessingDrawing" xmlns:wp="http://schemas.openxmlformats.org/drawingml/2006/wordprocessingDrawing" xmlns:w10="urn:schemas-microsoft-com:office:word" xmlns:w="http://schemas.openxmlformats.org/wordprocessingml/2006/main" xmlns:w14="http://schemas.microsoft.com/office/word/2010/wordml" xmlns:w15="http://schemas.microsoft.com/office/word/2012/wordml" xmlns:w16cex="http://schemas.microsoft.com/office/word/2018/wordml/cex" xmlns:w16cid="http://schemas.microsoft.com/office/word/2016/wordml/cid" xmlns:w16="http://schemas.microsoft.com/office/word/2018/wordml" xmlns:w16du="http://schemas.microsoft.com/office/word/2023/wordml/word16du" xmlns:w16sdtdh="http://schemas.microsoft.com/office/word/2020/wordml/sdtdatahash" xmlns:w16se="http://schemas.microsoft.com/office/word/2015/wordml/symex" xmlns:wpg="http://schemas.microsoft.com/office/word/2010/wordprocessingGroup" xmlns:wpi="http://schemas.microsoft.com/office/word/2010/wordprocessingInk" xmlns:wne="http://schemas.microsoft.com/office/word/2006/wordml" xmlns:wps="http://schemas.microsoft.com/office/word/2010/wordprocessingShape" mc:Ignorable="w14 w15 w16se w16cid w16 w16cex w16sdtdh w16du wp14">
-  <w:endnote w:type="separator" w:id="-1">
-    <w:p>
-      <w:pPr>
-        <w:spacing w:after="0" w:line="240" w:lineRule="auto"/>
-      </w:pPr>
-      <w:r>
-        <w:separator/>
-      </w:r>
-    </w:p>
-  </w:endnote>
-  <w:endnote w:type="continuationSeparator" w:id="0">
-    <w:p>
-      <w:pPr>
-        <w:spacing w:after="0" w:line="240" w:lineRule="auto"/>
-      </w:pPr>
-      <w:r>
-        <w:continuationSeparator/>
-      </w:r>
-    </w:p>
-  </w:endnote>
-</w:endnotes>
+<file path=word/header1.xml><?xml version="1.0" encoding="utf-8"?>
+<w:hdr xmlns:o="urn:schemas-microsoft-com:office:office" xmlns:r="http://schemas.openxmlformats.org/officeDocument/2006/relationships" xmlns:v="urn:schemas-microsoft-com:vml" xmlns:w="http://schemas.openxmlformats.org/wordprocessingml/2006/main" xmlns:w10="urn:schemas-microsoft-com:office:word" xmlns:wp="http://schemas.openxmlformats.org/drawingml/2006/wordprocessingDrawing" xmlns:pic="http://schemas.openxmlformats.org/drawingml/2006/picture" xmlns:wps="http://schemas.microsoft.com/office/word/2010/wordprocessingShape" xmlns:wpg="http://schemas.microsoft.com/office/word/2010/wordprocessingGroup" xmlns:mc="http://schemas.openxmlformats.org/markup-compatibility/2006" xmlns:wp14="http://schemas.microsoft.com/office/word/2010/wordprocessingDrawing" xmlns:w14="http://schemas.microsoft.com/office/word/2010/wordml" xmlns:w15="http://schemas.microsoft.com/office/word/2012/wordml" mc:Ignorable="w14 wp14 w15">
+  <w:p>
+    <w:pPr>
+      <w:pStyle w:val="Header"/>
+      <w:spacing w:before="0" w:after="160"/>
+      <w:rPr/>
+    </w:pPr>
+    <w:r>
+      <w:rPr/>
+    </w:r>
+  </w:p>
+</w:hdr>
 </file>
 
-<file path=word/footnotes.xml><?xml version="1.0" encoding="utf-8"?>
-<w:footnotes xmlns:wpc="http://schemas.microsoft.com/office/word/2010/wordprocessingCanvas" xmlns:cx="http://schemas.microsoft.com/office/drawing/2014/chartex" xmlns:cx1="http://schemas.microsoft.com/office/drawing/2015/9/8/chartex" xmlns:cx2="http://schemas.microsoft.com/office/drawing/2015/10/21/chartex" xmlns:cx3="http://schemas.microsoft.com/office/drawing/2016/5/9/chartex" xmlns:cx4="http://schemas.microsoft.com/office/drawing/2016/5/10/chartex" xmlns:cx5="http://schemas.microsoft.com/office/drawing/2016/5/11/chartex" xmlns:cx6="http://schemas.microsoft.com/office/drawing/2016/5/12/chartex" xmlns:cx7="http://schemas.microsoft.com/office/drawing/2016/5/13/chartex" xmlns:cx8="http://schemas.microsoft.com/office/drawing/2016/5/14/chartex" xmlns:mc="http://schemas.openxmlformats.org/markup-compatibility/2006" xmlns:aink="http://schemas.microsoft.com/office/drawing/2016/ink" xmlns:am3d="http://schemas.microsoft.com/office/drawing/2017/model3d" xmlns:o="urn:schemas-microsoft-com:office:office" xmlns:oel="http://schemas.microsoft.com/office/2019/extlst" xmlns:r="http://schemas.openxmlformats.org/officeDocument/2006/relationships" xmlns:m="http://schemas.openxmlformats.org/officeDocument/2006/math" xmlns:v="urn:schemas-microsoft-com:vml" xmlns:wp14="http://schemas.microsoft.com/office/word/2010/wordprocessingDrawing" xmlns:wp="http://schemas.openxmlformats.org/drawingml/2006/wordprocessingDrawing" xmlns:w10="urn:schemas-microsoft-com:office:word" xmlns:w="http://schemas.openxmlformats.org/wordprocessingml/2006/main" xmlns:w14="http://schemas.microsoft.com/office/word/2010/wordml" xmlns:w15="http://schemas.microsoft.com/office/word/2012/wordml" xmlns:w16cex="http://schemas.microsoft.com/office/word/2018/wordml/cex" xmlns:w16cid="http://schemas.microsoft.com/office/word/2016/wordml/cid" xmlns:w16="http://schemas.microsoft.com/office/word/2018/wordml" xmlns:w16du="http://schemas.microsoft.com/office/word/2023/wordml/word16du" xmlns:w16sdtdh="http://schemas.microsoft.com/office/word/2020/wordml/sdtdatahash" xmlns:w16se="http://schemas.microsoft.com/office/word/2015/wordml/symex" xmlns:wpg="http://schemas.microsoft.com/office/word/2010/wordprocessingGroup" xmlns:wpi="http://schemas.microsoft.com/office/word/2010/wordprocessingInk" xmlns:wne="http://schemas.microsoft.com/office/word/2006/wordml" xmlns:wps="http://schemas.microsoft.com/office/word/2010/wordprocessingShape" mc:Ignorable="w14 w15 w16se w16cid w16 w16cex w16sdtdh w16du wp14">
-  <w:footnote w:type="separator" w:id="-1">
-    <w:p>
-      <w:pPr>
-        <w:spacing w:after="0" w:line="240" w:lineRule="auto"/>
-      </w:pPr>
-      <w:r>
-        <w:separator/>
-      </w:r>
-    </w:p>
-  </w:footnote>
-  <w:footnote w:type="continuationSeparator" w:id="0">
-    <w:p>
-      <w:pPr>
-        <w:spacing w:after="0" w:line="240" w:lineRule="auto"/>
-      </w:pPr>
-      <w:r>
-        <w:continuationSeparator/>
-      </w:r>
-    </w:p>
-  </w:footnote>
-</w:footnotes>
-</file>
-
-<file path=word/header1.xml><?xml version="1.0" encoding="utf-8"?>
-<w:hdr xmlns:wpc="http://schemas.microsoft.com/office/word/2010/wordprocessingCanvas" xmlns:cx="http://schemas.microsoft.com/office/drawing/2014/chartex" xmlns:cx1="http://schemas.microsoft.com/office/drawing/2015/9/8/chartex" xmlns:cx2="http://schemas.microsoft.com/office/drawing/2015/10/21/chartex" xmlns:cx3="http://schemas.microsoft.com/office/drawing/2016/5/9/chartex" xmlns:cx4="http://schemas.microsoft.com/office/drawing/2016/5/10/chartex" xmlns:cx5="http://schemas.microsoft.com/office/drawing/2016/5/11/chartex" xmlns:cx6="http://schemas.microsoft.com/office/drawing/2016/5/12/chartex" xmlns:cx7="http://schemas.microsoft.com/office/drawing/2016/5/13/chartex" xmlns:cx8="http://schemas.microsoft.com/office/drawing/2016/5/14/chartex" xmlns:mc="http://schemas.openxmlformats.org/markup-compatibility/2006" xmlns:aink="http://schemas.microsoft.com/office/drawing/2016/ink" xmlns:am3d="http://schemas.microsoft.com/office/drawing/2017/model3d" xmlns:o="urn:schemas-microsoft-com:office:office" xmlns:oel="http://schemas.microsoft.com/office/2019/extlst" xmlns:r="http://schemas.openxmlformats.org/officeDocument/2006/relationships" xmlns:m="http://schemas.openxmlformats.org/officeDocument/2006/math" xmlns:v="urn:schemas-microsoft-com:vml" xmlns:wp14="http://schemas.microsoft.com/office/word/2010/wordprocessingDrawing" xmlns:wp="http://schemas.openxmlformats.org/drawingml/2006/wordprocessingDrawing" xmlns:w10="urn:schemas-microsoft-com:office:word" xmlns:w="http://schemas.openxmlformats.org/wordprocessingml/2006/main" xmlns:w14="http://schemas.microsoft.com/office/word/2010/wordml" xmlns:w15="http://schemas.microsoft.com/office/word/2012/wordml" xmlns:w16cex="http://schemas.microsoft.com/office/word/2018/wordml/cex" xmlns:w16cid="http://schemas.microsoft.com/office/word/2016/wordml/cid" xmlns:w16="http://schemas.microsoft.com/office/word/2018/wordml" xmlns:w16du="http://schemas.microsoft.com/office/word/2023/wordml/word16du" xmlns:w16sdtdh="http://schemas.microsoft.com/office/word/2020/wordml/sdtdatahash" xmlns:w16se="http://schemas.microsoft.com/office/word/2015/wordml/symex" xmlns:wpg="http://schemas.microsoft.com/office/word/2010/wordprocessingGroup" xmlns:wpi="http://schemas.microsoft.com/office/word/2010/wordprocessingInk" xmlns:wne="http://schemas.microsoft.com/office/word/2006/wordml" xmlns:wps="http://schemas.microsoft.com/office/word/2010/wordprocessingShape" mc:Ignorable="w14 w15 w16se w16cid w16 w16cex w16sdtdh w16du wp14">
+<file path=word/header2.xml><?xml version="1.0" encoding="utf-8"?>
+<w:hdr xmlns:o="urn:schemas-microsoft-com:office:office" xmlns:r="http://schemas.openxmlformats.org/officeDocument/2006/relationships" xmlns:v="urn:schemas-microsoft-com:vml" xmlns:w="http://schemas.openxmlformats.org/wordprocessingml/2006/main" xmlns:w10="urn:schemas-microsoft-com:office:word" xmlns:wp="http://schemas.openxmlformats.org/drawingml/2006/wordprocessingDrawing" xmlns:pic="http://schemas.openxmlformats.org/drawingml/2006/picture" xmlns:wps="http://schemas.microsoft.com/office/word/2010/wordprocessingShape" xmlns:wpg="http://schemas.microsoft.com/office/word/2010/wordprocessingGroup" xmlns:mc="http://schemas.openxmlformats.org/markup-compatibility/2006" xmlns:wp14="http://schemas.microsoft.com/office/word/2010/wordprocessingDrawing" xmlns:w14="http://schemas.microsoft.com/office/word/2010/wordml" xmlns:w15="http://schemas.microsoft.com/office/word/2012/wordml" mc:Ignorable="w14 wp14 w15">
   <w:p>
     <w:pPr>
+      <w:pStyle w:val="Normal"/>
       <w:tabs>
-        <w:tab w:val="center" w:pos="4677"/>
-        <w:tab w:val="right" w:pos="9355"/>
+        <w:tab w:val="clear" w:pos="720"/>
+        <w:tab w:val="center" w:pos="4677" w:leader="none"/>
+        <w:tab w:val="right" w:pos="9355" w:leader="none"/>
       </w:tabs>
-      <w:spacing w:after="0" w:line="240" w:lineRule="auto"/>
+      <w:spacing w:lineRule="auto" w:line="240" w:before="0" w:after="0"/>
       <w:jc w:val="right"/>
+      <w:rPr/>
     </w:pPr>
     <w:r>
       <w:rPr>
-        <w:rFonts w:ascii="Arial" w:eastAsia="Arial" w:hAnsi="Arial" w:cs="Arial"/>
+        <w:rFonts w:eastAsia="Arial" w:cs="Arial" w:ascii="Arial" w:hAnsi="Arial"/>
+        <w:sz w:val="22"/>
+        <w:szCs w:val="22"/>
+      </w:rPr>
+      <w:t>Редакция от 15.11. 2024 г.</w:t>
+    </w:r>
+  </w:p>
+</w:hdr>
+</file>
+
+<file path=word/header3.xml><?xml version="1.0" encoding="utf-8"?>
+<w:hdr xmlns:o="urn:schemas-microsoft-com:office:office" xmlns:r="http://schemas.openxmlformats.org/officeDocument/2006/relationships" xmlns:v="urn:schemas-microsoft-com:vml" xmlns:w="http://schemas.openxmlformats.org/wordprocessingml/2006/main" xmlns:w10="urn:schemas-microsoft-com:office:word" xmlns:wp="http://schemas.openxmlformats.org/drawingml/2006/wordprocessingDrawing" xmlns:pic="http://schemas.openxmlformats.org/drawingml/2006/picture" xmlns:wps="http://schemas.microsoft.com/office/word/2010/wordprocessingShape" xmlns:wpg="http://schemas.microsoft.com/office/word/2010/wordprocessingGroup" xmlns:mc="http://schemas.openxmlformats.org/markup-compatibility/2006" xmlns:wp14="http://schemas.microsoft.com/office/word/2010/wordprocessingDrawing" xmlns:w14="http://schemas.microsoft.com/office/word/2010/wordml" xmlns:w15="http://schemas.microsoft.com/office/word/2012/wordml" mc:Ignorable="w14 wp14 w15">
+  <w:p>
+    <w:pPr>
+      <w:pStyle w:val="Normal"/>
+      <w:tabs>
+        <w:tab w:val="clear" w:pos="720"/>
+        <w:tab w:val="center" w:pos="4677" w:leader="none"/>
+        <w:tab w:val="right" w:pos="9355" w:leader="none"/>
+      </w:tabs>
+      <w:spacing w:lineRule="auto" w:line="240" w:before="0" w:after="0"/>
+      <w:jc w:val="right"/>
+      <w:rPr/>
+    </w:pPr>
+    <w:r>
+      <w:rPr>
+        <w:rFonts w:eastAsia="Arial" w:cs="Arial" w:ascii="Arial" w:hAnsi="Arial"/>
         <w:sz w:val="22"/>
         <w:szCs w:val="22"/>
       </w:rPr>
@@ -3927,19 +4541,20 @@
 </file>
 
 <file path=word/numbering.xml><?xml version="1.0" encoding="utf-8"?>
-<w:numbering xmlns:wpc="http://schemas.microsoft.com/office/word/2010/wordprocessingCanvas" xmlns:cx="http://schemas.microsoft.com/office/drawing/2014/chartex" xmlns:cx1="http://schemas.microsoft.com/office/drawing/2015/9/8/chartex" xmlns:cx2="http://schemas.microsoft.com/office/drawing/2015/10/21/chartex" xmlns:cx3="http://schemas.microsoft.com/office/drawing/2016/5/9/chartex" xmlns:cx4="http://schemas.microsoft.com/office/drawing/2016/5/10/chartex" xmlns:cx5="http://schemas.microsoft.com/office/drawing/2016/5/11/chartex" xmlns:cx6="http://schemas.microsoft.com/office/drawing/2016/5/12/chartex" xmlns:cx7="http://schemas.microsoft.com/office/drawing/2016/5/13/chartex" xmlns:cx8="http://schemas.microsoft.com/office/drawing/2016/5/14/chartex" xmlns:mc="http://schemas.openxmlformats.org/markup-compatibility/2006" xmlns:aink="http://schemas.microsoft.com/office/drawing/2016/ink" xmlns:am3d="http://schemas.microsoft.com/office/drawing/2017/model3d" xmlns:o="urn:schemas-microsoft-com:office:office" xmlns:oel="http://schemas.microsoft.com/office/2019/extlst" xmlns:r="http://schemas.openxmlformats.org/officeDocument/2006/relationships" xmlns:m="http://schemas.openxmlformats.org/officeDocument/2006/math" xmlns:v="urn:schemas-microsoft-com:vml" xmlns:wp14="http://schemas.microsoft.com/office/word/2010/wordprocessingDrawing" xmlns:wp="http://schemas.openxmlformats.org/drawingml/2006/wordprocessingDrawing" xmlns:w10="urn:schemas-microsoft-com:office:word" xmlns:w="http://schemas.openxmlformats.org/wordprocessingml/2006/main" xmlns:w14="http://schemas.microsoft.com/office/word/2010/wordml" xmlns:w15="http://schemas.microsoft.com/office/word/2012/wordml" xmlns:w16cex="http://schemas.microsoft.com/office/word/2018/wordml/cex" xmlns:w16cid="http://schemas.microsoft.com/office/word/2016/wordml/cid" xmlns:w16="http://schemas.microsoft.com/office/word/2018/wordml" xmlns:w16du="http://schemas.microsoft.com/office/word/2023/wordml/word16du" xmlns:w16sdtdh="http://schemas.microsoft.com/office/word/2020/wordml/sdtdatahash" xmlns:w16se="http://schemas.microsoft.com/office/word/2015/wordml/symex" xmlns:wpg="http://schemas.microsoft.com/office/word/2010/wordprocessingGroup" xmlns:wpi="http://schemas.microsoft.com/office/word/2010/wordprocessingInk" xmlns:wne="http://schemas.microsoft.com/office/word/2006/wordml" xmlns:wps="http://schemas.microsoft.com/office/word/2010/wordprocessingShape" mc:Ignorable="w14 w15 w16se w16cid w16 w16cex w16sdtdh w16du wp14">
-  <w:abstractNum w:abstractNumId="0" w15:restartNumberingAfterBreak="0">
-    <w:nsid w:val="547E25FA"/>
-    <w:multiLevelType w:val="multilevel"/>
-    <w:tmpl w:val="FFFFFFFF"/>
+<w:numbering xmlns:w="http://schemas.openxmlformats.org/wordprocessingml/2006/main" xmlns:o="urn:schemas-microsoft-com:office:office" xmlns:r="http://schemas.openxmlformats.org/officeDocument/2006/relationships" xmlns:v="urn:schemas-microsoft-com:vml" xmlns:mc="http://schemas.openxmlformats.org/markup-compatibility/2006" xmlns:w14="http://schemas.microsoft.com/office/word/2010/wordml" mc:Ignorable="w14">
+  <w:abstractNum w:abstractNumId="1">
     <w:lvl w:ilvl="0">
       <w:start w:val="1"/>
       <w:numFmt w:val="decimal"/>
       <w:lvlText w:val="%1."/>
       <w:lvlJc w:val="left"/>
       <w:pPr>
+        <w:tabs>
+          <w:tab w:val="num" w:pos="0"/>
+        </w:tabs>
         <w:ind w:left="360" w:hanging="360"/>
       </w:pPr>
+      <w:rPr/>
     </w:lvl>
     <w:lvl w:ilvl="1">
       <w:start w:val="1"/>
@@ -3947,8 +4562,12 @@
       <w:lvlText w:val="%1.%2."/>
       <w:lvlJc w:val="left"/>
       <w:pPr>
+        <w:tabs>
+          <w:tab w:val="num" w:pos="0"/>
+        </w:tabs>
         <w:ind w:left="792" w:hanging="432"/>
       </w:pPr>
+      <w:rPr/>
     </w:lvl>
     <w:lvl w:ilvl="2">
       <w:start w:val="1"/>
@@ -3956,8 +4575,12 @@
       <w:lvlText w:val="%1.%2.%3."/>
       <w:lvlJc w:val="left"/>
       <w:pPr>
+        <w:tabs>
+          <w:tab w:val="num" w:pos="0"/>
+        </w:tabs>
         <w:ind w:left="1224" w:hanging="504"/>
       </w:pPr>
+      <w:rPr/>
     </w:lvl>
     <w:lvl w:ilvl="3">
       <w:start w:val="1"/>
@@ -3965,8 +4588,12 @@
       <w:lvlText w:val="%1.%2.%3.%4."/>
       <w:lvlJc w:val="left"/>
       <w:pPr>
+        <w:tabs>
+          <w:tab w:val="num" w:pos="0"/>
+        </w:tabs>
         <w:ind w:left="1728" w:hanging="647"/>
       </w:pPr>
+      <w:rPr/>
     </w:lvl>
     <w:lvl w:ilvl="4">
       <w:start w:val="1"/>
@@ -3974,8 +4601,12 @@
       <w:lvlText w:val="%1.%2.%3.%4.%5."/>
       <w:lvlJc w:val="left"/>
       <w:pPr>
+        <w:tabs>
+          <w:tab w:val="num" w:pos="0"/>
+        </w:tabs>
         <w:ind w:left="2232" w:hanging="792"/>
       </w:pPr>
+      <w:rPr/>
     </w:lvl>
     <w:lvl w:ilvl="5">
       <w:start w:val="1"/>
@@ -3983,8 +4614,12 @@
       <w:lvlText w:val="%1.%2.%3.%4.%5.%6."/>
       <w:lvlJc w:val="left"/>
       <w:pPr>
+        <w:tabs>
+          <w:tab w:val="num" w:pos="0"/>
+        </w:tabs>
         <w:ind w:left="2736" w:hanging="935"/>
       </w:pPr>
+      <w:rPr/>
     </w:lvl>
     <w:lvl w:ilvl="6">
       <w:start w:val="1"/>
@@ -3992,8 +4627,12 @@
       <w:lvlText w:val="%1.%2.%3.%4.%5.%6.%7."/>
       <w:lvlJc w:val="left"/>
       <w:pPr>
+        <w:tabs>
+          <w:tab w:val="num" w:pos="0"/>
+        </w:tabs>
         <w:ind w:left="3240" w:hanging="1080"/>
       </w:pPr>
+      <w:rPr/>
     </w:lvl>
     <w:lvl w:ilvl="7">
       <w:start w:val="1"/>
@@ -4001,8 +4640,12 @@
       <w:lvlText w:val="%1.%2.%3.%4.%5.%6.%7.%8."/>
       <w:lvlJc w:val="left"/>
       <w:pPr>
+        <w:tabs>
+          <w:tab w:val="num" w:pos="0"/>
+        </w:tabs>
         <w:ind w:left="3744" w:hanging="1224"/>
       </w:pPr>
+      <w:rPr/>
     </w:lvl>
     <w:lvl w:ilvl="8">
       <w:start w:val="1"/>
@@ -4010,14 +4653,15 @@
       <w:lvlText w:val="%1.%2.%3.%4.%5.%6.%7.%8.%9."/>
       <w:lvlJc w:val="left"/>
       <w:pPr>
+        <w:tabs>
+          <w:tab w:val="num" w:pos="0"/>
+        </w:tabs>
         <w:ind w:left="4320" w:hanging="1440"/>
       </w:pPr>
+      <w:rPr/>
     </w:lvl>
   </w:abstractNum>
-  <w:abstractNum w:abstractNumId="1" w15:restartNumberingAfterBreak="0">
-    <w:nsid w:val="77037D59"/>
-    <w:multiLevelType w:val="multilevel"/>
-    <w:tmpl w:val="FFFFFFFF"/>
+  <w:abstractNum w:abstractNumId="2">
     <w:lvl w:ilvl="0">
       <w:start w:val="1"/>
       <w:numFmt w:val="none"/>
@@ -4025,7 +4669,10 @@
       <w:lvlText w:val=""/>
       <w:lvlJc w:val="left"/>
       <w:pPr>
-        <w:ind w:left="0" w:firstLine="0"/>
+        <w:tabs>
+          <w:tab w:val="num" w:pos="0"/>
+        </w:tabs>
+        <w:ind w:left="0" w:hanging="0"/>
       </w:pPr>
     </w:lvl>
     <w:lvl w:ilvl="1">
@@ -4035,7 +4682,10 @@
       <w:lvlText w:val=""/>
       <w:lvlJc w:val="left"/>
       <w:pPr>
-        <w:ind w:left="0" w:firstLine="0"/>
+        <w:tabs>
+          <w:tab w:val="num" w:pos="0"/>
+        </w:tabs>
+        <w:ind w:left="0" w:hanging="0"/>
       </w:pPr>
     </w:lvl>
     <w:lvl w:ilvl="2">
@@ -4045,7 +4695,10 @@
       <w:lvlText w:val=""/>
       <w:lvlJc w:val="left"/>
       <w:pPr>
-        <w:ind w:left="0" w:firstLine="0"/>
+        <w:tabs>
+          <w:tab w:val="num" w:pos="0"/>
+        </w:tabs>
+        <w:ind w:left="0" w:hanging="0"/>
       </w:pPr>
     </w:lvl>
     <w:lvl w:ilvl="3">
@@ -4055,7 +4708,10 @@
       <w:lvlText w:val=""/>
       <w:lvlJc w:val="left"/>
       <w:pPr>
-        <w:ind w:left="0" w:firstLine="0"/>
+        <w:tabs>
+          <w:tab w:val="num" w:pos="0"/>
+        </w:tabs>
+        <w:ind w:left="0" w:hanging="0"/>
       </w:pPr>
     </w:lvl>
     <w:lvl w:ilvl="4">
@@ -4065,7 +4721,10 @@
       <w:lvlText w:val=""/>
       <w:lvlJc w:val="left"/>
       <w:pPr>
-        <w:ind w:left="0" w:firstLine="0"/>
+        <w:tabs>
+          <w:tab w:val="num" w:pos="0"/>
+        </w:tabs>
+        <w:ind w:left="0" w:hanging="0"/>
       </w:pPr>
     </w:lvl>
     <w:lvl w:ilvl="5">
@@ -4075,7 +4734,10 @@
       <w:lvlText w:val=""/>
       <w:lvlJc w:val="left"/>
       <w:pPr>
-        <w:ind w:left="0" w:firstLine="0"/>
+        <w:tabs>
+          <w:tab w:val="num" w:pos="0"/>
+        </w:tabs>
+        <w:ind w:left="0" w:hanging="0"/>
       </w:pPr>
     </w:lvl>
     <w:lvl w:ilvl="6">
@@ -4085,7 +4747,10 @@
       <w:lvlText w:val=""/>
       <w:lvlJc w:val="left"/>
       <w:pPr>
-        <w:ind w:left="0" w:firstLine="0"/>
+        <w:tabs>
+          <w:tab w:val="num" w:pos="0"/>
+        </w:tabs>
+        <w:ind w:left="0" w:hanging="0"/>
       </w:pPr>
     </w:lvl>
     <w:lvl w:ilvl="7">
@@ -4095,7 +4760,10 @@
       <w:lvlText w:val=""/>
       <w:lvlJc w:val="left"/>
       <w:pPr>
-        <w:ind w:left="0" w:firstLine="0"/>
+        <w:tabs>
+          <w:tab w:val="num" w:pos="0"/>
+        </w:tabs>
+        <w:ind w:left="0" w:hanging="0"/>
       </w:pPr>
     </w:lvl>
     <w:lvl w:ilvl="8">
@@ -4105,42 +4773,49 @@
       <w:lvlText w:val=""/>
       <w:lvlJc w:val="left"/>
       <w:pPr>
-        <w:ind w:left="0" w:firstLine="0"/>
+        <w:tabs>
+          <w:tab w:val="num" w:pos="0"/>
+        </w:tabs>
+        <w:ind w:left="0" w:hanging="0"/>
       </w:pPr>
     </w:lvl>
   </w:abstractNum>
-  <w:num w:numId="1" w16cid:durableId="38744645">
-    <w:abstractNumId w:val="0"/>
+  <w:num w:numId="1">
+    <w:abstractNumId w:val="1"/>
   </w:num>
-  <w:num w:numId="2" w16cid:durableId="1242059248">
-    <w:abstractNumId w:val="1"/>
+  <w:num w:numId="2">
+    <w:abstractNumId w:val="2"/>
   </w:num>
 </w:numbering>
 </file>
 
 <file path=word/styles.xml><?xml version="1.0" encoding="utf-8"?>
-<w:styles xmlns:mc="http://schemas.openxmlformats.org/markup-compatibility/2006" xmlns:r="http://schemas.openxmlformats.org/officeDocument/2006/relationships" xmlns:w="http://schemas.openxmlformats.org/wordprocessingml/2006/main" xmlns:w14="http://schemas.microsoft.com/office/word/2010/wordml" xmlns:w15="http://schemas.microsoft.com/office/word/2012/wordml" xmlns:w16cex="http://schemas.microsoft.com/office/word/2018/wordml/cex" xmlns:w16cid="http://schemas.microsoft.com/office/word/2016/wordml/cid" xmlns:w16="http://schemas.microsoft.com/office/word/2018/wordml" xmlns:w16du="http://schemas.microsoft.com/office/word/2023/wordml/word16du" xmlns:w16sdtdh="http://schemas.microsoft.com/office/word/2020/wordml/sdtdatahash" xmlns:w16se="http://schemas.microsoft.com/office/word/2015/wordml/symex" mc:Ignorable="w14 w15 w16se w16cid w16 w16cex w16sdtdh w16du">
+<w:styles xmlns:w="http://schemas.openxmlformats.org/wordprocessingml/2006/main" xmlns:w14="http://schemas.microsoft.com/office/word/2010/wordml" xmlns:mc="http://schemas.openxmlformats.org/markup-compatibility/2006" mc:Ignorable="w14">
   <w:docDefaults>
     <w:rPrDefault>
       <w:rPr>
-        <w:rFonts w:ascii="Aptos" w:eastAsia="Aptos" w:hAnsi="Aptos" w:cs="Aptos"/>
+        <w:rFonts w:ascii="Aptos" w:hAnsi="Aptos" w:eastAsia="Aptos" w:cs="Aptos"/>
         <w:szCs w:val="24"/>
         <w:lang w:val="ru-RU" w:eastAsia="zh-CN" w:bidi="hi-IN"/>
       </w:rPr>
     </w:rPrDefault>
-    <w:pPrDefault/>
+    <w:pPrDefault>
+      <w:pPr>
+        <w:suppressAutoHyphens w:val="true"/>
+      </w:pPr>
+    </w:pPrDefault>
   </w:docDefaults>
   <w:latentStyles w:defLockedState="0" w:defUIPriority="99" w:defSemiHidden="0" w:defUnhideWhenUsed="0" w:defQFormat="0" w:count="376">
     <w:lsdException w:name="Normal" w:uiPriority="0" w:qFormat="1"/>
     <w:lsdException w:name="heading 1" w:uiPriority="9" w:qFormat="1"/>
-    <w:lsdException w:name="heading 2" w:semiHidden="1" w:uiPriority="9" w:unhideWhenUsed="1" w:qFormat="1"/>
-    <w:lsdException w:name="heading 3" w:semiHidden="1" w:uiPriority="9" w:unhideWhenUsed="1" w:qFormat="1"/>
-    <w:lsdException w:name="heading 4" w:semiHidden="1" w:uiPriority="9" w:unhideWhenUsed="1" w:qFormat="1"/>
-    <w:lsdException w:name="heading 5" w:semiHidden="1" w:uiPriority="9" w:unhideWhenUsed="1" w:qFormat="1"/>
-    <w:lsdException w:name="heading 6" w:semiHidden="1" w:uiPriority="9" w:unhideWhenUsed="1" w:qFormat="1"/>
-    <w:lsdException w:name="heading 7" w:semiHidden="1" w:uiPriority="9" w:unhideWhenUsed="1" w:qFormat="1"/>
-    <w:lsdException w:name="heading 8" w:semiHidden="1" w:uiPriority="9" w:unhideWhenUsed="1" w:qFormat="1"/>
-    <w:lsdException w:name="heading 9" w:semiHidden="1" w:uiPriority="9" w:unhideWhenUsed="1" w:qFormat="1"/>
+    <w:lsdException w:name="heading 2" w:uiPriority="9" w:semiHidden="1" w:unhideWhenUsed="1" w:qFormat="1"/>
+    <w:lsdException w:name="heading 3" w:uiPriority="9" w:semiHidden="1" w:unhideWhenUsed="1" w:qFormat="1"/>
+    <w:lsdException w:name="heading 4" w:uiPriority="9" w:semiHidden="1" w:unhideWhenUsed="1" w:qFormat="1"/>
+    <w:lsdException w:name="heading 5" w:uiPriority="9" w:semiHidden="1" w:unhideWhenUsed="1" w:qFormat="1"/>
+    <w:lsdException w:name="heading 6" w:uiPriority="9" w:semiHidden="1" w:unhideWhenUsed="1" w:qFormat="1"/>
+    <w:lsdException w:name="heading 7" w:uiPriority="9" w:semiHidden="1" w:unhideWhenUsed="1" w:qFormat="1"/>
+    <w:lsdException w:name="heading 8" w:uiPriority="9" w:semiHidden="1" w:unhideWhenUsed="1" w:qFormat="1"/>
+    <w:lsdException w:name="heading 9" w:uiPriority="9" w:semiHidden="1" w:unhideWhenUsed="1" w:qFormat="1"/>
     <w:lsdException w:name="index 1" w:semiHidden="1" w:unhideWhenUsed="1"/>
     <w:lsdException w:name="index 2" w:semiHidden="1" w:unhideWhenUsed="1"/>
     <w:lsdException w:name="index 3" w:semiHidden="1" w:unhideWhenUsed="1"/>
@@ -4150,22 +4825,22 @@
     <w:lsdException w:name="index 7" w:semiHidden="1" w:unhideWhenUsed="1"/>
     <w:lsdException w:name="index 8" w:semiHidden="1" w:unhideWhenUsed="1"/>
     <w:lsdException w:name="index 9" w:semiHidden="1" w:unhideWhenUsed="1"/>
-    <w:lsdException w:name="toc 1" w:semiHidden="1" w:uiPriority="39" w:unhideWhenUsed="1"/>
-    <w:lsdException w:name="toc 2" w:semiHidden="1" w:uiPriority="39" w:unhideWhenUsed="1"/>
-    <w:lsdException w:name="toc 3" w:semiHidden="1" w:uiPriority="39" w:unhideWhenUsed="1"/>
-    <w:lsdException w:name="toc 4" w:semiHidden="1" w:uiPriority="39" w:unhideWhenUsed="1"/>
-    <w:lsdException w:name="toc 5" w:semiHidden="1" w:uiPriority="39" w:unhideWhenUsed="1"/>
-    <w:lsdException w:name="toc 6" w:semiHidden="1" w:uiPriority="39" w:unhideWhenUsed="1"/>
-    <w:lsdException w:name="toc 7" w:semiHidden="1" w:uiPriority="39" w:unhideWhenUsed="1"/>
-    <w:lsdException w:name="toc 8" w:semiHidden="1" w:uiPriority="39" w:unhideWhenUsed="1"/>
-    <w:lsdException w:name="toc 9" w:semiHidden="1" w:uiPriority="39" w:unhideWhenUsed="1"/>
+    <w:lsdException w:name="toc 1" w:uiPriority="39" w:semiHidden="1" w:unhideWhenUsed="1"/>
+    <w:lsdException w:name="toc 2" w:uiPriority="39" w:semiHidden="1" w:unhideWhenUsed="1"/>
+    <w:lsdException w:name="toc 3" w:uiPriority="39" w:semiHidden="1" w:unhideWhenUsed="1"/>
+    <w:lsdException w:name="toc 4" w:uiPriority="39" w:semiHidden="1" w:unhideWhenUsed="1"/>
+    <w:lsdException w:name="toc 5" w:uiPriority="39" w:semiHidden="1" w:unhideWhenUsed="1"/>
+    <w:lsdException w:name="toc 6" w:uiPriority="39" w:semiHidden="1" w:unhideWhenUsed="1"/>
+    <w:lsdException w:name="toc 7" w:uiPriority="39" w:semiHidden="1" w:unhideWhenUsed="1"/>
+    <w:lsdException w:name="toc 8" w:uiPriority="39" w:semiHidden="1" w:unhideWhenUsed="1"/>
+    <w:lsdException w:name="toc 9" w:uiPriority="39" w:semiHidden="1" w:unhideWhenUsed="1"/>
     <w:lsdException w:name="Normal Indent" w:semiHidden="1" w:unhideWhenUsed="1"/>
     <w:lsdException w:name="footnote text" w:semiHidden="1" w:unhideWhenUsed="1"/>
     <w:lsdException w:name="annotation text" w:semiHidden="1" w:unhideWhenUsed="1"/>
     <w:lsdException w:name="header" w:semiHidden="1" w:unhideWhenUsed="1"/>
     <w:lsdException w:name="footer" w:semiHidden="1" w:unhideWhenUsed="1"/>
     <w:lsdException w:name="index heading" w:semiHidden="1" w:unhideWhenUsed="1"/>
-    <w:lsdException w:name="caption" w:semiHidden="1" w:uiPriority="35" w:unhideWhenUsed="1" w:qFormat="1"/>
+    <w:lsdException w:name="caption" w:uiPriority="35" w:semiHidden="1" w:unhideWhenUsed="1" w:qFormat="1"/>
     <w:lsdException w:name="table of figures" w:semiHidden="1" w:unhideWhenUsed="1"/>
     <w:lsdException w:name="envelope address" w:semiHidden="1" w:unhideWhenUsed="1"/>
     <w:lsdException w:name="envelope return" w:semiHidden="1" w:unhideWhenUsed="1"/>
@@ -4196,7 +4871,7 @@
     <w:lsdException w:name="Title" w:uiPriority="10" w:qFormat="1"/>
     <w:lsdException w:name="Closing" w:semiHidden="1" w:unhideWhenUsed="1"/>
     <w:lsdException w:name="Signature" w:semiHidden="1" w:unhideWhenUsed="1"/>
-    <w:lsdException w:name="Default Paragraph Font" w:semiHidden="1" w:uiPriority="1" w:unhideWhenUsed="1"/>
+    <w:lsdException w:name="Default Paragraph Font" w:uiPriority="1" w:semiHidden="1" w:unhideWhenUsed="1"/>
     <w:lsdException w:name="Body Text" w:semiHidden="1" w:unhideWhenUsed="1"/>
     <w:lsdException w:name="Body Text Indent" w:semiHidden="1" w:unhideWhenUsed="1"/>
     <w:lsdException w:name="List Continue" w:semiHidden="1" w:unhideWhenUsed="1"/>
@@ -4396,8 +5071,8 @@
     <w:lsdException w:name="Subtle Reference" w:uiPriority="31" w:qFormat="1"/>
     <w:lsdException w:name="Intense Reference" w:uiPriority="32" w:qFormat="1"/>
     <w:lsdException w:name="Book Title" w:uiPriority="33" w:qFormat="1"/>
-    <w:lsdException w:name="Bibliography" w:semiHidden="1" w:uiPriority="37" w:unhideWhenUsed="1"/>
-    <w:lsdException w:name="TOC Heading" w:semiHidden="1" w:uiPriority="39" w:unhideWhenUsed="1" w:qFormat="1"/>
+    <w:lsdException w:name="Bibliography" w:uiPriority="37" w:semiHidden="1" w:unhideWhenUsed="1"/>
+    <w:lsdException w:name="TOC Heading" w:uiPriority="39" w:semiHidden="1" w:unhideWhenUsed="1" w:qFormat="1"/>
     <w:lsdException w:name="Plain Table 1" w:uiPriority="41"/>
     <w:lsdException w:name="Plain Table 2" w:uiPriority="42"/>
     <w:lsdException w:name="Plain Table 3" w:uiPriority="43"/>
@@ -4508,14 +5183,23 @@
     <w:lsdException w:name="Unresolved Mention" w:semiHidden="1" w:unhideWhenUsed="1"/>
     <w:lsdException w:name="Smart Link" w:semiHidden="1" w:unhideWhenUsed="1"/>
   </w:latentStyles>
-  <w:style w:type="paragraph" w:default="1" w:styleId="Normal">
+  <w:style w:type="paragraph" w:styleId="Normal" w:default="1">
     <w:name w:val="Normal"/>
     <w:qFormat/>
     <w:pPr>
-      <w:spacing w:after="160" w:line="276" w:lineRule="auto"/>
+      <w:widowControl/>
+      <w:suppressAutoHyphens w:val="true"/>
+      <w:bidi w:val="0"/>
+      <w:spacing w:lineRule="auto" w:line="276" w:before="0" w:after="160"/>
+      <w:jc w:val="left"/>
     </w:pPr>
     <w:rPr>
+      <w:rFonts w:ascii="Aptos" w:hAnsi="Aptos" w:eastAsia="Aptos" w:cs="Aptos"/>
+      <w:color w:val="auto"/>
+      <w:kern w:val="0"/>
       <w:sz w:val="24"/>
+      <w:szCs w:val="24"/>
+      <w:lang w:val="ru-RU" w:eastAsia="zh-CN" w:bidi="hi-IN"/>
     </w:rPr>
   </w:style>
   <w:style w:type="paragraph" w:styleId="Heading1">
@@ -4524,16 +5208,16 @@
     <w:next w:val="Normal"/>
     <w:uiPriority w:val="9"/>
     <w:qFormat/>
-    <w:rsid w:val="008024A3"/>
+    <w:rsid w:val="008024a3"/>
     <w:pPr>
-      <w:keepNext/>
+      <w:keepNext w:val="true"/>
       <w:keepLines/>
       <w:spacing w:before="360" w:after="80"/>
       <w:outlineLvl w:val="0"/>
     </w:pPr>
     <w:rPr>
-      <w:rFonts w:asciiTheme="majorHAnsi" w:eastAsiaTheme="majorEastAsia" w:hAnsiTheme="majorHAnsi" w:cstheme="majorBidi"/>
-      <w:color w:val="0F4761" w:themeColor="accent1" w:themeShade="BF"/>
+      <w:rFonts w:ascii="Aptos Display" w:hAnsi="Aptos Display" w:eastAsia="" w:cs="" w:asciiTheme="majorHAnsi" w:cstheme="majorBidi" w:eastAsiaTheme="majorEastAsia" w:hAnsiTheme="majorHAnsi"/>
+      <w:color w:themeColor="accent1" w:themeShade="bf" w:val="0F4761"/>
       <w:sz w:val="40"/>
       <w:szCs w:val="40"/>
     </w:rPr>
@@ -4546,16 +5230,16 @@
     <w:semiHidden/>
     <w:unhideWhenUsed/>
     <w:qFormat/>
-    <w:rsid w:val="008024A3"/>
+    <w:rsid w:val="008024a3"/>
     <w:pPr>
-      <w:keepNext/>
+      <w:keepNext w:val="true"/>
       <w:keepLines/>
       <w:spacing w:before="160" w:after="80"/>
       <w:outlineLvl w:val="1"/>
     </w:pPr>
     <w:rPr>
-      <w:rFonts w:asciiTheme="majorHAnsi" w:eastAsiaTheme="majorEastAsia" w:hAnsiTheme="majorHAnsi" w:cstheme="majorBidi"/>
-      <w:color w:val="0F4761" w:themeColor="accent1" w:themeShade="BF"/>
+      <w:rFonts w:ascii="Aptos Display" w:hAnsi="Aptos Display" w:eastAsia="" w:cs="" w:asciiTheme="majorHAnsi" w:cstheme="majorBidi" w:eastAsiaTheme="majorEastAsia" w:hAnsiTheme="majorHAnsi"/>
+      <w:color w:themeColor="accent1" w:themeShade="bf" w:val="0F4761"/>
       <w:sz w:val="32"/>
       <w:szCs w:val="32"/>
     </w:rPr>
@@ -4568,16 +5252,16 @@
     <w:semiHidden/>
     <w:unhideWhenUsed/>
     <w:qFormat/>
-    <w:rsid w:val="008024A3"/>
+    <w:rsid w:val="008024a3"/>
     <w:pPr>
-      <w:keepNext/>
+      <w:keepNext w:val="true"/>
       <w:keepLines/>
       <w:spacing w:before="160" w:after="80"/>
       <w:outlineLvl w:val="2"/>
     </w:pPr>
     <w:rPr>
-      <w:rFonts w:eastAsiaTheme="majorEastAsia" w:cstheme="majorBidi"/>
-      <w:color w:val="0F4761" w:themeColor="accent1" w:themeShade="BF"/>
+      <w:rFonts w:eastAsia="" w:cs="" w:cstheme="majorBidi" w:eastAsiaTheme="majorEastAsia"/>
+      <w:color w:themeColor="accent1" w:themeShade="bf" w:val="0F4761"/>
       <w:sz w:val="28"/>
       <w:szCs w:val="28"/>
     </w:rPr>
@@ -4590,18 +5274,18 @@
     <w:semiHidden/>
     <w:unhideWhenUsed/>
     <w:qFormat/>
-    <w:rsid w:val="008024A3"/>
+    <w:rsid w:val="008024a3"/>
     <w:pPr>
-      <w:keepNext/>
+      <w:keepNext w:val="true"/>
       <w:keepLines/>
       <w:spacing w:before="80" w:after="40"/>
       <w:outlineLvl w:val="3"/>
     </w:pPr>
     <w:rPr>
-      <w:rFonts w:eastAsiaTheme="majorEastAsia" w:cstheme="majorBidi"/>
+      <w:rFonts w:eastAsia="" w:cs="" w:cstheme="majorBidi" w:eastAsiaTheme="majorEastAsia"/>
       <w:i/>
       <w:iCs/>
-      <w:color w:val="0F4761" w:themeColor="accent1" w:themeShade="BF"/>
+      <w:color w:themeColor="accent1" w:themeShade="bf" w:val="0F4761"/>
     </w:rPr>
   </w:style>
   <w:style w:type="paragraph" w:styleId="Heading5">
@@ -4612,16 +5296,16 @@
     <w:semiHidden/>
     <w:unhideWhenUsed/>
     <w:qFormat/>
-    <w:rsid w:val="008024A3"/>
+    <w:rsid w:val="008024a3"/>
     <w:pPr>
-      <w:keepNext/>
+      <w:keepNext w:val="true"/>
       <w:keepLines/>
       <w:spacing w:before="80" w:after="40"/>
       <w:outlineLvl w:val="4"/>
     </w:pPr>
     <w:rPr>
-      <w:rFonts w:eastAsiaTheme="majorEastAsia" w:cstheme="majorBidi"/>
-      <w:color w:val="0F4761" w:themeColor="accent1" w:themeShade="BF"/>
+      <w:rFonts w:eastAsia="" w:cs="" w:cstheme="majorBidi" w:eastAsiaTheme="majorEastAsia"/>
+      <w:color w:themeColor="accent1" w:themeShade="bf" w:val="0F4761"/>
     </w:rPr>
   </w:style>
   <w:style w:type="paragraph" w:styleId="Heading6">
@@ -4632,18 +5316,18 @@
     <w:semiHidden/>
     <w:unhideWhenUsed/>
     <w:qFormat/>
-    <w:rsid w:val="008024A3"/>
+    <w:rsid w:val="008024a3"/>
     <w:pPr>
-      <w:keepNext/>
+      <w:keepNext w:val="true"/>
       <w:keepLines/>
       <w:spacing w:before="40" w:after="0"/>
       <w:outlineLvl w:val="5"/>
     </w:pPr>
     <w:rPr>
-      <w:rFonts w:eastAsiaTheme="majorEastAsia" w:cstheme="majorBidi"/>
+      <w:rFonts w:eastAsia="" w:cs="" w:cstheme="majorBidi" w:eastAsiaTheme="majorEastAsia"/>
       <w:i/>
       <w:iCs/>
-      <w:color w:val="595959" w:themeColor="text1" w:themeTint="A6"/>
+      <w:color w:themeColor="text1" w:themeTint="a6" w:val="595959"/>
     </w:rPr>
   </w:style>
   <w:style w:type="paragraph" w:styleId="Heading7">
@@ -4654,16 +5338,16 @@
     <w:semiHidden/>
     <w:unhideWhenUsed/>
     <w:qFormat/>
-    <w:rsid w:val="008024A3"/>
+    <w:rsid w:val="008024a3"/>
     <w:pPr>
-      <w:keepNext/>
+      <w:keepNext w:val="true"/>
       <w:keepLines/>
       <w:spacing w:before="40" w:after="0"/>
       <w:outlineLvl w:val="6"/>
     </w:pPr>
     <w:rPr>
-      <w:rFonts w:eastAsiaTheme="majorEastAsia" w:cstheme="majorBidi"/>
-      <w:color w:val="595959" w:themeColor="text1" w:themeTint="A6"/>
+      <w:rFonts w:eastAsia="" w:cs="" w:cstheme="majorBidi" w:eastAsiaTheme="majorEastAsia"/>
+      <w:color w:themeColor="text1" w:themeTint="a6" w:val="595959"/>
     </w:rPr>
   </w:style>
   <w:style w:type="paragraph" w:styleId="Heading8">
@@ -4674,18 +5358,18 @@
     <w:semiHidden/>
     <w:unhideWhenUsed/>
     <w:qFormat/>
-    <w:rsid w:val="008024A3"/>
+    <w:rsid w:val="008024a3"/>
     <w:pPr>
-      <w:keepNext/>
+      <w:keepNext w:val="true"/>
       <w:keepLines/>
-      <w:spacing w:after="0"/>
+      <w:spacing w:before="0" w:after="0"/>
       <w:outlineLvl w:val="7"/>
     </w:pPr>
     <w:rPr>
-      <w:rFonts w:eastAsiaTheme="majorEastAsia" w:cstheme="majorBidi"/>
+      <w:rFonts w:eastAsia="" w:cs="" w:cstheme="majorBidi" w:eastAsiaTheme="majorEastAsia"/>
       <w:i/>
       <w:iCs/>
-      <w:color w:val="272727" w:themeColor="text1" w:themeTint="D8"/>
+      <w:color w:themeColor="text1" w:themeTint="d8" w:val="272727"/>
     </w:rPr>
   </w:style>
   <w:style w:type="paragraph" w:styleId="Heading9">
@@ -4696,202 +5380,183 @@
     <w:semiHidden/>
     <w:unhideWhenUsed/>
     <w:qFormat/>
-    <w:rsid w:val="008024A3"/>
+    <w:rsid w:val="008024a3"/>
     <w:pPr>
-      <w:keepNext/>
+      <w:keepNext w:val="true"/>
       <w:keepLines/>
-      <w:spacing w:after="0"/>
+      <w:spacing w:before="0" w:after="0"/>
       <w:outlineLvl w:val="8"/>
     </w:pPr>
     <w:rPr>
-      <w:rFonts w:eastAsiaTheme="majorEastAsia" w:cstheme="majorBidi"/>
-      <w:color w:val="272727" w:themeColor="text1" w:themeTint="D8"/>
+      <w:rFonts w:eastAsia="" w:cs="" w:cstheme="majorBidi" w:eastAsiaTheme="majorEastAsia"/>
+      <w:color w:themeColor="text1" w:themeTint="d8" w:val="272727"/>
     </w:rPr>
   </w:style>
-  <w:style w:type="character" w:default="1" w:styleId="DefaultParagraphFont">
+  <w:style w:type="character" w:styleId="DefaultParagraphFont" w:default="1">
     <w:name w:val="Default Paragraph Font"/>
     <w:uiPriority w:val="1"/>
     <w:semiHidden/>
     <w:unhideWhenUsed/>
+    <w:qFormat/>
+    <w:rPr/>
   </w:style>
-  <w:style w:type="table" w:default="1" w:styleId="TableNormal">
-    <w:name w:val="Normal Table"/>
-    <w:uiPriority w:val="99"/>
-    <w:semiHidden/>
-    <w:unhideWhenUsed/>
-    <w:tblPr>
-      <w:tblInd w:w="0" w:type="dxa"/>
-      <w:tblCellMar>
-        <w:top w:w="0" w:type="dxa"/>
-        <w:left w:w="108" w:type="dxa"/>
-        <w:bottom w:w="0" w:type="dxa"/>
-        <w:right w:w="108" w:type="dxa"/>
-      </w:tblCellMar>
-    </w:tblPr>
-  </w:style>
-  <w:style w:type="numbering" w:default="1" w:styleId="NoList">
-    <w:name w:val="No List"/>
-    <w:uiPriority w:val="99"/>
-    <w:semiHidden/>
-    <w:unhideWhenUsed/>
-  </w:style>
-  <w:style w:type="character" w:customStyle="1" w:styleId="1">
+  <w:style w:type="character" w:styleId="1" w:customStyle="1">
     <w:name w:val="Заголовок 1 Знак"/>
     <w:basedOn w:val="DefaultParagraphFont"/>
     <w:uiPriority w:val="9"/>
     <w:qFormat/>
-    <w:rsid w:val="008024A3"/>
+    <w:rsid w:val="008024a3"/>
     <w:rPr>
-      <w:rFonts w:asciiTheme="majorHAnsi" w:eastAsiaTheme="majorEastAsia" w:hAnsiTheme="majorHAnsi" w:cstheme="majorBidi"/>
-      <w:color w:val="0F4761" w:themeColor="accent1" w:themeShade="BF"/>
+      <w:rFonts w:ascii="Aptos Display" w:hAnsi="Aptos Display" w:eastAsia="" w:cs="" w:asciiTheme="majorHAnsi" w:cstheme="majorBidi" w:eastAsiaTheme="majorEastAsia" w:hAnsiTheme="majorHAnsi"/>
+      <w:color w:themeColor="accent1" w:themeShade="bf" w:val="0F4761"/>
       <w:sz w:val="40"/>
       <w:szCs w:val="40"/>
     </w:rPr>
   </w:style>
-  <w:style w:type="character" w:customStyle="1" w:styleId="2">
+  <w:style w:type="character" w:styleId="2" w:customStyle="1">
     <w:name w:val="Заголовок 2 Знак"/>
     <w:basedOn w:val="DefaultParagraphFont"/>
     <w:uiPriority w:val="9"/>
     <w:semiHidden/>
     <w:qFormat/>
-    <w:rsid w:val="008024A3"/>
+    <w:rsid w:val="008024a3"/>
     <w:rPr>
-      <w:rFonts w:asciiTheme="majorHAnsi" w:eastAsiaTheme="majorEastAsia" w:hAnsiTheme="majorHAnsi" w:cstheme="majorBidi"/>
-      <w:color w:val="0F4761" w:themeColor="accent1" w:themeShade="BF"/>
+      <w:rFonts w:ascii="Aptos Display" w:hAnsi="Aptos Display" w:eastAsia="" w:cs="" w:asciiTheme="majorHAnsi" w:cstheme="majorBidi" w:eastAsiaTheme="majorEastAsia" w:hAnsiTheme="majorHAnsi"/>
+      <w:color w:themeColor="accent1" w:themeShade="bf" w:val="0F4761"/>
       <w:sz w:val="32"/>
       <w:szCs w:val="32"/>
     </w:rPr>
   </w:style>
-  <w:style w:type="character" w:customStyle="1" w:styleId="3">
+  <w:style w:type="character" w:styleId="3" w:customStyle="1">
     <w:name w:val="Заголовок 3 Знак"/>
     <w:basedOn w:val="DefaultParagraphFont"/>
     <w:uiPriority w:val="9"/>
     <w:semiHidden/>
     <w:qFormat/>
-    <w:rsid w:val="008024A3"/>
+    <w:rsid w:val="008024a3"/>
     <w:rPr>
-      <w:rFonts w:eastAsiaTheme="majorEastAsia" w:cstheme="majorBidi"/>
-      <w:color w:val="0F4761" w:themeColor="accent1" w:themeShade="BF"/>
+      <w:rFonts w:eastAsia="" w:cs="" w:cstheme="majorBidi" w:eastAsiaTheme="majorEastAsia"/>
+      <w:color w:themeColor="accent1" w:themeShade="bf" w:val="0F4761"/>
       <w:sz w:val="28"/>
       <w:szCs w:val="28"/>
     </w:rPr>
   </w:style>
-  <w:style w:type="character" w:customStyle="1" w:styleId="4">
+  <w:style w:type="character" w:styleId="4" w:customStyle="1">
     <w:name w:val="Заголовок 4 Знак"/>
     <w:basedOn w:val="DefaultParagraphFont"/>
     <w:uiPriority w:val="9"/>
     <w:semiHidden/>
     <w:qFormat/>
-    <w:rsid w:val="008024A3"/>
+    <w:rsid w:val="008024a3"/>
     <w:rPr>
-      <w:rFonts w:eastAsiaTheme="majorEastAsia" w:cstheme="majorBidi"/>
+      <w:rFonts w:eastAsia="" w:cs="" w:cstheme="majorBidi" w:eastAsiaTheme="majorEastAsia"/>
       <w:i/>
       <w:iCs/>
-      <w:color w:val="0F4761" w:themeColor="accent1" w:themeShade="BF"/>
+      <w:color w:themeColor="accent1" w:themeShade="bf" w:val="0F4761"/>
     </w:rPr>
   </w:style>
-  <w:style w:type="character" w:customStyle="1" w:styleId="5">
+  <w:style w:type="character" w:styleId="5" w:customStyle="1">
     <w:name w:val="Заголовок 5 Знак"/>
     <w:basedOn w:val="DefaultParagraphFont"/>
     <w:uiPriority w:val="9"/>
     <w:semiHidden/>
     <w:qFormat/>
-    <w:rsid w:val="008024A3"/>
+    <w:rsid w:val="008024a3"/>
     <w:rPr>
-      <w:rFonts w:eastAsiaTheme="majorEastAsia" w:cstheme="majorBidi"/>
-      <w:color w:val="0F4761" w:themeColor="accent1" w:themeShade="BF"/>
+      <w:rFonts w:eastAsia="" w:cs="" w:cstheme="majorBidi" w:eastAsiaTheme="majorEastAsia"/>
+      <w:color w:themeColor="accent1" w:themeShade="bf" w:val="0F4761"/>
     </w:rPr>
   </w:style>
-  <w:style w:type="character" w:customStyle="1" w:styleId="6">
+  <w:style w:type="character" w:styleId="6" w:customStyle="1">
     <w:name w:val="Заголовок 6 Знак"/>
     <w:basedOn w:val="DefaultParagraphFont"/>
     <w:uiPriority w:val="9"/>
     <w:semiHidden/>
     <w:qFormat/>
-    <w:rsid w:val="008024A3"/>
+    <w:rsid w:val="008024a3"/>
     <w:rPr>
-      <w:rFonts w:eastAsiaTheme="majorEastAsia" w:cstheme="majorBidi"/>
+      <w:rFonts w:eastAsia="" w:cs="" w:cstheme="majorBidi" w:eastAsiaTheme="majorEastAsia"/>
       <w:i/>
       <w:iCs/>
-      <w:color w:val="595959" w:themeColor="text1" w:themeTint="A6"/>
+      <w:color w:themeColor="text1" w:themeTint="a6" w:val="595959"/>
     </w:rPr>
   </w:style>
-  <w:style w:type="character" w:customStyle="1" w:styleId="7">
+  <w:style w:type="character" w:styleId="7" w:customStyle="1">
     <w:name w:val="Заголовок 7 Знак"/>
     <w:basedOn w:val="DefaultParagraphFont"/>
     <w:uiPriority w:val="9"/>
     <w:semiHidden/>
     <w:qFormat/>
-    <w:rsid w:val="008024A3"/>
+    <w:rsid w:val="008024a3"/>
     <w:rPr>
-      <w:rFonts w:eastAsiaTheme="majorEastAsia" w:cstheme="majorBidi"/>
-      <w:color w:val="595959" w:themeColor="text1" w:themeTint="A6"/>
+      <w:rFonts w:eastAsia="" w:cs="" w:cstheme="majorBidi" w:eastAsiaTheme="majorEastAsia"/>
+      <w:color w:themeColor="text1" w:themeTint="a6" w:val="595959"/>
     </w:rPr>
   </w:style>
-  <w:style w:type="character" w:customStyle="1" w:styleId="8">
+  <w:style w:type="character" w:styleId="8" w:customStyle="1">
     <w:name w:val="Заголовок 8 Знак"/>
     <w:basedOn w:val="DefaultParagraphFont"/>
     <w:uiPriority w:val="9"/>
     <w:semiHidden/>
     <w:qFormat/>
-    <w:rsid w:val="008024A3"/>
+    <w:rsid w:val="008024a3"/>
     <w:rPr>
-      <w:rFonts w:eastAsiaTheme="majorEastAsia" w:cstheme="majorBidi"/>
+      <w:rFonts w:eastAsia="" w:cs="" w:cstheme="majorBidi" w:eastAsiaTheme="majorEastAsia"/>
       <w:i/>
       <w:iCs/>
-      <w:color w:val="272727" w:themeColor="text1" w:themeTint="D8"/>
+      <w:color w:themeColor="text1" w:themeTint="d8" w:val="272727"/>
     </w:rPr>
   </w:style>
-  <w:style w:type="character" w:customStyle="1" w:styleId="9">
+  <w:style w:type="character" w:styleId="9" w:customStyle="1">
     <w:name w:val="Заголовок 9 Знак"/>
     <w:basedOn w:val="DefaultParagraphFont"/>
     <w:uiPriority w:val="9"/>
     <w:semiHidden/>
     <w:qFormat/>
-    <w:rsid w:val="008024A3"/>
+    <w:rsid w:val="008024a3"/>
     <w:rPr>
-      <w:rFonts w:eastAsiaTheme="majorEastAsia" w:cstheme="majorBidi"/>
-      <w:color w:val="272727" w:themeColor="text1" w:themeTint="D8"/>
+      <w:rFonts w:eastAsia="" w:cs="" w:cstheme="majorBidi" w:eastAsiaTheme="majorEastAsia"/>
+      <w:color w:themeColor="text1" w:themeTint="d8" w:val="272727"/>
     </w:rPr>
   </w:style>
-  <w:style w:type="character" w:customStyle="1" w:styleId="a">
+  <w:style w:type="character" w:styleId="Style5" w:customStyle="1">
     <w:name w:val="Заголовок Знак"/>
     <w:basedOn w:val="DefaultParagraphFont"/>
     <w:uiPriority w:val="10"/>
     <w:qFormat/>
-    <w:rsid w:val="008024A3"/>
+    <w:rsid w:val="008024a3"/>
     <w:rPr>
-      <w:rFonts w:asciiTheme="majorHAnsi" w:eastAsiaTheme="majorEastAsia" w:hAnsiTheme="majorHAnsi" w:cstheme="majorBidi"/>
+      <w:rFonts w:ascii="Aptos Display" w:hAnsi="Aptos Display" w:eastAsia="" w:cs="" w:asciiTheme="majorHAnsi" w:cstheme="majorBidi" w:eastAsiaTheme="majorEastAsia" w:hAnsiTheme="majorHAnsi"/>
       <w:spacing w:val="-10"/>
       <w:kern w:val="2"/>
       <w:sz w:val="56"/>
       <w:szCs w:val="56"/>
     </w:rPr>
   </w:style>
-  <w:style w:type="character" w:customStyle="1" w:styleId="a0">
+  <w:style w:type="character" w:styleId="Style6" w:customStyle="1">
     <w:name w:val="Подзаголовок Знак"/>
     <w:basedOn w:val="DefaultParagraphFont"/>
     <w:uiPriority w:val="11"/>
     <w:qFormat/>
-    <w:rsid w:val="008024A3"/>
+    <w:rsid w:val="008024a3"/>
     <w:rPr>
-      <w:rFonts w:eastAsiaTheme="majorEastAsia" w:cstheme="majorBidi"/>
-      <w:color w:val="595959" w:themeColor="text1" w:themeTint="A6"/>
+      <w:rFonts w:eastAsia="" w:cs="" w:cstheme="majorBidi" w:eastAsiaTheme="majorEastAsia"/>
+      <w:color w:themeColor="text1" w:themeTint="a6" w:val="595959"/>
       <w:spacing w:val="15"/>
       <w:sz w:val="28"/>
       <w:szCs w:val="28"/>
     </w:rPr>
   </w:style>
-  <w:style w:type="character" w:customStyle="1" w:styleId="20">
+  <w:style w:type="character" w:styleId="21" w:customStyle="1">
     <w:name w:val="Цитата 2 Знак"/>
     <w:basedOn w:val="DefaultParagraphFont"/>
     <w:uiPriority w:val="29"/>
     <w:qFormat/>
-    <w:rsid w:val="008024A3"/>
+    <w:rsid w:val="008024a3"/>
     <w:rPr>
       <w:i/>
       <w:iCs/>
-      <w:color w:val="404040" w:themeColor="text1" w:themeTint="BF"/>
+      <w:color w:themeColor="text1" w:themeTint="bf" w:val="404040"/>
     </w:rPr>
   </w:style>
   <w:style w:type="character" w:styleId="IntenseEmphasis">
@@ -4899,23 +5564,23 @@
     <w:basedOn w:val="DefaultParagraphFont"/>
     <w:uiPriority w:val="21"/>
     <w:qFormat/>
-    <w:rsid w:val="008024A3"/>
+    <w:rsid w:val="008024a3"/>
     <w:rPr>
       <w:i/>
       <w:iCs/>
-      <w:color w:val="0F4761" w:themeColor="accent1" w:themeShade="BF"/>
+      <w:color w:themeColor="accent1" w:themeShade="bf" w:val="0F4761"/>
     </w:rPr>
   </w:style>
-  <w:style w:type="character" w:customStyle="1" w:styleId="a1">
+  <w:style w:type="character" w:styleId="Style7" w:customStyle="1">
     <w:name w:val="Выделенная цитата Знак"/>
     <w:basedOn w:val="DefaultParagraphFont"/>
     <w:uiPriority w:val="30"/>
     <w:qFormat/>
-    <w:rsid w:val="008024A3"/>
+    <w:rsid w:val="008024a3"/>
     <w:rPr>
       <w:i/>
       <w:iCs/>
-      <w:color w:val="0F4761" w:themeColor="accent1" w:themeShade="BF"/>
+      <w:color w:themeColor="accent1" w:themeShade="bf" w:val="0F4761"/>
     </w:rPr>
   </w:style>
   <w:style w:type="character" w:styleId="IntenseReference">
@@ -4923,12 +5588,12 @@
     <w:basedOn w:val="DefaultParagraphFont"/>
     <w:uiPriority w:val="32"/>
     <w:qFormat/>
-    <w:rsid w:val="008024A3"/>
+    <w:rsid w:val="008024a3"/>
     <w:rPr>
       <w:b/>
       <w:bCs/>
       <w:smallCaps/>
-      <w:color w:val="0F4761" w:themeColor="accent1" w:themeShade="BF"/>
+      <w:color w:themeColor="accent1" w:themeShade="bf" w:val="0F4761"/>
       <w:spacing w:val="5"/>
     </w:rPr>
   </w:style>
@@ -4939,30 +5604,30 @@
     <w:semiHidden/>
     <w:unhideWhenUsed/>
     <w:qFormat/>
-    <w:rsid w:val="004B2D34"/>
+    <w:rsid w:val="004b2d34"/>
     <w:rPr>
       <w:sz w:val="16"/>
       <w:szCs w:val="16"/>
     </w:rPr>
   </w:style>
-  <w:style w:type="character" w:customStyle="1" w:styleId="a2">
+  <w:style w:type="character" w:styleId="Style8" w:customStyle="1">
     <w:name w:val="Текст примечания Знак"/>
     <w:basedOn w:val="DefaultParagraphFont"/>
     <w:uiPriority w:val="99"/>
     <w:qFormat/>
-    <w:rsid w:val="004B2D34"/>
+    <w:rsid w:val="004b2d34"/>
     <w:rPr>
       <w:sz w:val="20"/>
       <w:szCs w:val="20"/>
     </w:rPr>
   </w:style>
-  <w:style w:type="character" w:customStyle="1" w:styleId="a3">
+  <w:style w:type="character" w:styleId="Style9" w:customStyle="1">
     <w:name w:val="Тема примечания Знак"/>
-    <w:basedOn w:val="a2"/>
+    <w:basedOn w:val="Style8"/>
     <w:uiPriority w:val="99"/>
     <w:semiHidden/>
     <w:qFormat/>
-    <w:rsid w:val="004B2D34"/>
+    <w:rsid w:val="004b2d34"/>
     <w:rPr>
       <w:b/>
       <w:bCs/>
@@ -4970,90 +5635,25 @@
       <w:szCs w:val="20"/>
     </w:rPr>
   </w:style>
-  <w:style w:type="character" w:customStyle="1" w:styleId="ListLabel1">
-    <w:name w:val="ListLabel 1"/>
+  <w:style w:type="character" w:styleId="Hyperlink" w:customStyle="1">
+    <w:name w:val="Hyperlink"/>
     <w:qFormat/>
-    <w:rPr>
-      <w:rFonts w:ascii="Arial" w:eastAsia="Arial" w:hAnsi="Arial" w:cs="Arial"/>
-      <w:color w:val="0000FF"/>
-      <w:sz w:val="22"/>
-      <w:szCs w:val="22"/>
-      <w:u w:val="single"/>
-    </w:rPr>
-  </w:style>
-  <w:style w:type="character" w:customStyle="1" w:styleId="InternetLink">
-    <w:name w:val="Internet Link"/>
     <w:rPr>
       <w:color w:val="000080"/>
       <w:u w:val="single"/>
     </w:rPr>
   </w:style>
-  <w:style w:type="character" w:customStyle="1" w:styleId="ListLabel2">
-    <w:name w:val="ListLabel 2"/>
-    <w:qFormat/>
-    <w:rPr>
-      <w:rFonts w:ascii="Arial" w:eastAsia="Arial" w:hAnsi="Arial" w:cs="Arial"/>
-      <w:color w:val="1155CC"/>
-      <w:sz w:val="20"/>
-      <w:szCs w:val="20"/>
-      <w:u w:val="single"/>
-    </w:rPr>
-  </w:style>
-  <w:style w:type="character" w:customStyle="1" w:styleId="ListLabel3">
-    <w:name w:val="ListLabel 3"/>
-    <w:qFormat/>
-    <w:rPr>
-      <w:rFonts w:ascii="Arial" w:eastAsia="Arial" w:hAnsi="Arial" w:cs="Arial"/>
-      <w:color w:val="0000FF"/>
-      <w:sz w:val="22"/>
-      <w:szCs w:val="22"/>
-      <w:u w:val="single"/>
-    </w:rPr>
-  </w:style>
-  <w:style w:type="character" w:customStyle="1" w:styleId="ListLabel4">
-    <w:name w:val="ListLabel 4"/>
-    <w:qFormat/>
-    <w:rPr>
-      <w:rFonts w:ascii="Arial" w:eastAsia="Arial" w:hAnsi="Arial" w:cs="Arial"/>
-      <w:color w:val="1155CC"/>
-      <w:sz w:val="20"/>
-      <w:szCs w:val="20"/>
-      <w:u w:val="single"/>
-    </w:rPr>
-  </w:style>
-  <w:style w:type="character" w:customStyle="1" w:styleId="ListLabel5">
-    <w:name w:val="ListLabel 5"/>
-    <w:qFormat/>
-    <w:rPr>
-      <w:rFonts w:ascii="Arial" w:eastAsia="Arial" w:hAnsi="Arial" w:cs="Arial"/>
-      <w:color w:val="0000FF"/>
-      <w:sz w:val="22"/>
-      <w:szCs w:val="22"/>
-      <w:u w:val="single"/>
-    </w:rPr>
-  </w:style>
-  <w:style w:type="character" w:customStyle="1" w:styleId="ListLabel6">
-    <w:name w:val="ListLabel 6"/>
-    <w:qFormat/>
-    <w:rPr>
-      <w:rFonts w:ascii="Arial" w:eastAsia="Arial" w:hAnsi="Arial" w:cs="Arial"/>
-      <w:color w:val="1155CC"/>
-      <w:sz w:val="20"/>
-      <w:szCs w:val="20"/>
-      <w:u w:val="single"/>
-    </w:rPr>
-  </w:style>
-  <w:style w:type="paragraph" w:customStyle="1" w:styleId="Heading">
+  <w:style w:type="paragraph" w:styleId="Heading" w:customStyle="1">
     <w:name w:val="Heading"/>
     <w:basedOn w:val="Normal"/>
     <w:next w:val="BodyText"/>
     <w:qFormat/>
     <w:pPr>
-      <w:keepNext/>
+      <w:keepNext w:val="true"/>
       <w:spacing w:before="240" w:after="120"/>
     </w:pPr>
     <w:rPr>
-      <w:rFonts w:ascii="Arial" w:eastAsia="Microsoft YaHei" w:hAnsi="Arial" w:cs="Arial"/>
+      <w:rFonts w:ascii="Arial" w:hAnsi="Arial" w:eastAsia="Microsoft YaHei" w:cs="Arial"/>
       <w:sz w:val="28"/>
       <w:szCs w:val="28"/>
     </w:rPr>
@@ -5062,12 +5662,14 @@
     <w:name w:val="Body Text"/>
     <w:basedOn w:val="Normal"/>
     <w:pPr>
-      <w:spacing w:after="140"/>
+      <w:spacing w:before="0" w:after="140"/>
     </w:pPr>
+    <w:rPr/>
   </w:style>
   <w:style w:type="paragraph" w:styleId="List">
     <w:name w:val="List"/>
     <w:basedOn w:val="BodyText"/>
+    <w:pPr/>
     <w:rPr>
       <w:rFonts w:cs="Arial"/>
     </w:rPr>
@@ -5086,7 +5688,7 @@
       <w:iCs/>
     </w:rPr>
   </w:style>
-  <w:style w:type="paragraph" w:customStyle="1" w:styleId="Index">
+  <w:style w:type="paragraph" w:styleId="Index" w:customStyle="1">
     <w:name w:val="Index"/>
     <w:basedOn w:val="Normal"/>
     <w:qFormat/>
@@ -5097,14 +5699,23 @@
       <w:rFonts w:cs="Arial"/>
     </w:rPr>
   </w:style>
-  <w:style w:type="paragraph" w:customStyle="1" w:styleId="LO-normal">
+  <w:style w:type="paragraph" w:styleId="LO-normal" w:customStyle="1">
     <w:name w:val="LO-normal"/>
     <w:qFormat/>
     <w:pPr>
-      <w:spacing w:after="160" w:line="276" w:lineRule="auto"/>
+      <w:widowControl/>
+      <w:suppressAutoHyphens w:val="true"/>
+      <w:bidi w:val="0"/>
+      <w:spacing w:lineRule="auto" w:line="276" w:before="0" w:after="160"/>
+      <w:jc w:val="left"/>
     </w:pPr>
     <w:rPr>
+      <w:rFonts w:ascii="Aptos" w:hAnsi="Aptos" w:eastAsia="Aptos" w:cs="Aptos"/>
+      <w:color w:val="auto"/>
+      <w:kern w:val="0"/>
       <w:sz w:val="24"/>
+      <w:szCs w:val="24"/>
+      <w:lang w:val="ru-RU" w:eastAsia="zh-CN" w:bidi="hi-IN"/>
     </w:rPr>
   </w:style>
   <w:style w:type="paragraph" w:styleId="Title">
@@ -5113,13 +5724,13 @@
     <w:next w:val="Normal"/>
     <w:uiPriority w:val="10"/>
     <w:qFormat/>
-    <w:rsid w:val="008024A3"/>
+    <w:rsid w:val="008024a3"/>
     <w:pPr>
-      <w:spacing w:after="80" w:line="240" w:lineRule="auto"/>
+      <w:spacing w:lineRule="auto" w:line="240" w:before="0" w:after="80"/>
       <w:contextualSpacing/>
     </w:pPr>
     <w:rPr>
-      <w:rFonts w:asciiTheme="majorHAnsi" w:eastAsiaTheme="majorEastAsia" w:hAnsiTheme="majorHAnsi" w:cstheme="majorBidi"/>
+      <w:rFonts w:ascii="Aptos Display" w:hAnsi="Aptos Display" w:eastAsia="" w:cs="" w:asciiTheme="majorHAnsi" w:cstheme="majorBidi" w:eastAsiaTheme="majorEastAsia" w:hAnsiTheme="majorHAnsi"/>
       <w:spacing w:val="-10"/>
       <w:kern w:val="2"/>
       <w:sz w:val="56"/>
@@ -5132,7 +5743,8 @@
     <w:next w:val="LO-normal"/>
     <w:uiPriority w:val="11"/>
     <w:qFormat/>
-    <w:rsid w:val="008024A3"/>
+    <w:rsid w:val="008024a3"/>
+    <w:pPr/>
     <w:rPr>
       <w:color w:val="595959"/>
       <w:sz w:val="28"/>
@@ -5145,15 +5757,15 @@
     <w:next w:val="Normal"/>
     <w:uiPriority w:val="29"/>
     <w:qFormat/>
-    <w:rsid w:val="008024A3"/>
+    <w:rsid w:val="008024a3"/>
     <w:pPr>
-      <w:spacing w:before="160"/>
+      <w:spacing w:before="160" w:after="160"/>
       <w:jc w:val="center"/>
     </w:pPr>
     <w:rPr>
       <w:i/>
       <w:iCs/>
-      <w:color w:val="404040" w:themeColor="text1" w:themeTint="BF"/>
+      <w:color w:themeColor="text1" w:themeTint="bf" w:val="404040"/>
     </w:rPr>
   </w:style>
   <w:style w:type="paragraph" w:styleId="ListParagraph">
@@ -5161,11 +5773,13 @@
     <w:basedOn w:val="Normal"/>
     <w:uiPriority w:val="34"/>
     <w:qFormat/>
-    <w:rsid w:val="008024A3"/>
+    <w:rsid w:val="008024a3"/>
     <w:pPr>
+      <w:spacing w:before="0" w:after="160"/>
       <w:ind w:left="720"/>
       <w:contextualSpacing/>
     </w:pPr>
+    <w:rPr/>
   </w:style>
   <w:style w:type="paragraph" w:styleId="IntenseQuote">
     <w:name w:val="Intense Quote"/>
@@ -5173,7 +5787,7 @@
     <w:next w:val="Normal"/>
     <w:uiPriority w:val="30"/>
     <w:qFormat/>
-    <w:rsid w:val="008024A3"/>
+    <w:rsid w:val="008024a3"/>
     <w:pPr>
       <w:pBdr>
         <w:top w:val="single" w:sz="4" w:space="10" w:color="0F4761"/>
@@ -5186,7 +5800,7 @@
     <w:rPr>
       <w:i/>
       <w:iCs/>
-      <w:color w:val="0F4761" w:themeColor="accent1" w:themeShade="BF"/>
+      <w:color w:themeColor="accent1" w:themeShade="bf" w:val="0F4761"/>
     </w:rPr>
   </w:style>
   <w:style w:type="paragraph" w:styleId="CommentText">
@@ -5195,16 +5809,16 @@
     <w:uiPriority w:val="99"/>
     <w:unhideWhenUsed/>
     <w:qFormat/>
-    <w:rsid w:val="004B2D34"/>
+    <w:rsid w:val="004b2d34"/>
     <w:pPr>
-      <w:spacing w:line="240" w:lineRule="auto"/>
+      <w:spacing w:lineRule="auto" w:line="240"/>
     </w:pPr>
     <w:rPr>
       <w:sz w:val="20"/>
       <w:szCs w:val="20"/>
     </w:rPr>
   </w:style>
-  <w:style w:type="paragraph" w:styleId="CommentSubject">
+  <w:style w:type="paragraph" w:styleId="annotationsubject">
     <w:name w:val="annotation subject"/>
     <w:basedOn w:val="CommentText"/>
     <w:next w:val="CommentText"/>
@@ -5212,209 +5826,161 @@
     <w:semiHidden/>
     <w:unhideWhenUsed/>
     <w:qFormat/>
-    <w:rsid w:val="004B2D34"/>
+    <w:rsid w:val="004b2d34"/>
+    <w:pPr/>
     <w:rPr>
       <w:b/>
       <w:bCs/>
     </w:rPr>
   </w:style>
+  <w:style w:type="paragraph" w:styleId="HeaderandFooter">
+    <w:name w:val="Header and Footer"/>
+    <w:basedOn w:val="Normal"/>
+    <w:qFormat/>
+    <w:pPr/>
+    <w:rPr/>
+  </w:style>
   <w:style w:type="paragraph" w:styleId="Header">
     <w:name w:val="header"/>
     <w:basedOn w:val="Normal"/>
+    <w:pPr/>
+    <w:rPr/>
+  </w:style>
+  <w:style w:type="paragraph" w:styleId="normal1">
+    <w:name w:val="normal1"/>
+    <w:qFormat/>
+    <w:pPr>
+      <w:widowControl/>
+      <w:suppressAutoHyphens w:val="true"/>
+      <w:bidi w:val="0"/>
+      <w:spacing w:lineRule="auto" w:line="276" w:before="0" w:after="160"/>
+      <w:jc w:val="left"/>
+    </w:pPr>
+    <w:rPr>
+      <w:rFonts w:ascii="Aptos" w:hAnsi="Aptos" w:eastAsia="Aptos" w:cs="Aptos"/>
+      <w:color w:val="auto"/>
+      <w:kern w:val="0"/>
+      <w:sz w:val="20"/>
+      <w:szCs w:val="24"/>
+      <w:lang w:val="ru-RU" w:eastAsia="zh-CN" w:bidi="hi-IN"/>
+    </w:rPr>
+  </w:style>
+  <w:style w:type="numbering" w:styleId="NoList" w:default="1">
+    <w:name w:val="No List"/>
+    <w:uiPriority w:val="99"/>
+    <w:semiHidden/>
+    <w:unhideWhenUsed/>
+    <w:qFormat/>
+  </w:style>
+  <w:style w:type="table" w:default="1" w:styleId="TableNormal">
+    <w:name w:val="Normal Table"/>
+    <w:uiPriority w:val="99"/>
+    <w:semiHidden/>
+    <w:unhideWhenUsed/>
+    <w:tblPr>
+      <w:tblCellMar>
+        <w:top w:w="0" w:type="dxa"/>
+        <w:left w:w="108" w:type="dxa"/>
+        <w:bottom w:w="0" w:type="dxa"/>
+        <w:right w:w="108" w:type="dxa"/>
+      </w:tblCellMar>
+    </w:tblPr>
   </w:style>
 </w:styles>
 </file>
 
 <file path=word/theme/theme1.xml><?xml version="1.0" encoding="utf-8"?>
-<a:theme xmlns:a="http://schemas.openxmlformats.org/drawingml/2006/main" name="Тема Office">
+<a:theme xmlns:a="http://schemas.openxmlformats.org/drawingml/2006/main" xmlns:r="http://schemas.openxmlformats.org/officeDocument/2006/relationships" name="Тема Office">
   <a:themeElements>
     <a:clrScheme name="Стандартная">
       <a:dk1>
-        <a:sysClr val="windowText" lastClr="000000"/>
+        <a:srgbClr val="000000"/>
       </a:dk1>
       <a:lt1>
-        <a:sysClr val="window" lastClr="FFFFFF"/>
+        <a:srgbClr val="ffffff"/>
       </a:lt1>
       <a:dk2>
-        <a:srgbClr val="0E2841"/>
+        <a:srgbClr val="0e2841"/>
       </a:dk2>
       <a:lt2>
-        <a:srgbClr val="E8E8E8"/>
+        <a:srgbClr val="e8e8e8"/>
       </a:lt2>
       <a:accent1>
         <a:srgbClr val="156082"/>
       </a:accent1>
       <a:accent2>
-        <a:srgbClr val="E97132"/>
+        <a:srgbClr val="e97132"/>
       </a:accent2>
       <a:accent3>
-        <a:srgbClr val="196B24"/>
+        <a:srgbClr val="196b24"/>
       </a:accent3>
       <a:accent4>
-        <a:srgbClr val="0F9ED5"/>
+        <a:srgbClr val="0f9ed5"/>
       </a:accent4>
       <a:accent5>
-        <a:srgbClr val="A02B93"/>
+        <a:srgbClr val="a02b93"/>
       </a:accent5>
       <a:accent6>
-        <a:srgbClr val="4EA72E"/>
+        <a:srgbClr val="4ea72e"/>
       </a:accent6>
       <a:hlink>
         <a:srgbClr val="467886"/>
       </a:hlink>
       <a:folHlink>
-        <a:srgbClr val="96607D"/>
+        <a:srgbClr val="96607d"/>
       </a:folHlink>
     </a:clrScheme>
     <a:fontScheme name="Стандартная">
       <a:majorFont>
-        <a:latin typeface="Aptos Display" panose="02110004020202020204"/>
+        <a:latin typeface="Aptos Display" panose="02110004020202020204" pitchFamily="0" charset="1"/>
         <a:ea typeface=""/>
         <a:cs typeface=""/>
-        <a:font script="Jpan" typeface="游ゴシック Light"/>
-        <a:font script="Hang" typeface="맑은 고딕"/>
-        <a:font script="Hans" typeface="等线 Light"/>
-        <a:font script="Hant" typeface="新細明體"/>
-        <a:font script="Arab" typeface="Times New Roman"/>
-        <a:font script="Hebr" typeface="Times New Roman"/>
-        <a:font script="Thai" typeface="Angsana New"/>
-        <a:font script="Ethi" typeface="Nyala"/>
-        <a:font script="Beng" typeface="Vrinda"/>
-        <a:font script="Gujr" typeface="Shruti"/>
-        <a:font script="Khmr" typeface="MoolBoran"/>
-        <a:font script="Knda" typeface="Tunga"/>
-        <a:font script="Guru" typeface="Raavi"/>
-        <a:font script="Cans" typeface="Euphemia"/>
-        <a:font script="Cher" typeface="Plantagenet Cherokee"/>
-        <a:font script="Yiii" typeface="Microsoft Yi Baiti"/>
-        <a:font script="Tibt" typeface="Microsoft Himalaya"/>
-        <a:font script="Thaa" typeface="MV Boli"/>
-        <a:font script="Deva" typeface="Mangal"/>
-        <a:font script="Telu" typeface="Gautami"/>
-        <a:font script="Taml" typeface="Latha"/>
-        <a:font script="Syrc" typeface="Estrangelo Edessa"/>
-        <a:font script="Orya" typeface="Kalinga"/>
-        <a:font script="Mlym" typeface="Kartika"/>
-        <a:font script="Laoo" typeface="DokChampa"/>
-        <a:font script="Sinh" typeface="Iskoola Pota"/>
-        <a:font script="Mong" typeface="Mongolian Baiti"/>
-        <a:font script="Viet" typeface="Times New Roman"/>
-        <a:font script="Uigh" typeface="Microsoft Uighur"/>
-        <a:font script="Geor" typeface="Sylfaen"/>
-        <a:font script="Armn" typeface="Arial"/>
-        <a:font script="Bugi" typeface="Leelawadee UI"/>
-        <a:font script="Bopo" typeface="Microsoft JhengHei"/>
-        <a:font script="Java" typeface="Javanese Text"/>
-        <a:font script="Lisu" typeface="Segoe UI"/>
-        <a:font script="Mymr" typeface="Myanmar Text"/>
-        <a:font script="Nkoo" typeface="Ebrima"/>
-        <a:font script="Olck" typeface="Nirmala UI"/>
-        <a:font script="Osma" typeface="Ebrima"/>
-        <a:font script="Phag" typeface="Phagspa"/>
-        <a:font script="Syrn" typeface="Estrangelo Edessa"/>
-        <a:font script="Syrj" typeface="Estrangelo Edessa"/>
-        <a:font script="Syre" typeface="Estrangelo Edessa"/>
-        <a:font script="Sora" typeface="Nirmala UI"/>
-        <a:font script="Tale" typeface="Microsoft Tai Le"/>
-        <a:font script="Talu" typeface="Microsoft New Tai Lue"/>
-        <a:font script="Tfng" typeface="Ebrima"/>
       </a:majorFont>
       <a:minorFont>
-        <a:latin typeface="Aptos" panose="02110004020202020204"/>
+        <a:latin typeface="Aptos" panose="02110004020202020204" pitchFamily="0" charset="1"/>
         <a:ea typeface=""/>
         <a:cs typeface=""/>
-        <a:font script="Jpan" typeface="游明朝"/>
-        <a:font script="Hang" typeface="맑은 고딕"/>
-        <a:font script="Hans" typeface="等线"/>
-        <a:font script="Hant" typeface="新細明體"/>
-        <a:font script="Arab" typeface="Arial"/>
-        <a:font script="Hebr" typeface="Arial"/>
-        <a:font script="Thai" typeface="Cordia New"/>
-        <a:font script="Ethi" typeface="Nyala"/>
-        <a:font script="Beng" typeface="Vrinda"/>
-        <a:font script="Gujr" typeface="Shruti"/>
-        <a:font script="Khmr" typeface="DaunPenh"/>
-        <a:font script="Knda" typeface="Tunga"/>
-        <a:font script="Guru" typeface="Raavi"/>
-        <a:font script="Cans" typeface="Euphemia"/>
-        <a:font script="Cher" typeface="Plantagenet Cherokee"/>
-        <a:font script="Yiii" typeface="Microsoft Yi Baiti"/>
-        <a:font script="Tibt" typeface="Microsoft Himalaya"/>
-        <a:font script="Thaa" typeface="MV Boli"/>
-        <a:font script="Deva" typeface="Mangal"/>
-        <a:font script="Telu" typeface="Gautami"/>
-        <a:font script="Taml" typeface="Latha"/>
-        <a:font script="Syrc" typeface="Estrangelo Edessa"/>
-        <a:font script="Orya" typeface="Kalinga"/>
-        <a:font script="Mlym" typeface="Kartika"/>
-        <a:font script="Laoo" typeface="DokChampa"/>
-        <a:font script="Sinh" typeface="Iskoola Pota"/>
-        <a:font script="Mong" typeface="Mongolian Baiti"/>
-        <a:font script="Viet" typeface="Arial"/>
-        <a:font script="Uigh" typeface="Microsoft Uighur"/>
-        <a:font script="Geor" typeface="Sylfaen"/>
-        <a:font script="Armn" typeface="Arial"/>
-        <a:font script="Bugi" typeface="Leelawadee UI"/>
-        <a:font script="Bopo" typeface="Microsoft JhengHei"/>
-        <a:font script="Java" typeface="Javanese Text"/>
-        <a:font script="Lisu" typeface="Segoe UI"/>
-        <a:font script="Mymr" typeface="Myanmar Text"/>
-        <a:font script="Nkoo" typeface="Ebrima"/>
-        <a:font script="Olck" typeface="Nirmala UI"/>
-        <a:font script="Osma" typeface="Ebrima"/>
-        <a:font script="Phag" typeface="Phagspa"/>
-        <a:font script="Syrn" typeface="Estrangelo Edessa"/>
-        <a:font script="Syrj" typeface="Estrangelo Edessa"/>
-        <a:font script="Syre" typeface="Estrangelo Edessa"/>
-        <a:font script="Sora" typeface="Nirmala UI"/>
-        <a:font script="Tale" typeface="Microsoft Tai Le"/>
-        <a:font script="Talu" typeface="Microsoft New Tai Lue"/>
-        <a:font script="Tfng" typeface="Ebrima"/>
       </a:minorFont>
     </a:fontScheme>
-    <a:fmtScheme name="Стандартная">
+    <a:fmtScheme>
       <a:fillStyleLst>
         <a:solidFill>
           <a:schemeClr val="phClr"/>
         </a:solidFill>
-        <a:gradFill rotWithShape="1">
+        <a:gradFill>
           <a:gsLst>
             <a:gs pos="0">
               <a:schemeClr val="phClr">
                 <a:lumMod val="110000"/>
-                <a:satMod val="105000"/>
                 <a:tint val="67000"/>
               </a:schemeClr>
             </a:gs>
             <a:gs pos="50000">
               <a:schemeClr val="phClr">
                 <a:lumMod val="105000"/>
-                <a:satMod val="103000"/>
                 <a:tint val="73000"/>
               </a:schemeClr>
             </a:gs>
             <a:gs pos="100000">
               <a:schemeClr val="phClr">
                 <a:lumMod val="105000"/>
-                <a:satMod val="109000"/>
                 <a:tint val="81000"/>
               </a:schemeClr>
             </a:gs>
           </a:gsLst>
           <a:lin ang="5400000" scaled="0"/>
+          <a:tileRect l="0" t="0" r="0" b="0"/>
         </a:gradFill>
-        <a:gradFill rotWithShape="1">
+        <a:gradFill>
           <a:gsLst>
             <a:gs pos="0">
               <a:schemeClr val="phClr">
-                <a:satMod val="103000"/>
                 <a:lumMod val="102000"/>
                 <a:tint val="94000"/>
               </a:schemeClr>
             </a:gs>
             <a:gs pos="50000">
               <a:schemeClr val="phClr">
-                <a:satMod val="110000"/>
                 <a:lumMod val="100000"/>
                 <a:shade val="100000"/>
               </a:schemeClr>
@@ -5422,33 +5988,24 @@
             <a:gs pos="100000">
               <a:schemeClr val="phClr">
                 <a:lumMod val="99000"/>
-                <a:satMod val="120000"/>
                 <a:shade val="78000"/>
               </a:schemeClr>
             </a:gs>
           </a:gsLst>
           <a:lin ang="5400000" scaled="0"/>
+          <a:tileRect l="0" t="0" r="0" b="0"/>
         </a:gradFill>
       </a:fillStyleLst>
       <a:lnStyleLst>
         <a:ln w="6350" cap="flat" cmpd="sng" algn="ctr">
-          <a:solidFill>
-            <a:schemeClr val="phClr"/>
-          </a:solidFill>
           <a:prstDash val="solid"/>
           <a:miter lim="800000"/>
         </a:ln>
         <a:ln w="12700" cap="flat" cmpd="sng" algn="ctr">
-          <a:solidFill>
-            <a:schemeClr val="phClr"/>
-          </a:solidFill>
           <a:prstDash val="solid"/>
           <a:miter lim="800000"/>
         </a:ln>
         <a:ln w="19050" cap="flat" cmpd="sng" algn="ctr">
-          <a:solidFill>
-            <a:schemeClr val="phClr"/>
-          </a:solidFill>
           <a:prstDash val="solid"/>
           <a:miter lim="800000"/>
         </a:ln>
@@ -5461,13 +6018,7 @@
           <a:effectLst/>
         </a:effectStyle>
         <a:effectStyle>
-          <a:effectLst>
-            <a:outerShdw blurRad="57150" dist="19050" dir="5400000" algn="ctr" rotWithShape="0">
-              <a:srgbClr val="000000">
-                <a:alpha val="63000"/>
-              </a:srgbClr>
-            </a:outerShdw>
-          </a:effectLst>
+          <a:effectLst/>
         </a:effectStyle>
       </a:effectStyleLst>
       <a:bgFillStyleLst>
@@ -5477,15 +6028,13 @@
         <a:solidFill>
           <a:schemeClr val="phClr">
             <a:tint val="95000"/>
-            <a:satMod val="170000"/>
           </a:schemeClr>
         </a:solidFill>
-        <a:gradFill rotWithShape="1">
+        <a:gradFill>
           <a:gsLst>
             <a:gs pos="0">
               <a:schemeClr val="phClr">
                 <a:tint val="93000"/>
-                <a:satMod val="150000"/>
                 <a:shade val="98000"/>
                 <a:lumMod val="102000"/>
               </a:schemeClr>
@@ -5493,7 +6042,6 @@
             <a:gs pos="50000">
               <a:schemeClr val="phClr">
                 <a:tint val="98000"/>
-                <a:satMod val="130000"/>
                 <a:shade val="90000"/>
                 <a:lumMod val="103000"/>
               </a:schemeClr>
@@ -5501,22 +6049,15 @@
             <a:gs pos="100000">
               <a:schemeClr val="phClr">
                 <a:shade val="63000"/>
-                <a:satMod val="120000"/>
               </a:schemeClr>
             </a:gs>
           </a:gsLst>
           <a:lin ang="5400000" scaled="0"/>
+          <a:tileRect l="0" t="0" r="0" b="0"/>
         </a:gradFill>
       </a:bgFillStyleLst>
     </a:fmtScheme>
   </a:themeElements>
-  <a:objectDefaults/>
-  <a:extraClrSchemeLst/>
-  <a:extLst>
-    <a:ext uri="{05A4C25C-085E-4340-85A3-A5531E510DB2}">
-      <thm15:themeFamily xmlns:thm15="http://schemas.microsoft.com/office/thememl/2012/main" name="Office Theme" id="{2E142A2C-CD16-42D6-873A-C26D2A0506FA}" vid="{1BDDFF52-6CD6-40A5-AB3C-68EB2F1E4D0A}"/>
-    </a:ext>
-  </a:extLst>
 </a:theme>
 </file>
 
